--- a/履歴書/07_履歴書デジタル編集用書式.docx
+++ b/履歴書/07_履歴書デジタル編集用書式.docx
@@ -10,6 +10,1314 @@
       </w:pPr>
       <w:r>
         <w:rPr>
+          <w:noProof/>
+        </w:rPr>
+        <mc:AlternateContent>
+          <mc:Choice Requires="wps">
+            <w:drawing>
+              <wp:anchor distT="50165" distB="45720" distL="114300" distR="114300" simplePos="0" relativeHeight="251766784" behindDoc="0" locked="0" layoutInCell="1" allowOverlap="1" wp14:anchorId="02BD13AB" wp14:editId="50B490AE">
+                <wp:simplePos x="0" y="0"/>
+                <wp:positionH relativeFrom="column">
+                  <wp:posOffset>2117725</wp:posOffset>
+                </wp:positionH>
+                <wp:positionV relativeFrom="page">
+                  <wp:posOffset>7320915</wp:posOffset>
+                </wp:positionV>
+                <wp:extent cx="5114290" cy="495300"/>
+                <wp:effectExtent l="0" t="0" r="0" b="0"/>
+                <wp:wrapSquare wrapText="bothSides"/>
+                <wp:docPr id="14" name="テキスト ボックス 2"/>
+                <wp:cNvGraphicFramePr>
+                  <a:graphicFrameLocks xmlns:a="http://schemas.openxmlformats.org/drawingml/2006/main"/>
+                </wp:cNvGraphicFramePr>
+                <a:graphic xmlns:a="http://schemas.openxmlformats.org/drawingml/2006/main">
+                  <a:graphicData uri="http://schemas.microsoft.com/office/word/2010/wordprocessingShape">
+                    <wps:wsp>
+                      <wps:cNvSpPr txBox="1">
+                        <a:spLocks noChangeArrowheads="1"/>
+                      </wps:cNvSpPr>
+                      <wps:spPr bwMode="auto">
+                        <a:xfrm>
+                          <a:off x="0" y="0"/>
+                          <a:ext cx="5114290" cy="495300"/>
+                        </a:xfrm>
+                        <a:prstGeom prst="rect">
+                          <a:avLst/>
+                        </a:prstGeom>
+                        <a:noFill/>
+                        <a:ln w="9525">
+                          <a:noFill/>
+                          <a:miter lim="800000"/>
+                          <a:headEnd/>
+                          <a:tailEnd/>
+                        </a:ln>
+                      </wps:spPr>
+                      <wps:txbx>
+                        <w:txbxContent>
+                          <w:p>
+                            <w:pPr>
+                              <w:rPr>
+                                <w:rFonts w:ascii="ＭＳ 明朝" w:eastAsia="ＭＳ 明朝" w:hAnsi="ＭＳ 明朝"/>
+                                <w:sz w:val="28"/>
+                                <w:szCs w:val="28"/>
+                              </w:rPr>
+                            </w:pPr>
+                            <w:r>
+                              <w:rPr>
+                                <w:rFonts w:ascii="ＭＳ 明朝" w:eastAsia="ＭＳ 明朝" w:hAnsi="ＭＳ 明朝" w:hint="eastAsia"/>
+                                <w:sz w:val="24"/>
+                                <w:szCs w:val="24"/>
+                              </w:rPr>
+                              <w:t>文部科学省後援 情報検定 情報活用試験</w:t>
+                            </w:r>
+                            <w:r>
+                              <w:rPr>
+                                <w:rFonts w:ascii="ＭＳ 明朝" w:eastAsia="ＭＳ 明朝" w:hAnsi="ＭＳ 明朝" w:hint="eastAsia"/>
+                                <w:sz w:val="24"/>
+                                <w:szCs w:val="24"/>
+                              </w:rPr>
+                              <w:t xml:space="preserve"> </w:t>
+                            </w:r>
+                            <w:r>
+                              <w:rPr>
+                                <w:rFonts w:ascii="ＭＳ 明朝" w:eastAsia="ＭＳ 明朝" w:hAnsi="ＭＳ 明朝" w:hint="eastAsia"/>
+                                <w:sz w:val="24"/>
+                                <w:szCs w:val="24"/>
+                              </w:rPr>
+                              <w:t>3級</w:t>
+                            </w:r>
+                            <w:r>
+                              <w:rPr>
+                                <w:rFonts w:ascii="ＭＳ 明朝" w:eastAsia="ＭＳ 明朝" w:hAnsi="ＭＳ 明朝" w:hint="eastAsia"/>
+                                <w:sz w:val="28"/>
+                                <w:szCs w:val="28"/>
+                              </w:rPr>
+                              <w:t xml:space="preserve"> </w:t>
+                            </w:r>
+                            <w:r>
+                              <w:rPr>
+                                <w:rFonts w:ascii="ＭＳ 明朝" w:eastAsia="ＭＳ 明朝" w:hAnsi="ＭＳ 明朝"/>
+                                <w:sz w:val="24"/>
+                                <w:szCs w:val="24"/>
+                              </w:rPr>
+                              <w:t>合格</w:t>
+                            </w:r>
+                          </w:p>
+                        </w:txbxContent>
+                      </wps:txbx>
+                      <wps:bodyPr rot="0" vert="horz" wrap="square" lIns="91440" tIns="36000" rIns="91440" bIns="0" anchor="t" anchorCtr="0">
+                        <a:noAutofit/>
+                      </wps:bodyPr>
+                    </wps:wsp>
+                  </a:graphicData>
+                </a:graphic>
+                <wp14:sizeRelH relativeFrom="margin">
+                  <wp14:pctWidth>0</wp14:pctWidth>
+                </wp14:sizeRelH>
+                <wp14:sizeRelV relativeFrom="margin">
+                  <wp14:pctHeight>0</wp14:pctHeight>
+                </wp14:sizeRelV>
+              </wp:anchor>
+            </w:drawing>
+          </mc:Choice>
+          <mc:Fallback>
+            <w:pict>
+              <v:shapetype w14:anchorId="02BD13AB" id="_x0000_t202" coordsize="21600,21600" o:spt="202" path="m,l,21600r21600,l21600,xe">
+                <v:stroke joinstyle="miter"/>
+                <v:path gradientshapeok="t" o:connecttype="rect"/>
+              </v:shapetype>
+              <v:shape id="テキスト ボックス 2" o:spid="_x0000_s1026" type="#_x0000_t202" style="position:absolute;margin-left:166.75pt;margin-top:576.45pt;width:402.7pt;height:39pt;z-index:251766784;visibility:visible;mso-wrap-style:square;mso-width-percent:0;mso-height-percent:0;mso-wrap-distance-left:9pt;mso-wrap-distance-top:3.95pt;mso-wrap-distance-right:9pt;mso-wrap-distance-bottom:3.6pt;mso-position-horizontal:absolute;mso-position-horizontal-relative:text;mso-position-vertical:absolute;mso-position-vertical-relative:page;mso-width-percent:0;mso-height-percent:0;mso-width-relative:margin;mso-height-relative:margin;v-text-anchor:top" o:gfxdata="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" filled="f" stroked="f">
+                <v:textbox inset=",1mm,,0">
+                  <w:txbxContent>
+                    <w:p>
+                      <w:pPr>
+                        <w:rPr>
+                          <w:rFonts w:ascii="ＭＳ 明朝" w:eastAsia="ＭＳ 明朝" w:hAnsi="ＭＳ 明朝"/>
+                          <w:sz w:val="28"/>
+                          <w:szCs w:val="28"/>
+                        </w:rPr>
+                      </w:pPr>
+                      <w:r>
+                        <w:rPr>
+                          <w:rFonts w:ascii="ＭＳ 明朝" w:eastAsia="ＭＳ 明朝" w:hAnsi="ＭＳ 明朝" w:hint="eastAsia"/>
+                          <w:sz w:val="24"/>
+                          <w:szCs w:val="24"/>
+                        </w:rPr>
+                        <w:t>文部科学省後援 情報検定 情報活用試験</w:t>
+                      </w:r>
+                      <w:r>
+                        <w:rPr>
+                          <w:rFonts w:ascii="ＭＳ 明朝" w:eastAsia="ＭＳ 明朝" w:hAnsi="ＭＳ 明朝" w:hint="eastAsia"/>
+                          <w:sz w:val="24"/>
+                          <w:szCs w:val="24"/>
+                        </w:rPr>
+                        <w:t xml:space="preserve"> </w:t>
+                      </w:r>
+                      <w:r>
+                        <w:rPr>
+                          <w:rFonts w:ascii="ＭＳ 明朝" w:eastAsia="ＭＳ 明朝" w:hAnsi="ＭＳ 明朝" w:hint="eastAsia"/>
+                          <w:sz w:val="24"/>
+                          <w:szCs w:val="24"/>
+                        </w:rPr>
+                        <w:t>3級</w:t>
+                      </w:r>
+                      <w:r>
+                        <w:rPr>
+                          <w:rFonts w:ascii="ＭＳ 明朝" w:eastAsia="ＭＳ 明朝" w:hAnsi="ＭＳ 明朝" w:hint="eastAsia"/>
+                          <w:sz w:val="28"/>
+                          <w:szCs w:val="28"/>
+                        </w:rPr>
+                        <w:t xml:space="preserve"> </w:t>
+                      </w:r>
+                      <w:r>
+                        <w:rPr>
+                          <w:rFonts w:ascii="ＭＳ 明朝" w:eastAsia="ＭＳ 明朝" w:hAnsi="ＭＳ 明朝"/>
+                          <w:sz w:val="24"/>
+                          <w:szCs w:val="24"/>
+                        </w:rPr>
+                        <w:t>合格</w:t>
+                      </w:r>
+                    </w:p>
+                  </w:txbxContent>
+                </v:textbox>
+                <w10:wrap type="square" anchory="page"/>
+              </v:shape>
+            </w:pict>
+          </mc:Fallback>
+        </mc:AlternateContent>
+      </w:r>
+      <w:r>
+        <w:rPr>
+          <w:noProof/>
+        </w:rPr>
+        <mc:AlternateContent>
+          <mc:Choice Requires="wps">
+            <w:drawing>
+              <wp:anchor distT="50165" distB="45720" distL="114300" distR="114300" simplePos="0" relativeHeight="251712512" behindDoc="0" locked="0" layoutInCell="1" allowOverlap="1" wp14:anchorId="7E944CB3" wp14:editId="6B4EFFB4">
+                <wp:simplePos x="0" y="0"/>
+                <wp:positionH relativeFrom="column">
+                  <wp:posOffset>2098730</wp:posOffset>
+                </wp:positionH>
+                <wp:positionV relativeFrom="page">
+                  <wp:posOffset>7019925</wp:posOffset>
+                </wp:positionV>
+                <wp:extent cx="5114290" cy="495300"/>
+                <wp:effectExtent l="0" t="0" r="0" b="0"/>
+                <wp:wrapSquare wrapText="bothSides"/>
+                <wp:docPr id="30" name="テキスト ボックス 2"/>
+                <wp:cNvGraphicFramePr>
+                  <a:graphicFrameLocks xmlns:a="http://schemas.openxmlformats.org/drawingml/2006/main"/>
+                </wp:cNvGraphicFramePr>
+                <a:graphic xmlns:a="http://schemas.openxmlformats.org/drawingml/2006/main">
+                  <a:graphicData uri="http://schemas.microsoft.com/office/word/2010/wordprocessingShape">
+                    <wps:wsp>
+                      <wps:cNvSpPr txBox="1">
+                        <a:spLocks noChangeArrowheads="1"/>
+                      </wps:cNvSpPr>
+                      <wps:spPr bwMode="auto">
+                        <a:xfrm>
+                          <a:off x="0" y="0"/>
+                          <a:ext cx="5114290" cy="495300"/>
+                        </a:xfrm>
+                        <a:prstGeom prst="rect">
+                          <a:avLst/>
+                        </a:prstGeom>
+                        <a:noFill/>
+                        <a:ln w="9525">
+                          <a:noFill/>
+                          <a:miter lim="800000"/>
+                          <a:headEnd/>
+                          <a:tailEnd/>
+                        </a:ln>
+                      </wps:spPr>
+                      <wps:txbx>
+                        <w:txbxContent>
+                          <w:p>
+                            <w:pPr>
+                              <w:rPr>
+                                <w:rFonts w:ascii="ＭＳ 明朝" w:eastAsia="ＭＳ 明朝" w:hAnsi="ＭＳ 明朝"/>
+                                <w:sz w:val="28"/>
+                                <w:szCs w:val="28"/>
+                              </w:rPr>
+                            </w:pPr>
+                            <w:r>
+                              <w:rPr>
+                                <w:rFonts w:ascii="ＭＳ 明朝" w:eastAsia="ＭＳ 明朝" w:hAnsi="ＭＳ 明朝" w:hint="eastAsia"/>
+                                <w:sz w:val="24"/>
+                                <w:szCs w:val="24"/>
+                              </w:rPr>
+                              <w:t xml:space="preserve">サーティファイ主催 </w:t>
+                            </w:r>
+                            <w:r>
+                              <w:rPr>
+                                <w:rFonts w:ascii="ＭＳ 明朝" w:eastAsia="ＭＳ 明朝" w:hAnsi="ＭＳ 明朝"/>
+                                <w:sz w:val="24"/>
+                                <w:szCs w:val="24"/>
+                              </w:rPr>
+                              <w:t>Java</w:t>
+                            </w:r>
+                            <w:r>
+                              <w:rPr>
+                                <w:rFonts w:ascii="ＭＳ 明朝" w:eastAsia="ＭＳ 明朝" w:hAnsi="ＭＳ 明朝" w:hint="eastAsia"/>
+                                <w:sz w:val="24"/>
+                                <w:szCs w:val="24"/>
+                              </w:rPr>
+                              <w:t>™プログラミング能力認定試験</w:t>
+                            </w:r>
+                            <w:r>
+                              <w:rPr>
+                                <w:rFonts w:ascii="ＭＳ 明朝" w:eastAsia="ＭＳ 明朝" w:hAnsi="ＭＳ 明朝" w:hint="eastAsia"/>
+                                <w:sz w:val="24"/>
+                                <w:szCs w:val="24"/>
+                              </w:rPr>
+                              <w:t xml:space="preserve"> </w:t>
+                            </w:r>
+                            <w:r>
+                              <w:rPr>
+                                <w:rFonts w:ascii="ＭＳ 明朝" w:eastAsia="ＭＳ 明朝" w:hAnsi="ＭＳ 明朝" w:hint="eastAsia"/>
+                                <w:sz w:val="24"/>
+                                <w:szCs w:val="24"/>
+                              </w:rPr>
+                              <w:t>3級</w:t>
+                            </w:r>
+                            <w:r>
+                              <w:rPr>
+                                <w:rFonts w:ascii="ＭＳ 明朝" w:eastAsia="ＭＳ 明朝" w:hAnsi="ＭＳ 明朝" w:hint="eastAsia"/>
+                                <w:sz w:val="28"/>
+                                <w:szCs w:val="28"/>
+                              </w:rPr>
+                              <w:t xml:space="preserve"> </w:t>
+                            </w:r>
+                            <w:r>
+                              <w:rPr>
+                                <w:rFonts w:ascii="ＭＳ 明朝" w:eastAsia="ＭＳ 明朝" w:hAnsi="ＭＳ 明朝"/>
+                                <w:sz w:val="24"/>
+                                <w:szCs w:val="24"/>
+                              </w:rPr>
+                              <w:t>合格</w:t>
+                            </w:r>
+                          </w:p>
+                        </w:txbxContent>
+                      </wps:txbx>
+                      <wps:bodyPr rot="0" vert="horz" wrap="square" lIns="91440" tIns="36000" rIns="91440" bIns="0" anchor="t" anchorCtr="0">
+                        <a:noAutofit/>
+                      </wps:bodyPr>
+                    </wps:wsp>
+                  </a:graphicData>
+                </a:graphic>
+                <wp14:sizeRelH relativeFrom="margin">
+                  <wp14:pctWidth>0</wp14:pctWidth>
+                </wp14:sizeRelH>
+                <wp14:sizeRelV relativeFrom="margin">
+                  <wp14:pctHeight>0</wp14:pctHeight>
+                </wp14:sizeRelV>
+              </wp:anchor>
+            </w:drawing>
+          </mc:Choice>
+          <mc:Fallback>
+            <w:pict>
+              <v:shape w14:anchorId="7E944CB3" id="_x0000_s1027" type="#_x0000_t202" style="position:absolute;margin-left:165.25pt;margin-top:552.75pt;width:402.7pt;height:39pt;z-index:251712512;visibility:visible;mso-wrap-style:square;mso-width-percent:0;mso-height-percent:0;mso-wrap-distance-left:9pt;mso-wrap-distance-top:3.95pt;mso-wrap-distance-right:9pt;mso-wrap-distance-bottom:3.6pt;mso-position-horizontal:absolute;mso-position-horizontal-relative:text;mso-position-vertical:absolute;mso-position-vertical-relative:page;mso-width-percent:0;mso-height-percent:0;mso-width-relative:margin;mso-height-relative:margin;v-text-anchor:top" o:gfxdata="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" filled="f" stroked="f">
+                <v:textbox inset=",1mm,,0">
+                  <w:txbxContent>
+                    <w:p>
+                      <w:pPr>
+                        <w:rPr>
+                          <w:rFonts w:ascii="ＭＳ 明朝" w:eastAsia="ＭＳ 明朝" w:hAnsi="ＭＳ 明朝"/>
+                          <w:sz w:val="28"/>
+                          <w:szCs w:val="28"/>
+                        </w:rPr>
+                      </w:pPr>
+                      <w:r>
+                        <w:rPr>
+                          <w:rFonts w:ascii="ＭＳ 明朝" w:eastAsia="ＭＳ 明朝" w:hAnsi="ＭＳ 明朝" w:hint="eastAsia"/>
+                          <w:sz w:val="24"/>
+                          <w:szCs w:val="24"/>
+                        </w:rPr>
+                        <w:t xml:space="preserve">サーティファイ主催 </w:t>
+                      </w:r>
+                      <w:r>
+                        <w:rPr>
+                          <w:rFonts w:ascii="ＭＳ 明朝" w:eastAsia="ＭＳ 明朝" w:hAnsi="ＭＳ 明朝"/>
+                          <w:sz w:val="24"/>
+                          <w:szCs w:val="24"/>
+                        </w:rPr>
+                        <w:t>Java</w:t>
+                      </w:r>
+                      <w:r>
+                        <w:rPr>
+                          <w:rFonts w:ascii="ＭＳ 明朝" w:eastAsia="ＭＳ 明朝" w:hAnsi="ＭＳ 明朝" w:hint="eastAsia"/>
+                          <w:sz w:val="24"/>
+                          <w:szCs w:val="24"/>
+                        </w:rPr>
+                        <w:t>™プログラミング能力認定試験</w:t>
+                      </w:r>
+                      <w:r>
+                        <w:rPr>
+                          <w:rFonts w:ascii="ＭＳ 明朝" w:eastAsia="ＭＳ 明朝" w:hAnsi="ＭＳ 明朝" w:hint="eastAsia"/>
+                          <w:sz w:val="24"/>
+                          <w:szCs w:val="24"/>
+                        </w:rPr>
+                        <w:t xml:space="preserve"> </w:t>
+                      </w:r>
+                      <w:r>
+                        <w:rPr>
+                          <w:rFonts w:ascii="ＭＳ 明朝" w:eastAsia="ＭＳ 明朝" w:hAnsi="ＭＳ 明朝" w:hint="eastAsia"/>
+                          <w:sz w:val="24"/>
+                          <w:szCs w:val="24"/>
+                        </w:rPr>
+                        <w:t>3級</w:t>
+                      </w:r>
+                      <w:r>
+                        <w:rPr>
+                          <w:rFonts w:ascii="ＭＳ 明朝" w:eastAsia="ＭＳ 明朝" w:hAnsi="ＭＳ 明朝" w:hint="eastAsia"/>
+                          <w:sz w:val="28"/>
+                          <w:szCs w:val="28"/>
+                        </w:rPr>
+                        <w:t xml:space="preserve"> </w:t>
+                      </w:r>
+                      <w:r>
+                        <w:rPr>
+                          <w:rFonts w:ascii="ＭＳ 明朝" w:eastAsia="ＭＳ 明朝" w:hAnsi="ＭＳ 明朝"/>
+                          <w:sz w:val="24"/>
+                          <w:szCs w:val="24"/>
+                        </w:rPr>
+                        <w:t>合格</w:t>
+                      </w:r>
+                    </w:p>
+                  </w:txbxContent>
+                </v:textbox>
+                <w10:wrap type="square" anchory="page"/>
+              </v:shape>
+            </w:pict>
+          </mc:Fallback>
+        </mc:AlternateContent>
+      </w:r>
+      <w:r>
+        <w:rPr>
+          <w:noProof/>
+        </w:rPr>
+        <mc:AlternateContent>
+          <mc:Choice Requires="wps">
+            <w:drawing>
+              <wp:anchor distT="53975" distB="50165" distL="114300" distR="114300" simplePos="0" relativeHeight="251784192" behindDoc="0" locked="0" layoutInCell="1" allowOverlap="1" wp14:anchorId="7677B85B" wp14:editId="11562890">
+                <wp:simplePos x="0" y="0"/>
+                <wp:positionH relativeFrom="column">
+                  <wp:posOffset>796041</wp:posOffset>
+                </wp:positionH>
+                <wp:positionV relativeFrom="margin">
+                  <wp:posOffset>7912680</wp:posOffset>
+                </wp:positionV>
+                <wp:extent cx="1343025" cy="320040"/>
+                <wp:effectExtent l="0" t="0" r="9525" b="3810"/>
+                <wp:wrapSquare wrapText="bothSides"/>
+                <wp:docPr id="38" name="テキスト ボックス 2"/>
+                <wp:cNvGraphicFramePr>
+                  <a:graphicFrameLocks xmlns:a="http://schemas.openxmlformats.org/drawingml/2006/main"/>
+                </wp:cNvGraphicFramePr>
+                <a:graphic xmlns:a="http://schemas.openxmlformats.org/drawingml/2006/main">
+                  <a:graphicData uri="http://schemas.microsoft.com/office/word/2010/wordprocessingShape">
+                    <wps:wsp>
+                      <wps:cNvSpPr txBox="1">
+                        <a:spLocks noChangeArrowheads="1"/>
+                      </wps:cNvSpPr>
+                      <wps:spPr bwMode="auto">
+                        <a:xfrm>
+                          <a:off x="0" y="0"/>
+                          <a:ext cx="1343025" cy="320040"/>
+                        </a:xfrm>
+                        <a:prstGeom prst="rect">
+                          <a:avLst/>
+                        </a:prstGeom>
+                        <a:noFill/>
+                        <a:ln w="9525">
+                          <a:noFill/>
+                          <a:miter lim="800000"/>
+                          <a:headEnd/>
+                          <a:tailEnd/>
+                        </a:ln>
+                      </wps:spPr>
+                      <wps:txbx>
+                        <w:txbxContent>
+                          <w:p>
+                            <w:pPr>
+                              <w:snapToGrid w:val="0"/>
+                              <w:spacing w:after="0" w:line="329" w:lineRule="auto"/>
+                              <w:contextualSpacing/>
+                              <w:rPr>
+                                <w:rFonts w:ascii="ＭＳ 明朝" w:eastAsia="ＭＳ 明朝" w:hAnsi="ＭＳ 明朝"/>
+                                <w:sz w:val="28"/>
+                                <w:szCs w:val="28"/>
+                              </w:rPr>
+                            </w:pPr>
+                            <w:r>
+                              <w:rPr>
+                                <w:rFonts w:ascii="ＭＳ 明朝" w:eastAsia="ＭＳ 明朝" w:hAnsi="ＭＳ 明朝"/>
+                                <w:sz w:val="28"/>
+                                <w:szCs w:val="28"/>
+                              </w:rPr>
+                              <w:t xml:space="preserve"> 2025      12    </w:t>
+                            </w:r>
+                          </w:p>
+                        </w:txbxContent>
+                      </wps:txbx>
+                      <wps:bodyPr rot="0" vert="horz" wrap="square" lIns="72000" tIns="36000" rIns="36000" bIns="0" anchor="t" anchorCtr="0">
+                        <a:noAutofit/>
+                      </wps:bodyPr>
+                    </wps:wsp>
+                  </a:graphicData>
+                </a:graphic>
+                <wp14:sizeRelH relativeFrom="margin">
+                  <wp14:pctWidth>0</wp14:pctWidth>
+                </wp14:sizeRelH>
+                <wp14:sizeRelV relativeFrom="margin">
+                  <wp14:pctHeight>0</wp14:pctHeight>
+                </wp14:sizeRelV>
+              </wp:anchor>
+            </w:drawing>
+          </mc:Choice>
+          <mc:Fallback>
+            <w:pict>
+              <v:shape w14:anchorId="7677B85B" id="_x0000_s1028" type="#_x0000_t202" style="position:absolute;margin-left:62.7pt;margin-top:623.05pt;width:105.75pt;height:25.2pt;z-index:251784192;visibility:visible;mso-wrap-style:square;mso-width-percent:0;mso-height-percent:0;mso-wrap-distance-left:9pt;mso-wrap-distance-top:4.25pt;mso-wrap-distance-right:9pt;mso-wrap-distance-bottom:3.95pt;mso-position-horizontal:absolute;mso-position-horizontal-relative:text;mso-position-vertical:absolute;mso-position-vertical-relative:margin;mso-width-percent:0;mso-height-percent:0;mso-width-relative:margin;mso-height-relative:margin;v-text-anchor:top" o:gfxdata="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" filled="f" stroked="f">
+                <v:textbox inset="2mm,1mm,1mm,0">
+                  <w:txbxContent>
+                    <w:p>
+                      <w:pPr>
+                        <w:snapToGrid w:val="0"/>
+                        <w:spacing w:after="0" w:line="329" w:lineRule="auto"/>
+                        <w:contextualSpacing/>
+                        <w:rPr>
+                          <w:rFonts w:ascii="ＭＳ 明朝" w:eastAsia="ＭＳ 明朝" w:hAnsi="ＭＳ 明朝"/>
+                          <w:sz w:val="28"/>
+                          <w:szCs w:val="28"/>
+                        </w:rPr>
+                      </w:pPr>
+                      <w:r>
+                        <w:rPr>
+                          <w:rFonts w:ascii="ＭＳ 明朝" w:eastAsia="ＭＳ 明朝" w:hAnsi="ＭＳ 明朝"/>
+                          <w:sz w:val="28"/>
+                          <w:szCs w:val="28"/>
+                        </w:rPr>
+                        <w:t xml:space="preserve"> 2025      12    </w:t>
+                      </w:r>
+                    </w:p>
+                  </w:txbxContent>
+                </v:textbox>
+                <w10:wrap type="square" anchory="margin"/>
+              </v:shape>
+            </w:pict>
+          </mc:Fallback>
+        </mc:AlternateContent>
+      </w:r>
+      <w:r>
+        <w:rPr>
+          <w:noProof/>
+        </w:rPr>
+        <mc:AlternateContent>
+          <mc:Choice Requires="wps">
+            <w:drawing>
+              <wp:anchor distT="50165" distB="45720" distL="114300" distR="114300" simplePos="0" relativeHeight="251782144" behindDoc="0" locked="0" layoutInCell="1" allowOverlap="1" wp14:anchorId="7041912E" wp14:editId="315EC8D2">
+                <wp:simplePos x="0" y="0"/>
+                <wp:positionH relativeFrom="column">
+                  <wp:posOffset>2115875</wp:posOffset>
+                </wp:positionH>
+                <wp:positionV relativeFrom="page">
+                  <wp:posOffset>7941752</wp:posOffset>
+                </wp:positionV>
+                <wp:extent cx="5114290" cy="495300"/>
+                <wp:effectExtent l="0" t="0" r="0" b="0"/>
+                <wp:wrapSquare wrapText="bothSides"/>
+                <wp:docPr id="34" name="テキスト ボックス 2"/>
+                <wp:cNvGraphicFramePr>
+                  <a:graphicFrameLocks xmlns:a="http://schemas.openxmlformats.org/drawingml/2006/main"/>
+                </wp:cNvGraphicFramePr>
+                <a:graphic xmlns:a="http://schemas.openxmlformats.org/drawingml/2006/main">
+                  <a:graphicData uri="http://schemas.microsoft.com/office/word/2010/wordprocessingShape">
+                    <wps:wsp>
+                      <wps:cNvSpPr txBox="1">
+                        <a:spLocks noChangeArrowheads="1"/>
+                      </wps:cNvSpPr>
+                      <wps:spPr bwMode="auto">
+                        <a:xfrm>
+                          <a:off x="0" y="0"/>
+                          <a:ext cx="5114290" cy="495300"/>
+                        </a:xfrm>
+                        <a:prstGeom prst="rect">
+                          <a:avLst/>
+                        </a:prstGeom>
+                        <a:noFill/>
+                        <a:ln w="9525">
+                          <a:noFill/>
+                          <a:miter lim="800000"/>
+                          <a:headEnd/>
+                          <a:tailEnd/>
+                        </a:ln>
+                      </wps:spPr>
+                      <wps:txbx>
+                        <w:txbxContent>
+                          <w:p>
+                            <w:pPr>
+                              <w:rPr>
+                                <w:rFonts w:ascii="ＭＳ 明朝" w:eastAsia="ＭＳ 明朝" w:hAnsi="ＭＳ 明朝"/>
+                                <w:sz w:val="28"/>
+                                <w:szCs w:val="28"/>
+                              </w:rPr>
+                            </w:pPr>
+                            <w:r>
+                              <w:rPr>
+                                <w:rFonts w:ascii="ＭＳ 明朝" w:eastAsia="ＭＳ 明朝" w:hAnsi="ＭＳ 明朝"/>
+                                <w:sz w:val="24"/>
+                                <w:szCs w:val="24"/>
+                              </w:rPr>
+                              <w:t>CG-ARTS</w:t>
+                            </w:r>
+                            <w:r>
+                              <w:rPr>
+                                <w:rFonts w:ascii="ＭＳ 明朝" w:eastAsia="ＭＳ 明朝" w:hAnsi="ＭＳ 明朝" w:hint="eastAsia"/>
+                                <w:sz w:val="24"/>
+                                <w:szCs w:val="24"/>
+                              </w:rPr>
+                              <w:t>協会主催 C</w:t>
+                            </w:r>
+                            <w:r>
+                              <w:rPr>
+                                <w:rFonts w:ascii="ＭＳ 明朝" w:eastAsia="ＭＳ 明朝" w:hAnsi="ＭＳ 明朝"/>
+                                <w:sz w:val="24"/>
+                                <w:szCs w:val="24"/>
+                              </w:rPr>
+                              <w:t>G</w:t>
+                            </w:r>
+                            <w:r>
+                              <w:rPr>
+                                <w:rFonts w:ascii="ＭＳ 明朝" w:eastAsia="ＭＳ 明朝" w:hAnsi="ＭＳ 明朝" w:hint="eastAsia"/>
+                                <w:sz w:val="24"/>
+                                <w:szCs w:val="24"/>
+                              </w:rPr>
+                              <w:t xml:space="preserve">クリエイター検定 ベーシック </w:t>
+                            </w:r>
+                            <w:r>
+                              <w:rPr>
+                                <w:rFonts w:ascii="ＭＳ 明朝" w:eastAsia="ＭＳ 明朝" w:hAnsi="ＭＳ 明朝"/>
+                                <w:sz w:val="24"/>
+                                <w:szCs w:val="24"/>
+                              </w:rPr>
+                              <w:t>合格</w:t>
+                            </w:r>
+                          </w:p>
+                        </w:txbxContent>
+                      </wps:txbx>
+                      <wps:bodyPr rot="0" vert="horz" wrap="square" lIns="91440" tIns="36000" rIns="91440" bIns="0" anchor="t" anchorCtr="0">
+                        <a:noAutofit/>
+                      </wps:bodyPr>
+                    </wps:wsp>
+                  </a:graphicData>
+                </a:graphic>
+                <wp14:sizeRelH relativeFrom="margin">
+                  <wp14:pctWidth>0</wp14:pctWidth>
+                </wp14:sizeRelH>
+                <wp14:sizeRelV relativeFrom="margin">
+                  <wp14:pctHeight>0</wp14:pctHeight>
+                </wp14:sizeRelV>
+              </wp:anchor>
+            </w:drawing>
+          </mc:Choice>
+          <mc:Fallback>
+            <w:pict>
+              <v:shape w14:anchorId="7041912E" id="_x0000_s1029" type="#_x0000_t202" style="position:absolute;margin-left:166.6pt;margin-top:625.35pt;width:402.7pt;height:39pt;z-index:251782144;visibility:visible;mso-wrap-style:square;mso-width-percent:0;mso-height-percent:0;mso-wrap-distance-left:9pt;mso-wrap-distance-top:3.95pt;mso-wrap-distance-right:9pt;mso-wrap-distance-bottom:3.6pt;mso-position-horizontal:absolute;mso-position-horizontal-relative:text;mso-position-vertical:absolute;mso-position-vertical-relative:page;mso-width-percent:0;mso-height-percent:0;mso-width-relative:margin;mso-height-relative:margin;v-text-anchor:top" o:gfxdata="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" filled="f" stroked="f">
+                <v:textbox inset=",1mm,,0">
+                  <w:txbxContent>
+                    <w:p>
+                      <w:pPr>
+                        <w:rPr>
+                          <w:rFonts w:ascii="ＭＳ 明朝" w:eastAsia="ＭＳ 明朝" w:hAnsi="ＭＳ 明朝"/>
+                          <w:sz w:val="28"/>
+                          <w:szCs w:val="28"/>
+                        </w:rPr>
+                      </w:pPr>
+                      <w:r>
+                        <w:rPr>
+                          <w:rFonts w:ascii="ＭＳ 明朝" w:eastAsia="ＭＳ 明朝" w:hAnsi="ＭＳ 明朝"/>
+                          <w:sz w:val="24"/>
+                          <w:szCs w:val="24"/>
+                        </w:rPr>
+                        <w:t>CG-ARTS</w:t>
+                      </w:r>
+                      <w:r>
+                        <w:rPr>
+                          <w:rFonts w:ascii="ＭＳ 明朝" w:eastAsia="ＭＳ 明朝" w:hAnsi="ＭＳ 明朝" w:hint="eastAsia"/>
+                          <w:sz w:val="24"/>
+                          <w:szCs w:val="24"/>
+                        </w:rPr>
+                        <w:t>協会主催 C</w:t>
+                      </w:r>
+                      <w:r>
+                        <w:rPr>
+                          <w:rFonts w:ascii="ＭＳ 明朝" w:eastAsia="ＭＳ 明朝" w:hAnsi="ＭＳ 明朝"/>
+                          <w:sz w:val="24"/>
+                          <w:szCs w:val="24"/>
+                        </w:rPr>
+                        <w:t>G</w:t>
+                      </w:r>
+                      <w:r>
+                        <w:rPr>
+                          <w:rFonts w:ascii="ＭＳ 明朝" w:eastAsia="ＭＳ 明朝" w:hAnsi="ＭＳ 明朝" w:hint="eastAsia"/>
+                          <w:sz w:val="24"/>
+                          <w:szCs w:val="24"/>
+                        </w:rPr>
+                        <w:t xml:space="preserve">クリエイター検定 ベーシック </w:t>
+                      </w:r>
+                      <w:r>
+                        <w:rPr>
+                          <w:rFonts w:ascii="ＭＳ 明朝" w:eastAsia="ＭＳ 明朝" w:hAnsi="ＭＳ 明朝"/>
+                          <w:sz w:val="24"/>
+                          <w:szCs w:val="24"/>
+                        </w:rPr>
+                        <w:t>合格</w:t>
+                      </w:r>
+                    </w:p>
+                  </w:txbxContent>
+                </v:textbox>
+                <w10:wrap type="square" anchory="page"/>
+              </v:shape>
+            </w:pict>
+          </mc:Fallback>
+        </mc:AlternateContent>
+      </w:r>
+      <w:r>
+        <w:rPr>
+          <w:rFonts w:eastAsiaTheme="minorEastAsia"/>
+        </w:rPr>
+        <mc:AlternateContent>
+          <mc:Choice Requires="wps">
+            <w:drawing>
+              <wp:anchor distT="50165" distB="45720" distL="114300" distR="114300" simplePos="0" relativeHeight="251779072" behindDoc="0" locked="0" layoutInCell="1" allowOverlap="1" wp14:anchorId="09684A98" wp14:editId="1C4AF616">
+                <wp:simplePos x="0" y="0"/>
+                <wp:positionH relativeFrom="column">
+                  <wp:posOffset>1327785</wp:posOffset>
+                </wp:positionH>
+                <wp:positionV relativeFrom="page">
+                  <wp:posOffset>11148695</wp:posOffset>
+                </wp:positionV>
+                <wp:extent cx="5114290" cy="495300"/>
+                <wp:effectExtent l="0" t="0" r="0" b="0"/>
+                <wp:wrapSquare wrapText="bothSides"/>
+                <wp:docPr id="31" name="テキスト ボックス 2"/>
+                <wp:cNvGraphicFramePr>
+                  <a:graphicFrameLocks xmlns:a="http://schemas.openxmlformats.org/drawingml/2006/main"/>
+                </wp:cNvGraphicFramePr>
+                <a:graphic xmlns:a="http://schemas.openxmlformats.org/drawingml/2006/main">
+                  <a:graphicData uri="http://schemas.microsoft.com/office/word/2010/wordprocessingShape">
+                    <wps:wsp>
+                      <wps:cNvSpPr txBox="1">
+                        <a:spLocks noChangeArrowheads="1"/>
+                      </wps:cNvSpPr>
+                      <wps:spPr bwMode="auto">
+                        <a:xfrm>
+                          <a:off x="0" y="0"/>
+                          <a:ext cx="5114290" cy="495300"/>
+                        </a:xfrm>
+                        <a:prstGeom prst="rect">
+                          <a:avLst/>
+                        </a:prstGeom>
+                        <a:noFill/>
+                        <a:ln w="9525">
+                          <a:noFill/>
+                          <a:miter lim="800000"/>
+                          <a:headEnd/>
+                          <a:tailEnd/>
+                        </a:ln>
+                      </wps:spPr>
+                      <wps:txbx>
+                        <w:txbxContent>
+                          <w:p>
+                            <w:pPr>
+                              <w:rPr>
+                                <w:rFonts w:ascii="ＭＳ 明朝" w:eastAsia="ＭＳ 明朝" w:hAnsi="ＭＳ 明朝"/>
+                                <w:sz w:val="28"/>
+                                <w:szCs w:val="28"/>
+                              </w:rPr>
+                            </w:pPr>
+                            <w:r>
+                              <w:rPr>
+                                <w:rFonts w:ascii="ＭＳ 明朝" w:eastAsia="ＭＳ 明朝" w:hAnsi="ＭＳ 明朝"/>
+                                <w:sz w:val="24"/>
+                                <w:szCs w:val="24"/>
+                              </w:rPr>
+                              <w:t xml:space="preserve">CG-ARTS </w:t>
+                            </w:r>
+                            <w:r>
+                              <w:rPr>
+                                <w:rFonts w:ascii="ＭＳ 明朝" w:eastAsia="ＭＳ 明朝" w:hAnsi="ＭＳ 明朝" w:hint="eastAsia"/>
+                                <w:sz w:val="24"/>
+                                <w:szCs w:val="24"/>
+                              </w:rPr>
+                              <w:t>協会主催 C</w:t>
+                            </w:r>
+                            <w:r>
+                              <w:rPr>
+                                <w:rFonts w:ascii="ＭＳ 明朝" w:eastAsia="ＭＳ 明朝" w:hAnsi="ＭＳ 明朝"/>
+                                <w:sz w:val="24"/>
+                                <w:szCs w:val="24"/>
+                              </w:rPr>
+                              <w:t>G</w:t>
+                            </w:r>
+                            <w:r>
+                              <w:rPr>
+                                <w:rFonts w:ascii="ＭＳ 明朝" w:eastAsia="ＭＳ 明朝" w:hAnsi="ＭＳ 明朝" w:hint="eastAsia"/>
+                                <w:sz w:val="24"/>
+                                <w:szCs w:val="24"/>
+                              </w:rPr>
+                              <w:t xml:space="preserve">クリエイター検定 ベーシック </w:t>
+                            </w:r>
+                            <w:r>
+                              <w:rPr>
+                                <w:rFonts w:ascii="ＭＳ 明朝" w:eastAsia="ＭＳ 明朝" w:hAnsi="ＭＳ 明朝"/>
+                                <w:sz w:val="24"/>
+                                <w:szCs w:val="24"/>
+                              </w:rPr>
+                              <w:t>合格</w:t>
+                            </w:r>
+                          </w:p>
+                        </w:txbxContent>
+                      </wps:txbx>
+                      <wps:bodyPr rot="0" vert="horz" wrap="square" lIns="91440" tIns="36000" rIns="91440" bIns="0" anchor="t" anchorCtr="0">
+                        <a:noAutofit/>
+                      </wps:bodyPr>
+                    </wps:wsp>
+                  </a:graphicData>
+                </a:graphic>
+                <wp14:sizeRelH relativeFrom="margin">
+                  <wp14:pctWidth>0</wp14:pctWidth>
+                </wp14:sizeRelH>
+                <wp14:sizeRelV relativeFrom="margin">
+                  <wp14:pctHeight>0</wp14:pctHeight>
+                </wp14:sizeRelV>
+              </wp:anchor>
+            </w:drawing>
+          </mc:Choice>
+          <mc:Fallback>
+            <w:pict>
+              <v:shape w14:anchorId="09684A98" id="_x0000_s1030" type="#_x0000_t202" style="position:absolute;margin-left:104.55pt;margin-top:877.85pt;width:402.7pt;height:39pt;z-index:251779072;visibility:visible;mso-wrap-style:square;mso-width-percent:0;mso-height-percent:0;mso-wrap-distance-left:9pt;mso-wrap-distance-top:3.95pt;mso-wrap-distance-right:9pt;mso-wrap-distance-bottom:3.6pt;mso-position-horizontal:absolute;mso-position-horizontal-relative:text;mso-position-vertical:absolute;mso-position-vertical-relative:page;mso-width-percent:0;mso-height-percent:0;mso-width-relative:margin;mso-height-relative:margin;v-text-anchor:top" o:gfxdata="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" filled="f" stroked="f">
+                <v:textbox inset=",1mm,,0">
+                  <w:txbxContent>
+                    <w:p>
+                      <w:pPr>
+                        <w:rPr>
+                          <w:rFonts w:ascii="ＭＳ 明朝" w:eastAsia="ＭＳ 明朝" w:hAnsi="ＭＳ 明朝"/>
+                          <w:sz w:val="28"/>
+                          <w:szCs w:val="28"/>
+                        </w:rPr>
+                      </w:pPr>
+                      <w:r>
+                        <w:rPr>
+                          <w:rFonts w:ascii="ＭＳ 明朝" w:eastAsia="ＭＳ 明朝" w:hAnsi="ＭＳ 明朝"/>
+                          <w:sz w:val="24"/>
+                          <w:szCs w:val="24"/>
+                        </w:rPr>
+                        <w:t xml:space="preserve">CG-ARTS </w:t>
+                      </w:r>
+                      <w:r>
+                        <w:rPr>
+                          <w:rFonts w:ascii="ＭＳ 明朝" w:eastAsia="ＭＳ 明朝" w:hAnsi="ＭＳ 明朝" w:hint="eastAsia"/>
+                          <w:sz w:val="24"/>
+                          <w:szCs w:val="24"/>
+                        </w:rPr>
+                        <w:t>協会主催 C</w:t>
+                      </w:r>
+                      <w:r>
+                        <w:rPr>
+                          <w:rFonts w:ascii="ＭＳ 明朝" w:eastAsia="ＭＳ 明朝" w:hAnsi="ＭＳ 明朝"/>
+                          <w:sz w:val="24"/>
+                          <w:szCs w:val="24"/>
+                        </w:rPr>
+                        <w:t>G</w:t>
+                      </w:r>
+                      <w:r>
+                        <w:rPr>
+                          <w:rFonts w:ascii="ＭＳ 明朝" w:eastAsia="ＭＳ 明朝" w:hAnsi="ＭＳ 明朝" w:hint="eastAsia"/>
+                          <w:sz w:val="24"/>
+                          <w:szCs w:val="24"/>
+                        </w:rPr>
+                        <w:t xml:space="preserve">クリエイター検定 ベーシック </w:t>
+                      </w:r>
+                      <w:r>
+                        <w:rPr>
+                          <w:rFonts w:ascii="ＭＳ 明朝" w:eastAsia="ＭＳ 明朝" w:hAnsi="ＭＳ 明朝"/>
+                          <w:sz w:val="24"/>
+                          <w:szCs w:val="24"/>
+                        </w:rPr>
+                        <w:t>合格</w:t>
+                      </w:r>
+                    </w:p>
+                  </w:txbxContent>
+                </v:textbox>
+                <w10:wrap type="square" anchory="page"/>
+              </v:shape>
+            </w:pict>
+          </mc:Fallback>
+        </mc:AlternateContent>
+      </w:r>
+      <w:r>
+        <w:rPr>
+          <w:rFonts w:eastAsiaTheme="minorEastAsia"/>
+        </w:rPr>
+        <mc:AlternateContent>
+          <mc:Choice Requires="wps">
+            <w:drawing>
+              <wp:anchor distT="53975" distB="50165" distL="114300" distR="114300" simplePos="0" relativeHeight="251780096" behindDoc="0" locked="0" layoutInCell="1" allowOverlap="1" wp14:anchorId="5445F7D7" wp14:editId="02CF5CA6">
+                <wp:simplePos x="0" y="0"/>
+                <wp:positionH relativeFrom="column">
+                  <wp:posOffset>0</wp:posOffset>
+                </wp:positionH>
+                <wp:positionV relativeFrom="margin">
+                  <wp:posOffset>11090910</wp:posOffset>
+                </wp:positionV>
+                <wp:extent cx="1343025" cy="320040"/>
+                <wp:effectExtent l="0" t="0" r="9525" b="3810"/>
+                <wp:wrapSquare wrapText="bothSides"/>
+                <wp:docPr id="33" name="テキスト ボックス 2"/>
+                <wp:cNvGraphicFramePr>
+                  <a:graphicFrameLocks xmlns:a="http://schemas.openxmlformats.org/drawingml/2006/main"/>
+                </wp:cNvGraphicFramePr>
+                <a:graphic xmlns:a="http://schemas.openxmlformats.org/drawingml/2006/main">
+                  <a:graphicData uri="http://schemas.microsoft.com/office/word/2010/wordprocessingShape">
+                    <wps:wsp>
+                      <wps:cNvSpPr txBox="1">
+                        <a:spLocks noChangeArrowheads="1"/>
+                      </wps:cNvSpPr>
+                      <wps:spPr bwMode="auto">
+                        <a:xfrm>
+                          <a:off x="0" y="0"/>
+                          <a:ext cx="1343025" cy="320040"/>
+                        </a:xfrm>
+                        <a:prstGeom prst="rect">
+                          <a:avLst/>
+                        </a:prstGeom>
+                        <a:noFill/>
+                        <a:ln w="9525">
+                          <a:noFill/>
+                          <a:miter lim="800000"/>
+                          <a:headEnd/>
+                          <a:tailEnd/>
+                        </a:ln>
+                      </wps:spPr>
+                      <wps:txbx>
+                        <w:txbxContent>
+                          <w:p>
+                            <w:pPr>
+                              <w:snapToGrid w:val="0"/>
+                              <w:spacing w:after="0" w:line="329" w:lineRule="auto"/>
+                              <w:contextualSpacing/>
+                              <w:rPr>
+                                <w:rFonts w:ascii="ＭＳ 明朝" w:eastAsia="ＭＳ 明朝" w:hAnsi="ＭＳ 明朝"/>
+                                <w:sz w:val="28"/>
+                                <w:szCs w:val="28"/>
+                              </w:rPr>
+                            </w:pPr>
+                            <w:r>
+                              <w:rPr>
+                                <w:rFonts w:ascii="ＭＳ 明朝" w:eastAsia="ＭＳ 明朝" w:hAnsi="ＭＳ 明朝"/>
+                                <w:sz w:val="28"/>
+                                <w:szCs w:val="28"/>
+                              </w:rPr>
+                              <w:t xml:space="preserve"> 2025      12    </w:t>
+                            </w:r>
+                          </w:p>
+                        </w:txbxContent>
+                      </wps:txbx>
+                      <wps:bodyPr rot="0" vert="horz" wrap="square" lIns="72000" tIns="36000" rIns="36000" bIns="0" anchor="t" anchorCtr="0">
+                        <a:noAutofit/>
+                      </wps:bodyPr>
+                    </wps:wsp>
+                  </a:graphicData>
+                </a:graphic>
+                <wp14:sizeRelH relativeFrom="margin">
+                  <wp14:pctWidth>0</wp14:pctWidth>
+                </wp14:sizeRelH>
+                <wp14:sizeRelV relativeFrom="margin">
+                  <wp14:pctHeight>0</wp14:pctHeight>
+                </wp14:sizeRelV>
+              </wp:anchor>
+            </w:drawing>
+          </mc:Choice>
+          <mc:Fallback>
+            <w:pict>
+              <v:shape w14:anchorId="5445F7D7" id="_x0000_s1031" type="#_x0000_t202" style="position:absolute;margin-left:0;margin-top:873.3pt;width:105.75pt;height:25.2pt;z-index:251780096;visibility:visible;mso-wrap-style:square;mso-width-percent:0;mso-height-percent:0;mso-wrap-distance-left:9pt;mso-wrap-distance-top:4.25pt;mso-wrap-distance-right:9pt;mso-wrap-distance-bottom:3.95pt;mso-position-horizontal:absolute;mso-position-horizontal-relative:text;mso-position-vertical:absolute;mso-position-vertical-relative:margin;mso-width-percent:0;mso-height-percent:0;mso-width-relative:margin;mso-height-relative:margin;v-text-anchor:top" o:gfxdata="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" filled="f" stroked="f">
+                <v:textbox inset="2mm,1mm,1mm,0">
+                  <w:txbxContent>
+                    <w:p>
+                      <w:pPr>
+                        <w:snapToGrid w:val="0"/>
+                        <w:spacing w:after="0" w:line="329" w:lineRule="auto"/>
+                        <w:contextualSpacing/>
+                        <w:rPr>
+                          <w:rFonts w:ascii="ＭＳ 明朝" w:eastAsia="ＭＳ 明朝" w:hAnsi="ＭＳ 明朝"/>
+                          <w:sz w:val="28"/>
+                          <w:szCs w:val="28"/>
+                        </w:rPr>
+                      </w:pPr>
+                      <w:r>
+                        <w:rPr>
+                          <w:rFonts w:ascii="ＭＳ 明朝" w:eastAsia="ＭＳ 明朝" w:hAnsi="ＭＳ 明朝"/>
+                          <w:sz w:val="28"/>
+                          <w:szCs w:val="28"/>
+                        </w:rPr>
+                        <w:t xml:space="preserve"> 2025      12    </w:t>
+                      </w:r>
+                    </w:p>
+                  </w:txbxContent>
+                </v:textbox>
+                <w10:wrap type="square" anchory="margin"/>
+              </v:shape>
+            </w:pict>
+          </mc:Fallback>
+        </mc:AlternateContent>
+      </w:r>
+      <w:r>
+        <w:rPr>
+          <w:noProof/>
+        </w:rPr>
+        <mc:AlternateContent>
+          <mc:Choice Requires="wps">
+            <w:drawing>
+              <wp:anchor distT="45720" distB="45720" distL="114300" distR="114300" simplePos="0" relativeHeight="251753472" behindDoc="0" locked="0" layoutInCell="1" allowOverlap="1" wp14:anchorId="137EAFC0" wp14:editId="6821F7B0">
+                <wp:simplePos x="0" y="0"/>
+                <wp:positionH relativeFrom="column">
+                  <wp:posOffset>7974551</wp:posOffset>
+                </wp:positionH>
+                <wp:positionV relativeFrom="page">
+                  <wp:posOffset>6496023</wp:posOffset>
+                </wp:positionV>
+                <wp:extent cx="6599583" cy="1238250"/>
+                <wp:effectExtent l="0" t="0" r="0" b="0"/>
+                <wp:wrapSquare wrapText="bothSides"/>
+                <wp:docPr id="219" name="テキスト ボックス 219"/>
+                <wp:cNvGraphicFramePr>
+                  <a:graphicFrameLocks xmlns:a="http://schemas.openxmlformats.org/drawingml/2006/main"/>
+                </wp:cNvGraphicFramePr>
+                <a:graphic xmlns:a="http://schemas.openxmlformats.org/drawingml/2006/main">
+                  <a:graphicData uri="http://schemas.microsoft.com/office/word/2010/wordprocessingShape">
+                    <wps:wsp>
+                      <wps:cNvSpPr txBox="1">
+                        <a:spLocks noChangeArrowheads="1"/>
+                      </wps:cNvSpPr>
+                      <wps:spPr bwMode="auto">
+                        <a:xfrm>
+                          <a:off x="0" y="0"/>
+                          <a:ext cx="6599583" cy="1238250"/>
+                        </a:xfrm>
+                        <a:prstGeom prst="rect">
+                          <a:avLst/>
+                        </a:prstGeom>
+                        <a:noFill/>
+                        <a:ln w="9525">
+                          <a:noFill/>
+                          <a:miter lim="800000"/>
+                          <a:headEnd/>
+                          <a:tailEnd/>
+                        </a:ln>
+                      </wps:spPr>
+                      <wps:txbx>
+                        <w:txbxContent>
+                          <w:p>
+                            <w:pPr>
+                              <w:spacing w:after="0" w:line="460" w:lineRule="exact"/>
+                              <w:rPr>
+                                <w:rFonts w:asciiTheme="minorEastAsia" w:eastAsiaTheme="minorEastAsia" w:hAnsiTheme="minorEastAsia"/>
+                                <w:sz w:val="16"/>
+                                <w:szCs w:val="16"/>
+                              </w:rPr>
+                            </w:pPr>
+                            <w:r>
+                              <w:rPr>
+                                <w:rFonts w:asciiTheme="minorEastAsia" w:eastAsiaTheme="minorEastAsia" w:hAnsiTheme="minorEastAsia" w:hint="eastAsia"/>
+                                <w:sz w:val="16"/>
+                                <w:szCs w:val="16"/>
+                              </w:rPr>
+                              <w:t>ゲーム制作に力を入れました。私はメインプログラマーとしてゲーム全体の実装を担当しました。当初は実装したい機能を優先してしまい、</w:t>
+                            </w:r>
+                          </w:p>
+                          <w:p>
+                            <w:pPr>
+                              <w:spacing w:after="0" w:line="460" w:lineRule="exact"/>
+                              <w:rPr>
+                                <w:rFonts w:asciiTheme="minorEastAsia" w:eastAsiaTheme="minorEastAsia" w:hAnsiTheme="minorEastAsia" w:hint="eastAsia"/>
+                                <w:sz w:val="16"/>
+                                <w:szCs w:val="16"/>
+                              </w:rPr>
+                            </w:pPr>
+                            <w:r>
+                              <w:rPr>
+                                <w:rFonts w:asciiTheme="minorEastAsia" w:eastAsiaTheme="minorEastAsia" w:hAnsiTheme="minorEastAsia" w:hint="eastAsia"/>
+                                <w:sz w:val="16"/>
+                                <w:szCs w:val="16"/>
+                              </w:rPr>
+                              <w:t>開発終盤に必須機能が不足することが課題でした。そこで、必須機能から着手し、追加機能は完成後に実装するよう開発手順を見直しました。その結果、限られた</w:t>
+                            </w:r>
+                            <w:r>
+                              <w:rPr>
+                                <w:rFonts w:asciiTheme="minorEastAsia" w:eastAsiaTheme="minorEastAsia" w:hAnsiTheme="minorEastAsia" w:hint="eastAsia"/>
+                                <w:sz w:val="16"/>
+                                <w:szCs w:val="16"/>
+                              </w:rPr>
+                              <w:t>期間</w:t>
+                            </w:r>
+                            <w:r>
+                              <w:rPr>
+                                <w:rFonts w:asciiTheme="minorEastAsia" w:eastAsiaTheme="minorEastAsia" w:hAnsiTheme="minorEastAsia" w:hint="eastAsia"/>
+                                <w:sz w:val="16"/>
+                                <w:szCs w:val="16"/>
+                              </w:rPr>
+                              <w:t>でも優先順位を意識して開発を進められるようになり、ゲームコンテストでは期限までに作品を完成させ</w:t>
+                            </w:r>
+                            <w:r>
+                              <w:rPr>
+                                <w:rFonts w:asciiTheme="minorEastAsia" w:eastAsiaTheme="minorEastAsia" w:hAnsiTheme="minorEastAsia" w:hint="eastAsia"/>
+                                <w:sz w:val="16"/>
+                                <w:szCs w:val="16"/>
+                              </w:rPr>
+                              <w:t>て</w:t>
+                            </w:r>
+                            <w:r>
+                              <w:rPr>
+                                <w:rFonts w:asciiTheme="minorEastAsia" w:eastAsiaTheme="minorEastAsia" w:hAnsiTheme="minorEastAsia" w:hint="eastAsia"/>
+                                <w:sz w:val="16"/>
+                                <w:szCs w:val="16"/>
+                              </w:rPr>
+                              <w:t>提出できました。この経験から、ゲーム開発は完成度だけではなく、限られた期間で優先順位を考えて開発を進める重要性を学びました。</w:t>
+                            </w:r>
+                          </w:p>
+                        </w:txbxContent>
+                      </wps:txbx>
+                      <wps:bodyPr rot="0" vert="horz" wrap="square" lIns="91440" tIns="36000" rIns="91440" bIns="0" anchor="t" anchorCtr="0">
+                        <a:noAutofit/>
+                      </wps:bodyPr>
+                    </wps:wsp>
+                  </a:graphicData>
+                </a:graphic>
+                <wp14:sizeRelH relativeFrom="margin">
+                  <wp14:pctWidth>0</wp14:pctWidth>
+                </wp14:sizeRelH>
+                <wp14:sizeRelV relativeFrom="margin">
+                  <wp14:pctHeight>0</wp14:pctHeight>
+                </wp14:sizeRelV>
+              </wp:anchor>
+            </w:drawing>
+          </mc:Choice>
+          <mc:Fallback>
+            <w:pict>
+              <v:shape w14:anchorId="137EAFC0" id="テキスト ボックス 219" o:spid="_x0000_s1032" type="#_x0000_t202" style="position:absolute;margin-left:627.9pt;margin-top:511.5pt;width:519.65pt;height:97.5pt;z-index:251753472;visibility:visible;mso-wrap-style:square;mso-width-percent:0;mso-height-percent:0;mso-wrap-distance-left:9pt;mso-wrap-distance-top:3.6pt;mso-wrap-distance-right:9pt;mso-wrap-distance-bottom:3.6pt;mso-position-horizontal:absolute;mso-position-horizontal-relative:text;mso-position-vertical:absolute;mso-position-vertical-relative:page;mso-width-percent:0;mso-height-percent:0;mso-width-relative:margin;mso-height-relative:margin;v-text-anchor:top" o:gfxdata="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" filled="f" stroked="f">
+                <v:textbox inset=",1mm,,0">
+                  <w:txbxContent>
+                    <w:p>
+                      <w:pPr>
+                        <w:spacing w:after="0" w:line="460" w:lineRule="exact"/>
+                        <w:rPr>
+                          <w:rFonts w:asciiTheme="minorEastAsia" w:eastAsiaTheme="minorEastAsia" w:hAnsiTheme="minorEastAsia"/>
+                          <w:sz w:val="16"/>
+                          <w:szCs w:val="16"/>
+                        </w:rPr>
+                      </w:pPr>
+                      <w:r>
+                        <w:rPr>
+                          <w:rFonts w:asciiTheme="minorEastAsia" w:eastAsiaTheme="minorEastAsia" w:hAnsiTheme="minorEastAsia" w:hint="eastAsia"/>
+                          <w:sz w:val="16"/>
+                          <w:szCs w:val="16"/>
+                        </w:rPr>
+                        <w:t>ゲーム制作に力を入れました。私はメインプログラマーとしてゲーム全体の実装を担当しました。当初は実装したい機能を優先してしまい、</w:t>
+                      </w:r>
+                    </w:p>
+                    <w:p>
+                      <w:pPr>
+                        <w:spacing w:after="0" w:line="460" w:lineRule="exact"/>
+                        <w:rPr>
+                          <w:rFonts w:asciiTheme="minorEastAsia" w:eastAsiaTheme="minorEastAsia" w:hAnsiTheme="minorEastAsia" w:hint="eastAsia"/>
+                          <w:sz w:val="16"/>
+                          <w:szCs w:val="16"/>
+                        </w:rPr>
+                      </w:pPr>
+                      <w:r>
+                        <w:rPr>
+                          <w:rFonts w:asciiTheme="minorEastAsia" w:eastAsiaTheme="minorEastAsia" w:hAnsiTheme="minorEastAsia" w:hint="eastAsia"/>
+                          <w:sz w:val="16"/>
+                          <w:szCs w:val="16"/>
+                        </w:rPr>
+                        <w:t>開発終盤に必須機能が不足することが課題でした。そこで、必須機能から着手し、追加機能は完成後に実装するよう開発手順を見直しました。その結果、限られた</w:t>
+                      </w:r>
+                      <w:r>
+                        <w:rPr>
+                          <w:rFonts w:asciiTheme="minorEastAsia" w:eastAsiaTheme="minorEastAsia" w:hAnsiTheme="minorEastAsia" w:hint="eastAsia"/>
+                          <w:sz w:val="16"/>
+                          <w:szCs w:val="16"/>
+                        </w:rPr>
+                        <w:t>期間</w:t>
+                      </w:r>
+                      <w:r>
+                        <w:rPr>
+                          <w:rFonts w:asciiTheme="minorEastAsia" w:eastAsiaTheme="minorEastAsia" w:hAnsiTheme="minorEastAsia" w:hint="eastAsia"/>
+                          <w:sz w:val="16"/>
+                          <w:szCs w:val="16"/>
+                        </w:rPr>
+                        <w:t>でも優先順位を意識して開発を進められるようになり、ゲームコンテストでは期限までに作品を完成させ</w:t>
+                      </w:r>
+                      <w:r>
+                        <w:rPr>
+                          <w:rFonts w:asciiTheme="minorEastAsia" w:eastAsiaTheme="minorEastAsia" w:hAnsiTheme="minorEastAsia" w:hint="eastAsia"/>
+                          <w:sz w:val="16"/>
+                          <w:szCs w:val="16"/>
+                        </w:rPr>
+                        <w:t>て</w:t>
+                      </w:r>
+                      <w:r>
+                        <w:rPr>
+                          <w:rFonts w:asciiTheme="minorEastAsia" w:eastAsiaTheme="minorEastAsia" w:hAnsiTheme="minorEastAsia" w:hint="eastAsia"/>
+                          <w:sz w:val="16"/>
+                          <w:szCs w:val="16"/>
+                        </w:rPr>
+                        <w:t>提出できました。この経験から、ゲーム開発は完成度だけではなく、限られた期間で優先順位を考えて開発を進める重要性を学びました。</w:t>
+                      </w:r>
+                    </w:p>
+                  </w:txbxContent>
+                </v:textbox>
+                <w10:wrap type="square" anchory="page"/>
+              </v:shape>
+            </w:pict>
+          </mc:Fallback>
+        </mc:AlternateContent>
+      </w:r>
+      <w:r>
+        <w:rPr>
+          <w:noProof/>
+        </w:rPr>
+        <mc:AlternateContent>
+          <mc:Choice Requires="wps">
+            <w:drawing>
+              <wp:anchor distT="45720" distB="45720" distL="114300" distR="114300" simplePos="0" relativeHeight="251745280" behindDoc="0" locked="0" layoutInCell="1" allowOverlap="1" wp14:anchorId="1FB44CA3" wp14:editId="7A27FB4B">
+                <wp:simplePos x="0" y="0"/>
+                <wp:positionH relativeFrom="column">
+                  <wp:posOffset>6536365</wp:posOffset>
+                </wp:positionH>
+                <wp:positionV relativeFrom="page">
+                  <wp:posOffset>3243152</wp:posOffset>
+                </wp:positionV>
+                <wp:extent cx="571500" cy="285750"/>
+                <wp:effectExtent l="0" t="0" r="0" b="0"/>
+                <wp:wrapSquare wrapText="bothSides"/>
+                <wp:docPr id="211" name="テキスト ボックス 2"/>
+                <wp:cNvGraphicFramePr>
+                  <a:graphicFrameLocks xmlns:a="http://schemas.openxmlformats.org/drawingml/2006/main"/>
+                </wp:cNvGraphicFramePr>
+                <a:graphic xmlns:a="http://schemas.openxmlformats.org/drawingml/2006/main">
+                  <a:graphicData uri="http://schemas.microsoft.com/office/word/2010/wordprocessingShape">
+                    <wps:wsp>
+                      <wps:cNvSpPr txBox="1">
+                        <a:spLocks noChangeArrowheads="1"/>
+                      </wps:cNvSpPr>
+                      <wps:spPr bwMode="auto">
+                        <a:xfrm>
+                          <a:off x="0" y="0"/>
+                          <a:ext cx="571500" cy="285750"/>
+                        </a:xfrm>
+                        <a:prstGeom prst="rect">
+                          <a:avLst/>
+                        </a:prstGeom>
+                        <a:noFill/>
+                        <a:ln w="9525">
+                          <a:noFill/>
+                          <a:miter lim="800000"/>
+                          <a:headEnd/>
+                          <a:tailEnd/>
+                        </a:ln>
+                      </wps:spPr>
+                      <wps:txbx>
+                        <w:txbxContent>
+                          <w:p>
+                            <w:pPr>
+                              <w:rPr>
+                                <w:rFonts w:asciiTheme="minorEastAsia" w:eastAsiaTheme="minorEastAsia" w:hAnsiTheme="minorEastAsia"/>
+                                <w:spacing w:val="60"/>
+                                <w:sz w:val="24"/>
+                                <w:szCs w:val="24"/>
+                              </w:rPr>
+                            </w:pPr>
+                            <w:r>
+                              <w:rPr>
+                                <w:rFonts w:asciiTheme="minorEastAsia" w:eastAsiaTheme="minorEastAsia" w:hAnsiTheme="minorEastAsia" w:hint="eastAsia"/>
+                                <w:spacing w:val="60"/>
+                                <w:sz w:val="21"/>
+                                <w:szCs w:val="21"/>
+                              </w:rPr>
+                              <w:t>0</w:t>
+                            </w:r>
+                            <w:r>
+                              <w:rPr>
+                                <w:rFonts w:asciiTheme="minorEastAsia" w:eastAsiaTheme="minorEastAsia" w:hAnsiTheme="minorEastAsia"/>
+                                <w:spacing w:val="60"/>
+                                <w:sz w:val="21"/>
+                                <w:szCs w:val="21"/>
+                              </w:rPr>
+                              <w:t>80</w:t>
+                            </w:r>
+                          </w:p>
+                        </w:txbxContent>
+                      </wps:txbx>
+                      <wps:bodyPr rot="0" vert="horz" wrap="square" lIns="36000" tIns="0" rIns="36000" bIns="0" anchor="t" anchorCtr="0">
+                        <a:noAutofit/>
+                      </wps:bodyPr>
+                    </wps:wsp>
+                  </a:graphicData>
+                </a:graphic>
+                <wp14:sizeRelH relativeFrom="margin">
+                  <wp14:pctWidth>0</wp14:pctWidth>
+                </wp14:sizeRelH>
+                <wp14:sizeRelV relativeFrom="margin">
+                  <wp14:pctHeight>0</wp14:pctHeight>
+                </wp14:sizeRelV>
+              </wp:anchor>
+            </w:drawing>
+          </mc:Choice>
+          <mc:Fallback>
+            <w:pict>
+              <v:shape w14:anchorId="1FB44CA3" id="_x0000_s1033" type="#_x0000_t202" style="position:absolute;margin-left:514.65pt;margin-top:255.35pt;width:45pt;height:22.5pt;z-index:251745280;visibility:visible;mso-wrap-style:square;mso-width-percent:0;mso-height-percent:0;mso-wrap-distance-left:9pt;mso-wrap-distance-top:3.6pt;mso-wrap-distance-right:9pt;mso-wrap-distance-bottom:3.6pt;mso-position-horizontal:absolute;mso-position-horizontal-relative:text;mso-position-vertical:absolute;mso-position-vertical-relative:page;mso-width-percent:0;mso-height-percent:0;mso-width-relative:margin;mso-height-relative:margin;v-text-anchor:top" o:gfxdata="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" filled="f" stroked="f">
+                <v:textbox inset="1mm,0,1mm,0">
+                  <w:txbxContent>
+                    <w:p>
+                      <w:pPr>
+                        <w:rPr>
+                          <w:rFonts w:asciiTheme="minorEastAsia" w:eastAsiaTheme="minorEastAsia" w:hAnsiTheme="minorEastAsia"/>
+                          <w:spacing w:val="60"/>
+                          <w:sz w:val="24"/>
+                          <w:szCs w:val="24"/>
+                        </w:rPr>
+                      </w:pPr>
+                      <w:r>
+                        <w:rPr>
+                          <w:rFonts w:asciiTheme="minorEastAsia" w:eastAsiaTheme="minorEastAsia" w:hAnsiTheme="minorEastAsia" w:hint="eastAsia"/>
+                          <w:spacing w:val="60"/>
+                          <w:sz w:val="21"/>
+                          <w:szCs w:val="21"/>
+                        </w:rPr>
+                        <w:t>0</w:t>
+                      </w:r>
+                      <w:r>
+                        <w:rPr>
+                          <w:rFonts w:asciiTheme="minorEastAsia" w:eastAsiaTheme="minorEastAsia" w:hAnsiTheme="minorEastAsia"/>
+                          <w:spacing w:val="60"/>
+                          <w:sz w:val="21"/>
+                          <w:szCs w:val="21"/>
+                        </w:rPr>
+                        <w:t>80</w:t>
+                      </w:r>
+                    </w:p>
+                  </w:txbxContent>
+                </v:textbox>
+                <w10:wrap type="square" anchory="page"/>
+              </v:shape>
+            </w:pict>
+          </mc:Fallback>
+        </mc:AlternateContent>
+      </w:r>
+      <w:r>
+        <w:rPr>
           <w:rFonts w:eastAsiaTheme="minorEastAsia"/>
           <w:noProof/>
           <w:sz w:val="28"/>
@@ -18,7 +1326,440 @@
         <mc:AlternateContent>
           <mc:Choice Requires="wps">
             <w:drawing>
-              <wp:anchor distT="45720" distB="45720" distL="114300" distR="114300" simplePos="0" relativeHeight="251692032" behindDoc="0" locked="0" layoutInCell="1" allowOverlap="1" wp14:anchorId="29E442E8" wp14:editId="7409F08D">
+              <wp:anchor distT="45720" distB="45720" distL="114300" distR="114300" simplePos="0" relativeHeight="251726848" behindDoc="0" locked="0" layoutInCell="1" allowOverlap="1" wp14:anchorId="0E4AE629" wp14:editId="6AE073B7">
+                <wp:simplePos x="0" y="0"/>
+                <wp:positionH relativeFrom="column">
+                  <wp:posOffset>6568263</wp:posOffset>
+                </wp:positionH>
+                <wp:positionV relativeFrom="page">
+                  <wp:posOffset>2478080</wp:posOffset>
+                </wp:positionV>
+                <wp:extent cx="571500" cy="257175"/>
+                <wp:effectExtent l="0" t="0" r="0" b="9525"/>
+                <wp:wrapSquare wrapText="bothSides"/>
+                <wp:docPr id="201" name="テキスト ボックス 2"/>
+                <wp:cNvGraphicFramePr>
+                  <a:graphicFrameLocks xmlns:a="http://schemas.openxmlformats.org/drawingml/2006/main"/>
+                </wp:cNvGraphicFramePr>
+                <a:graphic xmlns:a="http://schemas.openxmlformats.org/drawingml/2006/main">
+                  <a:graphicData uri="http://schemas.microsoft.com/office/word/2010/wordprocessingShape">
+                    <wps:wsp>
+                      <wps:cNvSpPr txBox="1">
+                        <a:spLocks noChangeArrowheads="1"/>
+                      </wps:cNvSpPr>
+                      <wps:spPr bwMode="auto">
+                        <a:xfrm>
+                          <a:off x="0" y="0"/>
+                          <a:ext cx="571500" cy="257175"/>
+                        </a:xfrm>
+                        <a:prstGeom prst="rect">
+                          <a:avLst/>
+                        </a:prstGeom>
+                        <a:noFill/>
+                        <a:ln w="9525">
+                          <a:noFill/>
+                          <a:miter lim="800000"/>
+                          <a:headEnd/>
+                          <a:tailEnd/>
+                        </a:ln>
+                      </wps:spPr>
+                      <wps:txbx>
+                        <w:txbxContent>
+                          <w:p>
+                            <w:pPr>
+                              <w:rPr>
+                                <w:rFonts w:asciiTheme="minorEastAsia" w:eastAsiaTheme="minorEastAsia" w:hAnsiTheme="minorEastAsia"/>
+                                <w:spacing w:val="60"/>
+                                <w:sz w:val="24"/>
+                                <w:szCs w:val="24"/>
+                              </w:rPr>
+                            </w:pPr>
+                            <w:r>
+                              <w:rPr>
+                                <w:rFonts w:asciiTheme="minorEastAsia" w:eastAsiaTheme="minorEastAsia" w:hAnsiTheme="minorEastAsia"/>
+                                <w:spacing w:val="60"/>
+                                <w:sz w:val="21"/>
+                                <w:szCs w:val="21"/>
+                              </w:rPr>
+                              <w:t>080</w:t>
+                            </w:r>
+                          </w:p>
+                        </w:txbxContent>
+                      </wps:txbx>
+                      <wps:bodyPr rot="0" vert="horz" wrap="square" lIns="36000" tIns="0" rIns="36000" bIns="0" anchor="t" anchorCtr="0">
+                        <a:noAutofit/>
+                      </wps:bodyPr>
+                    </wps:wsp>
+                  </a:graphicData>
+                </a:graphic>
+                <wp14:sizeRelH relativeFrom="margin">
+                  <wp14:pctWidth>0</wp14:pctWidth>
+                </wp14:sizeRelH>
+                <wp14:sizeRelV relativeFrom="margin">
+                  <wp14:pctHeight>0</wp14:pctHeight>
+                </wp14:sizeRelV>
+              </wp:anchor>
+            </w:drawing>
+          </mc:Choice>
+          <mc:Fallback>
+            <w:pict>
+              <v:shape w14:anchorId="0E4AE629" id="_x0000_s1034" type="#_x0000_t202" style="position:absolute;margin-left:517.2pt;margin-top:195.1pt;width:45pt;height:20.25pt;z-index:251726848;visibility:visible;mso-wrap-style:square;mso-width-percent:0;mso-height-percent:0;mso-wrap-distance-left:9pt;mso-wrap-distance-top:3.6pt;mso-wrap-distance-right:9pt;mso-wrap-distance-bottom:3.6pt;mso-position-horizontal:absolute;mso-position-horizontal-relative:text;mso-position-vertical:absolute;mso-position-vertical-relative:page;mso-width-percent:0;mso-height-percent:0;mso-width-relative:margin;mso-height-relative:margin;v-text-anchor:top" o:gfxdata="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" filled="f" stroked="f">
+                <v:textbox inset="1mm,0,1mm,0">
+                  <w:txbxContent>
+                    <w:p>
+                      <w:pPr>
+                        <w:rPr>
+                          <w:rFonts w:asciiTheme="minorEastAsia" w:eastAsiaTheme="minorEastAsia" w:hAnsiTheme="minorEastAsia"/>
+                          <w:spacing w:val="60"/>
+                          <w:sz w:val="24"/>
+                          <w:szCs w:val="24"/>
+                        </w:rPr>
+                      </w:pPr>
+                      <w:r>
+                        <w:rPr>
+                          <w:rFonts w:asciiTheme="minorEastAsia" w:eastAsiaTheme="minorEastAsia" w:hAnsiTheme="minorEastAsia"/>
+                          <w:spacing w:val="60"/>
+                          <w:sz w:val="21"/>
+                          <w:szCs w:val="21"/>
+                        </w:rPr>
+                        <w:t>080</w:t>
+                      </w:r>
+                    </w:p>
+                  </w:txbxContent>
+                </v:textbox>
+                <w10:wrap type="square" anchory="page"/>
+              </v:shape>
+            </w:pict>
+          </mc:Fallback>
+        </mc:AlternateContent>
+      </w:r>
+      <w:r>
+        <w:rPr>
+          <w:rFonts w:eastAsiaTheme="minorEastAsia"/>
+          <w:noProof/>
+          <w:sz w:val="28"/>
+          <w:szCs w:val="28"/>
+        </w:rPr>
+        <mc:AlternateContent>
+          <mc:Choice Requires="wps">
+            <w:drawing>
+              <wp:anchor distT="45720" distB="45720" distL="114300" distR="114300" simplePos="0" relativeHeight="251680768" behindDoc="0" locked="0" layoutInCell="1" allowOverlap="1" wp14:anchorId="42A37A84" wp14:editId="3FC41CE8">
+                <wp:simplePos x="0" y="0"/>
+                <wp:positionH relativeFrom="column">
+                  <wp:posOffset>1345565</wp:posOffset>
+                </wp:positionH>
+                <wp:positionV relativeFrom="page">
+                  <wp:posOffset>2288540</wp:posOffset>
+                </wp:positionV>
+                <wp:extent cx="4352925" cy="304800"/>
+                <wp:effectExtent l="0" t="0" r="0" b="0"/>
+                <wp:wrapSquare wrapText="bothSides"/>
+                <wp:docPr id="19" name="テキスト ボックス 2"/>
+                <wp:cNvGraphicFramePr>
+                  <a:graphicFrameLocks xmlns:a="http://schemas.openxmlformats.org/drawingml/2006/main"/>
+                </wp:cNvGraphicFramePr>
+                <a:graphic xmlns:a="http://schemas.openxmlformats.org/drawingml/2006/main">
+                  <a:graphicData uri="http://schemas.microsoft.com/office/word/2010/wordprocessingShape">
+                    <wps:wsp>
+                      <wps:cNvSpPr txBox="1">
+                        <a:spLocks noChangeArrowheads="1"/>
+                      </wps:cNvSpPr>
+                      <wps:spPr bwMode="auto">
+                        <a:xfrm>
+                          <a:off x="0" y="0"/>
+                          <a:ext cx="4352925" cy="304800"/>
+                        </a:xfrm>
+                        <a:prstGeom prst="rect">
+                          <a:avLst/>
+                        </a:prstGeom>
+                        <a:noFill/>
+                        <a:ln w="9525">
+                          <a:noFill/>
+                          <a:miter lim="800000"/>
+                          <a:headEnd/>
+                          <a:tailEnd/>
+                        </a:ln>
+                      </wps:spPr>
+                      <wps:txbx>
+                        <w:txbxContent>
+                          <w:p>
+                            <w:pPr>
+                              <w:rPr>
+                                <w:rFonts w:asciiTheme="minorEastAsia" w:eastAsiaTheme="minorEastAsia" w:hAnsiTheme="minorEastAsia"/>
+                                <w:sz w:val="21"/>
+                                <w:szCs w:val="21"/>
+                              </w:rPr>
+                            </w:pPr>
+                            <w:r>
+                              <w:rPr>
+                                <w:rFonts w:asciiTheme="minorEastAsia" w:eastAsiaTheme="minorEastAsia" w:hAnsiTheme="minorEastAsia" w:hint="eastAsia"/>
+                                <w:sz w:val="21"/>
+                                <w:szCs w:val="21"/>
+                              </w:rPr>
+                              <w:t>ふくお</w:t>
+                            </w:r>
+                            <w:proofErr w:type="gramStart"/>
+                            <w:r>
+                              <w:rPr>
+                                <w:rFonts w:asciiTheme="minorEastAsia" w:eastAsiaTheme="minorEastAsia" w:hAnsiTheme="minorEastAsia" w:hint="eastAsia"/>
+                                <w:sz w:val="21"/>
+                                <w:szCs w:val="21"/>
+                              </w:rPr>
+                              <w:t>かけんふく</w:t>
+                            </w:r>
+                            <w:proofErr w:type="gramEnd"/>
+                            <w:r>
+                              <w:rPr>
+                                <w:rFonts w:asciiTheme="minorEastAsia" w:eastAsiaTheme="minorEastAsia" w:hAnsiTheme="minorEastAsia" w:hint="eastAsia"/>
+                                <w:sz w:val="21"/>
+                                <w:szCs w:val="21"/>
+                              </w:rPr>
+                              <w:t xml:space="preserve">おかしさいとざき </w:t>
+                            </w:r>
+                          </w:p>
+                        </w:txbxContent>
+                      </wps:txbx>
+                      <wps:bodyPr rot="0" vert="horz" wrap="square" lIns="91440" tIns="45720" rIns="91440" bIns="45720" anchor="t" anchorCtr="0">
+                        <a:noAutofit/>
+                      </wps:bodyPr>
+                    </wps:wsp>
+                  </a:graphicData>
+                </a:graphic>
+                <wp14:sizeRelH relativeFrom="margin">
+                  <wp14:pctWidth>0</wp14:pctWidth>
+                </wp14:sizeRelH>
+                <wp14:sizeRelV relativeFrom="margin">
+                  <wp14:pctHeight>0</wp14:pctHeight>
+                </wp14:sizeRelV>
+              </wp:anchor>
+            </w:drawing>
+          </mc:Choice>
+          <mc:Fallback>
+            <w:pict>
+              <v:shape w14:anchorId="42A37A84" id="_x0000_s1035" type="#_x0000_t202" style="position:absolute;margin-left:105.95pt;margin-top:180.2pt;width:342.75pt;height:24pt;z-index:251680768;visibility:visible;mso-wrap-style:square;mso-width-percent:0;mso-height-percent:0;mso-wrap-distance-left:9pt;mso-wrap-distance-top:3.6pt;mso-wrap-distance-right:9pt;mso-wrap-distance-bottom:3.6pt;mso-position-horizontal:absolute;mso-position-horizontal-relative:text;mso-position-vertical:absolute;mso-position-vertical-relative:page;mso-width-percent:0;mso-height-percent:0;mso-width-relative:margin;mso-height-relative:margin;v-text-anchor:top" o:gfxdata="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" filled="f" stroked="f">
+                <v:textbox>
+                  <w:txbxContent>
+                    <w:p>
+                      <w:pPr>
+                        <w:rPr>
+                          <w:rFonts w:asciiTheme="minorEastAsia" w:eastAsiaTheme="minorEastAsia" w:hAnsiTheme="minorEastAsia"/>
+                          <w:sz w:val="21"/>
+                          <w:szCs w:val="21"/>
+                        </w:rPr>
+                      </w:pPr>
+                      <w:r>
+                        <w:rPr>
+                          <w:rFonts w:asciiTheme="minorEastAsia" w:eastAsiaTheme="minorEastAsia" w:hAnsiTheme="minorEastAsia" w:hint="eastAsia"/>
+                          <w:sz w:val="21"/>
+                          <w:szCs w:val="21"/>
+                        </w:rPr>
+                        <w:t>ふくお</w:t>
+                      </w:r>
+                      <w:proofErr w:type="gramStart"/>
+                      <w:r>
+                        <w:rPr>
+                          <w:rFonts w:asciiTheme="minorEastAsia" w:eastAsiaTheme="minorEastAsia" w:hAnsiTheme="minorEastAsia" w:hint="eastAsia"/>
+                          <w:sz w:val="21"/>
+                          <w:szCs w:val="21"/>
+                        </w:rPr>
+                        <w:t>かけんふく</w:t>
+                      </w:r>
+                      <w:proofErr w:type="gramEnd"/>
+                      <w:r>
+                        <w:rPr>
+                          <w:rFonts w:asciiTheme="minorEastAsia" w:eastAsiaTheme="minorEastAsia" w:hAnsiTheme="minorEastAsia" w:hint="eastAsia"/>
+                          <w:sz w:val="21"/>
+                          <w:szCs w:val="21"/>
+                        </w:rPr>
+                        <w:t xml:space="preserve">おかしさいとざき </w:t>
+                      </w:r>
+                    </w:p>
+                  </w:txbxContent>
+                </v:textbox>
+                <w10:wrap type="square" anchory="page"/>
+              </v:shape>
+            </w:pict>
+          </mc:Fallback>
+        </mc:AlternateContent>
+      </w:r>
+      <w:r>
+        <w:rPr>
+          <w:rFonts w:eastAsiaTheme="minorEastAsia"/>
+          <w:noProof/>
+          <w:sz w:val="28"/>
+          <w:szCs w:val="28"/>
+        </w:rPr>
+        <mc:AlternateContent>
+          <mc:Choice Requires="wps">
+            <w:drawing>
+              <wp:anchor distT="45720" distB="45720" distL="114300" distR="114300" simplePos="0" relativeHeight="251682816" behindDoc="0" locked="0" layoutInCell="1" allowOverlap="1" wp14:anchorId="560B136B" wp14:editId="6195B9A2">
+                <wp:simplePos x="0" y="0"/>
+                <wp:positionH relativeFrom="column">
+                  <wp:posOffset>1335243</wp:posOffset>
+                </wp:positionH>
+                <wp:positionV relativeFrom="page">
+                  <wp:posOffset>3046730</wp:posOffset>
+                </wp:positionV>
+                <wp:extent cx="4352925" cy="333375"/>
+                <wp:effectExtent l="0" t="0" r="0" b="0"/>
+                <wp:wrapSquare wrapText="bothSides"/>
+                <wp:docPr id="6" name="テキスト ボックス 2"/>
+                <wp:cNvGraphicFramePr>
+                  <a:graphicFrameLocks xmlns:a="http://schemas.openxmlformats.org/drawingml/2006/main"/>
+                </wp:cNvGraphicFramePr>
+                <a:graphic xmlns:a="http://schemas.openxmlformats.org/drawingml/2006/main">
+                  <a:graphicData uri="http://schemas.microsoft.com/office/word/2010/wordprocessingShape">
+                    <wps:wsp>
+                      <wps:cNvSpPr txBox="1">
+                        <a:spLocks noChangeArrowheads="1"/>
+                      </wps:cNvSpPr>
+                      <wps:spPr bwMode="auto">
+                        <a:xfrm>
+                          <a:off x="0" y="0"/>
+                          <a:ext cx="4352925" cy="333375"/>
+                        </a:xfrm>
+                        <a:prstGeom prst="rect">
+                          <a:avLst/>
+                        </a:prstGeom>
+                        <a:noFill/>
+                        <a:ln w="9525">
+                          <a:noFill/>
+                          <a:miter lim="800000"/>
+                          <a:headEnd/>
+                          <a:tailEnd/>
+                        </a:ln>
+                      </wps:spPr>
+                      <wps:txbx>
+                        <w:txbxContent>
+                          <w:p>
+                            <w:pPr>
+                              <w:rPr>
+                                <w:rFonts w:asciiTheme="minorEastAsia" w:eastAsiaTheme="minorEastAsia" w:hAnsiTheme="minorEastAsia"/>
+                                <w:sz w:val="21"/>
+                                <w:szCs w:val="21"/>
+                              </w:rPr>
+                            </w:pPr>
+                            <w:r>
+                              <w:rPr>
+                                <w:rFonts w:asciiTheme="minorEastAsia" w:eastAsiaTheme="minorEastAsia" w:hAnsiTheme="minorEastAsia" w:hint="eastAsia"/>
+                                <w:sz w:val="21"/>
+                                <w:szCs w:val="21"/>
+                              </w:rPr>
+                              <w:t>ふくお</w:t>
+                            </w:r>
+                            <w:proofErr w:type="gramStart"/>
+                            <w:r>
+                              <w:rPr>
+                                <w:rFonts w:asciiTheme="minorEastAsia" w:eastAsiaTheme="minorEastAsia" w:hAnsiTheme="minorEastAsia" w:hint="eastAsia"/>
+                                <w:sz w:val="21"/>
+                                <w:szCs w:val="21"/>
+                              </w:rPr>
+                              <w:t>かけんふく</w:t>
+                            </w:r>
+                            <w:proofErr w:type="gramEnd"/>
+                            <w:r>
+                              <w:rPr>
+                                <w:rFonts w:asciiTheme="minorEastAsia" w:eastAsiaTheme="minorEastAsia" w:hAnsiTheme="minorEastAsia" w:hint="eastAsia"/>
+                                <w:sz w:val="21"/>
+                                <w:szCs w:val="21"/>
+                              </w:rPr>
+                              <w:t xml:space="preserve">おかしさいとざき </w:t>
+                            </w:r>
+                          </w:p>
+                          <w:p>
+                            <w:pPr>
+                              <w:rPr>
+                                <w:rFonts w:asciiTheme="minorEastAsia" w:eastAsiaTheme="minorEastAsia" w:hAnsiTheme="minorEastAsia"/>
+                                <w:sz w:val="21"/>
+                                <w:szCs w:val="21"/>
+                              </w:rPr>
+                            </w:pPr>
+                          </w:p>
+                        </w:txbxContent>
+                      </wps:txbx>
+                      <wps:bodyPr rot="0" vert="horz" wrap="square" lIns="91440" tIns="45720" rIns="91440" bIns="45720" anchor="t" anchorCtr="0">
+                        <a:noAutofit/>
+                      </wps:bodyPr>
+                    </wps:wsp>
+                  </a:graphicData>
+                </a:graphic>
+                <wp14:sizeRelH relativeFrom="margin">
+                  <wp14:pctWidth>0</wp14:pctWidth>
+                </wp14:sizeRelH>
+                <wp14:sizeRelV relativeFrom="margin">
+                  <wp14:pctHeight>0</wp14:pctHeight>
+                </wp14:sizeRelV>
+              </wp:anchor>
+            </w:drawing>
+          </mc:Choice>
+          <mc:Fallback>
+            <w:pict>
+              <v:shape w14:anchorId="560B136B" id="_x0000_s1036" type="#_x0000_t202" style="position:absolute;margin-left:105.15pt;margin-top:239.9pt;width:342.75pt;height:26.25pt;z-index:251682816;visibility:visible;mso-wrap-style:square;mso-width-percent:0;mso-height-percent:0;mso-wrap-distance-left:9pt;mso-wrap-distance-top:3.6pt;mso-wrap-distance-right:9pt;mso-wrap-distance-bottom:3.6pt;mso-position-horizontal:absolute;mso-position-horizontal-relative:text;mso-position-vertical:absolute;mso-position-vertical-relative:page;mso-width-percent:0;mso-height-percent:0;mso-width-relative:margin;mso-height-relative:margin;v-text-anchor:top" o:gfxdata="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" filled="f" stroked="f">
+                <v:textbox>
+                  <w:txbxContent>
+                    <w:p>
+                      <w:pPr>
+                        <w:rPr>
+                          <w:rFonts w:asciiTheme="minorEastAsia" w:eastAsiaTheme="minorEastAsia" w:hAnsiTheme="minorEastAsia"/>
+                          <w:sz w:val="21"/>
+                          <w:szCs w:val="21"/>
+                        </w:rPr>
+                      </w:pPr>
+                      <w:r>
+                        <w:rPr>
+                          <w:rFonts w:asciiTheme="minorEastAsia" w:eastAsiaTheme="minorEastAsia" w:hAnsiTheme="minorEastAsia" w:hint="eastAsia"/>
+                          <w:sz w:val="21"/>
+                          <w:szCs w:val="21"/>
+                        </w:rPr>
+                        <w:t>ふくお</w:t>
+                      </w:r>
+                      <w:proofErr w:type="gramStart"/>
+                      <w:r>
+                        <w:rPr>
+                          <w:rFonts w:asciiTheme="minorEastAsia" w:eastAsiaTheme="minorEastAsia" w:hAnsiTheme="minorEastAsia" w:hint="eastAsia"/>
+                          <w:sz w:val="21"/>
+                          <w:szCs w:val="21"/>
+                        </w:rPr>
+                        <w:t>かけんふく</w:t>
+                      </w:r>
+                      <w:proofErr w:type="gramEnd"/>
+                      <w:r>
+                        <w:rPr>
+                          <w:rFonts w:asciiTheme="minorEastAsia" w:eastAsiaTheme="minorEastAsia" w:hAnsiTheme="minorEastAsia" w:hint="eastAsia"/>
+                          <w:sz w:val="21"/>
+                          <w:szCs w:val="21"/>
+                        </w:rPr>
+                        <w:t xml:space="preserve">おかしさいとざき </w:t>
+                      </w:r>
+                    </w:p>
+                    <w:p>
+                      <w:pPr>
+                        <w:rPr>
+                          <w:rFonts w:asciiTheme="minorEastAsia" w:eastAsiaTheme="minorEastAsia" w:hAnsiTheme="minorEastAsia"/>
+                          <w:sz w:val="21"/>
+                          <w:szCs w:val="21"/>
+                        </w:rPr>
+                      </w:pPr>
+                    </w:p>
+                  </w:txbxContent>
+                </v:textbox>
+                <w10:wrap type="square" anchory="page"/>
+              </v:shape>
+            </w:pict>
+          </mc:Fallback>
+        </mc:AlternateContent>
+      </w:r>
+      <w:r>
+        <w:rPr>
+          <w:rFonts w:eastAsiaTheme="minorEastAsia"/>
+          <w:noProof/>
+          <w:sz w:val="28"/>
+          <w:szCs w:val="28"/>
+        </w:rPr>
+        <mc:AlternateContent>
+          <mc:Choice Requires="wps">
+            <w:drawing>
+              <wp:anchor distT="45720" distB="45720" distL="114300" distR="114300" simplePos="0" relativeHeight="251692032" behindDoc="0" locked="0" layoutInCell="1" allowOverlap="1" wp14:anchorId="29E442E8" wp14:editId="47FF7563">
                 <wp:simplePos x="0" y="0"/>
                 <wp:positionH relativeFrom="column">
                   <wp:posOffset>771525</wp:posOffset>
@@ -160,11 +1901,7 @@
           </mc:Choice>
           <mc:Fallback>
             <w:pict>
-              <v:shapetype w14:anchorId="29E442E8" id="_x0000_t202" coordsize="21600,21600" o:spt="202" path="m,l,21600r21600,l21600,xe">
-                <v:stroke joinstyle="miter"/>
-                <v:path gradientshapeok="t" o:connecttype="rect"/>
-              </v:shapetype>
-              <v:shape id="テキスト ボックス 2" o:spid="_x0000_s1026" type="#_x0000_t202" style="position:absolute;margin-left:60.75pt;margin-top:220pt;width:350.25pt;height:23.05pt;z-index:251692032;visibility:visible;mso-wrap-style:square;mso-width-percent:0;mso-height-percent:0;mso-wrap-distance-left:9pt;mso-wrap-distance-top:3.6pt;mso-wrap-distance-right:9pt;mso-wrap-distance-bottom:3.6pt;mso-position-horizontal:absolute;mso-position-horizontal-relative:text;mso-position-vertical:absolute;mso-position-vertical-relative:page;mso-width-percent:0;mso-height-percent:0;mso-width-relative:margin;mso-height-relative:margin;v-text-anchor:top" o:gfxdata="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" filled="f" stroked="f">
+              <v:shape w14:anchorId="29E442E8" id="_x0000_s1037" type="#_x0000_t202" style="position:absolute;margin-left:60.75pt;margin-top:220pt;width:350.25pt;height:23.05pt;z-index:251692032;visibility:visible;mso-wrap-style:square;mso-width-percent:0;mso-height-percent:0;mso-wrap-distance-left:9pt;mso-wrap-distance-top:3.6pt;mso-wrap-distance-right:9pt;mso-wrap-distance-bottom:3.6pt;mso-position-horizontal:absolute;mso-position-horizontal-relative:text;mso-position-vertical:absolute;mso-position-vertical-relative:page;mso-width-percent:0;mso-height-percent:0;mso-width-relative:margin;mso-height-relative:margin;v-text-anchor:top" o:gfxdata="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" filled="f" stroked="f">
                 <v:textbox>
                   <w:txbxContent>
                     <w:p>
@@ -269,7 +2006,7 @@
         <mc:AlternateContent>
           <mc:Choice Requires="wps">
             <w:drawing>
-              <wp:anchor distT="45720" distB="45720" distL="114300" distR="114300" simplePos="0" relativeHeight="251694080" behindDoc="0" locked="0" layoutInCell="1" allowOverlap="1" wp14:anchorId="4CC59A22" wp14:editId="02DFA823">
+              <wp:anchor distT="45720" distB="45720" distL="114300" distR="114300" simplePos="0" relativeHeight="251694080" behindDoc="0" locked="0" layoutInCell="1" allowOverlap="1" wp14:anchorId="4CC59A22" wp14:editId="2E472245">
                 <wp:simplePos x="0" y="0"/>
                 <wp:positionH relativeFrom="column">
                   <wp:posOffset>785952</wp:posOffset>
@@ -419,7 +2156,7 @@
           </mc:Choice>
           <mc:Fallback>
             <w:pict>
-              <v:shape w14:anchorId="4CC59A22" id="_x0000_s1027" type="#_x0000_t202" style="position:absolute;margin-left:61.9pt;margin-top:279.15pt;width:350.25pt;height:24.45pt;z-index:251694080;visibility:visible;mso-wrap-style:square;mso-width-percent:0;mso-height-percent:0;mso-wrap-distance-left:9pt;mso-wrap-distance-top:3.6pt;mso-wrap-distance-right:9pt;mso-wrap-distance-bottom:3.6pt;mso-position-horizontal:absolute;mso-position-horizontal-relative:text;mso-position-vertical:absolute;mso-position-vertical-relative:page;mso-width-percent:0;mso-height-percent:0;mso-width-relative:margin;mso-height-relative:margin;v-text-anchor:top" o:gfxdata="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" filled="f" stroked="f">
+              <v:shape w14:anchorId="4CC59A22" id="_x0000_s1038" type="#_x0000_t202" style="position:absolute;margin-left:61.9pt;margin-top:279.15pt;width:350.25pt;height:24.45pt;z-index:251694080;visibility:visible;mso-wrap-style:square;mso-width-percent:0;mso-height-percent:0;mso-wrap-distance-left:9pt;mso-wrap-distance-top:3.6pt;mso-wrap-distance-right:9pt;mso-wrap-distance-bottom:3.6pt;mso-position-horizontal:absolute;mso-position-horizontal-relative:text;mso-position-vertical:absolute;mso-position-vertical-relative:page;mso-width-percent:0;mso-height-percent:0;mso-width-relative:margin;mso-height-relative:margin;v-text-anchor:top" o:gfxdata="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" filled="f" stroked="f">
                 <v:textbox>
                   <w:txbxContent>
                     <w:p>
@@ -532,7 +2269,7 @@
         <mc:AlternateContent>
           <mc:Choice Requires="wps">
             <w:drawing>
-              <wp:anchor distT="45720" distB="45720" distL="114300" distR="114300" simplePos="0" relativeHeight="251777024" behindDoc="0" locked="0" layoutInCell="1" allowOverlap="1" wp14:anchorId="7ACB9A98" wp14:editId="0BCEFE1B">
+              <wp:anchor distT="45720" distB="45720" distL="114300" distR="114300" simplePos="0" relativeHeight="251777024" behindDoc="0" locked="0" layoutInCell="1" allowOverlap="1" wp14:anchorId="7ACB9A98" wp14:editId="79FA7998">
                 <wp:simplePos x="0" y="0"/>
                 <wp:positionH relativeFrom="column">
                   <wp:posOffset>1555484</wp:posOffset>
@@ -638,7 +2375,7 @@
           </mc:Choice>
           <mc:Fallback>
             <w:pict>
-              <v:shape w14:anchorId="7ACB9A98" id="_x0000_s1028" type="#_x0000_t202" style="position:absolute;margin-left:122.5pt;margin-top:259.8pt;width:109.65pt;height:20.65pt;z-index:251777024;visibility:visible;mso-wrap-style:square;mso-width-percent:0;mso-height-percent:0;mso-wrap-distance-left:9pt;mso-wrap-distance-top:3.6pt;mso-wrap-distance-right:9pt;mso-wrap-distance-bottom:3.6pt;mso-position-horizontal:absolute;mso-position-horizontal-relative:text;mso-position-vertical:absolute;mso-position-vertical-relative:page;mso-width-percent:0;mso-height-percent:0;mso-width-relative:margin;mso-height-relative:margin;v-text-anchor:top" o:gfxdata="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" filled="f" stroked="f">
+              <v:shape w14:anchorId="7ACB9A98" id="_x0000_s1039" type="#_x0000_t202" style="position:absolute;margin-left:122.5pt;margin-top:259.8pt;width:109.65pt;height:20.65pt;z-index:251777024;visibility:visible;mso-wrap-style:square;mso-width-percent:0;mso-height-percent:0;mso-wrap-distance-left:9pt;mso-wrap-distance-top:3.6pt;mso-wrap-distance-right:9pt;mso-wrap-distance-bottom:3.6pt;mso-position-horizontal:absolute;mso-position-horizontal-relative:text;mso-position-vertical:absolute;mso-position-vertical-relative:page;mso-width-percent:0;mso-height-percent:0;mso-width-relative:margin;mso-height-relative:margin;v-text-anchor:top" o:gfxdata="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" filled="f" stroked="f">
                 <v:textbox inset="1mm,0,1mm,0">
                   <w:txbxContent>
                     <w:p>
@@ -704,7 +2441,7 @@
         <mc:AlternateContent>
           <mc:Choice Requires="wps">
             <w:drawing>
-              <wp:anchor distT="50165" distB="45720" distL="114300" distR="114300" simplePos="0" relativeHeight="251774976" behindDoc="0" locked="0" layoutInCell="1" allowOverlap="1" wp14:anchorId="2C8F6AEA" wp14:editId="584002AE">
+              <wp:anchor distT="50165" distB="45720" distL="114300" distR="114300" simplePos="0" relativeHeight="251774976" behindDoc="0" locked="0" layoutInCell="1" allowOverlap="1" wp14:anchorId="2C8F6AEA" wp14:editId="1917B5D4">
                 <wp:simplePos x="0" y="0"/>
                 <wp:positionH relativeFrom="column">
                   <wp:posOffset>6622445</wp:posOffset>
@@ -746,7 +2483,7 @@
                           <w:p>
                             <w:pPr>
                               <w:rPr>
-                                <w:rFonts w:ascii="ＭＳ 明朝" w:eastAsia="ＭＳ 明朝" w:hAnsi="ＭＳ 明朝" w:hint="eastAsia"/>
+                                <w:rFonts w:ascii="ＭＳ 明朝" w:eastAsia="ＭＳ 明朝" w:hAnsi="ＭＳ 明朝"/>
                                 <w:sz w:val="28"/>
                                 <w:szCs w:val="28"/>
                               </w:rPr>
@@ -779,13 +2516,13 @@
           </mc:Choice>
           <mc:Fallback>
             <w:pict>
-              <v:shape w14:anchorId="2C8F6AEA" id="_x0000_s1029" type="#_x0000_t202" style="position:absolute;margin-left:521.45pt;margin-top:641.65pt;width:112.2pt;height:39pt;z-index:251774976;visibility:visible;mso-wrap-style:square;mso-width-percent:0;mso-height-percent:0;mso-wrap-distance-left:9pt;mso-wrap-distance-top:3.95pt;mso-wrap-distance-right:9pt;mso-wrap-distance-bottom:3.6pt;mso-position-horizontal:absolute;mso-position-horizontal-relative:text;mso-position-vertical:absolute;mso-position-vertical-relative:page;mso-width-percent:0;mso-height-percent:0;mso-width-relative:margin;mso-height-relative:margin;v-text-anchor:top" o:gfxdata="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" filled="f" stroked="f">
+              <v:shape w14:anchorId="2C8F6AEA" id="_x0000_s1040" type="#_x0000_t202" style="position:absolute;margin-left:521.45pt;margin-top:641.65pt;width:112.2pt;height:39pt;z-index:251774976;visibility:visible;mso-wrap-style:square;mso-width-percent:0;mso-height-percent:0;mso-wrap-distance-left:9pt;mso-wrap-distance-top:3.95pt;mso-wrap-distance-right:9pt;mso-wrap-distance-bottom:3.6pt;mso-position-horizontal:absolute;mso-position-horizontal-relative:text;mso-position-vertical:absolute;mso-position-vertical-relative:page;mso-width-percent:0;mso-height-percent:0;mso-width-relative:margin;mso-height-relative:margin;v-text-anchor:top" o:gfxdata="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" filled="f" stroked="f">
                 <v:textbox inset=",1mm,,0">
                   <w:txbxContent>
                     <w:p>
                       <w:pPr>
                         <w:rPr>
-                          <w:rFonts w:ascii="ＭＳ 明朝" w:eastAsia="ＭＳ 明朝" w:hAnsi="ＭＳ 明朝" w:hint="eastAsia"/>
+                          <w:rFonts w:ascii="ＭＳ 明朝" w:eastAsia="ＭＳ 明朝" w:hAnsi="ＭＳ 明朝"/>
                           <w:sz w:val="28"/>
                           <w:szCs w:val="28"/>
                         </w:rPr>
@@ -814,7 +2551,7 @@
         <mc:AlternateContent>
           <mc:Choice Requires="wps">
             <w:drawing>
-              <wp:anchor distT="45720" distB="45720" distL="114300" distR="114300" simplePos="0" relativeHeight="251743232" behindDoc="0" locked="0" layoutInCell="1" allowOverlap="1" wp14:anchorId="56C8384C" wp14:editId="0F3022EF">
+              <wp:anchor distT="45720" distB="45720" distL="114300" distR="114300" simplePos="0" relativeHeight="251743232" behindDoc="0" locked="0" layoutInCell="1" allowOverlap="1" wp14:anchorId="56C8384C" wp14:editId="3DA7585D">
                 <wp:simplePos x="0" y="0"/>
                 <wp:positionH relativeFrom="column">
                   <wp:posOffset>5901424</wp:posOffset>
@@ -902,7 +2639,7 @@
           </mc:Choice>
           <mc:Fallback>
             <w:pict>
-              <v:shape w14:anchorId="56C8384C" id="_x0000_s1030" type="#_x0000_t202" style="position:absolute;margin-left:464.7pt;margin-top:277.1pt;width:98.8pt;height:21.75pt;z-index:251743232;visibility:visible;mso-wrap-style:square;mso-width-percent:0;mso-height-percent:0;mso-wrap-distance-left:9pt;mso-wrap-distance-top:3.6pt;mso-wrap-distance-right:9pt;mso-wrap-distance-bottom:3.6pt;mso-position-horizontal:absolute;mso-position-horizontal-relative:text;mso-position-vertical:absolute;mso-position-vertical-relative:page;mso-width-percent:0;mso-height-percent:0;mso-width-relative:margin;mso-height-relative:margin;v-text-anchor:top" o:gfxdata="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" filled="f" stroked="f">
+              <v:shape w14:anchorId="56C8384C" id="_x0000_s1041" type="#_x0000_t202" style="position:absolute;margin-left:464.7pt;margin-top:277.1pt;width:98.8pt;height:21.75pt;z-index:251743232;visibility:visible;mso-wrap-style:square;mso-width-percent:0;mso-height-percent:0;mso-wrap-distance-left:9pt;mso-wrap-distance-top:3.6pt;mso-wrap-distance-right:9pt;mso-wrap-distance-bottom:3.6pt;mso-position-horizontal:absolute;mso-position-horizontal-relative:text;mso-position-vertical:absolute;mso-position-vertical-relative:page;mso-width-percent:0;mso-height-percent:0;mso-width-relative:margin;mso-height-relative:margin;v-text-anchor:top" o:gfxdata="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" filled="f" stroked="f">
                 <v:textbox inset="1mm,0,1mm,0">
                   <w:txbxContent>
                     <w:p>
@@ -953,7 +2690,7 @@
         <mc:AlternateContent>
           <mc:Choice Requires="wps">
             <w:drawing>
-              <wp:anchor distT="45720" distB="45720" distL="114300" distR="114300" simplePos="0" relativeHeight="251724800" behindDoc="0" locked="0" layoutInCell="1" allowOverlap="1" wp14:anchorId="314E8A1C" wp14:editId="402963C0">
+              <wp:anchor distT="45720" distB="45720" distL="114300" distR="114300" simplePos="0" relativeHeight="251724800" behindDoc="0" locked="0" layoutInCell="1" allowOverlap="1" wp14:anchorId="314E8A1C" wp14:editId="57F5B329">
                 <wp:simplePos x="0" y="0"/>
                 <wp:positionH relativeFrom="column">
                   <wp:posOffset>5879450</wp:posOffset>
@@ -1050,7 +2787,7 @@
           </mc:Choice>
           <mc:Fallback>
             <w:pict>
-              <v:shape w14:anchorId="314E8A1C" id="_x0000_s1031" type="#_x0000_t202" style="position:absolute;margin-left:462.95pt;margin-top:218.05pt;width:111.35pt;height:21pt;z-index:251724800;visibility:visible;mso-wrap-style:square;mso-width-percent:0;mso-height-percent:0;mso-wrap-distance-left:9pt;mso-wrap-distance-top:3.6pt;mso-wrap-distance-right:9pt;mso-wrap-distance-bottom:3.6pt;mso-position-horizontal:absolute;mso-position-horizontal-relative:text;mso-position-vertical:absolute;mso-position-vertical-relative:page;mso-width-percent:0;mso-height-percent:0;mso-width-relative:margin;mso-height-relative:margin;v-text-anchor:top" o:gfxdata="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" filled="f" stroked="f">
+              <v:shape w14:anchorId="314E8A1C" id="_x0000_s1042" type="#_x0000_t202" style="position:absolute;margin-left:462.95pt;margin-top:218.05pt;width:111.35pt;height:21pt;z-index:251724800;visibility:visible;mso-wrap-style:square;mso-width-percent:0;mso-height-percent:0;mso-wrap-distance-left:9pt;mso-wrap-distance-top:3.6pt;mso-wrap-distance-right:9pt;mso-wrap-distance-bottom:3.6pt;mso-position-horizontal:absolute;mso-position-horizontal-relative:text;mso-position-vertical:absolute;mso-position-vertical-relative:page;mso-width-percent:0;mso-height-percent:0;mso-width-relative:margin;mso-height-relative:margin;v-text-anchor:top" o:gfxdata="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" filled="f" stroked="f">
                 <v:textbox inset="1mm,0,1mm,0">
                   <w:txbxContent>
                     <w:p>
@@ -1110,7 +2847,7 @@
         <mc:AlternateContent>
           <mc:Choice Requires="wps">
             <w:drawing>
-              <wp:anchor distT="45720" distB="45720" distL="114300" distR="114300" simplePos="0" relativeHeight="251684864" behindDoc="0" locked="0" layoutInCell="1" allowOverlap="1" wp14:anchorId="30E3D00B" wp14:editId="542BE9EC">
+              <wp:anchor distT="45720" distB="45720" distL="114300" distR="114300" simplePos="0" relativeHeight="251684864" behindDoc="0" locked="0" layoutInCell="1" allowOverlap="1" wp14:anchorId="30E3D00B" wp14:editId="07E721C3">
                 <wp:simplePos x="0" y="0"/>
                 <wp:positionH relativeFrom="column">
                   <wp:posOffset>1552353</wp:posOffset>
@@ -1225,7 +2962,7 @@
           </mc:Choice>
           <mc:Fallback>
             <w:pict>
-              <v:shape w14:anchorId="30E3D00B" id="_x0000_s1032" type="#_x0000_t202" style="position:absolute;margin-left:122.25pt;margin-top:201.75pt;width:109.65pt;height:20.65pt;z-index:251684864;visibility:visible;mso-wrap-style:square;mso-width-percent:0;mso-height-percent:0;mso-wrap-distance-left:9pt;mso-wrap-distance-top:3.6pt;mso-wrap-distance-right:9pt;mso-wrap-distance-bottom:3.6pt;mso-position-horizontal:absolute;mso-position-horizontal-relative:text;mso-position-vertical:absolute;mso-position-vertical-relative:page;mso-width-percent:0;mso-height-percent:0;mso-width-relative:margin;mso-height-relative:margin;v-text-anchor:top" o:gfxdata="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" filled="f" stroked="f">
+              <v:shape w14:anchorId="30E3D00B" id="_x0000_s1043" type="#_x0000_t202" style="position:absolute;margin-left:122.25pt;margin-top:201.75pt;width:109.65pt;height:20.65pt;z-index:251684864;visibility:visible;mso-wrap-style:square;mso-width-percent:0;mso-height-percent:0;mso-wrap-distance-left:9pt;mso-wrap-distance-top:3.6pt;mso-wrap-distance-right:9pt;mso-wrap-distance-bottom:3.6pt;mso-position-horizontal:absolute;mso-position-horizontal-relative:text;mso-position-vertical:absolute;mso-position-vertical-relative:page;mso-width-percent:0;mso-height-percent:0;mso-width-relative:margin;mso-height-relative:margin;v-text-anchor:top" o:gfxdata="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" filled="f" stroked="f">
                 <v:textbox inset="1mm,0,1mm,0">
                   <w:txbxContent>
                     <w:p>
@@ -1303,7 +3040,7 @@
         <mc:AlternateContent>
           <mc:Choice Requires="wps">
             <w:drawing>
-              <wp:anchor distT="45720" distB="45720" distL="114300" distR="114300" simplePos="0" relativeHeight="251678720" behindDoc="0" locked="0" layoutInCell="1" allowOverlap="1" wp14:anchorId="58197320" wp14:editId="43312F72">
+              <wp:anchor distT="45720" distB="45720" distL="114300" distR="114300" simplePos="0" relativeHeight="251678720" behindDoc="0" locked="0" layoutInCell="1" allowOverlap="1" wp14:anchorId="58197320" wp14:editId="4906DE9A">
                 <wp:simplePos x="0" y="0"/>
                 <wp:positionH relativeFrom="column">
                   <wp:posOffset>5221723</wp:posOffset>
@@ -1380,7 +3117,7 @@
           </mc:Choice>
           <mc:Fallback>
             <w:pict>
-              <v:shape w14:anchorId="58197320" id="_x0000_s1033" type="#_x0000_t202" style="position:absolute;margin-left:411.15pt;margin-top:159.6pt;width:158.25pt;height:24pt;z-index:251678720;visibility:visible;mso-wrap-style:square;mso-width-percent:0;mso-height-percent:0;mso-wrap-distance-left:9pt;mso-wrap-distance-top:3.6pt;mso-wrap-distance-right:9pt;mso-wrap-distance-bottom:3.6pt;mso-position-horizontal:absolute;mso-position-horizontal-relative:text;mso-position-vertical:absolute;mso-position-vertical-relative:page;mso-width-percent:0;mso-height-percent:0;mso-width-relative:margin;mso-height-relative:margin;v-text-anchor:top" o:gfxdata="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" filled="f" stroked="f">
+              <v:shape w14:anchorId="58197320" id="_x0000_s1044" type="#_x0000_t202" style="position:absolute;margin-left:411.15pt;margin-top:159.6pt;width:158.25pt;height:24pt;z-index:251678720;visibility:visible;mso-wrap-style:square;mso-width-percent:0;mso-height-percent:0;mso-wrap-distance-left:9pt;mso-wrap-distance-top:3.6pt;mso-wrap-distance-right:9pt;mso-wrap-distance-bottom:3.6pt;mso-position-horizontal:absolute;mso-position-horizontal-relative:text;mso-position-vertical:absolute;mso-position-vertical-relative:page;mso-width-percent:0;mso-height-percent:0;mso-width-relative:margin;mso-height-relative:margin;v-text-anchor:top" o:gfxdata="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" filled="f" stroked="f">
                 <v:textbox>
                   <w:txbxContent>
                     <w:p>
@@ -1420,7 +3157,7 @@
         <mc:AlternateContent>
           <mc:Choice Requires="wps">
             <w:drawing>
-              <wp:anchor distT="45720" distB="45720" distL="114300" distR="114300" simplePos="0" relativeHeight="251676672" behindDoc="0" locked="0" layoutInCell="1" allowOverlap="1" wp14:anchorId="29803F0C" wp14:editId="5FDDB712">
+              <wp:anchor distT="45720" distB="45720" distL="114300" distR="114300" simplePos="0" relativeHeight="251676672" behindDoc="0" locked="0" layoutInCell="1" allowOverlap="1" wp14:anchorId="29803F0C" wp14:editId="27968C98">
                 <wp:simplePos x="0" y="0"/>
                 <wp:positionH relativeFrom="column">
                   <wp:posOffset>1294736</wp:posOffset>
@@ -1497,7 +3234,7 @@
           </mc:Choice>
           <mc:Fallback>
             <w:pict>
-              <v:shape w14:anchorId="29803F0C" id="_x0000_s1034" type="#_x0000_t202" style="position:absolute;margin-left:101.95pt;margin-top:156.75pt;width:253.5pt;height:27pt;z-index:251676672;visibility:visible;mso-wrap-style:square;mso-width-percent:0;mso-height-percent:0;mso-wrap-distance-left:9pt;mso-wrap-distance-top:3.6pt;mso-wrap-distance-right:9pt;mso-wrap-distance-bottom:3.6pt;mso-position-horizontal:absolute;mso-position-horizontal-relative:text;mso-position-vertical:absolute;mso-position-vertical-relative:page;mso-width-percent:0;mso-height-percent:0;mso-width-relative:margin;mso-height-relative:margin;v-text-anchor:top" o:gfxdata="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" filled="f" stroked="f">
+              <v:shape w14:anchorId="29803F0C" id="_x0000_s1045" type="#_x0000_t202" style="position:absolute;margin-left:101.95pt;margin-top:156.75pt;width:253.5pt;height:27pt;z-index:251676672;visibility:visible;mso-wrap-style:square;mso-width-percent:0;mso-height-percent:0;mso-wrap-distance-left:9pt;mso-wrap-distance-top:3.6pt;mso-wrap-distance-right:9pt;mso-wrap-distance-bottom:3.6pt;mso-position-horizontal:absolute;mso-position-horizontal-relative:text;mso-position-vertical:absolute;mso-position-vertical-relative:page;mso-width-percent:0;mso-height-percent:0;mso-width-relative:margin;mso-height-relative:margin;v-text-anchor:top" o:gfxdata="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" filled="f" stroked="f">
                 <v:textbox>
                   <w:txbxContent>
                     <w:p>
@@ -1535,7 +3272,7 @@
         <mc:AlternateContent>
           <mc:Choice Requires="wps">
             <w:drawing>
-              <wp:anchor distT="53975" distB="50165" distL="114300" distR="114300" simplePos="0" relativeHeight="251764736" behindDoc="0" locked="0" layoutInCell="1" allowOverlap="1" wp14:anchorId="3F749C1B" wp14:editId="5ABF117A">
+              <wp:anchor distT="53975" distB="50165" distL="114300" distR="114300" simplePos="0" relativeHeight="251764736" behindDoc="0" locked="0" layoutInCell="1" allowOverlap="1" wp14:anchorId="3F749C1B" wp14:editId="559C641B">
                 <wp:simplePos x="0" y="0"/>
                 <wp:positionH relativeFrom="column">
                   <wp:posOffset>1000125</wp:posOffset>
@@ -1637,7 +3374,7 @@
           </mc:Choice>
           <mc:Fallback>
             <w:pict>
-              <v:shape w14:anchorId="3F749C1B" id="_x0000_s1035" type="#_x0000_t202" style="position:absolute;margin-left:78.75pt;margin-top:477.3pt;width:105.75pt;height:25.2pt;z-index:251764736;visibility:visible;mso-wrap-style:square;mso-width-percent:0;mso-height-percent:0;mso-wrap-distance-left:9pt;mso-wrap-distance-top:4.25pt;mso-wrap-distance-right:9pt;mso-wrap-distance-bottom:3.95pt;mso-position-horizontal:absolute;mso-position-horizontal-relative:text;mso-position-vertical:absolute;mso-position-vertical-relative:margin;mso-width-percent:0;mso-height-percent:0;mso-width-relative:margin;mso-height-relative:margin;v-text-anchor:top" o:gfxdata="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" filled="f" stroked="f">
+              <v:shape w14:anchorId="3F749C1B" id="_x0000_s1046" type="#_x0000_t202" style="position:absolute;margin-left:78.75pt;margin-top:477.3pt;width:105.75pt;height:25.2pt;z-index:251764736;visibility:visible;mso-wrap-style:square;mso-width-percent:0;mso-height-percent:0;mso-wrap-distance-left:9pt;mso-wrap-distance-top:4.25pt;mso-wrap-distance-right:9pt;mso-wrap-distance-bottom:3.95pt;mso-position-horizontal:absolute;mso-position-horizontal-relative:text;mso-position-vertical:absolute;mso-position-vertical-relative:margin;mso-width-percent:0;mso-height-percent:0;mso-width-relative:margin;mso-height-relative:margin;v-text-anchor:top" o:gfxdata="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" filled="f" stroked="f">
                 <v:textbox inset="2mm,1mm,1mm,0">
                   <w:txbxContent>
                     <w:p>
@@ -1699,7 +3436,7 @@
         <mc:AlternateContent>
           <mc:Choice Requires="wps">
             <w:drawing>
-              <wp:anchor distT="53975" distB="50165" distL="114300" distR="114300" simplePos="0" relativeHeight="251737088" behindDoc="0" locked="0" layoutInCell="1" allowOverlap="1" wp14:anchorId="1507F203" wp14:editId="6B5298DC">
+              <wp:anchor distT="53975" distB="50165" distL="114300" distR="114300" simplePos="0" relativeHeight="251737088" behindDoc="0" locked="0" layoutInCell="1" allowOverlap="1" wp14:anchorId="1507F203" wp14:editId="6BB9452F">
                 <wp:simplePos x="0" y="0"/>
                 <wp:positionH relativeFrom="column">
                   <wp:posOffset>1000125</wp:posOffset>
@@ -1785,7 +3522,7 @@
           </mc:Choice>
           <mc:Fallback>
             <w:pict>
-              <v:shape w14:anchorId="1507F203" id="_x0000_s1036" type="#_x0000_t202" style="position:absolute;margin-left:78.75pt;margin-top:454.05pt;width:105.75pt;height:25.2pt;z-index:251737088;visibility:visible;mso-wrap-style:square;mso-width-percent:0;mso-height-percent:0;mso-wrap-distance-left:9pt;mso-wrap-distance-top:4.25pt;mso-wrap-distance-right:9pt;mso-wrap-distance-bottom:3.95pt;mso-position-horizontal:absolute;mso-position-horizontal-relative:text;mso-position-vertical:absolute;mso-position-vertical-relative:margin;mso-width-percent:0;mso-height-percent:0;mso-width-relative:margin;mso-height-relative:margin;v-text-anchor:top" o:gfxdata="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" filled="f" stroked="f">
+              <v:shape w14:anchorId="1507F203" id="_x0000_s1047" type="#_x0000_t202" style="position:absolute;margin-left:78.75pt;margin-top:454.05pt;width:105.75pt;height:25.2pt;z-index:251737088;visibility:visible;mso-wrap-style:square;mso-width-percent:0;mso-height-percent:0;mso-wrap-distance-left:9pt;mso-wrap-distance-top:4.25pt;mso-wrap-distance-right:9pt;mso-wrap-distance-bottom:3.95pt;mso-position-horizontal:absolute;mso-position-horizontal-relative:text;mso-position-vertical:absolute;mso-position-vertical-relative:margin;mso-width-percent:0;mso-height-percent:0;mso-width-relative:margin;mso-height-relative:margin;v-text-anchor:top" o:gfxdata="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" filled="f" stroked="f">
                 <v:textbox inset="2mm,1mm,1mm,0">
                   <w:txbxContent>
                     <w:p>
@@ -1831,7 +3568,7 @@
         <mc:AlternateContent>
           <mc:Choice Requires="wps">
             <w:drawing>
-              <wp:anchor distT="53975" distB="50165" distL="114300" distR="114300" simplePos="0" relativeHeight="251735040" behindDoc="0" locked="0" layoutInCell="1" allowOverlap="1" wp14:anchorId="520865B0" wp14:editId="29C7A6B1">
+              <wp:anchor distT="53975" distB="50165" distL="114300" distR="114300" simplePos="0" relativeHeight="251735040" behindDoc="0" locked="0" layoutInCell="1" allowOverlap="1" wp14:anchorId="520865B0" wp14:editId="3DA01310">
                 <wp:simplePos x="0" y="0"/>
                 <wp:positionH relativeFrom="column">
                   <wp:posOffset>1000125</wp:posOffset>
@@ -1949,7 +3686,7 @@
           </mc:Choice>
           <mc:Fallback>
             <w:pict>
-              <v:shape w14:anchorId="520865B0" id="_x0000_s1037" type="#_x0000_t202" style="position:absolute;margin-left:78.75pt;margin-top:429.3pt;width:105.75pt;height:25.2pt;z-index:251735040;visibility:visible;mso-wrap-style:square;mso-width-percent:0;mso-height-percent:0;mso-wrap-distance-left:9pt;mso-wrap-distance-top:4.25pt;mso-wrap-distance-right:9pt;mso-wrap-distance-bottom:3.95pt;mso-position-horizontal:absolute;mso-position-horizontal-relative:text;mso-position-vertical:absolute;mso-position-vertical-relative:margin;mso-width-percent:0;mso-height-percent:0;mso-width-relative:margin;mso-height-relative:margin;v-text-anchor:top" o:gfxdata="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" filled="f" stroked="f">
+              <v:shape w14:anchorId="520865B0" id="_x0000_s1048" type="#_x0000_t202" style="position:absolute;margin-left:78.75pt;margin-top:429.3pt;width:105.75pt;height:25.2pt;z-index:251735040;visibility:visible;mso-wrap-style:square;mso-width-percent:0;mso-height-percent:0;mso-wrap-distance-left:9pt;mso-wrap-distance-top:4.25pt;mso-wrap-distance-right:9pt;mso-wrap-distance-bottom:3.95pt;mso-position-horizontal:absolute;mso-position-horizontal-relative:text;mso-position-vertical:absolute;mso-position-vertical-relative:margin;mso-width-percent:0;mso-height-percent:0;mso-width-relative:margin;mso-height-relative:margin;v-text-anchor:top" o:gfxdata="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" filled="f" stroked="f">
                 <v:textbox inset="2mm,1mm,1mm,0">
                   <w:txbxContent>
                     <w:p>
@@ -2027,7 +3764,7 @@
         <mc:AlternateContent>
           <mc:Choice Requires="wps">
             <w:drawing>
-              <wp:anchor distT="53975" distB="50165" distL="114300" distR="114300" simplePos="0" relativeHeight="251732992" behindDoc="0" locked="0" layoutInCell="1" allowOverlap="1" wp14:anchorId="40C968CF" wp14:editId="0B8C8B46">
+              <wp:anchor distT="53975" distB="50165" distL="114300" distR="114300" simplePos="0" relativeHeight="251732992" behindDoc="0" locked="0" layoutInCell="1" allowOverlap="1" wp14:anchorId="40C968CF" wp14:editId="4108115F">
                 <wp:simplePos x="0" y="0"/>
                 <wp:positionH relativeFrom="column">
                   <wp:posOffset>1000125</wp:posOffset>
@@ -2137,7 +3874,7 @@
           </mc:Choice>
           <mc:Fallback>
             <w:pict>
-              <v:shape w14:anchorId="40C968CF" id="_x0000_s1038" type="#_x0000_t202" style="position:absolute;margin-left:78.75pt;margin-top:379.8pt;width:105.75pt;height:25.2pt;z-index:251732992;visibility:visible;mso-wrap-style:square;mso-width-percent:0;mso-height-percent:0;mso-wrap-distance-left:9pt;mso-wrap-distance-top:4.25pt;mso-wrap-distance-right:9pt;mso-wrap-distance-bottom:3.95pt;mso-position-horizontal:absolute;mso-position-horizontal-relative:text;mso-position-vertical:absolute;mso-position-vertical-relative:margin;mso-width-percent:0;mso-height-percent:0;mso-width-relative:margin;mso-height-relative:margin;v-text-anchor:top" o:gfxdata="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" filled="f" stroked="f">
+              <v:shape w14:anchorId="40C968CF" id="_x0000_s1049" type="#_x0000_t202" style="position:absolute;margin-left:78.75pt;margin-top:379.8pt;width:105.75pt;height:25.2pt;z-index:251732992;visibility:visible;mso-wrap-style:square;mso-width-percent:0;mso-height-percent:0;mso-wrap-distance-left:9pt;mso-wrap-distance-top:4.25pt;mso-wrap-distance-right:9pt;mso-wrap-distance-bottom:3.95pt;mso-position-horizontal:absolute;mso-position-horizontal-relative:text;mso-position-vertical:absolute;mso-position-vertical-relative:margin;mso-width-percent:0;mso-height-percent:0;mso-width-relative:margin;mso-height-relative:margin;v-text-anchor:top" o:gfxdata="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" filled="f" stroked="f">
                 <v:textbox inset="2mm,1mm,1mm,0">
                   <w:txbxContent>
                     <w:p>
@@ -2207,7 +3944,7 @@
         <mc:AlternateContent>
           <mc:Choice Requires="wps">
             <w:drawing>
-              <wp:anchor distT="53975" distB="50165" distL="114300" distR="114300" simplePos="0" relativeHeight="251730944" behindDoc="0" locked="0" layoutInCell="1" allowOverlap="1" wp14:anchorId="27086507" wp14:editId="15C39735">
+              <wp:anchor distT="53975" distB="50165" distL="114300" distR="114300" simplePos="0" relativeHeight="251730944" behindDoc="0" locked="0" layoutInCell="1" allowOverlap="1" wp14:anchorId="27086507" wp14:editId="6D8F4B11">
                 <wp:simplePos x="0" y="0"/>
                 <wp:positionH relativeFrom="column">
                   <wp:posOffset>1000125</wp:posOffset>
@@ -2317,7 +4054,7 @@
           </mc:Choice>
           <mc:Fallback>
             <w:pict>
-              <v:shape w14:anchorId="27086507" id="_x0000_s1039" type="#_x0000_t202" style="position:absolute;margin-left:78.75pt;margin-top:403.8pt;width:105.75pt;height:25.2pt;z-index:251730944;visibility:visible;mso-wrap-style:square;mso-width-percent:0;mso-height-percent:0;mso-wrap-distance-left:9pt;mso-wrap-distance-top:4.25pt;mso-wrap-distance-right:9pt;mso-wrap-distance-bottom:3.95pt;mso-position-horizontal:absolute;mso-position-horizontal-relative:text;mso-position-vertical:absolute;mso-position-vertical-relative:margin;mso-width-percent:0;mso-height-percent:0;mso-width-relative:margin;mso-height-relative:margin;v-text-anchor:top" o:gfxdata="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" filled="f" stroked="f">
+              <v:shape w14:anchorId="27086507" id="_x0000_s1050" type="#_x0000_t202" style="position:absolute;margin-left:78.75pt;margin-top:403.8pt;width:105.75pt;height:25.2pt;z-index:251730944;visibility:visible;mso-wrap-style:square;mso-width-percent:0;mso-height-percent:0;mso-wrap-distance-left:9pt;mso-wrap-distance-top:4.25pt;mso-wrap-distance-right:9pt;mso-wrap-distance-bottom:3.95pt;mso-position-horizontal:absolute;mso-position-horizontal-relative:text;mso-position-vertical:absolute;mso-position-vertical-relative:margin;mso-width-percent:0;mso-height-percent:0;mso-width-relative:margin;mso-height-relative:margin;v-text-anchor:top" o:gfxdata="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" filled="f" stroked="f">
                 <v:textbox inset="2mm,1mm,1mm,0">
                   <w:txbxContent>
                     <w:p>
@@ -2387,7 +4124,7 @@
         <mc:AlternateContent>
           <mc:Choice Requires="wps">
             <w:drawing>
-              <wp:anchor distT="53975" distB="50165" distL="114300" distR="114300" simplePos="0" relativeHeight="251728896" behindDoc="0" locked="0" layoutInCell="1" allowOverlap="1" wp14:anchorId="3074B34B" wp14:editId="0C050DBB">
+              <wp:anchor distT="53975" distB="50165" distL="114300" distR="114300" simplePos="0" relativeHeight="251728896" behindDoc="0" locked="0" layoutInCell="1" allowOverlap="1" wp14:anchorId="3074B34B" wp14:editId="2D3FB80C">
                 <wp:simplePos x="0" y="0"/>
                 <wp:positionH relativeFrom="column">
                   <wp:posOffset>1000568</wp:posOffset>
@@ -2505,7 +4242,7 @@
           </mc:Choice>
           <mc:Fallback>
             <w:pict>
-              <v:shape w14:anchorId="3074B34B" id="_x0000_s1040" type="#_x0000_t202" style="position:absolute;margin-left:78.8pt;margin-top:355.05pt;width:105.75pt;height:25.2pt;z-index:251728896;visibility:visible;mso-wrap-style:square;mso-width-percent:0;mso-height-percent:0;mso-wrap-distance-left:9pt;mso-wrap-distance-top:4.25pt;mso-wrap-distance-right:9pt;mso-wrap-distance-bottom:3.95pt;mso-position-horizontal:absolute;mso-position-horizontal-relative:text;mso-position-vertical:absolute;mso-position-vertical-relative:margin;mso-width-percent:0;mso-height-percent:0;mso-width-relative:margin;mso-height-relative:margin;v-text-anchor:top" o:gfxdata="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" filled="f" stroked="f">
+              <v:shape w14:anchorId="3074B34B" id="_x0000_s1051" type="#_x0000_t202" style="position:absolute;margin-left:78.8pt;margin-top:355.05pt;width:105.75pt;height:25.2pt;z-index:251728896;visibility:visible;mso-wrap-style:square;mso-width-percent:0;mso-height-percent:0;mso-wrap-distance-left:9pt;mso-wrap-distance-top:4.25pt;mso-wrap-distance-right:9pt;mso-wrap-distance-bottom:3.95pt;mso-position-horizontal:absolute;mso-position-horizontal-relative:text;mso-position-vertical:absolute;mso-position-vertical-relative:margin;mso-width-percent:0;mso-height-percent:0;mso-width-relative:margin;mso-height-relative:margin;v-text-anchor:top" o:gfxdata="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" filled="f" stroked="f">
                 <v:textbox inset="2mm,1mm,1mm,0">
                   <w:txbxContent>
                     <w:p>
@@ -2583,7 +4320,7 @@
         <mc:AlternateContent>
           <mc:Choice Requires="wps">
             <w:drawing>
-              <wp:anchor distT="53975" distB="50165" distL="114300" distR="114300" simplePos="0" relativeHeight="251739136" behindDoc="0" locked="0" layoutInCell="1" allowOverlap="1" wp14:anchorId="47A2FC6C" wp14:editId="29C1366A">
+              <wp:anchor distT="53975" distB="50165" distL="114300" distR="114300" simplePos="0" relativeHeight="251739136" behindDoc="0" locked="0" layoutInCell="1" allowOverlap="1" wp14:anchorId="47A2FC6C" wp14:editId="00847B5B">
                 <wp:simplePos x="0" y="0"/>
                 <wp:positionH relativeFrom="column">
                   <wp:posOffset>798195</wp:posOffset>
@@ -2679,7 +4416,15 @@
                                 <w:sz w:val="28"/>
                                 <w:szCs w:val="28"/>
                               </w:rPr>
-                              <w:t>2</w:t>
+                              <w:t xml:space="preserve"> </w:t>
+                            </w:r>
+                            <w:r>
+                              <w:rPr>
+                                <w:rFonts w:ascii="ＭＳ 明朝" w:eastAsia="ＭＳ 明朝" w:hAnsi="ＭＳ 明朝"/>
+                                <w:sz w:val="28"/>
+                                <w:szCs w:val="28"/>
+                              </w:rPr>
+                              <w:t>8</w:t>
                             </w:r>
                           </w:p>
                         </w:txbxContent>
@@ -2701,7 +4446,7 @@
           </mc:Choice>
           <mc:Fallback>
             <w:pict>
-              <v:shape w14:anchorId="47A2FC6C" id="_x0000_s1041" type="#_x0000_t202" style="position:absolute;margin-left:62.85pt;margin-top:550.7pt;width:105.75pt;height:25.2pt;z-index:251739136;visibility:visible;mso-wrap-style:square;mso-width-percent:0;mso-height-percent:0;mso-wrap-distance-left:9pt;mso-wrap-distance-top:4.25pt;mso-wrap-distance-right:9pt;mso-wrap-distance-bottom:3.95pt;mso-position-horizontal:absolute;mso-position-horizontal-relative:text;mso-position-vertical:absolute;mso-position-vertical-relative:margin;mso-width-percent:0;mso-height-percent:0;mso-width-relative:margin;mso-height-relative:margin;v-text-anchor:top" o:gfxdata="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" filled="f" stroked="f">
+              <v:shape w14:anchorId="47A2FC6C" id="_x0000_s1052" type="#_x0000_t202" style="position:absolute;margin-left:62.85pt;margin-top:550.7pt;width:105.75pt;height:25.2pt;z-index:251739136;visibility:visible;mso-wrap-style:square;mso-width-percent:0;mso-height-percent:0;mso-wrap-distance-left:9pt;mso-wrap-distance-top:4.25pt;mso-wrap-distance-right:9pt;mso-wrap-distance-bottom:3.95pt;mso-position-horizontal:absolute;mso-position-horizontal-relative:text;mso-position-vertical:absolute;mso-position-vertical-relative:margin;mso-width-percent:0;mso-height-percent:0;mso-width-relative:margin;mso-height-relative:margin;v-text-anchor:top" o:gfxdata="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" filled="f" stroked="f">
                 <v:textbox inset="2mm,1mm,1mm,0">
                   <w:txbxContent>
                     <w:p>
@@ -2761,7 +4506,15 @@
                           <w:sz w:val="28"/>
                           <w:szCs w:val="28"/>
                         </w:rPr>
-                        <w:t>2</w:t>
+                        <w:t xml:space="preserve"> </w:t>
+                      </w:r>
+                      <w:r>
+                        <w:rPr>
+                          <w:rFonts w:ascii="ＭＳ 明朝" w:eastAsia="ＭＳ 明朝" w:hAnsi="ＭＳ 明朝"/>
+                          <w:sz w:val="28"/>
+                          <w:szCs w:val="28"/>
+                        </w:rPr>
+                        <w:t>8</w:t>
                       </w:r>
                     </w:p>
                   </w:txbxContent>
@@ -2779,7 +4532,7 @@
         <mc:AlternateContent>
           <mc:Choice Requires="wps">
             <w:drawing>
-              <wp:anchor distT="53975" distB="50165" distL="114300" distR="114300" simplePos="0" relativeHeight="251768832" behindDoc="0" locked="0" layoutInCell="1" allowOverlap="1" wp14:anchorId="01107FE8" wp14:editId="5A9B6405">
+              <wp:anchor distT="53975" distB="50165" distL="114300" distR="114300" simplePos="0" relativeHeight="251768832" behindDoc="0" locked="0" layoutInCell="1" allowOverlap="1" wp14:anchorId="01107FE8" wp14:editId="757D011C">
                 <wp:simplePos x="0" y="0"/>
                 <wp:positionH relativeFrom="column">
                   <wp:posOffset>787400</wp:posOffset>
@@ -2881,7 +4634,7 @@
           </mc:Choice>
           <mc:Fallback>
             <w:pict>
-              <v:shape w14:anchorId="01107FE8" id="_x0000_s1042" type="#_x0000_t202" style="position:absolute;margin-left:62pt;margin-top:574.65pt;width:105.75pt;height:25.2pt;z-index:251768832;visibility:visible;mso-wrap-style:square;mso-width-percent:0;mso-height-percent:0;mso-wrap-distance-left:9pt;mso-wrap-distance-top:4.25pt;mso-wrap-distance-right:9pt;mso-wrap-distance-bottom:3.95pt;mso-position-horizontal:absolute;mso-position-horizontal-relative:text;mso-position-vertical:absolute;mso-position-vertical-relative:margin;mso-width-percent:0;mso-height-percent:0;mso-width-relative:margin;mso-height-relative:margin;v-text-anchor:top" o:gfxdata="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" filled="f" stroked="f">
+              <v:shape w14:anchorId="01107FE8" id="_x0000_s1053" type="#_x0000_t202" style="position:absolute;margin-left:62pt;margin-top:574.65pt;width:105.75pt;height:25.2pt;z-index:251768832;visibility:visible;mso-wrap-style:square;mso-width-percent:0;mso-height-percent:0;mso-wrap-distance-left:9pt;mso-wrap-distance-top:4.25pt;mso-wrap-distance-right:9pt;mso-wrap-distance-bottom:3.95pt;mso-position-horizontal:absolute;mso-position-horizontal-relative:text;mso-position-vertical:absolute;mso-position-vertical-relative:margin;mso-width-percent:0;mso-height-percent:0;mso-width-relative:margin;mso-height-relative:margin;v-text-anchor:top" o:gfxdata="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" filled="f" stroked="f">
                 <v:textbox inset="2mm,1mm,1mm,0">
                   <w:txbxContent>
                     <w:p>
@@ -2943,7 +4696,7 @@
         <mc:AlternateContent>
           <mc:Choice Requires="wps">
             <w:drawing>
-              <wp:anchor distT="53975" distB="50165" distL="114300" distR="114300" simplePos="0" relativeHeight="251772928" behindDoc="0" locked="0" layoutInCell="1" allowOverlap="1" wp14:anchorId="4DEBAD7D" wp14:editId="0889AA22">
+              <wp:anchor distT="53975" distB="50165" distL="114300" distR="114300" simplePos="0" relativeHeight="251772928" behindDoc="0" locked="0" layoutInCell="1" allowOverlap="1" wp14:anchorId="4DEBAD7D" wp14:editId="57A09212">
                 <wp:simplePos x="0" y="0"/>
                 <wp:positionH relativeFrom="column">
                   <wp:posOffset>786913</wp:posOffset>
@@ -2999,7 +4752,7 @@
                                 <w:sz w:val="28"/>
                                 <w:szCs w:val="28"/>
                               </w:rPr>
-                              <w:t xml:space="preserve"> 202</w:t>
+                              <w:t xml:space="preserve"> 2025     </w:t>
                             </w:r>
                             <w:r>
                               <w:rPr>
@@ -3007,7 +4760,7 @@
                                 <w:sz w:val="28"/>
                                 <w:szCs w:val="28"/>
                               </w:rPr>
-                              <w:t xml:space="preserve">5     </w:t>
+                              <w:t xml:space="preserve">  8</w:t>
                             </w:r>
                             <w:r>
                               <w:rPr>
@@ -3015,15 +4768,7 @@
                                 <w:sz w:val="28"/>
                                 <w:szCs w:val="28"/>
                               </w:rPr>
-                              <w:t xml:space="preserve"> </w:t>
-                            </w:r>
-                            <w:r>
-                              <w:rPr>
-                                <w:rFonts w:ascii="ＭＳ 明朝" w:eastAsia="ＭＳ 明朝" w:hAnsi="ＭＳ 明朝"/>
-                                <w:sz w:val="28"/>
-                                <w:szCs w:val="28"/>
-                              </w:rPr>
-                              <w:t xml:space="preserve">12    </w:t>
+                              <w:t xml:space="preserve">    </w:t>
                             </w:r>
                           </w:p>
                         </w:txbxContent>
@@ -3045,7 +4790,7 @@
           </mc:Choice>
           <mc:Fallback>
             <w:pict>
-              <v:shape w14:anchorId="4DEBAD7D" id="_x0000_s1043" type="#_x0000_t202" style="position:absolute;margin-left:61.95pt;margin-top:598.95pt;width:105.75pt;height:25.2pt;z-index:251772928;visibility:visible;mso-wrap-style:square;mso-width-percent:0;mso-height-percent:0;mso-wrap-distance-left:9pt;mso-wrap-distance-top:4.25pt;mso-wrap-distance-right:9pt;mso-wrap-distance-bottom:3.95pt;mso-position-horizontal:absolute;mso-position-horizontal-relative:text;mso-position-vertical:absolute;mso-position-vertical-relative:margin;mso-width-percent:0;mso-height-percent:0;mso-width-relative:margin;mso-height-relative:margin;v-text-anchor:top" o:gfxdata="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" filled="f" stroked="f">
+              <v:shape w14:anchorId="4DEBAD7D" id="_x0000_s1054" type="#_x0000_t202" style="position:absolute;margin-left:61.95pt;margin-top:598.95pt;width:105.75pt;height:25.2pt;z-index:251772928;visibility:visible;mso-wrap-style:square;mso-width-percent:0;mso-height-percent:0;mso-wrap-distance-left:9pt;mso-wrap-distance-top:4.25pt;mso-wrap-distance-right:9pt;mso-wrap-distance-bottom:3.95pt;mso-position-horizontal:absolute;mso-position-horizontal-relative:text;mso-position-vertical:absolute;mso-position-vertical-relative:margin;mso-width-percent:0;mso-height-percent:0;mso-width-relative:margin;mso-height-relative:margin;v-text-anchor:top" o:gfxdata="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" filled="f" stroked="f">
                 <v:textbox inset="2mm,1mm,1mm,0">
                   <w:txbxContent>
                     <w:p>
@@ -3065,7 +4810,7 @@
                           <w:sz w:val="28"/>
                           <w:szCs w:val="28"/>
                         </w:rPr>
-                        <w:t xml:space="preserve"> 202</w:t>
+                        <w:t xml:space="preserve"> 2025     </w:t>
                       </w:r>
                       <w:r>
                         <w:rPr>
@@ -3073,7 +4818,7 @@
                           <w:sz w:val="28"/>
                           <w:szCs w:val="28"/>
                         </w:rPr>
-                        <w:t xml:space="preserve">5     </w:t>
+                        <w:t xml:space="preserve">  8</w:t>
                       </w:r>
                       <w:r>
                         <w:rPr>
@@ -3081,15 +4826,7 @@
                           <w:sz w:val="28"/>
                           <w:szCs w:val="28"/>
                         </w:rPr>
-                        <w:t xml:space="preserve"> </w:t>
-                      </w:r>
-                      <w:r>
-                        <w:rPr>
-                          <w:rFonts w:ascii="ＭＳ 明朝" w:eastAsia="ＭＳ 明朝" w:hAnsi="ＭＳ 明朝"/>
-                          <w:sz w:val="28"/>
-                          <w:szCs w:val="28"/>
-                        </w:rPr>
-                        <w:t xml:space="preserve">12    </w:t>
+                        <w:t xml:space="preserve">    </w:t>
                       </w:r>
                     </w:p>
                   </w:txbxContent>
@@ -3105,7 +4842,7 @@
           <w:noProof/>
         </w:rPr>
         <w:drawing>
-          <wp:anchor distT="0" distB="0" distL="114300" distR="114300" simplePos="0" relativeHeight="251658240" behindDoc="0" locked="0" layoutInCell="1" allowOverlap="1" wp14:anchorId="713B85EE" wp14:editId="7CCBEC24">
+          <wp:anchor distT="0" distB="0" distL="114300" distR="114300" simplePos="0" relativeHeight="251658240" behindDoc="0" locked="0" layoutInCell="1" allowOverlap="1" wp14:anchorId="713B85EE" wp14:editId="4610AE81">
             <wp:simplePos x="0" y="0"/>
             <wp:positionH relativeFrom="margin">
               <wp:posOffset>89862</wp:posOffset>
@@ -3168,7 +4905,7 @@
         <mc:AlternateContent>
           <mc:Choice Requires="wps">
             <w:drawing>
-              <wp:anchor distT="50165" distB="45720" distL="114300" distR="114300" simplePos="0" relativeHeight="251770880" behindDoc="0" locked="0" layoutInCell="1" allowOverlap="1" wp14:anchorId="64C3C14B" wp14:editId="362F167E">
+              <wp:anchor distT="50165" distB="45720" distL="114300" distR="114300" simplePos="0" relativeHeight="251770880" behindDoc="0" locked="0" layoutInCell="1" allowOverlap="1" wp14:anchorId="64C3C14B" wp14:editId="09036F45">
                 <wp:simplePos x="0" y="0"/>
                 <wp:positionH relativeFrom="column">
                   <wp:posOffset>2114550</wp:posOffset>
@@ -3211,71 +4948,29 @@
                             <w:pPr>
                               <w:rPr>
                                 <w:rFonts w:ascii="ＭＳ 明朝" w:eastAsia="ＭＳ 明朝" w:hAnsi="ＭＳ 明朝"/>
-                                <w:sz w:val="28"/>
-                                <w:szCs w:val="28"/>
                               </w:rPr>
                             </w:pPr>
                             <w:r>
                               <w:rPr>
+                                <w:rFonts w:ascii="ＭＳ 明朝" w:eastAsia="ＭＳ 明朝" w:hAnsi="ＭＳ 明朝" w:hint="eastAsia"/>
+                              </w:rPr>
+                              <w:t>プログラミング英語検定事務局主催 プログラム英語検定</w:t>
+                            </w:r>
+                            <w:r>
+                              <w:rPr>
+                                <w:rFonts w:ascii="ＭＳ 明朝" w:eastAsia="ＭＳ 明朝" w:hAnsi="ＭＳ 明朝" w:hint="eastAsia"/>
+                              </w:rPr>
+                              <w:t xml:space="preserve"> ベーシック</w:t>
+                            </w:r>
+                            <w:r>
+                              <w:rPr>
+                                <w:rFonts w:ascii="ＭＳ 明朝" w:eastAsia="ＭＳ 明朝" w:hAnsi="ＭＳ 明朝" w:hint="eastAsia"/>
+                              </w:rPr>
+                              <w:t xml:space="preserve"> </w:t>
+                            </w:r>
+                            <w:r>
+                              <w:rPr>
                                 <w:rFonts w:ascii="ＭＳ 明朝" w:eastAsia="ＭＳ 明朝" w:hAnsi="ＭＳ 明朝"/>
-                                <w:sz w:val="24"/>
-                                <w:szCs w:val="24"/>
-                              </w:rPr>
-                              <w:t xml:space="preserve">CG-ARTS </w:t>
-                            </w:r>
-                            <w:r>
-                              <w:rPr>
-                                <w:rFonts w:ascii="ＭＳ 明朝" w:eastAsia="ＭＳ 明朝" w:hAnsi="ＭＳ 明朝" w:hint="eastAsia"/>
-                                <w:sz w:val="24"/>
-                                <w:szCs w:val="24"/>
-                              </w:rPr>
-                              <w:t>協会主催</w:t>
-                            </w:r>
-                            <w:r>
-                              <w:rPr>
-                                <w:rFonts w:ascii="ＭＳ 明朝" w:eastAsia="ＭＳ 明朝" w:hAnsi="ＭＳ 明朝" w:hint="eastAsia"/>
-                                <w:sz w:val="24"/>
-                                <w:szCs w:val="24"/>
-                              </w:rPr>
-                              <w:t xml:space="preserve"> </w:t>
-                            </w:r>
-                            <w:r>
-                              <w:rPr>
-                                <w:rFonts w:ascii="ＭＳ 明朝" w:eastAsia="ＭＳ 明朝" w:hAnsi="ＭＳ 明朝" w:hint="eastAsia"/>
-                                <w:sz w:val="24"/>
-                                <w:szCs w:val="24"/>
-                              </w:rPr>
-                              <w:t>C</w:t>
-                            </w:r>
-                            <w:r>
-                              <w:rPr>
-                                <w:rFonts w:ascii="ＭＳ 明朝" w:eastAsia="ＭＳ 明朝" w:hAnsi="ＭＳ 明朝"/>
-                                <w:sz w:val="24"/>
-                                <w:szCs w:val="24"/>
-                              </w:rPr>
-                              <w:t>G</w:t>
-                            </w:r>
-                            <w:r>
-                              <w:rPr>
-                                <w:rFonts w:ascii="ＭＳ 明朝" w:eastAsia="ＭＳ 明朝" w:hAnsi="ＭＳ 明朝" w:hint="eastAsia"/>
-                                <w:sz w:val="24"/>
-                                <w:szCs w:val="24"/>
-                              </w:rPr>
-                              <w:t>クリエイター検定 ベーシック</w:t>
-                            </w:r>
-                            <w:r>
-                              <w:rPr>
-                                <w:rFonts w:ascii="ＭＳ 明朝" w:eastAsia="ＭＳ 明朝" w:hAnsi="ＭＳ 明朝" w:hint="eastAsia"/>
-                                <w:sz w:val="24"/>
-                                <w:szCs w:val="24"/>
-                              </w:rPr>
-                              <w:t xml:space="preserve"> </w:t>
-                            </w:r>
-                            <w:r>
-                              <w:rPr>
-                                <w:rFonts w:ascii="ＭＳ 明朝" w:eastAsia="ＭＳ 明朝" w:hAnsi="ＭＳ 明朝"/>
-                                <w:sz w:val="24"/>
-                                <w:szCs w:val="24"/>
                               </w:rPr>
                               <w:t>合格</w:t>
                             </w:r>
@@ -3299,458 +4994,36 @@
           </mc:Choice>
           <mc:Fallback>
             <w:pict>
-              <v:shape w14:anchorId="64C3C14B" id="_x0000_s1044" type="#_x0000_t202" style="position:absolute;margin-left:166.5pt;margin-top:603.75pt;width:402.7pt;height:39pt;z-index:251770880;visibility:visible;mso-wrap-style:square;mso-width-percent:0;mso-height-percent:0;mso-wrap-distance-left:9pt;mso-wrap-distance-top:3.95pt;mso-wrap-distance-right:9pt;mso-wrap-distance-bottom:3.6pt;mso-position-horizontal:absolute;mso-position-horizontal-relative:text;mso-position-vertical:absolute;mso-position-vertical-relative:page;mso-width-percent:0;mso-height-percent:0;mso-width-relative:margin;mso-height-relative:margin;v-text-anchor:top" o:gfxdata="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" filled="f" stroked="f">
+              <v:shape w14:anchorId="64C3C14B" id="_x0000_s1055" type="#_x0000_t202" style="position:absolute;margin-left:166.5pt;margin-top:603.75pt;width:402.7pt;height:39pt;z-index:251770880;visibility:visible;mso-wrap-style:square;mso-width-percent:0;mso-height-percent:0;mso-wrap-distance-left:9pt;mso-wrap-distance-top:3.95pt;mso-wrap-distance-right:9pt;mso-wrap-distance-bottom:3.6pt;mso-position-horizontal:absolute;mso-position-horizontal-relative:text;mso-position-vertical:absolute;mso-position-vertical-relative:page;mso-width-percent:0;mso-height-percent:0;mso-width-relative:margin;mso-height-relative:margin;v-text-anchor:top" o:gfxdata="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" filled="f" stroked="f">
                 <v:textbox inset=",1mm,,0">
                   <w:txbxContent>
                     <w:p>
                       <w:pPr>
                         <w:rPr>
                           <w:rFonts w:ascii="ＭＳ 明朝" w:eastAsia="ＭＳ 明朝" w:hAnsi="ＭＳ 明朝"/>
-                          <w:sz w:val="28"/>
-                          <w:szCs w:val="28"/>
                         </w:rPr>
                       </w:pPr>
                       <w:r>
                         <w:rPr>
+                          <w:rFonts w:ascii="ＭＳ 明朝" w:eastAsia="ＭＳ 明朝" w:hAnsi="ＭＳ 明朝" w:hint="eastAsia"/>
+                        </w:rPr>
+                        <w:t>プログラミング英語検定事務局主催 プログラム英語検定</w:t>
+                      </w:r>
+                      <w:r>
+                        <w:rPr>
+                          <w:rFonts w:ascii="ＭＳ 明朝" w:eastAsia="ＭＳ 明朝" w:hAnsi="ＭＳ 明朝" w:hint="eastAsia"/>
+                        </w:rPr>
+                        <w:t xml:space="preserve"> ベーシック</w:t>
+                      </w:r>
+                      <w:r>
+                        <w:rPr>
+                          <w:rFonts w:ascii="ＭＳ 明朝" w:eastAsia="ＭＳ 明朝" w:hAnsi="ＭＳ 明朝" w:hint="eastAsia"/>
+                        </w:rPr>
+                        <w:t xml:space="preserve"> </w:t>
+                      </w:r>
+                      <w:r>
+                        <w:rPr>
                           <w:rFonts w:ascii="ＭＳ 明朝" w:eastAsia="ＭＳ 明朝" w:hAnsi="ＭＳ 明朝"/>
-                          <w:sz w:val="24"/>
-                          <w:szCs w:val="24"/>
-                        </w:rPr>
-                        <w:t xml:space="preserve">CG-ARTS </w:t>
-                      </w:r>
-                      <w:r>
-                        <w:rPr>
-                          <w:rFonts w:ascii="ＭＳ 明朝" w:eastAsia="ＭＳ 明朝" w:hAnsi="ＭＳ 明朝" w:hint="eastAsia"/>
-                          <w:sz w:val="24"/>
-                          <w:szCs w:val="24"/>
-                        </w:rPr>
-                        <w:t>協会主催</w:t>
-                      </w:r>
-                      <w:r>
-                        <w:rPr>
-                          <w:rFonts w:ascii="ＭＳ 明朝" w:eastAsia="ＭＳ 明朝" w:hAnsi="ＭＳ 明朝" w:hint="eastAsia"/>
-                          <w:sz w:val="24"/>
-                          <w:szCs w:val="24"/>
-                        </w:rPr>
-                        <w:t xml:space="preserve"> </w:t>
-                      </w:r>
-                      <w:r>
-                        <w:rPr>
-                          <w:rFonts w:ascii="ＭＳ 明朝" w:eastAsia="ＭＳ 明朝" w:hAnsi="ＭＳ 明朝" w:hint="eastAsia"/>
-                          <w:sz w:val="24"/>
-                          <w:szCs w:val="24"/>
-                        </w:rPr>
-                        <w:t>C</w:t>
-                      </w:r>
-                      <w:r>
-                        <w:rPr>
-                          <w:rFonts w:ascii="ＭＳ 明朝" w:eastAsia="ＭＳ 明朝" w:hAnsi="ＭＳ 明朝"/>
-                          <w:sz w:val="24"/>
-                          <w:szCs w:val="24"/>
-                        </w:rPr>
-                        <w:t>G</w:t>
-                      </w:r>
-                      <w:r>
-                        <w:rPr>
-                          <w:rFonts w:ascii="ＭＳ 明朝" w:eastAsia="ＭＳ 明朝" w:hAnsi="ＭＳ 明朝" w:hint="eastAsia"/>
-                          <w:sz w:val="24"/>
-                          <w:szCs w:val="24"/>
-                        </w:rPr>
-                        <w:t>クリエイター検定 ベーシック</w:t>
-                      </w:r>
-                      <w:r>
-                        <w:rPr>
-                          <w:rFonts w:ascii="ＭＳ 明朝" w:eastAsia="ＭＳ 明朝" w:hAnsi="ＭＳ 明朝" w:hint="eastAsia"/>
-                          <w:sz w:val="24"/>
-                          <w:szCs w:val="24"/>
-                        </w:rPr>
-                        <w:t xml:space="preserve"> </w:t>
-                      </w:r>
-                      <w:r>
-                        <w:rPr>
-                          <w:rFonts w:ascii="ＭＳ 明朝" w:eastAsia="ＭＳ 明朝" w:hAnsi="ＭＳ 明朝"/>
-                          <w:sz w:val="24"/>
-                          <w:szCs w:val="24"/>
-                        </w:rPr>
-                        <w:t>合格</w:t>
-                      </w:r>
-                    </w:p>
-                  </w:txbxContent>
-                </v:textbox>
-                <w10:wrap type="square" anchory="page"/>
-              </v:shape>
-            </w:pict>
-          </mc:Fallback>
-        </mc:AlternateContent>
-      </w:r>
-      <w:r>
-        <w:rPr>
-          <w:noProof/>
-        </w:rPr>
-        <mc:AlternateContent>
-          <mc:Choice Requires="wps">
-            <w:drawing>
-              <wp:anchor distT="50165" distB="45720" distL="114300" distR="114300" simplePos="0" relativeHeight="251766784" behindDoc="0" locked="0" layoutInCell="1" allowOverlap="1" wp14:anchorId="02BD13AB" wp14:editId="477EAB87">
-                <wp:simplePos x="0" y="0"/>
-                <wp:positionH relativeFrom="column">
-                  <wp:posOffset>2085975</wp:posOffset>
-                </wp:positionH>
-                <wp:positionV relativeFrom="page">
-                  <wp:posOffset>7320915</wp:posOffset>
-                </wp:positionV>
-                <wp:extent cx="5114290" cy="495300"/>
-                <wp:effectExtent l="0" t="0" r="0" b="0"/>
-                <wp:wrapSquare wrapText="bothSides"/>
-                <wp:docPr id="14" name="テキスト ボックス 2"/>
-                <wp:cNvGraphicFramePr>
-                  <a:graphicFrameLocks xmlns:a="http://schemas.openxmlformats.org/drawingml/2006/main"/>
-                </wp:cNvGraphicFramePr>
-                <a:graphic xmlns:a="http://schemas.openxmlformats.org/drawingml/2006/main">
-                  <a:graphicData uri="http://schemas.microsoft.com/office/word/2010/wordprocessingShape">
-                    <wps:wsp>
-                      <wps:cNvSpPr txBox="1">
-                        <a:spLocks noChangeArrowheads="1"/>
-                      </wps:cNvSpPr>
-                      <wps:spPr bwMode="auto">
-                        <a:xfrm>
-                          <a:off x="0" y="0"/>
-                          <a:ext cx="5114290" cy="495300"/>
-                        </a:xfrm>
-                        <a:prstGeom prst="rect">
-                          <a:avLst/>
-                        </a:prstGeom>
-                        <a:noFill/>
-                        <a:ln w="9525">
-                          <a:noFill/>
-                          <a:miter lim="800000"/>
-                          <a:headEnd/>
-                          <a:tailEnd/>
-                        </a:ln>
-                      </wps:spPr>
-                      <wps:txbx>
-                        <w:txbxContent>
-                          <w:p>
-                            <w:pPr>
-                              <w:rPr>
-                                <w:rFonts w:ascii="ＭＳ 明朝" w:eastAsia="ＭＳ 明朝" w:hAnsi="ＭＳ 明朝"/>
-                                <w:sz w:val="28"/>
-                                <w:szCs w:val="28"/>
-                              </w:rPr>
-                            </w:pPr>
-                            <w:r>
-                              <w:rPr>
-                                <w:rFonts w:ascii="ＭＳ 明朝" w:eastAsia="ＭＳ 明朝" w:hAnsi="ＭＳ 明朝" w:hint="eastAsia"/>
-                                <w:sz w:val="24"/>
-                                <w:szCs w:val="24"/>
-                              </w:rPr>
-                              <w:t>文部科学省後援 情報検定 情報活用試験</w:t>
-                            </w:r>
-                            <w:r>
-                              <w:rPr>
-                                <w:rFonts w:ascii="ＭＳ 明朝" w:eastAsia="ＭＳ 明朝" w:hAnsi="ＭＳ 明朝" w:hint="eastAsia"/>
-                                <w:sz w:val="24"/>
-                                <w:szCs w:val="24"/>
-                              </w:rPr>
-                              <w:t xml:space="preserve"> </w:t>
-                            </w:r>
-                            <w:r>
-                              <w:rPr>
-                                <w:rFonts w:ascii="ＭＳ 明朝" w:eastAsia="ＭＳ 明朝" w:hAnsi="ＭＳ 明朝" w:hint="eastAsia"/>
-                                <w:sz w:val="24"/>
-                                <w:szCs w:val="24"/>
-                              </w:rPr>
-                              <w:t>3級</w:t>
-                            </w:r>
-                            <w:r>
-                              <w:rPr>
-                                <w:rFonts w:ascii="ＭＳ 明朝" w:eastAsia="ＭＳ 明朝" w:hAnsi="ＭＳ 明朝" w:hint="eastAsia"/>
-                                <w:sz w:val="28"/>
-                                <w:szCs w:val="28"/>
-                              </w:rPr>
-                              <w:t xml:space="preserve"> </w:t>
-                            </w:r>
-                            <w:r>
-                              <w:rPr>
-                                <w:rFonts w:ascii="ＭＳ 明朝" w:eastAsia="ＭＳ 明朝" w:hAnsi="ＭＳ 明朝"/>
-                                <w:sz w:val="24"/>
-                                <w:szCs w:val="24"/>
-                              </w:rPr>
-                              <w:t>合格</w:t>
-                            </w:r>
-                          </w:p>
-                        </w:txbxContent>
-                      </wps:txbx>
-                      <wps:bodyPr rot="0" vert="horz" wrap="square" lIns="91440" tIns="36000" rIns="91440" bIns="0" anchor="t" anchorCtr="0">
-                        <a:noAutofit/>
-                      </wps:bodyPr>
-                    </wps:wsp>
-                  </a:graphicData>
-                </a:graphic>
-                <wp14:sizeRelH relativeFrom="margin">
-                  <wp14:pctWidth>0</wp14:pctWidth>
-                </wp14:sizeRelH>
-                <wp14:sizeRelV relativeFrom="margin">
-                  <wp14:pctHeight>0</wp14:pctHeight>
-                </wp14:sizeRelV>
-              </wp:anchor>
-            </w:drawing>
-          </mc:Choice>
-          <mc:Fallback>
-            <w:pict>
-              <v:shape w14:anchorId="02BD13AB" id="_x0000_s1045" type="#_x0000_t202" style="position:absolute;margin-left:164.25pt;margin-top:576.45pt;width:402.7pt;height:39pt;z-index:251766784;visibility:visible;mso-wrap-style:square;mso-width-percent:0;mso-height-percent:0;mso-wrap-distance-left:9pt;mso-wrap-distance-top:3.95pt;mso-wrap-distance-right:9pt;mso-wrap-distance-bottom:3.6pt;mso-position-horizontal:absolute;mso-position-horizontal-relative:text;mso-position-vertical:absolute;mso-position-vertical-relative:page;mso-width-percent:0;mso-height-percent:0;mso-width-relative:margin;mso-height-relative:margin;v-text-anchor:top" o:gfxdata="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" filled="f" stroked="f">
-                <v:textbox inset=",1mm,,0">
-                  <w:txbxContent>
-                    <w:p>
-                      <w:pPr>
-                        <w:rPr>
-                          <w:rFonts w:ascii="ＭＳ 明朝" w:eastAsia="ＭＳ 明朝" w:hAnsi="ＭＳ 明朝"/>
-                          <w:sz w:val="28"/>
-                          <w:szCs w:val="28"/>
-                        </w:rPr>
-                      </w:pPr>
-                      <w:r>
-                        <w:rPr>
-                          <w:rFonts w:ascii="ＭＳ 明朝" w:eastAsia="ＭＳ 明朝" w:hAnsi="ＭＳ 明朝" w:hint="eastAsia"/>
-                          <w:sz w:val="24"/>
-                          <w:szCs w:val="24"/>
-                        </w:rPr>
-                        <w:t>文部科学省後援 情報検定 情報活用試験</w:t>
-                      </w:r>
-                      <w:r>
-                        <w:rPr>
-                          <w:rFonts w:ascii="ＭＳ 明朝" w:eastAsia="ＭＳ 明朝" w:hAnsi="ＭＳ 明朝" w:hint="eastAsia"/>
-                          <w:sz w:val="24"/>
-                          <w:szCs w:val="24"/>
-                        </w:rPr>
-                        <w:t xml:space="preserve"> </w:t>
-                      </w:r>
-                      <w:r>
-                        <w:rPr>
-                          <w:rFonts w:ascii="ＭＳ 明朝" w:eastAsia="ＭＳ 明朝" w:hAnsi="ＭＳ 明朝" w:hint="eastAsia"/>
-                          <w:sz w:val="24"/>
-                          <w:szCs w:val="24"/>
-                        </w:rPr>
-                        <w:t>3級</w:t>
-                      </w:r>
-                      <w:r>
-                        <w:rPr>
-                          <w:rFonts w:ascii="ＭＳ 明朝" w:eastAsia="ＭＳ 明朝" w:hAnsi="ＭＳ 明朝" w:hint="eastAsia"/>
-                          <w:sz w:val="28"/>
-                          <w:szCs w:val="28"/>
-                        </w:rPr>
-                        <w:t xml:space="preserve"> </w:t>
-                      </w:r>
-                      <w:r>
-                        <w:rPr>
-                          <w:rFonts w:ascii="ＭＳ 明朝" w:eastAsia="ＭＳ 明朝" w:hAnsi="ＭＳ 明朝"/>
-                          <w:sz w:val="24"/>
-                          <w:szCs w:val="24"/>
-                        </w:rPr>
-                        <w:t>合格</w:t>
-                      </w:r>
-                    </w:p>
-                  </w:txbxContent>
-                </v:textbox>
-                <w10:wrap type="square" anchory="page"/>
-              </v:shape>
-            </w:pict>
-          </mc:Fallback>
-        </mc:AlternateContent>
-      </w:r>
-      <w:r>
-        <w:rPr>
-          <w:noProof/>
-        </w:rPr>
-        <mc:AlternateContent>
-          <mc:Choice Requires="wps">
-            <w:drawing>
-              <wp:anchor distT="50165" distB="45720" distL="114300" distR="114300" simplePos="0" relativeHeight="251712512" behindDoc="0" locked="0" layoutInCell="1" allowOverlap="1" wp14:anchorId="7E944CB3" wp14:editId="61872605">
-                <wp:simplePos x="0" y="0"/>
-                <wp:positionH relativeFrom="column">
-                  <wp:posOffset>2066925</wp:posOffset>
-                </wp:positionH>
-                <wp:positionV relativeFrom="page">
-                  <wp:posOffset>7019925</wp:posOffset>
-                </wp:positionV>
-                <wp:extent cx="5114290" cy="495300"/>
-                <wp:effectExtent l="0" t="0" r="0" b="0"/>
-                <wp:wrapSquare wrapText="bothSides"/>
-                <wp:docPr id="30" name="テキスト ボックス 2"/>
-                <wp:cNvGraphicFramePr>
-                  <a:graphicFrameLocks xmlns:a="http://schemas.openxmlformats.org/drawingml/2006/main"/>
-                </wp:cNvGraphicFramePr>
-                <a:graphic xmlns:a="http://schemas.openxmlformats.org/drawingml/2006/main">
-                  <a:graphicData uri="http://schemas.microsoft.com/office/word/2010/wordprocessingShape">
-                    <wps:wsp>
-                      <wps:cNvSpPr txBox="1">
-                        <a:spLocks noChangeArrowheads="1"/>
-                      </wps:cNvSpPr>
-                      <wps:spPr bwMode="auto">
-                        <a:xfrm>
-                          <a:off x="0" y="0"/>
-                          <a:ext cx="5114290" cy="495300"/>
-                        </a:xfrm>
-                        <a:prstGeom prst="rect">
-                          <a:avLst/>
-                        </a:prstGeom>
-                        <a:noFill/>
-                        <a:ln w="9525">
-                          <a:noFill/>
-                          <a:miter lim="800000"/>
-                          <a:headEnd/>
-                          <a:tailEnd/>
-                        </a:ln>
-                      </wps:spPr>
-                      <wps:txbx>
-                        <w:txbxContent>
-                          <w:p>
-                            <w:pPr>
-                              <w:rPr>
-                                <w:rFonts w:ascii="ＭＳ 明朝" w:eastAsia="ＭＳ 明朝" w:hAnsi="ＭＳ 明朝"/>
-                                <w:sz w:val="28"/>
-                                <w:szCs w:val="28"/>
-                              </w:rPr>
-                            </w:pPr>
-                            <w:r>
-                              <w:rPr>
-                                <w:rFonts w:ascii="ＭＳ 明朝" w:eastAsia="ＭＳ 明朝" w:hAnsi="ＭＳ 明朝" w:hint="eastAsia"/>
-                                <w:sz w:val="24"/>
-                                <w:szCs w:val="24"/>
-                              </w:rPr>
-                              <w:t xml:space="preserve">サーティファイ主催 </w:t>
-                            </w:r>
-                            <w:r>
-                              <w:rPr>
-                                <w:rFonts w:ascii="ＭＳ 明朝" w:eastAsia="ＭＳ 明朝" w:hAnsi="ＭＳ 明朝"/>
-                                <w:sz w:val="24"/>
-                                <w:szCs w:val="24"/>
-                              </w:rPr>
-                              <w:t>Java</w:t>
-                            </w:r>
-                            <w:r>
-                              <w:rPr>
-                                <w:rFonts w:ascii="ＭＳ 明朝" w:eastAsia="ＭＳ 明朝" w:hAnsi="ＭＳ 明朝" w:hint="eastAsia"/>
-                                <w:sz w:val="24"/>
-                                <w:szCs w:val="24"/>
-                              </w:rPr>
-                              <w:t>™プログラミング能力認定試験</w:t>
-                            </w:r>
-                            <w:r>
-                              <w:rPr>
-                                <w:rFonts w:ascii="ＭＳ 明朝" w:eastAsia="ＭＳ 明朝" w:hAnsi="ＭＳ 明朝" w:hint="eastAsia"/>
-                                <w:sz w:val="24"/>
-                                <w:szCs w:val="24"/>
-                              </w:rPr>
-                              <w:t xml:space="preserve"> </w:t>
-                            </w:r>
-                            <w:r>
-                              <w:rPr>
-                                <w:rFonts w:ascii="ＭＳ 明朝" w:eastAsia="ＭＳ 明朝" w:hAnsi="ＭＳ 明朝" w:hint="eastAsia"/>
-                                <w:sz w:val="24"/>
-                                <w:szCs w:val="24"/>
-                              </w:rPr>
-                              <w:t>3級</w:t>
-                            </w:r>
-                            <w:r>
-                              <w:rPr>
-                                <w:rFonts w:ascii="ＭＳ 明朝" w:eastAsia="ＭＳ 明朝" w:hAnsi="ＭＳ 明朝" w:hint="eastAsia"/>
-                                <w:sz w:val="28"/>
-                                <w:szCs w:val="28"/>
-                              </w:rPr>
-                              <w:t xml:space="preserve"> </w:t>
-                            </w:r>
-                            <w:r>
-                              <w:rPr>
-                                <w:rFonts w:ascii="ＭＳ 明朝" w:eastAsia="ＭＳ 明朝" w:hAnsi="ＭＳ 明朝"/>
-                                <w:sz w:val="24"/>
-                                <w:szCs w:val="24"/>
-                              </w:rPr>
-                              <w:t>合格</w:t>
-                            </w:r>
-                          </w:p>
-                        </w:txbxContent>
-                      </wps:txbx>
-                      <wps:bodyPr rot="0" vert="horz" wrap="square" lIns="91440" tIns="36000" rIns="91440" bIns="0" anchor="t" anchorCtr="0">
-                        <a:noAutofit/>
-                      </wps:bodyPr>
-                    </wps:wsp>
-                  </a:graphicData>
-                </a:graphic>
-                <wp14:sizeRelH relativeFrom="margin">
-                  <wp14:pctWidth>0</wp14:pctWidth>
-                </wp14:sizeRelH>
-                <wp14:sizeRelV relativeFrom="margin">
-                  <wp14:pctHeight>0</wp14:pctHeight>
-                </wp14:sizeRelV>
-              </wp:anchor>
-            </w:drawing>
-          </mc:Choice>
-          <mc:Fallback>
-            <w:pict>
-              <v:shape w14:anchorId="7E944CB3" id="_x0000_s1046" type="#_x0000_t202" style="position:absolute;margin-left:162.75pt;margin-top:552.75pt;width:402.7pt;height:39pt;z-index:251712512;visibility:visible;mso-wrap-style:square;mso-width-percent:0;mso-height-percent:0;mso-wrap-distance-left:9pt;mso-wrap-distance-top:3.95pt;mso-wrap-distance-right:9pt;mso-wrap-distance-bottom:3.6pt;mso-position-horizontal:absolute;mso-position-horizontal-relative:text;mso-position-vertical:absolute;mso-position-vertical-relative:page;mso-width-percent:0;mso-height-percent:0;mso-width-relative:margin;mso-height-relative:margin;v-text-anchor:top" o:gfxdata="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" filled="f" stroked="f">
-                <v:textbox inset=",1mm,,0">
-                  <w:txbxContent>
-                    <w:p>
-                      <w:pPr>
-                        <w:rPr>
-                          <w:rFonts w:ascii="ＭＳ 明朝" w:eastAsia="ＭＳ 明朝" w:hAnsi="ＭＳ 明朝"/>
-                          <w:sz w:val="28"/>
-                          <w:szCs w:val="28"/>
-                        </w:rPr>
-                      </w:pPr>
-                      <w:r>
-                        <w:rPr>
-                          <w:rFonts w:ascii="ＭＳ 明朝" w:eastAsia="ＭＳ 明朝" w:hAnsi="ＭＳ 明朝" w:hint="eastAsia"/>
-                          <w:sz w:val="24"/>
-                          <w:szCs w:val="24"/>
-                        </w:rPr>
-                        <w:t xml:space="preserve">サーティファイ主催 </w:t>
-                      </w:r>
-                      <w:r>
-                        <w:rPr>
-                          <w:rFonts w:ascii="ＭＳ 明朝" w:eastAsia="ＭＳ 明朝" w:hAnsi="ＭＳ 明朝"/>
-                          <w:sz w:val="24"/>
-                          <w:szCs w:val="24"/>
-                        </w:rPr>
-                        <w:t>Java</w:t>
-                      </w:r>
-                      <w:r>
-                        <w:rPr>
-                          <w:rFonts w:ascii="ＭＳ 明朝" w:eastAsia="ＭＳ 明朝" w:hAnsi="ＭＳ 明朝" w:hint="eastAsia"/>
-                          <w:sz w:val="24"/>
-                          <w:szCs w:val="24"/>
-                        </w:rPr>
-                        <w:t>™プログラミング能力認定試験</w:t>
-                      </w:r>
-                      <w:r>
-                        <w:rPr>
-                          <w:rFonts w:ascii="ＭＳ 明朝" w:eastAsia="ＭＳ 明朝" w:hAnsi="ＭＳ 明朝" w:hint="eastAsia"/>
-                          <w:sz w:val="24"/>
-                          <w:szCs w:val="24"/>
-                        </w:rPr>
-                        <w:t xml:space="preserve"> </w:t>
-                      </w:r>
-                      <w:r>
-                        <w:rPr>
-                          <w:rFonts w:ascii="ＭＳ 明朝" w:eastAsia="ＭＳ 明朝" w:hAnsi="ＭＳ 明朝" w:hint="eastAsia"/>
-                          <w:sz w:val="24"/>
-                          <w:szCs w:val="24"/>
-                        </w:rPr>
-                        <w:t>3級</w:t>
-                      </w:r>
-                      <w:r>
-                        <w:rPr>
-                          <w:rFonts w:ascii="ＭＳ 明朝" w:eastAsia="ＭＳ 明朝" w:hAnsi="ＭＳ 明朝" w:hint="eastAsia"/>
-                          <w:sz w:val="28"/>
-                          <w:szCs w:val="28"/>
-                        </w:rPr>
-                        <w:t xml:space="preserve"> </w:t>
-                      </w:r>
-                      <w:r>
-                        <w:rPr>
-                          <w:rFonts w:ascii="ＭＳ 明朝" w:eastAsia="ＭＳ 明朝" w:hAnsi="ＭＳ 明朝"/>
-                          <w:sz w:val="24"/>
-                          <w:szCs w:val="24"/>
                         </w:rPr>
                         <w:t>合格</w:t>
                       </w:r>
@@ -3846,7 +5119,7 @@
           </mc:Choice>
           <mc:Fallback>
             <w:pict>
-              <v:shape w14:anchorId="1FB97093" id="_x0000_s1047" type="#_x0000_t202" style="position:absolute;margin-left:153.75pt;margin-top:519pt;width:402.7pt;height:39.75pt;z-index:251710464;visibility:visible;mso-wrap-style:square;mso-width-percent:0;mso-height-percent:0;mso-wrap-distance-left:9pt;mso-wrap-distance-top:3.95pt;mso-wrap-distance-right:9pt;mso-wrap-distance-bottom:3.6pt;mso-position-horizontal:absolute;mso-position-horizontal-relative:text;mso-position-vertical:absolute;mso-position-vertical-relative:page;mso-width-percent:0;mso-height-percent:0;mso-width-relative:margin;mso-height-relative:margin;v-text-anchor:top" o:gfxdata="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" filled="f" stroked="f">
+              <v:shape w14:anchorId="1FB97093" id="_x0000_s1056" type="#_x0000_t202" style="position:absolute;margin-left:153.75pt;margin-top:519pt;width:402.7pt;height:39.75pt;z-index:251710464;visibility:visible;mso-wrap-style:square;mso-width-percent:0;mso-height-percent:0;mso-wrap-distance-left:9pt;mso-wrap-distance-top:3.95pt;mso-wrap-distance-right:9pt;mso-wrap-distance-bottom:3.6pt;mso-position-horizontal:absolute;mso-position-horizontal-relative:text;mso-position-vertical:absolute;mso-position-vertical-relative:page;mso-width-percent:0;mso-height-percent:0;mso-width-relative:margin;mso-height-relative:margin;v-text-anchor:top" o:gfxdata="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" filled="f" stroked="f">
                 <v:textbox inset=",1mm,,0">
                   <w:txbxContent>
                     <w:p>
@@ -3998,7 +5271,7 @@
           </mc:Choice>
           <mc:Fallback>
             <w:pict>
-              <v:shape w14:anchorId="20E86097" id="_x0000_s1048" type="#_x0000_t202" style="position:absolute;margin-left:161.25pt;margin-top:471pt;width:402.7pt;height:36pt;z-index:251763712;visibility:visible;mso-wrap-style:square;mso-width-percent:0;mso-height-percent:0;mso-wrap-distance-left:9pt;mso-wrap-distance-top:3.95pt;mso-wrap-distance-right:9pt;mso-wrap-distance-bottom:3.6pt;mso-position-horizontal:absolute;mso-position-horizontal-relative:text;mso-position-vertical:absolute;mso-position-vertical-relative:page;mso-width-percent:0;mso-height-percent:0;mso-width-relative:margin;mso-height-relative:margin;v-text-anchor:top" o:gfxdata="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" filled="f" stroked="f">
+              <v:shape w14:anchorId="20E86097" id="_x0000_s1057" type="#_x0000_t202" style="position:absolute;margin-left:161.25pt;margin-top:471pt;width:402.7pt;height:36pt;z-index:251763712;visibility:visible;mso-wrap-style:square;mso-width-percent:0;mso-height-percent:0;mso-wrap-distance-left:9pt;mso-wrap-distance-top:3.95pt;mso-wrap-distance-right:9pt;mso-wrap-distance-bottom:3.6pt;mso-position-horizontal:absolute;mso-position-horizontal-relative:text;mso-position-vertical:absolute;mso-position-vertical-relative:page;mso-width-percent:0;mso-height-percent:0;mso-width-relative:margin;mso-height-relative:margin;v-text-anchor:top" o:gfxdata="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" filled="f" stroked="f">
                 <v:textbox inset=",1mm,,0">
                   <w:txbxContent>
                     <w:p>
@@ -4172,7 +5445,7 @@
           </mc:Choice>
           <mc:Fallback>
             <w:pict>
-              <v:shape w14:anchorId="3211F048" id="_x0000_s1049" type="#_x0000_t202" style="position:absolute;margin-left:158.35pt;margin-top:592.5pt;width:402.7pt;height:33pt;z-index:251696128;visibility:visible;mso-wrap-style:square;mso-width-percent:0;mso-height-percent:0;mso-wrap-distance-left:9pt;mso-wrap-distance-top:3.95pt;mso-wrap-distance-right:9pt;mso-wrap-distance-bottom:3.6pt;mso-position-horizontal:absolute;mso-position-horizontal-relative:text;mso-position-vertical:absolute;mso-position-vertical-relative:page;mso-width-percent:0;mso-height-percent:0;mso-width-relative:margin;mso-height-relative:margin;v-text-anchor:top" o:gfxdata="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" filled="f" stroked="f">
+              <v:shape w14:anchorId="3211F048" id="_x0000_s1058" type="#_x0000_t202" style="position:absolute;margin-left:158.35pt;margin-top:592.5pt;width:402.7pt;height:33pt;z-index:251696128;visibility:visible;mso-wrap-style:square;mso-width-percent:0;mso-height-percent:0;mso-wrap-distance-left:9pt;mso-wrap-distance-top:3.95pt;mso-wrap-distance-right:9pt;mso-wrap-distance-bottom:3.6pt;mso-position-horizontal:absolute;mso-position-horizontal-relative:text;mso-position-vertical:absolute;mso-position-vertical-relative:page;mso-width-percent:0;mso-height-percent:0;mso-width-relative:margin;mso-height-relative:margin;v-text-anchor:top" o:gfxdata="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" filled="f" stroked="f">
                 <v:textbox inset=",1mm,,0">
                   <w:txbxContent>
                     <w:p>
@@ -4309,7 +5582,7 @@
           </mc:Choice>
           <mc:Fallback>
             <w:pict>
-              <v:shape w14:anchorId="5ACD8D62" id="_x0000_s1050" type="#_x0000_t202" style="position:absolute;margin-left:68.25pt;margin-top:574.15pt;width:105.75pt;height:25.2pt;z-index:251741184;visibility:visible;mso-wrap-style:square;mso-width-percent:0;mso-height-percent:0;mso-wrap-distance-left:9pt;mso-wrap-distance-top:4.25pt;mso-wrap-distance-right:9pt;mso-wrap-distance-bottom:3.95pt;mso-position-horizontal:absolute;mso-position-horizontal-relative:text;mso-position-vertical:absolute;mso-position-vertical-relative:margin;mso-width-percent:0;mso-height-percent:0;mso-width-relative:margin;mso-height-relative:margin;v-text-anchor:top" o:gfxdata="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" filled="f" stroked="f">
+              <v:shape w14:anchorId="5ACD8D62" id="_x0000_s1059" type="#_x0000_t202" style="position:absolute;margin-left:68.25pt;margin-top:574.15pt;width:105.75pt;height:25.2pt;z-index:251741184;visibility:visible;mso-wrap-style:square;mso-width-percent:0;mso-height-percent:0;mso-wrap-distance-left:9pt;mso-wrap-distance-top:4.25pt;mso-wrap-distance-right:9pt;mso-wrap-distance-bottom:3.95pt;mso-position-horizontal:absolute;mso-position-horizontal-relative:text;mso-position-vertical:absolute;mso-position-vertical-relative:margin;mso-width-percent:0;mso-height-percent:0;mso-width-relative:margin;mso-height-relative:margin;v-text-anchor:top" o:gfxdata="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" filled="f" stroked="f">
                 <v:textbox inset="2mm,1mm,1mm,0">
                   <w:txbxContent>
                     <w:p>
@@ -4436,7 +5709,7 @@
           </mc:Choice>
           <mc:Fallback>
             <w:pict>
-              <v:shape w14:anchorId="424892F7" id="_x0000_s1051" type="#_x0000_t202" style="position:absolute;margin-left:268.5pt;margin-top:125.25pt;width:39pt;height:33pt;z-index:251674624;visibility:visible;mso-wrap-style:square;mso-width-percent:0;mso-height-percent:0;mso-wrap-distance-left:9pt;mso-wrap-distance-top:3.6pt;mso-wrap-distance-right:9pt;mso-wrap-distance-bottom:3.6pt;mso-position-horizontal:absolute;mso-position-horizontal-relative:text;mso-position-vertical:absolute;mso-position-vertical-relative:page;mso-width-percent:0;mso-height-percent:0;mso-width-relative:margin;mso-height-relative:margin;v-text-anchor:top" o:gfxdata="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" filled="f" stroked="f">
+              <v:shape w14:anchorId="424892F7" id="_x0000_s1060" type="#_x0000_t202" style="position:absolute;margin-left:268.5pt;margin-top:125.25pt;width:39pt;height:33pt;z-index:251674624;visibility:visible;mso-wrap-style:square;mso-width-percent:0;mso-height-percent:0;mso-wrap-distance-left:9pt;mso-wrap-distance-top:3.6pt;mso-wrap-distance-right:9pt;mso-wrap-distance-bottom:3.6pt;mso-position-horizontal:absolute;mso-position-horizontal-relative:text;mso-position-vertical:absolute;mso-position-vertical-relative:page;mso-width-percent:0;mso-height-percent:0;mso-width-relative:margin;mso-height-relative:margin;v-text-anchor:top" o:gfxdata="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" filled="f" stroked="f">
                 <v:textbox inset="1mm,,1mm">
                   <w:txbxContent>
                     <w:p>
@@ -4573,7 +5846,7 @@
           </mc:Choice>
           <mc:Fallback>
             <w:pict>
-              <v:shape w14:anchorId="353EAC70" id="_x0000_s1052" type="#_x0000_t202" style="position:absolute;margin-left:76.5pt;margin-top:125.25pt;width:47.25pt;height:33pt;z-index:251668480;visibility:visible;mso-wrap-style:square;mso-width-percent:0;mso-height-percent:0;mso-wrap-distance-left:9pt;mso-wrap-distance-top:3.6pt;mso-wrap-distance-right:9pt;mso-wrap-distance-bottom:3.6pt;mso-position-horizontal:absolute;mso-position-horizontal-relative:text;mso-position-vertical:absolute;mso-position-vertical-relative:page;mso-width-percent:0;mso-height-percent:0;mso-width-relative:margin;mso-height-relative:margin;v-text-anchor:top" o:gfxdata="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" filled="f" stroked="f">
+              <v:shape w14:anchorId="353EAC70" id="_x0000_s1061" type="#_x0000_t202" style="position:absolute;margin-left:76.5pt;margin-top:125.25pt;width:47.25pt;height:33pt;z-index:251668480;visibility:visible;mso-wrap-style:square;mso-width-percent:0;mso-height-percent:0;mso-wrap-distance-left:9pt;mso-wrap-distance-top:3.6pt;mso-wrap-distance-right:9pt;mso-wrap-distance-bottom:3.6pt;mso-position-horizontal:absolute;mso-position-horizontal-relative:text;mso-position-vertical:absolute;mso-position-vertical-relative:page;mso-width-percent:0;mso-height-percent:0;mso-width-relative:margin;mso-height-relative:margin;v-text-anchor:top" o:gfxdata="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" filled="f" stroked="f">
                 <v:textbox inset="1mm,,1mm">
                   <w:txbxContent>
                     <w:p>
@@ -4701,7 +5974,7 @@
           </mc:Choice>
           <mc:Fallback>
             <w:pict>
-              <v:shape w14:anchorId="00B6F4FE" id="_x0000_s1053" type="#_x0000_t202" style="position:absolute;margin-left:138pt;margin-top:125.25pt;width:39pt;height:33pt;z-index:251670528;visibility:visible;mso-wrap-style:square;mso-width-percent:0;mso-height-percent:0;mso-wrap-distance-left:9pt;mso-wrap-distance-top:3.6pt;mso-wrap-distance-right:9pt;mso-wrap-distance-bottom:3.6pt;mso-position-horizontal:absolute;mso-position-horizontal-relative:text;mso-position-vertical:absolute;mso-position-vertical-relative:page;mso-width-percent:0;mso-height-percent:0;mso-width-relative:margin;mso-height-relative:margin;v-text-anchor:top" o:gfxdata="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" filled="f" stroked="f">
+              <v:shape w14:anchorId="00B6F4FE" id="_x0000_s1062" type="#_x0000_t202" style="position:absolute;margin-left:138pt;margin-top:125.25pt;width:39pt;height:33pt;z-index:251670528;visibility:visible;mso-wrap-style:square;mso-width-percent:0;mso-height-percent:0;mso-wrap-distance-left:9pt;mso-wrap-distance-top:3.6pt;mso-wrap-distance-right:9pt;mso-wrap-distance-bottom:3.6pt;mso-position-horizontal:absolute;mso-position-horizontal-relative:text;mso-position-vertical:absolute;mso-position-vertical-relative:page;mso-width-percent:0;mso-height-percent:0;mso-width-relative:margin;mso-height-relative:margin;v-text-anchor:top" o:gfxdata="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" filled="f" stroked="f">
                 <v:textbox inset="1mm,,1mm">
                   <w:txbxContent>
                     <w:p>
@@ -4821,7 +6094,7 @@
           </mc:Choice>
           <mc:Fallback>
             <w:pict>
-              <v:shape w14:anchorId="115288D0" id="_x0000_s1054" type="#_x0000_t202" style="position:absolute;margin-left:192pt;margin-top:125.25pt;width:39pt;height:33pt;z-index:251672576;visibility:visible;mso-wrap-style:square;mso-width-percent:0;mso-height-percent:0;mso-wrap-distance-left:9pt;mso-wrap-distance-top:3.6pt;mso-wrap-distance-right:9pt;mso-wrap-distance-bottom:3.6pt;mso-position-horizontal:absolute;mso-position-horizontal-relative:text;mso-position-vertical:absolute;mso-position-vertical-relative:page;mso-width-percent:0;mso-height-percent:0;mso-width-relative:margin;mso-height-relative:margin;v-text-anchor:top" o:gfxdata="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" filled="f" stroked="f">
+              <v:shape w14:anchorId="115288D0" id="_x0000_s1063" type="#_x0000_t202" style="position:absolute;margin-left:192pt;margin-top:125.25pt;width:39pt;height:33pt;z-index:251672576;visibility:visible;mso-wrap-style:square;mso-width-percent:0;mso-height-percent:0;mso-wrap-distance-left:9pt;mso-wrap-distance-top:3.6pt;mso-wrap-distance-right:9pt;mso-wrap-distance-bottom:3.6pt;mso-position-horizontal:absolute;mso-position-horizontal-relative:text;mso-position-vertical:absolute;mso-position-vertical-relative:page;mso-width-percent:0;mso-height-percent:0;mso-width-relative:margin;mso-height-relative:margin;v-text-anchor:top" o:gfxdata="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" filled="f" stroked="f">
                 <v:textbox inset="1mm,,1mm">
                   <w:txbxContent>
                     <w:p>
@@ -4934,7 +6207,7 @@
           </mc:Choice>
           <mc:Fallback>
             <w:pict>
-              <v:shape w14:anchorId="661140E3" id="_x0000_s1055" type="#_x0000_t202" style="position:absolute;margin-left:360.75pt;margin-top:126pt;width:39pt;height:33pt;z-index:251761664;visibility:visible;mso-wrap-style:square;mso-width-percent:0;mso-height-percent:0;mso-wrap-distance-left:9pt;mso-wrap-distance-top:3.6pt;mso-wrap-distance-right:9pt;mso-wrap-distance-bottom:3.6pt;mso-position-horizontal:absolute;mso-position-horizontal-relative:text;mso-position-vertical:absolute;mso-position-vertical-relative:page;mso-width-percent:0;mso-height-percent:0;mso-width-relative:margin;mso-height-relative:margin;v-text-anchor:top" o:gfxdata="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" filled="f" stroked="f">
+              <v:shape w14:anchorId="661140E3" id="_x0000_s1064" type="#_x0000_t202" style="position:absolute;margin-left:360.75pt;margin-top:126pt;width:39pt;height:33pt;z-index:251761664;visibility:visible;mso-wrap-style:square;mso-width-percent:0;mso-height-percent:0;mso-wrap-distance-left:9pt;mso-wrap-distance-top:3.6pt;mso-wrap-distance-right:9pt;mso-wrap-distance-bottom:3.6pt;mso-position-horizontal:absolute;mso-position-horizontal-relative:text;mso-position-vertical:absolute;mso-position-vertical-relative:page;mso-width-percent:0;mso-height-percent:0;mso-width-relative:margin;mso-height-relative:margin;v-text-anchor:top" o:gfxdata="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" filled="f" stroked="f">
                 <v:textbox inset="1mm,,1mm">
                   <w:txbxContent>
                     <w:p>
@@ -5035,7 +6308,7 @@
           </mc:Choice>
           <mc:Fallback>
             <w:pict>
-              <v:shape w14:anchorId="12DB059C" id="テキスト ボックス 223" o:spid="_x0000_s1056" type="#_x0000_t202" style="position:absolute;margin-left:770.25pt;margin-top:495.6pt;width:208.5pt;height:21.6pt;z-index:251759616;visibility:visible;mso-wrap-style:square;mso-width-percent:0;mso-height-percent:0;mso-wrap-distance-left:9pt;mso-wrap-distance-top:3.6pt;mso-wrap-distance-right:9pt;mso-wrap-distance-bottom:3.6pt;mso-position-horizontal:absolute;mso-position-horizontal-relative:text;mso-position-vertical:absolute;mso-position-vertical-relative:page;mso-width-percent:0;mso-height-percent:0;mso-width-relative:margin;mso-height-relative:margin;v-text-anchor:top" o:gfxdata="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" filled="f" stroked="f">
+              <v:shape w14:anchorId="12DB059C" id="テキスト ボックス 223" o:spid="_x0000_s1065" type="#_x0000_t202" style="position:absolute;margin-left:770.25pt;margin-top:495.6pt;width:208.5pt;height:21.6pt;z-index:251759616;visibility:visible;mso-wrap-style:square;mso-width-percent:0;mso-height-percent:0;mso-wrap-distance-left:9pt;mso-wrap-distance-top:3.6pt;mso-wrap-distance-right:9pt;mso-wrap-distance-bottom:3.6pt;mso-position-horizontal:absolute;mso-position-horizontal-relative:text;mso-position-vertical:absolute;mso-position-vertical-relative:page;mso-width-percent:0;mso-height-percent:0;mso-width-relative:margin;mso-height-relative:margin;v-text-anchor:top" o:gfxdata="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" filled="f" stroked="f">
                 <v:textbox inset=",1mm,,0">
                   <w:txbxContent>
                     <w:p>
@@ -5159,7 +6432,23 @@
                                 <w:sz w:val="28"/>
                                 <w:szCs w:val="28"/>
                               </w:rPr>
-                              <w:t>年続けたボクシングによって身に付きました。</w:t>
+                              <w:t>年</w:t>
+                            </w:r>
+                            <w:r>
+                              <w:rPr>
+                                <w:rFonts w:eastAsiaTheme="minorEastAsia" w:hint="eastAsia"/>
+                                <w:sz w:val="28"/>
+                                <w:szCs w:val="28"/>
+                              </w:rPr>
+                              <w:t>間</w:t>
+                            </w:r>
+                            <w:r>
+                              <w:rPr>
+                                <w:rFonts w:eastAsiaTheme="minorEastAsia" w:hint="eastAsia"/>
+                                <w:sz w:val="28"/>
+                                <w:szCs w:val="28"/>
+                              </w:rPr>
+                              <w:t>続けたボクシングによって身に付きました。</w:t>
                             </w:r>
                           </w:p>
                           <w:p>
@@ -5217,7 +6506,7 @@
                                 <w:sz w:val="28"/>
                                 <w:szCs w:val="28"/>
                               </w:rPr>
-                              <w:t>すことによって</w:t>
+                              <w:t>す</w:t>
                             </w:r>
                             <w:r>
                               <w:rPr>
@@ -5225,7 +6514,7 @@
                                 <w:sz w:val="28"/>
                                 <w:szCs w:val="28"/>
                               </w:rPr>
-                              <w:t>知見</w:t>
+                              <w:t>経験を積み</w:t>
                             </w:r>
                             <w:r>
                               <w:rPr>
@@ -5233,7 +6522,7 @@
                                 <w:sz w:val="28"/>
                                 <w:szCs w:val="28"/>
                               </w:rPr>
-                              <w:t>を深め、</w:t>
+                              <w:t>、</w:t>
                             </w:r>
                             <w:r>
                               <w:rPr>
@@ -5345,7 +6634,7 @@
           </mc:Choice>
           <mc:Fallback>
             <w:pict>
-              <v:shape w14:anchorId="102F1910" id="テキスト ボックス 216" o:spid="_x0000_s1057" type="#_x0000_t202" style="position:absolute;margin-left:626.25pt;margin-top:348.45pt;width:507pt;height:145.5pt;z-index:251751424;visibility:visible;mso-wrap-style:square;mso-width-percent:0;mso-height-percent:0;mso-wrap-distance-left:9pt;mso-wrap-distance-top:3.6pt;mso-wrap-distance-right:9pt;mso-wrap-distance-bottom:3.6pt;mso-position-horizontal:absolute;mso-position-horizontal-relative:text;mso-position-vertical:absolute;mso-position-vertical-relative:page;mso-width-percent:0;mso-height-percent:0;mso-width-relative:margin;mso-height-relative:margin;v-text-anchor:top" o:gfxdata="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" filled="f" stroked="f">
+              <v:shape w14:anchorId="102F1910" id="テキスト ボックス 216" o:spid="_x0000_s1066" type="#_x0000_t202" style="position:absolute;margin-left:626.25pt;margin-top:348.45pt;width:507pt;height:145.5pt;z-index:251751424;visibility:visible;mso-wrap-style:square;mso-width-percent:0;mso-height-percent:0;mso-wrap-distance-left:9pt;mso-wrap-distance-top:3.6pt;mso-wrap-distance-right:9pt;mso-wrap-distance-bottom:3.6pt;mso-position-horizontal:absolute;mso-position-horizontal-relative:text;mso-position-vertical:absolute;mso-position-vertical-relative:page;mso-width-percent:0;mso-height-percent:0;mso-width-relative:margin;mso-height-relative:margin;v-text-anchor:top" o:gfxdata="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" filled="f" stroked="f">
                 <v:textbox inset=",1mm,,0">
                   <w:txbxContent>
                     <w:p>
@@ -5405,7 +6694,23 @@
                           <w:sz w:val="28"/>
                           <w:szCs w:val="28"/>
                         </w:rPr>
-                        <w:t>年続けたボクシングによって身に付きました。</w:t>
+                        <w:t>年</w:t>
+                      </w:r>
+                      <w:r>
+                        <w:rPr>
+                          <w:rFonts w:eastAsiaTheme="minorEastAsia" w:hint="eastAsia"/>
+                          <w:sz w:val="28"/>
+                          <w:szCs w:val="28"/>
+                        </w:rPr>
+                        <w:t>間</w:t>
+                      </w:r>
+                      <w:r>
+                        <w:rPr>
+                          <w:rFonts w:eastAsiaTheme="minorEastAsia" w:hint="eastAsia"/>
+                          <w:sz w:val="28"/>
+                          <w:szCs w:val="28"/>
+                        </w:rPr>
+                        <w:t>続けたボクシングによって身に付きました。</w:t>
                       </w:r>
                     </w:p>
                     <w:p>
@@ -5463,7 +6768,7 @@
                           <w:sz w:val="28"/>
                           <w:szCs w:val="28"/>
                         </w:rPr>
-                        <w:t>すことによって</w:t>
+                        <w:t>す</w:t>
                       </w:r>
                       <w:r>
                         <w:rPr>
@@ -5471,7 +6776,7 @@
                           <w:sz w:val="28"/>
                           <w:szCs w:val="28"/>
                         </w:rPr>
-                        <w:t>知見</w:t>
+                        <w:t>経験を積み</w:t>
                       </w:r>
                       <w:r>
                         <w:rPr>
@@ -5479,7 +6784,7 @@
                           <w:sz w:val="28"/>
                           <w:szCs w:val="28"/>
                         </w:rPr>
-                        <w:t>を深め、</w:t>
+                        <w:t>、</w:t>
                       </w:r>
                       <w:r>
                         <w:rPr>
@@ -5667,7 +6972,7 @@
           </mc:Choice>
           <mc:Fallback>
             <w:pict>
-              <v:shape w14:anchorId="4FFB9012" id="_x0000_s1058" type="#_x0000_t202" style="position:absolute;margin-left:314.25pt;margin-top:30.75pt;width:39pt;height:33pt;z-index:251665408;visibility:visible;mso-wrap-style:square;mso-width-percent:0;mso-height-percent:0;mso-wrap-distance-left:9pt;mso-wrap-distance-top:3.6pt;mso-wrap-distance-right:9pt;mso-wrap-distance-bottom:3.6pt;mso-position-horizontal:absolute;mso-position-horizontal-relative:text;mso-position-vertical:absolute;mso-position-vertical-relative:page;mso-width-percent:0;mso-height-percent:0;mso-width-relative:margin;mso-height-relative:margin;v-text-anchor:top" o:gfxdata="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" filled="f" stroked="f">
+              <v:shape w14:anchorId="4FFB9012" id="_x0000_s1067" type="#_x0000_t202" style="position:absolute;margin-left:314.25pt;margin-top:30.75pt;width:39pt;height:33pt;z-index:251665408;visibility:visible;mso-wrap-style:square;mso-width-percent:0;mso-height-percent:0;mso-wrap-distance-left:9pt;mso-wrap-distance-top:3.6pt;mso-wrap-distance-right:9pt;mso-wrap-distance-bottom:3.6pt;mso-position-horizontal:absolute;mso-position-horizontal-relative:text;mso-position-vertical:absolute;mso-position-vertical-relative:page;mso-width-percent:0;mso-height-percent:0;mso-width-relative:margin;mso-height-relative:margin;v-text-anchor:top" o:gfxdata="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" filled="f" stroked="f">
                 <v:textbox inset="1mm,,1mm">
                   <w:txbxContent>
                     <w:p>
@@ -5788,7 +7093,7 @@
           </mc:Choice>
           <mc:Fallback>
             <w:pict>
-              <v:shape w14:anchorId="3423C97F" id="_x0000_s1059" type="#_x0000_t202" style="position:absolute;margin-left:359.25pt;margin-top:30.75pt;width:28.5pt;height:33pt;z-index:251666432;visibility:visible;mso-wrap-style:square;mso-width-percent:0;mso-height-percent:0;mso-wrap-distance-left:9pt;mso-wrap-distance-top:3.6pt;mso-wrap-distance-right:9pt;mso-wrap-distance-bottom:3.6pt;mso-position-horizontal:absolute;mso-position-horizontal-relative:text;mso-position-vertical:absolute;mso-position-vertical-relative:page;mso-width-percent:0;mso-height-percent:0;mso-width-relative:margin;mso-height-relative:margin;v-text-anchor:top" o:gfxdata="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" filled="f" stroked="f">
+              <v:shape w14:anchorId="3423C97F" id="_x0000_s1068" type="#_x0000_t202" style="position:absolute;margin-left:359.25pt;margin-top:30.75pt;width:28.5pt;height:33pt;z-index:251666432;visibility:visible;mso-wrap-style:square;mso-width-percent:0;mso-height-percent:0;mso-wrap-distance-left:9pt;mso-wrap-distance-top:3.6pt;mso-wrap-distance-right:9pt;mso-wrap-distance-bottom:3.6pt;mso-position-horizontal:absolute;mso-position-horizontal-relative:text;mso-position-vertical:absolute;mso-position-vertical-relative:page;mso-width-percent:0;mso-height-percent:0;mso-width-relative:margin;mso-height-relative:margin;v-text-anchor:top" o:gfxdata="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" filled="f" stroked="f">
                 <v:textbox inset="1mm,,1mm">
                   <w:txbxContent>
                     <w:p>
@@ -5917,7 +7222,7 @@
           </mc:Choice>
           <mc:Fallback>
             <w:pict>
-              <v:shape w14:anchorId="047418F2" id="_x0000_s1060" type="#_x0000_t202" style="position:absolute;margin-left:273pt;margin-top:30.75pt;width:47.25pt;height:33pt;z-index:251664384;visibility:visible;mso-wrap-style:square;mso-width-percent:0;mso-height-percent:0;mso-wrap-distance-left:9pt;mso-wrap-distance-top:3.6pt;mso-wrap-distance-right:9pt;mso-wrap-distance-bottom:3.6pt;mso-position-horizontal:absolute;mso-position-horizontal-relative:text;mso-position-vertical:absolute;mso-position-vertical-relative:page;mso-width-percent:0;mso-height-percent:0;mso-width-relative:margin;mso-height-relative:margin;v-text-anchor:top" o:gfxdata="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" filled="f" stroked="f">
+              <v:shape w14:anchorId="047418F2" id="_x0000_s1069" type="#_x0000_t202" style="position:absolute;margin-left:273pt;margin-top:30.75pt;width:47.25pt;height:33pt;z-index:251664384;visibility:visible;mso-wrap-style:square;mso-width-percent:0;mso-height-percent:0;mso-wrap-distance-left:9pt;mso-wrap-distance-top:3.6pt;mso-wrap-distance-right:9pt;mso-wrap-distance-bottom:3.6pt;mso-position-horizontal:absolute;mso-position-horizontal-relative:text;mso-position-vertical:absolute;mso-position-vertical-relative:page;mso-width-percent:0;mso-height-percent:0;mso-width-relative:margin;mso-height-relative:margin;v-text-anchor:top" o:gfxdata="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" filled="f" stroked="f">
                 <v:textbox inset="1mm,,1mm">
                   <w:txbxContent>
                     <w:p>
@@ -6069,7 +7374,7 @@
           </mc:Choice>
           <mc:Fallback>
             <w:pict>
-              <v:shape w14:anchorId="5C910AF5" id="_x0000_s1061" type="#_x0000_t202" style="position:absolute;margin-left:130.9pt;margin-top:47.5pt;width:291.9pt;height:36.7pt;z-index:251661312;visibility:visible;mso-wrap-style:square;mso-width-percent:0;mso-height-percent:0;mso-wrap-distance-left:9pt;mso-wrap-distance-top:3.6pt;mso-wrap-distance-right:9pt;mso-wrap-distance-bottom:3.6pt;mso-position-horizontal:absolute;mso-position-horizontal-relative:text;mso-position-vertical:absolute;mso-position-vertical-relative:page;mso-width-percent:0;mso-height-percent:0;mso-width-relative:margin;mso-height-relative:margin;v-text-anchor:top" o:gfxdata="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" filled="f" stroked="f">
+              <v:shape w14:anchorId="5C910AF5" id="_x0000_s1070" type="#_x0000_t202" style="position:absolute;margin-left:130.9pt;margin-top:47.5pt;width:291.9pt;height:36.7pt;z-index:251661312;visibility:visible;mso-wrap-style:square;mso-width-percent:0;mso-height-percent:0;mso-wrap-distance-left:9pt;mso-wrap-distance-top:3.6pt;mso-wrap-distance-right:9pt;mso-wrap-distance-bottom:3.6pt;mso-position-horizontal:absolute;mso-position-horizontal-relative:text;mso-position-vertical:absolute;mso-position-vertical-relative:page;mso-width-percent:0;mso-height-percent:0;mso-width-relative:margin;mso-height-relative:margin;v-text-anchor:top" o:gfxdata="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" filled="f" stroked="f">
                 <v:textbox>
                   <w:txbxContent>
                     <w:p>
@@ -6249,7 +7554,7 @@
           </mc:Choice>
           <mc:Fallback>
             <w:pict>
-              <v:shape w14:anchorId="6D011E2B" id="テキスト ボックス 222" o:spid="_x0000_s1062" type="#_x0000_t202" style="position:absolute;margin-left:626.25pt;margin-top:723.75pt;width:507pt;height:74.25pt;z-index:251757568;visibility:visible;mso-wrap-style:square;mso-width-percent:0;mso-height-percent:0;mso-wrap-distance-left:9pt;mso-wrap-distance-top:3.6pt;mso-wrap-distance-right:9pt;mso-wrap-distance-bottom:3.6pt;mso-position-horizontal:absolute;mso-position-horizontal-relative:text;mso-position-vertical:absolute;mso-position-vertical-relative:page;mso-width-percent:0;mso-height-percent:0;mso-width-relative:margin;mso-height-relative:margin;v-text-anchor:top" o:gfxdata="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" filled="f" stroked="f">
+              <v:shape w14:anchorId="6D011E2B" id="テキスト ボックス 222" o:spid="_x0000_s1071" type="#_x0000_t202" style="position:absolute;margin-left:626.25pt;margin-top:723.75pt;width:507pt;height:74.25pt;z-index:251757568;visibility:visible;mso-wrap-style:square;mso-width-percent:0;mso-height-percent:0;mso-wrap-distance-left:9pt;mso-wrap-distance-top:3.6pt;mso-wrap-distance-right:9pt;mso-wrap-distance-bottom:3.6pt;mso-position-horizontal:absolute;mso-position-horizontal-relative:text;mso-position-vertical:absolute;mso-position-vertical-relative:page;mso-width-percent:0;mso-height-percent:0;mso-width-relative:margin;mso-height-relative:margin;v-text-anchor:top" o:gfxdata="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" filled="f" stroked="f">
                 <v:textbox inset=",1mm,,0">
                   <w:txbxContent>
                     <w:p>
@@ -6325,7 +7630,7 @@
         <mc:AlternateContent>
           <mc:Choice Requires="wps">
             <w:drawing>
-              <wp:anchor distT="45720" distB="45720" distL="114300" distR="114300" simplePos="0" relativeHeight="251755520" behindDoc="0" locked="0" layoutInCell="1" allowOverlap="1" wp14:anchorId="1EC40E81" wp14:editId="19A1F338">
+              <wp:anchor distT="45720" distB="45720" distL="114300" distR="114300" simplePos="0" relativeHeight="251755520" behindDoc="0" locked="0" layoutInCell="1" allowOverlap="1" wp14:anchorId="1EC40E81" wp14:editId="40C24DF9">
                 <wp:simplePos x="0" y="0"/>
                 <wp:positionH relativeFrom="column">
                   <wp:posOffset>7953375</wp:posOffset>
@@ -6368,7 +7673,7 @@
                             <w:pPr>
                               <w:spacing w:after="0" w:line="460" w:lineRule="exact"/>
                               <w:rPr>
-                                <w:rFonts w:eastAsiaTheme="minorEastAsia"/>
+                                <w:rFonts w:eastAsiaTheme="minorEastAsia" w:hint="eastAsia"/>
                                 <w:sz w:val="28"/>
                                 <w:szCs w:val="28"/>
                               </w:rPr>
@@ -6379,25 +7684,55 @@
                                 <w:sz w:val="28"/>
                                 <w:szCs w:val="28"/>
                               </w:rPr>
-                              <w:t>日々、趣味で映画やゲームなどのエンタメコンテンツに触れており、</w:t>
-                            </w:r>
-                          </w:p>
-                          <w:p>
-                            <w:pPr>
-                              <w:spacing w:after="0" w:line="460" w:lineRule="exact"/>
-                              <w:rPr>
-                                <w:rFonts w:eastAsiaTheme="minorEastAsia"/>
-                                <w:sz w:val="28"/>
-                                <w:szCs w:val="28"/>
-                              </w:rPr>
-                            </w:pPr>
+                              <w:t>映画</w:t>
+                            </w:r>
                             <w:r>
                               <w:rPr>
                                 <w:rFonts w:eastAsiaTheme="minorEastAsia" w:hint="eastAsia"/>
                                 <w:sz w:val="28"/>
                                 <w:szCs w:val="28"/>
                               </w:rPr>
-                              <w:t>作品というものに必要な要素を学び吸収しております。</w:t>
+                              <w:t>・</w:t>
+                            </w:r>
+                            <w:r>
+                              <w:rPr>
+                                <w:rFonts w:eastAsiaTheme="minorEastAsia" w:hint="eastAsia"/>
+                                <w:sz w:val="28"/>
+                                <w:szCs w:val="28"/>
+                              </w:rPr>
+                              <w:t>ゲーム</w:t>
+                            </w:r>
+                            <w:r>
+                              <w:rPr>
+                                <w:rFonts w:eastAsiaTheme="minorEastAsia" w:hint="eastAsia"/>
+                                <w:sz w:val="28"/>
+                                <w:szCs w:val="28"/>
+                              </w:rPr>
+                              <w:t>・アニメ</w:t>
+                            </w:r>
+                            <w:r>
+                              <w:rPr>
+                                <w:rFonts w:eastAsiaTheme="minorEastAsia" w:hint="eastAsia"/>
+                                <w:sz w:val="28"/>
+                                <w:szCs w:val="28"/>
+                              </w:rPr>
+                              <w:t>などのエンタメコンテンツ</w:t>
+                            </w:r>
+                            <w:r>
+                              <w:rPr>
+                                <w:rFonts w:eastAsiaTheme="minorEastAsia" w:hint="eastAsia"/>
+                                <w:sz w:val="28"/>
+                                <w:szCs w:val="28"/>
+                              </w:rPr>
+                              <w:t>全般</w:t>
+                            </w:r>
+                            <w:r>
+                              <w:rPr>
+                                <w:rFonts w:eastAsiaTheme="minorEastAsia" w:hint="eastAsia"/>
+                                <w:sz w:val="28"/>
+                                <w:szCs w:val="28"/>
+                              </w:rPr>
+                              <w:t>が趣味です。</w:t>
                             </w:r>
                           </w:p>
                           <w:p>
@@ -6489,14 +7824,14 @@
           </mc:Choice>
           <mc:Fallback>
             <w:pict>
-              <v:shape w14:anchorId="1EC40E81" id="テキスト ボックス 221" o:spid="_x0000_s1063" type="#_x0000_t202" style="position:absolute;margin-left:626.25pt;margin-top:630pt;width:507pt;height:75.75pt;z-index:251755520;visibility:visible;mso-wrap-style:square;mso-width-percent:0;mso-height-percent:0;mso-wrap-distance-left:9pt;mso-wrap-distance-top:3.6pt;mso-wrap-distance-right:9pt;mso-wrap-distance-bottom:3.6pt;mso-position-horizontal:absolute;mso-position-horizontal-relative:text;mso-position-vertical:absolute;mso-position-vertical-relative:page;mso-width-percent:0;mso-height-percent:0;mso-width-relative:margin;mso-height-relative:margin;v-text-anchor:top" o:gfxdata="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" filled="f" stroked="f">
+              <v:shape w14:anchorId="1EC40E81" id="テキスト ボックス 221" o:spid="_x0000_s1072" type="#_x0000_t202" style="position:absolute;margin-left:626.25pt;margin-top:630pt;width:507pt;height:75.75pt;z-index:251755520;visibility:visible;mso-wrap-style:square;mso-width-percent:0;mso-height-percent:0;mso-wrap-distance-left:9pt;mso-wrap-distance-top:3.6pt;mso-wrap-distance-right:9pt;mso-wrap-distance-bottom:3.6pt;mso-position-horizontal:absolute;mso-position-horizontal-relative:text;mso-position-vertical:absolute;mso-position-vertical-relative:page;mso-width-percent:0;mso-height-percent:0;mso-width-relative:margin;mso-height-relative:margin;v-text-anchor:top" o:gfxdata="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" filled="f" stroked="f">
                 <v:textbox inset=",1mm,,0">
                   <w:txbxContent>
                     <w:p>
                       <w:pPr>
                         <w:spacing w:after="0" w:line="460" w:lineRule="exact"/>
                         <w:rPr>
-                          <w:rFonts w:eastAsiaTheme="minorEastAsia"/>
+                          <w:rFonts w:eastAsiaTheme="minorEastAsia" w:hint="eastAsia"/>
                           <w:sz w:val="28"/>
                           <w:szCs w:val="28"/>
                         </w:rPr>
@@ -6507,7 +7842,55 @@
                           <w:sz w:val="28"/>
                           <w:szCs w:val="28"/>
                         </w:rPr>
-                        <w:t>日々、趣味で映画やゲームなどのエンタメコンテンツに触れており、</w:t>
+                        <w:t>映画</w:t>
+                      </w:r>
+                      <w:r>
+                        <w:rPr>
+                          <w:rFonts w:eastAsiaTheme="minorEastAsia" w:hint="eastAsia"/>
+                          <w:sz w:val="28"/>
+                          <w:szCs w:val="28"/>
+                        </w:rPr>
+                        <w:t>・</w:t>
+                      </w:r>
+                      <w:r>
+                        <w:rPr>
+                          <w:rFonts w:eastAsiaTheme="minorEastAsia" w:hint="eastAsia"/>
+                          <w:sz w:val="28"/>
+                          <w:szCs w:val="28"/>
+                        </w:rPr>
+                        <w:t>ゲーム</w:t>
+                      </w:r>
+                      <w:r>
+                        <w:rPr>
+                          <w:rFonts w:eastAsiaTheme="minorEastAsia" w:hint="eastAsia"/>
+                          <w:sz w:val="28"/>
+                          <w:szCs w:val="28"/>
+                        </w:rPr>
+                        <w:t>・アニメ</w:t>
+                      </w:r>
+                      <w:r>
+                        <w:rPr>
+                          <w:rFonts w:eastAsiaTheme="minorEastAsia" w:hint="eastAsia"/>
+                          <w:sz w:val="28"/>
+                          <w:szCs w:val="28"/>
+                        </w:rPr>
+                        <w:t>などのエンタメコンテンツ</w:t>
+                      </w:r>
+                      <w:r>
+                        <w:rPr>
+                          <w:rFonts w:eastAsiaTheme="minorEastAsia" w:hint="eastAsia"/>
+                          <w:sz w:val="28"/>
+                          <w:szCs w:val="28"/>
+                        </w:rPr>
+                        <w:t>全般</w:t>
+                      </w:r>
+                      <w:r>
+                        <w:rPr>
+                          <w:rFonts w:eastAsiaTheme="minorEastAsia" w:hint="eastAsia"/>
+                          <w:sz w:val="28"/>
+                          <w:szCs w:val="28"/>
+                        </w:rPr>
+                        <w:t>が趣味です。</w:t>
                       </w:r>
                     </w:p>
                     <w:p>
@@ -6525,25 +7908,15 @@
                           <w:sz w:val="28"/>
                           <w:szCs w:val="28"/>
                         </w:rPr>
-                        <w:t>作品というものに必要な要素を学び吸収しております。</w:t>
-                      </w:r>
-                    </w:p>
-                    <w:p>
-                      <w:pPr>
-                        <w:spacing w:after="0" w:line="460" w:lineRule="exact"/>
-                        <w:rPr>
-                          <w:rFonts w:eastAsiaTheme="minorEastAsia"/>
-                          <w:sz w:val="28"/>
-                          <w:szCs w:val="28"/>
-                        </w:rPr>
-                      </w:pPr>
+                        <w:t>ランニングも</w:t>
+                      </w:r>
                       <w:r>
                         <w:rPr>
                           <w:rFonts w:eastAsiaTheme="minorEastAsia" w:hint="eastAsia"/>
                           <w:sz w:val="28"/>
                           <w:szCs w:val="28"/>
                         </w:rPr>
-                        <w:t>ランニングも</w:t>
+                        <w:t>1</w:t>
                       </w:r>
                       <w:r>
                         <w:rPr>
@@ -6551,6 +7924,14 @@
                           <w:sz w:val="28"/>
                           <w:szCs w:val="28"/>
                         </w:rPr>
+                        <w:t>日</w:t>
+                      </w:r>
+                      <w:r>
+                        <w:rPr>
+                          <w:rFonts w:eastAsiaTheme="minorEastAsia" w:hint="eastAsia"/>
+                          <w:sz w:val="28"/>
+                          <w:szCs w:val="28"/>
+                        </w:rPr>
                         <w:t>1</w:t>
                       </w:r>
                       <w:r>
@@ -6559,487 +7940,7 @@
                           <w:sz w:val="28"/>
                           <w:szCs w:val="28"/>
                         </w:rPr>
-                        <w:t>日</w:t>
-                      </w:r>
-                      <w:r>
-                        <w:rPr>
-                          <w:rFonts w:eastAsiaTheme="minorEastAsia" w:hint="eastAsia"/>
-                          <w:sz w:val="28"/>
-                          <w:szCs w:val="28"/>
-                        </w:rPr>
-                        <w:t>1</w:t>
-                      </w:r>
-                      <w:r>
-                        <w:rPr>
-                          <w:rFonts w:eastAsiaTheme="minorEastAsia" w:hint="eastAsia"/>
-                          <w:sz w:val="28"/>
-                          <w:szCs w:val="28"/>
-                        </w:rPr>
                         <w:t>時間程しており、体力には自信があります。</w:t>
-                      </w:r>
-                    </w:p>
-                    <w:p>
-                      <w:pPr>
-                        <w:spacing w:after="0" w:line="460" w:lineRule="exact"/>
-                        <w:rPr>
-                          <w:rFonts w:eastAsiaTheme="minorEastAsia"/>
-                          <w:sz w:val="28"/>
-                          <w:szCs w:val="28"/>
-                        </w:rPr>
-                      </w:pPr>
-                    </w:p>
-                    <w:p>
-                      <w:pPr>
-                        <w:spacing w:after="0" w:line="460" w:lineRule="exact"/>
-                        <w:rPr>
-                          <w:rFonts w:eastAsiaTheme="minorEastAsia"/>
-                          <w:sz w:val="28"/>
-                          <w:szCs w:val="28"/>
-                        </w:rPr>
-                      </w:pPr>
-                    </w:p>
-                  </w:txbxContent>
-                </v:textbox>
-                <w10:wrap type="square" anchory="page"/>
-              </v:shape>
-            </w:pict>
-          </mc:Fallback>
-        </mc:AlternateContent>
-      </w:r>
-      <w:r>
-        <w:rPr>
-          <w:noProof/>
-        </w:rPr>
-        <mc:AlternateContent>
-          <mc:Choice Requires="wps">
-            <w:drawing>
-              <wp:anchor distT="45720" distB="45720" distL="114300" distR="114300" simplePos="0" relativeHeight="251753472" behindDoc="0" locked="0" layoutInCell="1" allowOverlap="1" wp14:anchorId="137EAFC0" wp14:editId="74FC7AD7">
-                <wp:simplePos x="0" y="0"/>
-                <wp:positionH relativeFrom="column">
-                  <wp:posOffset>7953375</wp:posOffset>
-                </wp:positionH>
-                <wp:positionV relativeFrom="page">
-                  <wp:posOffset>6505575</wp:posOffset>
-                </wp:positionV>
-                <wp:extent cx="6438900" cy="1238250"/>
-                <wp:effectExtent l="0" t="0" r="0" b="0"/>
-                <wp:wrapSquare wrapText="bothSides"/>
-                <wp:docPr id="219" name="テキスト ボックス 219"/>
-                <wp:cNvGraphicFramePr>
-                  <a:graphicFrameLocks xmlns:a="http://schemas.openxmlformats.org/drawingml/2006/main"/>
-                </wp:cNvGraphicFramePr>
-                <a:graphic xmlns:a="http://schemas.openxmlformats.org/drawingml/2006/main">
-                  <a:graphicData uri="http://schemas.microsoft.com/office/word/2010/wordprocessingShape">
-                    <wps:wsp>
-                      <wps:cNvSpPr txBox="1">
-                        <a:spLocks noChangeArrowheads="1"/>
-                      </wps:cNvSpPr>
-                      <wps:spPr bwMode="auto">
-                        <a:xfrm>
-                          <a:off x="0" y="0"/>
-                          <a:ext cx="6438900" cy="1238250"/>
-                        </a:xfrm>
-                        <a:prstGeom prst="rect">
-                          <a:avLst/>
-                        </a:prstGeom>
-                        <a:noFill/>
-                        <a:ln w="9525">
-                          <a:noFill/>
-                          <a:miter lim="800000"/>
-                          <a:headEnd/>
-                          <a:tailEnd/>
-                        </a:ln>
-                      </wps:spPr>
-                      <wps:txbx>
-                        <w:txbxContent>
-                          <w:p>
-                            <w:pPr>
-                              <w:spacing w:after="0" w:line="460" w:lineRule="exact"/>
-                              <w:rPr>
-                                <w:rFonts w:eastAsiaTheme="minorEastAsia"/>
-                                <w:sz w:val="28"/>
-                                <w:szCs w:val="28"/>
-                              </w:rPr>
-                            </w:pPr>
-                            <w:r>
-                              <w:rPr>
-                                <w:rFonts w:eastAsiaTheme="minorEastAsia" w:hint="eastAsia"/>
-                                <w:sz w:val="28"/>
-                                <w:szCs w:val="28"/>
-                              </w:rPr>
-                              <w:t>ゲーム開発に特に力を入れてきました。</w:t>
-                            </w:r>
-                            <w:r>
-                              <w:rPr>
-                                <w:rFonts w:eastAsiaTheme="minorEastAsia" w:hint="eastAsia"/>
-                                <w:sz w:val="28"/>
-                                <w:szCs w:val="28"/>
-                              </w:rPr>
-                              <w:t>1</w:t>
-                            </w:r>
-                            <w:r>
-                              <w:rPr>
-                                <w:rFonts w:eastAsiaTheme="minorEastAsia" w:hint="eastAsia"/>
-                                <w:sz w:val="28"/>
-                                <w:szCs w:val="28"/>
-                              </w:rPr>
-                              <w:t>日</w:t>
-                            </w:r>
-                            <w:r>
-                              <w:rPr>
-                                <w:rFonts w:eastAsiaTheme="minorEastAsia" w:hint="eastAsia"/>
-                                <w:sz w:val="28"/>
-                                <w:szCs w:val="28"/>
-                              </w:rPr>
-                              <w:t>1</w:t>
-                            </w:r>
-                            <w:r>
-                              <w:rPr>
-                                <w:rFonts w:eastAsiaTheme="minorEastAsia"/>
-                                <w:sz w:val="28"/>
-                                <w:szCs w:val="28"/>
-                              </w:rPr>
-                              <w:t>0</w:t>
-                            </w:r>
-                            <w:r>
-                              <w:rPr>
-                                <w:rFonts w:eastAsiaTheme="minorEastAsia" w:hint="eastAsia"/>
-                                <w:sz w:val="28"/>
-                                <w:szCs w:val="28"/>
-                              </w:rPr>
-                              <w:t>時間程は開発しており、</w:t>
-                            </w:r>
-                          </w:p>
-                          <w:p>
-                            <w:pPr>
-                              <w:spacing w:after="0" w:line="460" w:lineRule="exact"/>
-                              <w:rPr>
-                                <w:rFonts w:eastAsiaTheme="minorEastAsia" w:hint="eastAsia"/>
-                                <w:sz w:val="28"/>
-                                <w:szCs w:val="28"/>
-                              </w:rPr>
-                            </w:pPr>
-                            <w:r>
-                              <w:rPr>
-                                <w:rFonts w:eastAsiaTheme="minorEastAsia" w:hint="eastAsia"/>
-                                <w:sz w:val="28"/>
-                                <w:szCs w:val="28"/>
-                              </w:rPr>
-                              <w:t>チーム制作</w:t>
-                            </w:r>
-                            <w:r>
-                              <w:rPr>
-                                <w:rFonts w:eastAsiaTheme="minorEastAsia" w:hint="eastAsia"/>
-                                <w:sz w:val="28"/>
-                                <w:szCs w:val="28"/>
-                              </w:rPr>
-                              <w:t>においては</w:t>
-                            </w:r>
-                            <w:r>
-                              <w:rPr>
-                                <w:rFonts w:eastAsiaTheme="minorEastAsia" w:hint="eastAsia"/>
-                                <w:sz w:val="28"/>
-                                <w:szCs w:val="28"/>
-                              </w:rPr>
-                              <w:t>メンバーと協力</w:t>
-                            </w:r>
-                            <w:r>
-                              <w:rPr>
-                                <w:rFonts w:eastAsiaTheme="minorEastAsia" w:hint="eastAsia"/>
-                                <w:sz w:val="28"/>
-                                <w:szCs w:val="28"/>
-                              </w:rPr>
-                              <w:t>する上で、</w:t>
-                            </w:r>
-                            <w:r>
-                              <w:rPr>
-                                <w:rFonts w:eastAsiaTheme="minorEastAsia" w:hint="eastAsia"/>
-                                <w:sz w:val="28"/>
-                                <w:szCs w:val="28"/>
-                              </w:rPr>
-                              <w:t>データドリブン</w:t>
-                            </w:r>
-                            <w:r>
-                              <w:rPr>
-                                <w:rFonts w:eastAsiaTheme="minorEastAsia" w:hint="eastAsia"/>
-                                <w:sz w:val="28"/>
-                                <w:szCs w:val="28"/>
-                              </w:rPr>
-                              <w:t>などによって</w:t>
-                            </w:r>
-                            <w:r>
-                              <w:rPr>
-                                <w:rFonts w:eastAsiaTheme="minorEastAsia" w:hint="eastAsia"/>
-                                <w:sz w:val="28"/>
-                                <w:szCs w:val="28"/>
-                              </w:rPr>
-                              <w:t>開発環境</w:t>
-                            </w:r>
-                            <w:r>
-                              <w:rPr>
-                                <w:rFonts w:eastAsiaTheme="minorEastAsia" w:hint="eastAsia"/>
-                                <w:sz w:val="28"/>
-                                <w:szCs w:val="28"/>
-                              </w:rPr>
-                              <w:t>にこだわりつつ、オブジェクト指向やコンポジションによる実装をし、保守性・再利用性の向上にも励みました。</w:t>
-                            </w:r>
-                          </w:p>
-                          <w:p>
-                            <w:pPr>
-                              <w:spacing w:after="0" w:line="460" w:lineRule="exact"/>
-                              <w:rPr>
-                                <w:rFonts w:eastAsiaTheme="minorEastAsia" w:hint="eastAsia"/>
-                                <w:sz w:val="28"/>
-                                <w:szCs w:val="28"/>
-                              </w:rPr>
-                            </w:pPr>
-                            <w:r>
-                              <w:rPr>
-                                <w:rFonts w:eastAsiaTheme="minorEastAsia" w:hint="eastAsia"/>
-                                <w:sz w:val="28"/>
-                                <w:szCs w:val="28"/>
-                              </w:rPr>
-                              <w:t>特に、敵</w:t>
-                            </w:r>
-                            <w:r>
-                              <w:rPr>
-                                <w:rFonts w:eastAsiaTheme="minorEastAsia" w:hint="eastAsia"/>
-                                <w:sz w:val="28"/>
-                                <w:szCs w:val="28"/>
-                              </w:rPr>
-                              <w:t>A</w:t>
-                            </w:r>
-                            <w:r>
-                              <w:rPr>
-                                <w:rFonts w:eastAsiaTheme="minorEastAsia"/>
-                                <w:sz w:val="28"/>
-                                <w:szCs w:val="28"/>
-                              </w:rPr>
-                              <w:t>I</w:t>
-                            </w:r>
-                            <w:r>
-                              <w:rPr>
-                                <w:rFonts w:eastAsiaTheme="minorEastAsia" w:hint="eastAsia"/>
-                                <w:sz w:val="28"/>
-                                <w:szCs w:val="28"/>
-                              </w:rPr>
-                              <w:t>・処理負荷軽減・</w:t>
-                            </w:r>
-                          </w:p>
-                          <w:p>
-                            <w:pPr>
-                              <w:spacing w:after="0" w:line="460" w:lineRule="exact"/>
-                              <w:rPr>
-                                <w:rFonts w:eastAsiaTheme="minorEastAsia"/>
-                                <w:sz w:val="28"/>
-                                <w:szCs w:val="28"/>
-                              </w:rPr>
-                            </w:pPr>
-                          </w:p>
-                          <w:p>
-                            <w:pPr>
-                              <w:spacing w:after="0" w:line="460" w:lineRule="exact"/>
-                              <w:rPr>
-                                <w:rFonts w:eastAsiaTheme="minorEastAsia"/>
-                                <w:sz w:val="28"/>
-                                <w:szCs w:val="28"/>
-                              </w:rPr>
-                            </w:pPr>
-                          </w:p>
-                        </w:txbxContent>
-                      </wps:txbx>
-                      <wps:bodyPr rot="0" vert="horz" wrap="square" lIns="91440" tIns="36000" rIns="91440" bIns="0" anchor="t" anchorCtr="0">
-                        <a:noAutofit/>
-                      </wps:bodyPr>
-                    </wps:wsp>
-                  </a:graphicData>
-                </a:graphic>
-                <wp14:sizeRelH relativeFrom="margin">
-                  <wp14:pctWidth>0</wp14:pctWidth>
-                </wp14:sizeRelH>
-                <wp14:sizeRelV relativeFrom="margin">
-                  <wp14:pctHeight>0</wp14:pctHeight>
-                </wp14:sizeRelV>
-              </wp:anchor>
-            </w:drawing>
-          </mc:Choice>
-          <mc:Fallback>
-            <w:pict>
-              <v:shape w14:anchorId="137EAFC0" id="テキスト ボックス 219" o:spid="_x0000_s1064" type="#_x0000_t202" style="position:absolute;margin-left:626.25pt;margin-top:512.25pt;width:507pt;height:97.5pt;z-index:251753472;visibility:visible;mso-wrap-style:square;mso-width-percent:0;mso-height-percent:0;mso-wrap-distance-left:9pt;mso-wrap-distance-top:3.6pt;mso-wrap-distance-right:9pt;mso-wrap-distance-bottom:3.6pt;mso-position-horizontal:absolute;mso-position-horizontal-relative:text;mso-position-vertical:absolute;mso-position-vertical-relative:page;mso-width-percent:0;mso-height-percent:0;mso-width-relative:margin;mso-height-relative:margin;v-text-anchor:top" o:gfxdata="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" filled="f" stroked="f">
-                <v:textbox inset=",1mm,,0">
-                  <w:txbxContent>
-                    <w:p>
-                      <w:pPr>
-                        <w:spacing w:after="0" w:line="460" w:lineRule="exact"/>
-                        <w:rPr>
-                          <w:rFonts w:eastAsiaTheme="minorEastAsia"/>
-                          <w:sz w:val="28"/>
-                          <w:szCs w:val="28"/>
-                        </w:rPr>
-                      </w:pPr>
-                      <w:r>
-                        <w:rPr>
-                          <w:rFonts w:eastAsiaTheme="minorEastAsia" w:hint="eastAsia"/>
-                          <w:sz w:val="28"/>
-                          <w:szCs w:val="28"/>
-                        </w:rPr>
-                        <w:t>ゲーム開発に特に力を入れてきました。</w:t>
-                      </w:r>
-                      <w:r>
-                        <w:rPr>
-                          <w:rFonts w:eastAsiaTheme="minorEastAsia" w:hint="eastAsia"/>
-                          <w:sz w:val="28"/>
-                          <w:szCs w:val="28"/>
-                        </w:rPr>
-                        <w:t>1</w:t>
-                      </w:r>
-                      <w:r>
-                        <w:rPr>
-                          <w:rFonts w:eastAsiaTheme="minorEastAsia" w:hint="eastAsia"/>
-                          <w:sz w:val="28"/>
-                          <w:szCs w:val="28"/>
-                        </w:rPr>
-                        <w:t>日</w:t>
-                      </w:r>
-                      <w:r>
-                        <w:rPr>
-                          <w:rFonts w:eastAsiaTheme="minorEastAsia" w:hint="eastAsia"/>
-                          <w:sz w:val="28"/>
-                          <w:szCs w:val="28"/>
-                        </w:rPr>
-                        <w:t>1</w:t>
-                      </w:r>
-                      <w:r>
-                        <w:rPr>
-                          <w:rFonts w:eastAsiaTheme="minorEastAsia"/>
-                          <w:sz w:val="28"/>
-                          <w:szCs w:val="28"/>
-                        </w:rPr>
-                        <w:t>0</w:t>
-                      </w:r>
-                      <w:r>
-                        <w:rPr>
-                          <w:rFonts w:eastAsiaTheme="minorEastAsia" w:hint="eastAsia"/>
-                          <w:sz w:val="28"/>
-                          <w:szCs w:val="28"/>
-                        </w:rPr>
-                        <w:t>時間程は開発しており、</w:t>
-                      </w:r>
-                    </w:p>
-                    <w:p>
-                      <w:pPr>
-                        <w:spacing w:after="0" w:line="460" w:lineRule="exact"/>
-                        <w:rPr>
-                          <w:rFonts w:eastAsiaTheme="minorEastAsia" w:hint="eastAsia"/>
-                          <w:sz w:val="28"/>
-                          <w:szCs w:val="28"/>
-                        </w:rPr>
-                      </w:pPr>
-                      <w:r>
-                        <w:rPr>
-                          <w:rFonts w:eastAsiaTheme="minorEastAsia" w:hint="eastAsia"/>
-                          <w:sz w:val="28"/>
-                          <w:szCs w:val="28"/>
-                        </w:rPr>
-                        <w:t>チーム制作</w:t>
-                      </w:r>
-                      <w:r>
-                        <w:rPr>
-                          <w:rFonts w:eastAsiaTheme="minorEastAsia" w:hint="eastAsia"/>
-                          <w:sz w:val="28"/>
-                          <w:szCs w:val="28"/>
-                        </w:rPr>
-                        <w:t>においては</w:t>
-                      </w:r>
-                      <w:r>
-                        <w:rPr>
-                          <w:rFonts w:eastAsiaTheme="minorEastAsia" w:hint="eastAsia"/>
-                          <w:sz w:val="28"/>
-                          <w:szCs w:val="28"/>
-                        </w:rPr>
-                        <w:t>メンバーと協力</w:t>
-                      </w:r>
-                      <w:r>
-                        <w:rPr>
-                          <w:rFonts w:eastAsiaTheme="minorEastAsia" w:hint="eastAsia"/>
-                          <w:sz w:val="28"/>
-                          <w:szCs w:val="28"/>
-                        </w:rPr>
-                        <w:t>する上で、</w:t>
-                      </w:r>
-                      <w:r>
-                        <w:rPr>
-                          <w:rFonts w:eastAsiaTheme="minorEastAsia" w:hint="eastAsia"/>
-                          <w:sz w:val="28"/>
-                          <w:szCs w:val="28"/>
-                        </w:rPr>
-                        <w:t>データドリブン</w:t>
-                      </w:r>
-                      <w:r>
-                        <w:rPr>
-                          <w:rFonts w:eastAsiaTheme="minorEastAsia" w:hint="eastAsia"/>
-                          <w:sz w:val="28"/>
-                          <w:szCs w:val="28"/>
-                        </w:rPr>
-                        <w:t>などによって</w:t>
-                      </w:r>
-                      <w:r>
-                        <w:rPr>
-                          <w:rFonts w:eastAsiaTheme="minorEastAsia" w:hint="eastAsia"/>
-                          <w:sz w:val="28"/>
-                          <w:szCs w:val="28"/>
-                        </w:rPr>
-                        <w:t>開発環境</w:t>
-                      </w:r>
-                      <w:r>
-                        <w:rPr>
-                          <w:rFonts w:eastAsiaTheme="minorEastAsia" w:hint="eastAsia"/>
-                          <w:sz w:val="28"/>
-                          <w:szCs w:val="28"/>
-                        </w:rPr>
-                        <w:t>にこだわりつつ、オブジェクト指向やコンポジションによる実装をし、保守性・再利用性の向上にも励みました。</w:t>
-                      </w:r>
-                    </w:p>
-                    <w:p>
-                      <w:pPr>
-                        <w:spacing w:after="0" w:line="460" w:lineRule="exact"/>
-                        <w:rPr>
-                          <w:rFonts w:eastAsiaTheme="minorEastAsia" w:hint="eastAsia"/>
-                          <w:sz w:val="28"/>
-                          <w:szCs w:val="28"/>
-                        </w:rPr>
-                      </w:pPr>
-                      <w:r>
-                        <w:rPr>
-                          <w:rFonts w:eastAsiaTheme="minorEastAsia" w:hint="eastAsia"/>
-                          <w:sz w:val="28"/>
-                          <w:szCs w:val="28"/>
-                        </w:rPr>
-                        <w:t>特に、敵</w:t>
-                      </w:r>
-                      <w:r>
-                        <w:rPr>
-                          <w:rFonts w:eastAsiaTheme="minorEastAsia" w:hint="eastAsia"/>
-                          <w:sz w:val="28"/>
-                          <w:szCs w:val="28"/>
-                        </w:rPr>
-                        <w:t>A</w:t>
-                      </w:r>
-                      <w:r>
-                        <w:rPr>
-                          <w:rFonts w:eastAsiaTheme="minorEastAsia"/>
-                          <w:sz w:val="28"/>
-                          <w:szCs w:val="28"/>
-                        </w:rPr>
-                        <w:t>I</w:t>
-                      </w:r>
-                      <w:r>
-                        <w:rPr>
-                          <w:rFonts w:eastAsiaTheme="minorEastAsia" w:hint="eastAsia"/>
-                          <w:sz w:val="28"/>
-                          <w:szCs w:val="28"/>
-                        </w:rPr>
-                        <w:t>・処理負荷軽減・</w:t>
                       </w:r>
                     </w:p>
                     <w:p>
@@ -7175,7 +8076,7 @@
           </mc:Choice>
           <mc:Fallback>
             <w:pict>
-              <v:shape w14:anchorId="06E3C8F6" id="テキスト ボックス 214" o:spid="_x0000_s1065" type="#_x0000_t202" style="position:absolute;margin-left:626.25pt;margin-top:206.25pt;width:507pt;height:123pt;z-index:251749376;visibility:visible;mso-wrap-style:square;mso-width-percent:0;mso-height-percent:0;mso-wrap-distance-left:9pt;mso-wrap-distance-top:3.6pt;mso-wrap-distance-right:9pt;mso-wrap-distance-bottom:3.6pt;mso-position-horizontal:absolute;mso-position-horizontal-relative:text;mso-position-vertical:absolute;mso-position-vertical-relative:page;mso-width-percent:0;mso-height-percent:0;mso-width-relative:margin;mso-height-relative:margin;v-text-anchor:top" o:gfxdata="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" filled="f" stroked="f">
+              <v:shape w14:anchorId="06E3C8F6" id="テキスト ボックス 214" o:spid="_x0000_s1073" type="#_x0000_t202" style="position:absolute;margin-left:626.25pt;margin-top:206.25pt;width:507pt;height:123pt;z-index:251749376;visibility:visible;mso-wrap-style:square;mso-width-percent:0;mso-height-percent:0;mso-wrap-distance-left:9pt;mso-wrap-distance-top:3.6pt;mso-wrap-distance-right:9pt;mso-wrap-distance-bottom:3.6pt;mso-position-horizontal:absolute;mso-position-horizontal-relative:text;mso-position-vertical:absolute;mso-position-vertical-relative:page;mso-width-percent:0;mso-height-percent:0;mso-width-relative:margin;mso-height-relative:margin;v-text-anchor:top" o:gfxdata="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" filled="f" stroked="f">
                 <v:textbox inset=",1mm,,0">
                   <w:txbxContent>
                     <w:p>
@@ -7320,7 +8221,7 @@
           </mc:Choice>
           <mc:Fallback>
             <w:pict>
-              <v:shape w14:anchorId="0386490A" id="_x0000_s1066" type="#_x0000_t202" style="position:absolute;margin-left:161.25pt;margin-top:329.25pt;width:402.7pt;height:22.5pt;z-index:251698176;visibility:visible;mso-wrap-style:square;mso-width-percent:0;mso-height-percent:0;mso-wrap-distance-left:9pt;mso-wrap-distance-top:3.95pt;mso-wrap-distance-right:9pt;mso-wrap-distance-bottom:3.6pt;mso-position-horizontal:absolute;mso-position-horizontal-relative:text;mso-position-vertical:absolute;mso-position-vertical-relative:page;mso-width-percent:0;mso-height-percent:0;mso-width-relative:margin;mso-height-relative:margin;v-text-anchor:top" o:gfxdata="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" filled="f" stroked="f">
+              <v:shape w14:anchorId="0386490A" id="_x0000_s1074" type="#_x0000_t202" style="position:absolute;margin-left:161.25pt;margin-top:329.25pt;width:402.7pt;height:22.5pt;z-index:251698176;visibility:visible;mso-wrap-style:square;mso-width-percent:0;mso-height-percent:0;mso-wrap-distance-left:9pt;mso-wrap-distance-top:3.95pt;mso-wrap-distance-right:9pt;mso-wrap-distance-bottom:3.6pt;mso-position-horizontal:absolute;mso-position-horizontal-relative:text;mso-position-vertical:absolute;mso-position-vertical-relative:page;mso-width-percent:0;mso-height-percent:0;mso-width-relative:margin;mso-height-relative:margin;v-text-anchor:top" o:gfxdata="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" filled="f" stroked="f">
                 <v:textbox inset=",1mm,,0">
                   <w:txbxContent>
                     <w:p>
@@ -7484,7 +8385,7 @@
           </mc:Choice>
           <mc:Fallback>
             <w:pict>
-              <v:shape w14:anchorId="6A3C9A8C" id="_x0000_s1067" type="#_x0000_t202" style="position:absolute;margin-left:161.25pt;margin-top:348.75pt;width:402.7pt;height:39.75pt;z-index:251700224;visibility:visible;mso-wrap-style:square;mso-width-percent:0;mso-height-percent:0;mso-wrap-distance-left:9pt;mso-wrap-distance-top:3.95pt;mso-wrap-distance-right:9pt;mso-wrap-distance-bottom:3.6pt;mso-position-horizontal:absolute;mso-position-horizontal-relative:text;mso-position-vertical:absolute;mso-position-vertical-relative:page;mso-width-percent:0;mso-height-percent:0;mso-width-relative:margin;mso-height-relative:margin;v-text-anchor:top" o:gfxdata="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" filled="f" stroked="f">
+              <v:shape w14:anchorId="6A3C9A8C" id="_x0000_s1075" type="#_x0000_t202" style="position:absolute;margin-left:161.25pt;margin-top:348.75pt;width:402.7pt;height:39.75pt;z-index:251700224;visibility:visible;mso-wrap-style:square;mso-width-percent:0;mso-height-percent:0;mso-wrap-distance-left:9pt;mso-wrap-distance-top:3.95pt;mso-wrap-distance-right:9pt;mso-wrap-distance-bottom:3.6pt;mso-position-horizontal:absolute;mso-position-horizontal-relative:text;mso-position-vertical:absolute;mso-position-vertical-relative:page;mso-width-percent:0;mso-height-percent:0;mso-width-relative:margin;mso-height-relative:margin;v-text-anchor:top" o:gfxdata="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" filled="f" stroked="f">
                 <v:textbox inset=",1mm,,0">
                   <w:txbxContent>
                     <w:p>
@@ -7668,7 +8569,7 @@
           </mc:Choice>
           <mc:Fallback>
             <w:pict>
-              <v:shape w14:anchorId="0E71D62E" id="_x0000_s1068" type="#_x0000_t202" style="position:absolute;margin-left:160.5pt;margin-top:372.75pt;width:402.7pt;height:38.25pt;z-index:251702272;visibility:visible;mso-wrap-style:square;mso-width-percent:0;mso-height-percent:0;mso-wrap-distance-left:9pt;mso-wrap-distance-top:3.95pt;mso-wrap-distance-right:9pt;mso-wrap-distance-bottom:3.6pt;mso-position-horizontal:absolute;mso-position-horizontal-relative:text;mso-position-vertical:absolute;mso-position-vertical-relative:page;mso-width-percent:0;mso-height-percent:0;mso-width-relative:margin;mso-height-relative:margin;v-text-anchor:top" o:gfxdata="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" filled="f" stroked="f">
+              <v:shape w14:anchorId="0E71D62E" id="_x0000_s1076" type="#_x0000_t202" style="position:absolute;margin-left:160.5pt;margin-top:372.75pt;width:402.7pt;height:38.25pt;z-index:251702272;visibility:visible;mso-wrap-style:square;mso-width-percent:0;mso-height-percent:0;mso-wrap-distance-left:9pt;mso-wrap-distance-top:3.95pt;mso-wrap-distance-right:9pt;mso-wrap-distance-bottom:3.6pt;mso-position-horizontal:absolute;mso-position-horizontal-relative:text;mso-position-vertical:absolute;mso-position-vertical-relative:page;mso-width-percent:0;mso-height-percent:0;mso-width-relative:margin;mso-height-relative:margin;v-text-anchor:top" o:gfxdata="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" filled="f" stroked="f">
                 <v:textbox inset=",1mm,,0">
                   <w:txbxContent>
                     <w:p>
@@ -7860,7 +8761,7 @@
           </mc:Choice>
           <mc:Fallback>
             <w:pict>
-              <v:shape w14:anchorId="647D93FD" id="_x0000_s1069" type="#_x0000_t202" style="position:absolute;margin-left:161.25pt;margin-top:397.5pt;width:402.7pt;height:36.75pt;z-index:251704320;visibility:visible;mso-wrap-style:square;mso-width-percent:0;mso-height-percent:0;mso-wrap-distance-left:9pt;mso-wrap-distance-top:3.95pt;mso-wrap-distance-right:9pt;mso-wrap-distance-bottom:3.6pt;mso-position-horizontal:absolute;mso-position-horizontal-relative:text;mso-position-vertical:absolute;mso-position-vertical-relative:page;mso-width-percent:0;mso-height-percent:0;mso-width-relative:margin;mso-height-relative:margin;v-text-anchor:top" o:gfxdata="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" filled="f" stroked="f">
+              <v:shape w14:anchorId="647D93FD" id="_x0000_s1077" type="#_x0000_t202" style="position:absolute;margin-left:161.25pt;margin-top:397.5pt;width:402.7pt;height:36.75pt;z-index:251704320;visibility:visible;mso-wrap-style:square;mso-width-percent:0;mso-height-percent:0;mso-wrap-distance-left:9pt;mso-wrap-distance-top:3.95pt;mso-wrap-distance-right:9pt;mso-wrap-distance-bottom:3.6pt;mso-position-horizontal:absolute;mso-position-horizontal-relative:text;mso-position-vertical:absolute;mso-position-vertical-relative:page;mso-width-percent:0;mso-height-percent:0;mso-width-relative:margin;mso-height-relative:margin;v-text-anchor:top" o:gfxdata="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" filled="f" stroked="f">
                 <v:textbox inset=",1mm,,0">
                   <w:txbxContent>
                     <w:p>
@@ -8052,7 +8953,7 @@
           </mc:Choice>
           <mc:Fallback>
             <w:pict>
-              <v:shape w14:anchorId="5288ACEF" id="_x0000_s1070" type="#_x0000_t202" style="position:absolute;margin-left:161.25pt;margin-top:422.25pt;width:402.7pt;height:37.5pt;z-index:251706368;visibility:visible;mso-wrap-style:square;mso-width-percent:0;mso-height-percent:0;mso-wrap-distance-left:9pt;mso-wrap-distance-top:3.95pt;mso-wrap-distance-right:9pt;mso-wrap-distance-bottom:3.6pt;mso-position-horizontal:absolute;mso-position-horizontal-relative:text;mso-position-vertical:absolute;mso-position-vertical-relative:page;mso-width-percent:0;mso-height-percent:0;mso-width-relative:margin;mso-height-relative:margin;v-text-anchor:top" o:gfxdata="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" filled="f" stroked="f">
+              <v:shape w14:anchorId="5288ACEF" id="_x0000_s1078" type="#_x0000_t202" style="position:absolute;margin-left:161.25pt;margin-top:422.25pt;width:402.7pt;height:37.5pt;z-index:251706368;visibility:visible;mso-wrap-style:square;mso-width-percent:0;mso-height-percent:0;mso-wrap-distance-left:9pt;mso-wrap-distance-top:3.95pt;mso-wrap-distance-right:9pt;mso-wrap-distance-bottom:3.6pt;mso-position-horizontal:absolute;mso-position-horizontal-relative:text;mso-position-vertical:absolute;mso-position-vertical-relative:page;mso-width-percent:0;mso-height-percent:0;mso-width-relative:margin;mso-height-relative:margin;v-text-anchor:top" o:gfxdata="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" filled="f" stroked="f">
                 <v:textbox inset=",1mm,,0">
                   <w:txbxContent>
                     <w:p>
@@ -8119,7 +9020,7 @@
         <mc:AlternateContent>
           <mc:Choice Requires="wps">
             <w:drawing>
-              <wp:anchor distT="50165" distB="45720" distL="114300" distR="114300" simplePos="0" relativeHeight="251708416" behindDoc="0" locked="0" layoutInCell="1" allowOverlap="1" wp14:anchorId="3D8ED71A" wp14:editId="3DD9892F">
+              <wp:anchor distT="50165" distB="45720" distL="114300" distR="114300" simplePos="0" relativeHeight="251708416" behindDoc="0" locked="0" layoutInCell="1" allowOverlap="1" wp14:anchorId="3D8ED71A" wp14:editId="37741044">
                 <wp:simplePos x="0" y="0"/>
                 <wp:positionH relativeFrom="column">
                   <wp:posOffset>2047875</wp:posOffset>
@@ -8172,15 +9073,7 @@
                                 <w:sz w:val="28"/>
                                 <w:szCs w:val="28"/>
                               </w:rPr>
-                              <w:t>ASO</w:t>
-                            </w:r>
-                            <w:r>
-                              <w:rPr>
-                                <w:rFonts w:ascii="ＭＳ 明朝" w:eastAsia="ＭＳ 明朝" w:hAnsi="ＭＳ 明朝" w:hint="eastAsia"/>
-                                <w:sz w:val="28"/>
-                                <w:szCs w:val="28"/>
-                              </w:rPr>
-                              <w:t>ポップカルチャー</w:t>
+                              <w:t>ASOポップカルチャー</w:t>
                             </w:r>
                             <w:r>
                               <w:rPr>
@@ -8242,7 +9135,7 @@
           </mc:Choice>
           <mc:Fallback>
             <w:pict>
-              <v:shape w14:anchorId="3D8ED71A" id="_x0000_s1071" type="#_x0000_t202" style="position:absolute;margin-left:161.25pt;margin-top:447.75pt;width:402.7pt;height:36pt;z-index:251708416;visibility:visible;mso-wrap-style:square;mso-width-percent:0;mso-height-percent:0;mso-wrap-distance-left:9pt;mso-wrap-distance-top:3.95pt;mso-wrap-distance-right:9pt;mso-wrap-distance-bottom:3.6pt;mso-position-horizontal:absolute;mso-position-horizontal-relative:text;mso-position-vertical:absolute;mso-position-vertical-relative:page;mso-width-percent:0;mso-height-percent:0;mso-width-relative:margin;mso-height-relative:margin;v-text-anchor:top" o:gfxdata="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" filled="f" stroked="f">
+              <v:shape w14:anchorId="3D8ED71A" id="_x0000_s1079" type="#_x0000_t202" style="position:absolute;margin-left:161.25pt;margin-top:447.75pt;width:402.7pt;height:36pt;z-index:251708416;visibility:visible;mso-wrap-style:square;mso-width-percent:0;mso-height-percent:0;mso-wrap-distance-left:9pt;mso-wrap-distance-top:3.95pt;mso-wrap-distance-right:9pt;mso-wrap-distance-bottom:3.6pt;mso-position-horizontal:absolute;mso-position-horizontal-relative:text;mso-position-vertical:absolute;mso-position-vertical-relative:page;mso-width-percent:0;mso-height-percent:0;mso-width-relative:margin;mso-height-relative:margin;v-text-anchor:top" o:gfxdata="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" filled="f" stroked="f">
                 <v:textbox inset=",1mm,,0">
                   <w:txbxContent>
                     <w:p>
@@ -8259,7 +9152,15 @@
                           <w:sz w:val="28"/>
                           <w:szCs w:val="28"/>
                         </w:rPr>
-                        <w:t>ASO</w:t>
+                        <w:t>ASOポップカルチャー</w:t>
+                      </w:r>
+                      <w:r>
+                        <w:rPr>
+                          <w:rFonts w:ascii="ＭＳ 明朝" w:eastAsia="ＭＳ 明朝" w:hAnsi="ＭＳ 明朝"/>
+                          <w:sz w:val="28"/>
+                          <w:szCs w:val="28"/>
+                        </w:rPr>
+                        <w:t>専門学校</w:t>
                       </w:r>
                       <w:r>
                         <w:rPr>
@@ -8267,7 +9168,7 @@
                           <w:sz w:val="28"/>
                           <w:szCs w:val="28"/>
                         </w:rPr>
-                        <w:t>ポップカルチャー</w:t>
+                        <w:t>ゲーム専攻</w:t>
                       </w:r>
                       <w:r>
                         <w:rPr>
@@ -8275,7 +9176,7 @@
                           <w:sz w:val="28"/>
                           <w:szCs w:val="28"/>
                         </w:rPr>
-                        <w:t>専門学校</w:t>
+                        <w:t>科</w:t>
                       </w:r>
                       <w:r>
                         <w:rPr>
@@ -8283,15 +9184,7 @@
                           <w:sz w:val="28"/>
                           <w:szCs w:val="28"/>
                         </w:rPr>
-                        <w:t>ゲーム専攻</w:t>
-                      </w:r>
-                      <w:r>
-                        <w:rPr>
-                          <w:rFonts w:ascii="ＭＳ 明朝" w:eastAsia="ＭＳ 明朝" w:hAnsi="ＭＳ 明朝"/>
-                          <w:sz w:val="28"/>
-                          <w:szCs w:val="28"/>
-                        </w:rPr>
-                        <w:t>科</w:t>
+                        <w:t xml:space="preserve"> </w:t>
                       </w:r>
                       <w:r>
                         <w:rPr>
@@ -8299,581 +9192,8 @@
                           <w:sz w:val="28"/>
                           <w:szCs w:val="28"/>
                         </w:rPr>
-                        <w:t xml:space="preserve"> </w:t>
-                      </w:r>
-                      <w:r>
-                        <w:rPr>
-                          <w:rFonts w:ascii="ＭＳ 明朝" w:eastAsia="ＭＳ 明朝" w:hAnsi="ＭＳ 明朝" w:hint="eastAsia"/>
-                          <w:sz w:val="28"/>
-                          <w:szCs w:val="28"/>
-                        </w:rPr>
                         <w:t>入学</w:t>
                       </w:r>
-                    </w:p>
-                  </w:txbxContent>
-                </v:textbox>
-                <w10:wrap type="square" anchory="page"/>
-              </v:shape>
-            </w:pict>
-          </mc:Fallback>
-        </mc:AlternateContent>
-      </w:r>
-      <w:r>
-        <w:rPr>
-          <w:noProof/>
-        </w:rPr>
-        <mc:AlternateContent>
-          <mc:Choice Requires="wps">
-            <w:drawing>
-              <wp:anchor distT="45720" distB="45720" distL="114300" distR="114300" simplePos="0" relativeHeight="251745280" behindDoc="0" locked="0" layoutInCell="1" allowOverlap="1" wp14:anchorId="1FB44CA3" wp14:editId="393A1F46">
-                <wp:simplePos x="0" y="0"/>
-                <wp:positionH relativeFrom="column">
-                  <wp:posOffset>6515100</wp:posOffset>
-                </wp:positionH>
-                <wp:positionV relativeFrom="page">
-                  <wp:posOffset>3209925</wp:posOffset>
-                </wp:positionV>
-                <wp:extent cx="571500" cy="285750"/>
-                <wp:effectExtent l="0" t="0" r="0" b="0"/>
-                <wp:wrapSquare wrapText="bothSides"/>
-                <wp:docPr id="211" name="テキスト ボックス 2"/>
-                <wp:cNvGraphicFramePr>
-                  <a:graphicFrameLocks xmlns:a="http://schemas.openxmlformats.org/drawingml/2006/main"/>
-                </wp:cNvGraphicFramePr>
-                <a:graphic xmlns:a="http://schemas.openxmlformats.org/drawingml/2006/main">
-                  <a:graphicData uri="http://schemas.microsoft.com/office/word/2010/wordprocessingShape">
-                    <wps:wsp>
-                      <wps:cNvSpPr txBox="1">
-                        <a:spLocks noChangeArrowheads="1"/>
-                      </wps:cNvSpPr>
-                      <wps:spPr bwMode="auto">
-                        <a:xfrm>
-                          <a:off x="0" y="0"/>
-                          <a:ext cx="571500" cy="285750"/>
-                        </a:xfrm>
-                        <a:prstGeom prst="rect">
-                          <a:avLst/>
-                        </a:prstGeom>
-                        <a:noFill/>
-                        <a:ln w="9525">
-                          <a:noFill/>
-                          <a:miter lim="800000"/>
-                          <a:headEnd/>
-                          <a:tailEnd/>
-                        </a:ln>
-                      </wps:spPr>
-                      <wps:txbx>
-                        <w:txbxContent>
-                          <w:p>
-                            <w:pPr>
-                              <w:rPr>
-                                <w:rFonts w:asciiTheme="minorEastAsia" w:eastAsiaTheme="minorEastAsia" w:hAnsiTheme="minorEastAsia"/>
-                                <w:spacing w:val="60"/>
-                                <w:sz w:val="24"/>
-                                <w:szCs w:val="24"/>
-                              </w:rPr>
-                            </w:pPr>
-                            <w:r>
-                              <w:rPr>
-                                <w:rFonts w:asciiTheme="minorEastAsia" w:eastAsiaTheme="minorEastAsia" w:hAnsiTheme="minorEastAsia" w:hint="eastAsia"/>
-                                <w:spacing w:val="60"/>
-                                <w:sz w:val="21"/>
-                                <w:szCs w:val="21"/>
-                              </w:rPr>
-                              <w:t>0</w:t>
-                            </w:r>
-                            <w:r>
-                              <w:rPr>
-                                <w:rFonts w:asciiTheme="minorEastAsia" w:eastAsiaTheme="minorEastAsia" w:hAnsiTheme="minorEastAsia"/>
-                                <w:spacing w:val="60"/>
-                                <w:sz w:val="21"/>
-                                <w:szCs w:val="21"/>
-                              </w:rPr>
-                              <w:t>80</w:t>
-                            </w:r>
-                          </w:p>
-                        </w:txbxContent>
-                      </wps:txbx>
-                      <wps:bodyPr rot="0" vert="horz" wrap="square" lIns="36000" tIns="0" rIns="36000" bIns="0" anchor="t" anchorCtr="0">
-                        <a:noAutofit/>
-                      </wps:bodyPr>
-                    </wps:wsp>
-                  </a:graphicData>
-                </a:graphic>
-                <wp14:sizeRelH relativeFrom="margin">
-                  <wp14:pctWidth>0</wp14:pctWidth>
-                </wp14:sizeRelH>
-                <wp14:sizeRelV relativeFrom="margin">
-                  <wp14:pctHeight>0</wp14:pctHeight>
-                </wp14:sizeRelV>
-              </wp:anchor>
-            </w:drawing>
-          </mc:Choice>
-          <mc:Fallback>
-            <w:pict>
-              <v:shape w14:anchorId="1FB44CA3" id="_x0000_s1072" type="#_x0000_t202" style="position:absolute;margin-left:513pt;margin-top:252.75pt;width:45pt;height:22.5pt;z-index:251745280;visibility:visible;mso-wrap-style:square;mso-width-percent:0;mso-height-percent:0;mso-wrap-distance-left:9pt;mso-wrap-distance-top:3.6pt;mso-wrap-distance-right:9pt;mso-wrap-distance-bottom:3.6pt;mso-position-horizontal:absolute;mso-position-horizontal-relative:text;mso-position-vertical:absolute;mso-position-vertical-relative:page;mso-width-percent:0;mso-height-percent:0;mso-width-relative:margin;mso-height-relative:margin;v-text-anchor:top" o:gfxdata="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" filled="f" stroked="f">
-                <v:textbox inset="1mm,0,1mm,0">
-                  <w:txbxContent>
-                    <w:p>
-                      <w:pPr>
-                        <w:rPr>
-                          <w:rFonts w:asciiTheme="minorEastAsia" w:eastAsiaTheme="minorEastAsia" w:hAnsiTheme="minorEastAsia"/>
-                          <w:spacing w:val="60"/>
-                          <w:sz w:val="24"/>
-                          <w:szCs w:val="24"/>
-                        </w:rPr>
-                      </w:pPr>
-                      <w:r>
-                        <w:rPr>
-                          <w:rFonts w:asciiTheme="minorEastAsia" w:eastAsiaTheme="minorEastAsia" w:hAnsiTheme="minorEastAsia" w:hint="eastAsia"/>
-                          <w:spacing w:val="60"/>
-                          <w:sz w:val="21"/>
-                          <w:szCs w:val="21"/>
-                        </w:rPr>
-                        <w:t>0</w:t>
-                      </w:r>
-                      <w:r>
-                        <w:rPr>
-                          <w:rFonts w:asciiTheme="minorEastAsia" w:eastAsiaTheme="minorEastAsia" w:hAnsiTheme="minorEastAsia"/>
-                          <w:spacing w:val="60"/>
-                          <w:sz w:val="21"/>
-                          <w:szCs w:val="21"/>
-                        </w:rPr>
-                        <w:t>80</w:t>
-                      </w:r>
-                    </w:p>
-                  </w:txbxContent>
-                </v:textbox>
-                <w10:wrap type="square" anchory="page"/>
-              </v:shape>
-            </w:pict>
-          </mc:Fallback>
-        </mc:AlternateContent>
-      </w:r>
-      <w:r>
-        <w:rPr>
-          <w:rFonts w:eastAsiaTheme="minorEastAsia"/>
-          <w:noProof/>
-          <w:sz w:val="28"/>
-          <w:szCs w:val="28"/>
-        </w:rPr>
-        <mc:AlternateContent>
-          <mc:Choice Requires="wps">
-            <w:drawing>
-              <wp:anchor distT="45720" distB="45720" distL="114300" distR="114300" simplePos="0" relativeHeight="251726848" behindDoc="0" locked="0" layoutInCell="1" allowOverlap="1" wp14:anchorId="0E4AE629" wp14:editId="3EE876B1">
-                <wp:simplePos x="0" y="0"/>
-                <wp:positionH relativeFrom="column">
-                  <wp:posOffset>6515100</wp:posOffset>
-                </wp:positionH>
-                <wp:positionV relativeFrom="page">
-                  <wp:posOffset>2457449</wp:posOffset>
-                </wp:positionV>
-                <wp:extent cx="571500" cy="257175"/>
-                <wp:effectExtent l="0" t="0" r="0" b="9525"/>
-                <wp:wrapSquare wrapText="bothSides"/>
-                <wp:docPr id="201" name="テキスト ボックス 2"/>
-                <wp:cNvGraphicFramePr>
-                  <a:graphicFrameLocks xmlns:a="http://schemas.openxmlformats.org/drawingml/2006/main"/>
-                </wp:cNvGraphicFramePr>
-                <a:graphic xmlns:a="http://schemas.openxmlformats.org/drawingml/2006/main">
-                  <a:graphicData uri="http://schemas.microsoft.com/office/word/2010/wordprocessingShape">
-                    <wps:wsp>
-                      <wps:cNvSpPr txBox="1">
-                        <a:spLocks noChangeArrowheads="1"/>
-                      </wps:cNvSpPr>
-                      <wps:spPr bwMode="auto">
-                        <a:xfrm>
-                          <a:off x="0" y="0"/>
-                          <a:ext cx="571500" cy="257175"/>
-                        </a:xfrm>
-                        <a:prstGeom prst="rect">
-                          <a:avLst/>
-                        </a:prstGeom>
-                        <a:noFill/>
-                        <a:ln w="9525">
-                          <a:noFill/>
-                          <a:miter lim="800000"/>
-                          <a:headEnd/>
-                          <a:tailEnd/>
-                        </a:ln>
-                      </wps:spPr>
-                      <wps:txbx>
-                        <w:txbxContent>
-                          <w:p>
-                            <w:pPr>
-                              <w:rPr>
-                                <w:rFonts w:asciiTheme="minorEastAsia" w:eastAsiaTheme="minorEastAsia" w:hAnsiTheme="minorEastAsia"/>
-                                <w:spacing w:val="60"/>
-                                <w:sz w:val="24"/>
-                                <w:szCs w:val="24"/>
-                              </w:rPr>
-                            </w:pPr>
-                            <w:r>
-                              <w:rPr>
-                                <w:rFonts w:asciiTheme="minorEastAsia" w:eastAsiaTheme="minorEastAsia" w:hAnsiTheme="minorEastAsia"/>
-                                <w:spacing w:val="60"/>
-                                <w:sz w:val="21"/>
-                                <w:szCs w:val="21"/>
-                              </w:rPr>
-                              <w:t>080</w:t>
-                            </w:r>
-                          </w:p>
-                        </w:txbxContent>
-                      </wps:txbx>
-                      <wps:bodyPr rot="0" vert="horz" wrap="square" lIns="36000" tIns="0" rIns="36000" bIns="0" anchor="t" anchorCtr="0">
-                        <a:noAutofit/>
-                      </wps:bodyPr>
-                    </wps:wsp>
-                  </a:graphicData>
-                </a:graphic>
-                <wp14:sizeRelH relativeFrom="margin">
-                  <wp14:pctWidth>0</wp14:pctWidth>
-                </wp14:sizeRelH>
-                <wp14:sizeRelV relativeFrom="margin">
-                  <wp14:pctHeight>0</wp14:pctHeight>
-                </wp14:sizeRelV>
-              </wp:anchor>
-            </w:drawing>
-          </mc:Choice>
-          <mc:Fallback>
-            <w:pict>
-              <v:shape w14:anchorId="0E4AE629" id="_x0000_s1073" type="#_x0000_t202" style="position:absolute;margin-left:513pt;margin-top:193.5pt;width:45pt;height:20.25pt;z-index:251726848;visibility:visible;mso-wrap-style:square;mso-width-percent:0;mso-height-percent:0;mso-wrap-distance-left:9pt;mso-wrap-distance-top:3.6pt;mso-wrap-distance-right:9pt;mso-wrap-distance-bottom:3.6pt;mso-position-horizontal:absolute;mso-position-horizontal-relative:text;mso-position-vertical:absolute;mso-position-vertical-relative:page;mso-width-percent:0;mso-height-percent:0;mso-width-relative:margin;mso-height-relative:margin;v-text-anchor:top" o:gfxdata="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" filled="f" stroked="f">
-                <v:textbox inset="1mm,0,1mm,0">
-                  <w:txbxContent>
-                    <w:p>
-                      <w:pPr>
-                        <w:rPr>
-                          <w:rFonts w:asciiTheme="minorEastAsia" w:eastAsiaTheme="minorEastAsia" w:hAnsiTheme="minorEastAsia"/>
-                          <w:spacing w:val="60"/>
-                          <w:sz w:val="24"/>
-                          <w:szCs w:val="24"/>
-                        </w:rPr>
-                      </w:pPr>
-                      <w:r>
-                        <w:rPr>
-                          <w:rFonts w:asciiTheme="minorEastAsia" w:eastAsiaTheme="minorEastAsia" w:hAnsiTheme="minorEastAsia"/>
-                          <w:spacing w:val="60"/>
-                          <w:sz w:val="21"/>
-                          <w:szCs w:val="21"/>
-                        </w:rPr>
-                        <w:t>080</w:t>
-                      </w:r>
-                    </w:p>
-                  </w:txbxContent>
-                </v:textbox>
-                <w10:wrap type="square" anchory="page"/>
-              </v:shape>
-            </w:pict>
-          </mc:Fallback>
-        </mc:AlternateContent>
-      </w:r>
-      <w:r>
-        <w:rPr>
-          <w:rFonts w:eastAsiaTheme="minorEastAsia"/>
-          <w:noProof/>
-          <w:sz w:val="28"/>
-          <w:szCs w:val="28"/>
-        </w:rPr>
-        <mc:AlternateContent>
-          <mc:Choice Requires="wps">
-            <w:drawing>
-              <wp:anchor distT="45720" distB="45720" distL="114300" distR="114300" simplePos="0" relativeHeight="251680768" behindDoc="0" locked="0" layoutInCell="1" allowOverlap="1" wp14:anchorId="42A37A84" wp14:editId="477B060A">
-                <wp:simplePos x="0" y="0"/>
-                <wp:positionH relativeFrom="column">
-                  <wp:posOffset>1314450</wp:posOffset>
-                </wp:positionH>
-                <wp:positionV relativeFrom="page">
-                  <wp:posOffset>2257425</wp:posOffset>
-                </wp:positionV>
-                <wp:extent cx="4352925" cy="304800"/>
-                <wp:effectExtent l="0" t="0" r="0" b="0"/>
-                <wp:wrapSquare wrapText="bothSides"/>
-                <wp:docPr id="19" name="テキスト ボックス 2"/>
-                <wp:cNvGraphicFramePr>
-                  <a:graphicFrameLocks xmlns:a="http://schemas.openxmlformats.org/drawingml/2006/main"/>
-                </wp:cNvGraphicFramePr>
-                <a:graphic xmlns:a="http://schemas.openxmlformats.org/drawingml/2006/main">
-                  <a:graphicData uri="http://schemas.microsoft.com/office/word/2010/wordprocessingShape">
-                    <wps:wsp>
-                      <wps:cNvSpPr txBox="1">
-                        <a:spLocks noChangeArrowheads="1"/>
-                      </wps:cNvSpPr>
-                      <wps:spPr bwMode="auto">
-                        <a:xfrm>
-                          <a:off x="0" y="0"/>
-                          <a:ext cx="4352925" cy="304800"/>
-                        </a:xfrm>
-                        <a:prstGeom prst="rect">
-                          <a:avLst/>
-                        </a:prstGeom>
-                        <a:noFill/>
-                        <a:ln w="9525">
-                          <a:noFill/>
-                          <a:miter lim="800000"/>
-                          <a:headEnd/>
-                          <a:tailEnd/>
-                        </a:ln>
-                      </wps:spPr>
-                      <wps:txbx>
-                        <w:txbxContent>
-                          <w:p>
-                            <w:pPr>
-                              <w:rPr>
-                                <w:rFonts w:asciiTheme="minorEastAsia" w:eastAsiaTheme="minorEastAsia" w:hAnsiTheme="minorEastAsia"/>
-                                <w:sz w:val="21"/>
-                                <w:szCs w:val="21"/>
-                              </w:rPr>
-                            </w:pPr>
-                            <w:r>
-                              <w:rPr>
-                                <w:rFonts w:asciiTheme="minorEastAsia" w:eastAsiaTheme="minorEastAsia" w:hAnsiTheme="minorEastAsia" w:hint="eastAsia"/>
-                                <w:sz w:val="21"/>
-                                <w:szCs w:val="21"/>
-                              </w:rPr>
-                              <w:t>ふくお</w:t>
-                            </w:r>
-                            <w:proofErr w:type="gramStart"/>
-                            <w:r>
-                              <w:rPr>
-                                <w:rFonts w:asciiTheme="minorEastAsia" w:eastAsiaTheme="minorEastAsia" w:hAnsiTheme="minorEastAsia" w:hint="eastAsia"/>
-                                <w:sz w:val="21"/>
-                                <w:szCs w:val="21"/>
-                              </w:rPr>
-                              <w:t>かけんふく</w:t>
-                            </w:r>
-                            <w:proofErr w:type="gramEnd"/>
-                            <w:r>
-                              <w:rPr>
-                                <w:rFonts w:asciiTheme="minorEastAsia" w:eastAsiaTheme="minorEastAsia" w:hAnsiTheme="minorEastAsia" w:hint="eastAsia"/>
-                                <w:sz w:val="21"/>
-                                <w:szCs w:val="21"/>
-                              </w:rPr>
-                              <w:t xml:space="preserve">おかしさいとざき </w:t>
-                            </w:r>
-                          </w:p>
-                        </w:txbxContent>
-                      </wps:txbx>
-                      <wps:bodyPr rot="0" vert="horz" wrap="square" lIns="91440" tIns="45720" rIns="91440" bIns="45720" anchor="t" anchorCtr="0">
-                        <a:noAutofit/>
-                      </wps:bodyPr>
-                    </wps:wsp>
-                  </a:graphicData>
-                </a:graphic>
-                <wp14:sizeRelH relativeFrom="margin">
-                  <wp14:pctWidth>0</wp14:pctWidth>
-                </wp14:sizeRelH>
-                <wp14:sizeRelV relativeFrom="margin">
-                  <wp14:pctHeight>0</wp14:pctHeight>
-                </wp14:sizeRelV>
-              </wp:anchor>
-            </w:drawing>
-          </mc:Choice>
-          <mc:Fallback>
-            <w:pict>
-              <v:shape w14:anchorId="42A37A84" id="_x0000_s1074" type="#_x0000_t202" style="position:absolute;margin-left:103.5pt;margin-top:177.75pt;width:342.75pt;height:24pt;z-index:251680768;visibility:visible;mso-wrap-style:square;mso-width-percent:0;mso-height-percent:0;mso-wrap-distance-left:9pt;mso-wrap-distance-top:3.6pt;mso-wrap-distance-right:9pt;mso-wrap-distance-bottom:3.6pt;mso-position-horizontal:absolute;mso-position-horizontal-relative:text;mso-position-vertical:absolute;mso-position-vertical-relative:page;mso-width-percent:0;mso-height-percent:0;mso-width-relative:margin;mso-height-relative:margin;v-text-anchor:top" o:gfxdata="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" filled="f" stroked="f">
-                <v:textbox>
-                  <w:txbxContent>
-                    <w:p>
-                      <w:pPr>
-                        <w:rPr>
-                          <w:rFonts w:asciiTheme="minorEastAsia" w:eastAsiaTheme="minorEastAsia" w:hAnsiTheme="minorEastAsia"/>
-                          <w:sz w:val="21"/>
-                          <w:szCs w:val="21"/>
-                        </w:rPr>
-                      </w:pPr>
-                      <w:r>
-                        <w:rPr>
-                          <w:rFonts w:asciiTheme="minorEastAsia" w:eastAsiaTheme="minorEastAsia" w:hAnsiTheme="minorEastAsia" w:hint="eastAsia"/>
-                          <w:sz w:val="21"/>
-                          <w:szCs w:val="21"/>
-                        </w:rPr>
-                        <w:t>ふくお</w:t>
-                      </w:r>
-                      <w:proofErr w:type="gramStart"/>
-                      <w:r>
-                        <w:rPr>
-                          <w:rFonts w:asciiTheme="minorEastAsia" w:eastAsiaTheme="minorEastAsia" w:hAnsiTheme="minorEastAsia" w:hint="eastAsia"/>
-                          <w:sz w:val="21"/>
-                          <w:szCs w:val="21"/>
-                        </w:rPr>
-                        <w:t>かけんふく</w:t>
-                      </w:r>
-                      <w:proofErr w:type="gramEnd"/>
-                      <w:r>
-                        <w:rPr>
-                          <w:rFonts w:asciiTheme="minorEastAsia" w:eastAsiaTheme="minorEastAsia" w:hAnsiTheme="minorEastAsia" w:hint="eastAsia"/>
-                          <w:sz w:val="21"/>
-                          <w:szCs w:val="21"/>
-                        </w:rPr>
-                        <w:t xml:space="preserve">おかしさいとざき </w:t>
-                      </w:r>
-                    </w:p>
-                  </w:txbxContent>
-                </v:textbox>
-                <w10:wrap type="square" anchory="page"/>
-              </v:shape>
-            </w:pict>
-          </mc:Fallback>
-        </mc:AlternateContent>
-      </w:r>
-      <w:r>
-        <w:rPr>
-          <w:rFonts w:eastAsiaTheme="minorEastAsia"/>
-          <w:noProof/>
-          <w:sz w:val="28"/>
-          <w:szCs w:val="28"/>
-        </w:rPr>
-        <mc:AlternateContent>
-          <mc:Choice Requires="wps">
-            <w:drawing>
-              <wp:anchor distT="45720" distB="45720" distL="114300" distR="114300" simplePos="0" relativeHeight="251682816" behindDoc="0" locked="0" layoutInCell="1" allowOverlap="1" wp14:anchorId="560B136B" wp14:editId="3F8A273F">
-                <wp:simplePos x="0" y="0"/>
-                <wp:positionH relativeFrom="column">
-                  <wp:posOffset>1314450</wp:posOffset>
-                </wp:positionH>
-                <wp:positionV relativeFrom="page">
-                  <wp:posOffset>3009900</wp:posOffset>
-                </wp:positionV>
-                <wp:extent cx="4352925" cy="333375"/>
-                <wp:effectExtent l="0" t="0" r="0" b="0"/>
-                <wp:wrapSquare wrapText="bothSides"/>
-                <wp:docPr id="6" name="テキスト ボックス 2"/>
-                <wp:cNvGraphicFramePr>
-                  <a:graphicFrameLocks xmlns:a="http://schemas.openxmlformats.org/drawingml/2006/main"/>
-                </wp:cNvGraphicFramePr>
-                <a:graphic xmlns:a="http://schemas.openxmlformats.org/drawingml/2006/main">
-                  <a:graphicData uri="http://schemas.microsoft.com/office/word/2010/wordprocessingShape">
-                    <wps:wsp>
-                      <wps:cNvSpPr txBox="1">
-                        <a:spLocks noChangeArrowheads="1"/>
-                      </wps:cNvSpPr>
-                      <wps:spPr bwMode="auto">
-                        <a:xfrm>
-                          <a:off x="0" y="0"/>
-                          <a:ext cx="4352925" cy="333375"/>
-                        </a:xfrm>
-                        <a:prstGeom prst="rect">
-                          <a:avLst/>
-                        </a:prstGeom>
-                        <a:noFill/>
-                        <a:ln w="9525">
-                          <a:noFill/>
-                          <a:miter lim="800000"/>
-                          <a:headEnd/>
-                          <a:tailEnd/>
-                        </a:ln>
-                      </wps:spPr>
-                      <wps:txbx>
-                        <w:txbxContent>
-                          <w:p>
-                            <w:pPr>
-                              <w:rPr>
-                                <w:rFonts w:asciiTheme="minorEastAsia" w:eastAsiaTheme="minorEastAsia" w:hAnsiTheme="minorEastAsia"/>
-                                <w:sz w:val="21"/>
-                                <w:szCs w:val="21"/>
-                              </w:rPr>
-                            </w:pPr>
-                            <w:r>
-                              <w:rPr>
-                                <w:rFonts w:asciiTheme="minorEastAsia" w:eastAsiaTheme="minorEastAsia" w:hAnsiTheme="minorEastAsia" w:hint="eastAsia"/>
-                                <w:sz w:val="21"/>
-                                <w:szCs w:val="21"/>
-                              </w:rPr>
-                              <w:t>ふくお</w:t>
-                            </w:r>
-                            <w:proofErr w:type="gramStart"/>
-                            <w:r>
-                              <w:rPr>
-                                <w:rFonts w:asciiTheme="minorEastAsia" w:eastAsiaTheme="minorEastAsia" w:hAnsiTheme="minorEastAsia" w:hint="eastAsia"/>
-                                <w:sz w:val="21"/>
-                                <w:szCs w:val="21"/>
-                              </w:rPr>
-                              <w:t>かけんふく</w:t>
-                            </w:r>
-                            <w:proofErr w:type="gramEnd"/>
-                            <w:r>
-                              <w:rPr>
-                                <w:rFonts w:asciiTheme="minorEastAsia" w:eastAsiaTheme="minorEastAsia" w:hAnsiTheme="minorEastAsia" w:hint="eastAsia"/>
-                                <w:sz w:val="21"/>
-                                <w:szCs w:val="21"/>
-                              </w:rPr>
-                              <w:t xml:space="preserve">おかしさいとざき </w:t>
-                            </w:r>
-                          </w:p>
-                          <w:p>
-                            <w:pPr>
-                              <w:rPr>
-                                <w:rFonts w:asciiTheme="minorEastAsia" w:eastAsiaTheme="minorEastAsia" w:hAnsiTheme="minorEastAsia"/>
-                                <w:sz w:val="21"/>
-                                <w:szCs w:val="21"/>
-                              </w:rPr>
-                            </w:pPr>
-                          </w:p>
-                        </w:txbxContent>
-                      </wps:txbx>
-                      <wps:bodyPr rot="0" vert="horz" wrap="square" lIns="91440" tIns="45720" rIns="91440" bIns="45720" anchor="t" anchorCtr="0">
-                        <a:noAutofit/>
-                      </wps:bodyPr>
-                    </wps:wsp>
-                  </a:graphicData>
-                </a:graphic>
-                <wp14:sizeRelH relativeFrom="margin">
-                  <wp14:pctWidth>0</wp14:pctWidth>
-                </wp14:sizeRelH>
-                <wp14:sizeRelV relativeFrom="margin">
-                  <wp14:pctHeight>0</wp14:pctHeight>
-                </wp14:sizeRelV>
-              </wp:anchor>
-            </w:drawing>
-          </mc:Choice>
-          <mc:Fallback>
-            <w:pict>
-              <v:shape w14:anchorId="560B136B" id="_x0000_s1075" type="#_x0000_t202" style="position:absolute;margin-left:103.5pt;margin-top:237pt;width:342.75pt;height:26.25pt;z-index:251682816;visibility:visible;mso-wrap-style:square;mso-width-percent:0;mso-height-percent:0;mso-wrap-distance-left:9pt;mso-wrap-distance-top:3.6pt;mso-wrap-distance-right:9pt;mso-wrap-distance-bottom:3.6pt;mso-position-horizontal:absolute;mso-position-horizontal-relative:text;mso-position-vertical:absolute;mso-position-vertical-relative:page;mso-width-percent:0;mso-height-percent:0;mso-width-relative:margin;mso-height-relative:margin;v-text-anchor:top" o:gfxdata="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" filled="f" stroked="f">
-                <v:textbox>
-                  <w:txbxContent>
-                    <w:p>
-                      <w:pPr>
-                        <w:rPr>
-                          <w:rFonts w:asciiTheme="minorEastAsia" w:eastAsiaTheme="minorEastAsia" w:hAnsiTheme="minorEastAsia"/>
-                          <w:sz w:val="21"/>
-                          <w:szCs w:val="21"/>
-                        </w:rPr>
-                      </w:pPr>
-                      <w:r>
-                        <w:rPr>
-                          <w:rFonts w:asciiTheme="minorEastAsia" w:eastAsiaTheme="minorEastAsia" w:hAnsiTheme="minorEastAsia" w:hint="eastAsia"/>
-                          <w:sz w:val="21"/>
-                          <w:szCs w:val="21"/>
-                        </w:rPr>
-                        <w:t>ふくお</w:t>
-                      </w:r>
-                      <w:proofErr w:type="gramStart"/>
-                      <w:r>
-                        <w:rPr>
-                          <w:rFonts w:asciiTheme="minorEastAsia" w:eastAsiaTheme="minorEastAsia" w:hAnsiTheme="minorEastAsia" w:hint="eastAsia"/>
-                          <w:sz w:val="21"/>
-                          <w:szCs w:val="21"/>
-                        </w:rPr>
-                        <w:t>かけんふく</w:t>
-                      </w:r>
-                      <w:proofErr w:type="gramEnd"/>
-                      <w:r>
-                        <w:rPr>
-                          <w:rFonts w:asciiTheme="minorEastAsia" w:eastAsiaTheme="minorEastAsia" w:hAnsiTheme="minorEastAsia" w:hint="eastAsia"/>
-                          <w:sz w:val="21"/>
-                          <w:szCs w:val="21"/>
-                        </w:rPr>
-                        <w:t xml:space="preserve">おかしさいとざき </w:t>
-                      </w:r>
-                    </w:p>
-                    <w:p>
-                      <w:pPr>
-                        <w:rPr>
-                          <w:rFonts w:asciiTheme="minorEastAsia" w:eastAsiaTheme="minorEastAsia" w:hAnsiTheme="minorEastAsia"/>
-                          <w:sz w:val="21"/>
-                          <w:szCs w:val="21"/>
-                        </w:rPr>
-                      </w:pPr>
                     </w:p>
                   </w:txbxContent>
                 </v:textbox>
@@ -8981,7 +9301,7 @@
           </mc:Choice>
           <mc:Fallback>
             <w:pict>
-              <v:shape w14:anchorId="5D1D81CB" id="_x0000_s1076" type="#_x0000_t202" style="position:absolute;margin-left:119.8pt;margin-top:67.75pt;width:294.75pt;height:72.45pt;z-index:251660288;visibility:visible;mso-wrap-style:square;mso-width-percent:0;mso-height-percent:0;mso-wrap-distance-left:9pt;mso-wrap-distance-top:3.6pt;mso-wrap-distance-right:9pt;mso-wrap-distance-bottom:3.6pt;mso-position-horizontal:absolute;mso-position-horizontal-relative:text;mso-position-vertical:absolute;mso-position-vertical-relative:page;mso-width-percent:0;mso-height-percent:0;mso-width-relative:margin;mso-height-relative:margin;v-text-anchor:top" o:gfxdata="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" filled="f" stroked="f">
+              <v:shape w14:anchorId="5D1D81CB" id="_x0000_s1080" type="#_x0000_t202" style="position:absolute;margin-left:119.8pt;margin-top:67.75pt;width:294.75pt;height:72.45pt;z-index:251660288;visibility:visible;mso-wrap-style:square;mso-width-percent:0;mso-height-percent:0;mso-wrap-distance-left:9pt;mso-wrap-distance-top:3.6pt;mso-wrap-distance-right:9pt;mso-wrap-distance-bottom:3.6pt;mso-position-horizontal:absolute;mso-position-horizontal-relative:text;mso-position-vertical:absolute;mso-position-vertical-relative:page;mso-width-percent:0;mso-height-percent:0;mso-width-relative:margin;mso-height-relative:margin;v-text-anchor:top" o:gfxdata="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" filled="f" stroked="f">
                 <v:textbox>
                   <w:txbxContent>
                     <w:p>
@@ -9109,7 +9429,7 @@
           </mc:Choice>
           <mc:Fallback>
             <w:pict>
-              <v:shape w14:anchorId="0B21736A" id="_x0000_s1077" type="#_x0000_t202" style="position:absolute;margin-left:89.9pt;margin-top:120.7pt;width:36pt;height:20.25pt;z-index:251662336;visibility:visible;mso-wrap-style:square;mso-width-percent:0;mso-height-percent:0;mso-wrap-distance-left:9pt;mso-wrap-distance-top:3.6pt;mso-wrap-distance-right:9pt;mso-wrap-distance-bottom:3.6pt;mso-position-horizontal:absolute;mso-position-horizontal-relative:text;mso-position-vertical:absolute;mso-position-vertical-relative:page;mso-width-percent:0;mso-height-percent:0;mso-width-relative:margin;mso-height-relative:margin;v-text-anchor:top" o:gfxdata="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" filled="f" stroked="f">
+              <v:shape w14:anchorId="0B21736A" id="_x0000_s1081" type="#_x0000_t202" style="position:absolute;margin-left:89.9pt;margin-top:120.7pt;width:36pt;height:20.25pt;z-index:251662336;visibility:visible;mso-wrap-style:square;mso-width-percent:0;mso-height-percent:0;mso-wrap-distance-left:9pt;mso-wrap-distance-top:3.6pt;mso-wrap-distance-right:9pt;mso-wrap-distance-bottom:3.6pt;mso-position-horizontal:absolute;mso-position-horizontal-relative:text;mso-position-vertical:absolute;mso-position-vertical-relative:page;mso-width-percent:0;mso-height-percent:0;mso-width-relative:margin;mso-height-relative:margin;v-text-anchor:top" o:gfxdata="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" filled="f" stroked="f">
                 <v:textbox>
                   <w:txbxContent>
                     <w:p>
@@ -10009,16 +10329,15 @@
 </file>
 
 <file path=customXml/item1.xml><?xml version="1.0" encoding="utf-8"?>
-<b:Sources xmlns:b="http://schemas.openxmlformats.org/officeDocument/2006/bibliography" xmlns="http://schemas.openxmlformats.org/officeDocument/2006/bibliography" SelectedStyle="\APASixthEditionOfficeOnline.xsl" StyleName="APA" Version="6"/>
+<?mso-contentType ?>
+<FormTemplates xmlns="http://schemas.microsoft.com/sharepoint/v3/contenttype/forms">
+  <Display>DocumentLibraryForm</Display>
+  <Edit>DocumentLibraryForm</Edit>
+  <New>DocumentLibraryForm</New>
+</FormTemplates>
 </file>
 
 <file path=customXml/item2.xml><?xml version="1.0" encoding="utf-8"?>
-<p:properties xmlns:p="http://schemas.microsoft.com/office/2006/metadata/properties" xmlns:xsi="http://www.w3.org/2001/XMLSchema-instance" xmlns:pc="http://schemas.microsoft.com/office/infopath/2007/PartnerControls">
-  <documentManagement/>
-</p:properties>
-</file>
-
-<file path=customXml/item3.xml><?xml version="1.0" encoding="utf-8"?>
 <ct:contentTypeSchema xmlns:ct="http://schemas.microsoft.com/office/2006/metadata/contentType" xmlns:ma="http://schemas.microsoft.com/office/2006/metadata/properties/metaAttributes" ct:_="" ma:_="" ma:contentTypeName="ドキュメント" ma:contentTypeID="0x010100EC33F6912B0E024BA115D493ECEA24E1" ma:contentTypeVersion="6" ma:contentTypeDescription="新しいドキュメントを作成します。" ma:contentTypeScope="" ma:versionID="8d9e851b59e7a30c392df7e93a4aa126">
   <xsd:schema xmlns:xsd="http://www.w3.org/2001/XMLSchema" xmlns:xs="http://www.w3.org/2001/XMLSchema" xmlns:p="http://schemas.microsoft.com/office/2006/metadata/properties" xmlns:ns2="e7243d3f-1ff7-4e76-a7ef-207d22bf1758" targetNamespace="http://schemas.microsoft.com/office/2006/metadata/properties" ma:root="true" ma:fieldsID="4926f44469196563cca10061f15f1ff6" ns2:_="">
     <xsd:import namespace="e7243d3f-1ff7-4e76-a7ef-207d22bf1758"/>
@@ -10174,33 +10493,25 @@
 </ct:contentTypeSchema>
 </file>
 
+<file path=customXml/item3.xml><?xml version="1.0" encoding="utf-8"?>
+<p:properties xmlns:p="http://schemas.microsoft.com/office/2006/metadata/properties" xmlns:xsi="http://www.w3.org/2001/XMLSchema-instance" xmlns:pc="http://schemas.microsoft.com/office/infopath/2007/PartnerControls">
+  <documentManagement/>
+</p:properties>
+</file>
+
 <file path=customXml/item4.xml><?xml version="1.0" encoding="utf-8"?>
-<?mso-contentType ?>
-<FormTemplates xmlns="http://schemas.microsoft.com/sharepoint/v3/contenttype/forms">
-  <Display>DocumentLibraryForm</Display>
-  <Edit>DocumentLibraryForm</Edit>
-  <New>DocumentLibraryForm</New>
-</FormTemplates>
+<b:Sources xmlns:b="http://schemas.openxmlformats.org/officeDocument/2006/bibliography" xmlns="http://schemas.openxmlformats.org/officeDocument/2006/bibliography" SelectedStyle="\APASixthEditionOfficeOnline.xsl" StyleName="APA" Version="6"/>
 </file>
 
 <file path=customXml/itemProps1.xml><?xml version="1.0" encoding="utf-8"?>
-<ds:datastoreItem xmlns:ds="http://schemas.openxmlformats.org/officeDocument/2006/customXml" ds:itemID="{981E5AFB-2D85-426C-83FA-D98DC6464BE6}">
+<ds:datastoreItem xmlns:ds="http://schemas.openxmlformats.org/officeDocument/2006/customXml" ds:itemID="{52AA1B57-68EC-418D-AEF5-1CC25D1F68DD}">
   <ds:schemaRefs>
-    <ds:schemaRef ds:uri="http://schemas.openxmlformats.org/officeDocument/2006/bibliography"/>
+    <ds:schemaRef ds:uri="http://schemas.microsoft.com/sharepoint/v3/contenttype/forms"/>
   </ds:schemaRefs>
 </ds:datastoreItem>
 </file>
 
 <file path=customXml/itemProps2.xml><?xml version="1.0" encoding="utf-8"?>
-<ds:datastoreItem xmlns:ds="http://schemas.openxmlformats.org/officeDocument/2006/customXml" ds:itemID="{5698CD1B-334F-4615-9D8A-386FA9A6653B}">
-  <ds:schemaRefs>
-    <ds:schemaRef ds:uri="http://schemas.microsoft.com/office/2006/metadata/properties"/>
-    <ds:schemaRef ds:uri="http://schemas.microsoft.com/office/infopath/2007/PartnerControls"/>
-  </ds:schemaRefs>
-</ds:datastoreItem>
-</file>
-
-<file path=customXml/itemProps3.xml><?xml version="1.0" encoding="utf-8"?>
 <ds:datastoreItem xmlns:ds="http://schemas.openxmlformats.org/officeDocument/2006/customXml" ds:itemID="{BC796512-8111-4B64-9AA2-6D1EA7D6B207}">
   <ds:schemaRefs>
     <ds:schemaRef ds:uri="http://schemas.microsoft.com/office/2006/metadata/contentType"/>
@@ -10218,10 +10529,19 @@
 </ds:datastoreItem>
 </file>
 
+<file path=customXml/itemProps3.xml><?xml version="1.0" encoding="utf-8"?>
+<ds:datastoreItem xmlns:ds="http://schemas.openxmlformats.org/officeDocument/2006/customXml" ds:itemID="{5698CD1B-334F-4615-9D8A-386FA9A6653B}">
+  <ds:schemaRefs>
+    <ds:schemaRef ds:uri="http://schemas.microsoft.com/office/2006/metadata/properties"/>
+    <ds:schemaRef ds:uri="http://schemas.microsoft.com/office/infopath/2007/PartnerControls"/>
+  </ds:schemaRefs>
+</ds:datastoreItem>
+</file>
+
 <file path=customXml/itemProps4.xml><?xml version="1.0" encoding="utf-8"?>
-<ds:datastoreItem xmlns:ds="http://schemas.openxmlformats.org/officeDocument/2006/customXml" ds:itemID="{52AA1B57-68EC-418D-AEF5-1CC25D1F68DD}">
+<ds:datastoreItem xmlns:ds="http://schemas.openxmlformats.org/officeDocument/2006/customXml" ds:itemID="{981E5AFB-2D85-426C-83FA-D98DC6464BE6}">
   <ds:schemaRefs>
-    <ds:schemaRef ds:uri="http://schemas.microsoft.com/sharepoint/v3/contenttype/forms"/>
+    <ds:schemaRef ds:uri="http://schemas.openxmlformats.org/officeDocument/2006/bibliography"/>
   </ds:schemaRefs>
 </ds:datastoreItem>
 </file>
--- a/履歴書/07_履歴書デジタル編集用書式.docx
+++ b/履歴書/07_履歴書デジタル編集用書式.docx
@@ -15,7 +15,495 @@
         <mc:AlternateContent>
           <mc:Choice Requires="wps">
             <w:drawing>
-              <wp:anchor distT="50165" distB="45720" distL="114300" distR="114300" simplePos="0" relativeHeight="251766784" behindDoc="0" locked="0" layoutInCell="1" allowOverlap="1" wp14:anchorId="02BD13AB" wp14:editId="50B490AE">
+              <wp:anchor distT="45720" distB="45720" distL="114300" distR="114300" simplePos="0" relativeHeight="251672576" behindDoc="0" locked="0" layoutInCell="1" allowOverlap="1" wp14:anchorId="115288D0" wp14:editId="7F51D7D9">
+                <wp:simplePos x="0" y="0"/>
+                <wp:positionH relativeFrom="column">
+                  <wp:posOffset>2438400</wp:posOffset>
+                </wp:positionH>
+                <wp:positionV relativeFrom="page">
+                  <wp:posOffset>1590675</wp:posOffset>
+                </wp:positionV>
+                <wp:extent cx="495300" cy="419100"/>
+                <wp:effectExtent l="0" t="0" r="0" b="0"/>
+                <wp:wrapSquare wrapText="bothSides"/>
+                <wp:docPr id="4" name="テキスト ボックス 2"/>
+                <wp:cNvGraphicFramePr>
+                  <a:graphicFrameLocks xmlns:a="http://schemas.openxmlformats.org/drawingml/2006/main"/>
+                </wp:cNvGraphicFramePr>
+                <a:graphic xmlns:a="http://schemas.openxmlformats.org/drawingml/2006/main">
+                  <a:graphicData uri="http://schemas.microsoft.com/office/word/2010/wordprocessingShape">
+                    <wps:wsp>
+                      <wps:cNvSpPr txBox="1">
+                        <a:spLocks noChangeArrowheads="1"/>
+                      </wps:cNvSpPr>
+                      <wps:spPr bwMode="auto">
+                        <a:xfrm>
+                          <a:off x="0" y="0"/>
+                          <a:ext cx="495300" cy="419100"/>
+                        </a:xfrm>
+                        <a:prstGeom prst="rect">
+                          <a:avLst/>
+                        </a:prstGeom>
+                        <a:noFill/>
+                        <a:ln w="9525">
+                          <a:noFill/>
+                          <a:miter lim="800000"/>
+                          <a:headEnd/>
+                          <a:tailEnd/>
+                        </a:ln>
+                      </wps:spPr>
+                      <wps:txbx>
+                        <w:txbxContent>
+                          <w:p>
+                            <w:pPr>
+                              <w:rPr>
+                                <w:rFonts w:asciiTheme="minorEastAsia" w:eastAsiaTheme="minorEastAsia" w:hAnsiTheme="minorEastAsia"/>
+                                <w:spacing w:val="60"/>
+                              </w:rPr>
+                            </w:pPr>
+                            <w:r>
+                              <w:rPr>
+                                <w:rFonts w:asciiTheme="minorEastAsia" w:eastAsiaTheme="minorEastAsia" w:hAnsiTheme="minorEastAsia" w:hint="eastAsia"/>
+                                <w:spacing w:val="60"/>
+                              </w:rPr>
+                              <w:t xml:space="preserve"> </w:t>
+                            </w:r>
+                            <w:r>
+                              <w:rPr>
+                                <w:rFonts w:asciiTheme="minorEastAsia" w:eastAsiaTheme="minorEastAsia" w:hAnsiTheme="minorEastAsia"/>
+                                <w:spacing w:val="60"/>
+                              </w:rPr>
+                              <w:t>25</w:t>
+                            </w:r>
+                          </w:p>
+                        </w:txbxContent>
+                      </wps:txbx>
+                      <wps:bodyPr rot="0" vert="horz" wrap="square" lIns="36000" tIns="45720" rIns="36000" bIns="45720" anchor="t" anchorCtr="0">
+                        <a:noAutofit/>
+                      </wps:bodyPr>
+                    </wps:wsp>
+                  </a:graphicData>
+                </a:graphic>
+                <wp14:sizeRelH relativeFrom="margin">
+                  <wp14:pctWidth>0</wp14:pctWidth>
+                </wp14:sizeRelH>
+                <wp14:sizeRelV relativeFrom="margin">
+                  <wp14:pctHeight>0</wp14:pctHeight>
+                </wp14:sizeRelV>
+              </wp:anchor>
+            </w:drawing>
+          </mc:Choice>
+          <mc:Fallback>
+            <w:pict>
+              <v:shapetype w14:anchorId="115288D0" id="_x0000_t202" coordsize="21600,21600" o:spt="202" path="m,l,21600r21600,l21600,xe">
+                <v:stroke joinstyle="miter"/>
+                <v:path gradientshapeok="t" o:connecttype="rect"/>
+              </v:shapetype>
+              <v:shape id="テキスト ボックス 2" o:spid="_x0000_s1026" type="#_x0000_t202" style="position:absolute;margin-left:192pt;margin-top:125.25pt;width:39pt;height:33pt;z-index:251672576;visibility:visible;mso-wrap-style:square;mso-width-percent:0;mso-height-percent:0;mso-wrap-distance-left:9pt;mso-wrap-distance-top:3.6pt;mso-wrap-distance-right:9pt;mso-wrap-distance-bottom:3.6pt;mso-position-horizontal:absolute;mso-position-horizontal-relative:text;mso-position-vertical:absolute;mso-position-vertical-relative:page;mso-width-percent:0;mso-height-percent:0;mso-width-relative:margin;mso-height-relative:margin;v-text-anchor:top" o:gfxdata="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" filled="f" stroked="f">
+                <v:textbox inset="1mm,,1mm">
+                  <w:txbxContent>
+                    <w:p>
+                      <w:pPr>
+                        <w:rPr>
+                          <w:rFonts w:asciiTheme="minorEastAsia" w:eastAsiaTheme="minorEastAsia" w:hAnsiTheme="minorEastAsia"/>
+                          <w:spacing w:val="60"/>
+                        </w:rPr>
+                      </w:pPr>
+                      <w:r>
+                        <w:rPr>
+                          <w:rFonts w:asciiTheme="minorEastAsia" w:eastAsiaTheme="minorEastAsia" w:hAnsiTheme="minorEastAsia" w:hint="eastAsia"/>
+                          <w:spacing w:val="60"/>
+                        </w:rPr>
+                        <w:t xml:space="preserve"> </w:t>
+                      </w:r>
+                      <w:r>
+                        <w:rPr>
+                          <w:rFonts w:asciiTheme="minorEastAsia" w:eastAsiaTheme="minorEastAsia" w:hAnsiTheme="minorEastAsia"/>
+                          <w:spacing w:val="60"/>
+                        </w:rPr>
+                        <w:t>25</w:t>
+                      </w:r>
+                    </w:p>
+                  </w:txbxContent>
+                </v:textbox>
+                <w10:wrap type="square" anchory="page"/>
+              </v:shape>
+            </w:pict>
+          </mc:Fallback>
+        </mc:AlternateContent>
+      </w:r>
+      <w:r>
+        <w:rPr>
+          <w:noProof/>
+        </w:rPr>
+        <mc:AlternateContent>
+          <mc:Choice Requires="wps">
+            <w:drawing>
+              <wp:anchor distT="45720" distB="45720" distL="114300" distR="114300" simplePos="0" relativeHeight="251670528" behindDoc="0" locked="0" layoutInCell="1" allowOverlap="1" wp14:anchorId="00B6F4FE" wp14:editId="3D1DD163">
+                <wp:simplePos x="0" y="0"/>
+                <wp:positionH relativeFrom="column">
+                  <wp:posOffset>1752600</wp:posOffset>
+                </wp:positionH>
+                <wp:positionV relativeFrom="page">
+                  <wp:posOffset>1590675</wp:posOffset>
+                </wp:positionV>
+                <wp:extent cx="495300" cy="419100"/>
+                <wp:effectExtent l="0" t="0" r="0" b="0"/>
+                <wp:wrapSquare wrapText="bothSides"/>
+                <wp:docPr id="3" name="テキスト ボックス 2"/>
+                <wp:cNvGraphicFramePr>
+                  <a:graphicFrameLocks xmlns:a="http://schemas.openxmlformats.org/drawingml/2006/main"/>
+                </wp:cNvGraphicFramePr>
+                <a:graphic xmlns:a="http://schemas.openxmlformats.org/drawingml/2006/main">
+                  <a:graphicData uri="http://schemas.microsoft.com/office/word/2010/wordprocessingShape">
+                    <wps:wsp>
+                      <wps:cNvSpPr txBox="1">
+                        <a:spLocks noChangeArrowheads="1"/>
+                      </wps:cNvSpPr>
+                      <wps:spPr bwMode="auto">
+                        <a:xfrm>
+                          <a:off x="0" y="0"/>
+                          <a:ext cx="495300" cy="419100"/>
+                        </a:xfrm>
+                        <a:prstGeom prst="rect">
+                          <a:avLst/>
+                        </a:prstGeom>
+                        <a:noFill/>
+                        <a:ln w="9525">
+                          <a:noFill/>
+                          <a:miter lim="800000"/>
+                          <a:headEnd/>
+                          <a:tailEnd/>
+                        </a:ln>
+                      </wps:spPr>
+                      <wps:txbx>
+                        <w:txbxContent>
+                          <w:p>
+                            <w:pPr>
+                              <w:rPr>
+                                <w:rFonts w:asciiTheme="minorEastAsia" w:eastAsiaTheme="minorEastAsia" w:hAnsiTheme="minorEastAsia"/>
+                                <w:spacing w:val="60"/>
+                              </w:rPr>
+                            </w:pPr>
+                            <w:r>
+                              <w:rPr>
+                                <w:rFonts w:asciiTheme="minorEastAsia" w:eastAsiaTheme="minorEastAsia" w:hAnsiTheme="minorEastAsia" w:hint="eastAsia"/>
+                                <w:spacing w:val="60"/>
+                              </w:rPr>
+                              <w:t xml:space="preserve"> </w:t>
+                            </w:r>
+                            <w:r>
+                              <w:rPr>
+                                <w:rFonts w:asciiTheme="minorEastAsia" w:eastAsiaTheme="minorEastAsia" w:hAnsiTheme="minorEastAsia"/>
+                                <w:spacing w:val="60"/>
+                              </w:rPr>
+                              <w:t>12</w:t>
+                            </w:r>
+                          </w:p>
+                        </w:txbxContent>
+                      </wps:txbx>
+                      <wps:bodyPr rot="0" vert="horz" wrap="square" lIns="36000" tIns="45720" rIns="36000" bIns="45720" anchor="t" anchorCtr="0">
+                        <a:noAutofit/>
+                      </wps:bodyPr>
+                    </wps:wsp>
+                  </a:graphicData>
+                </a:graphic>
+                <wp14:sizeRelH relativeFrom="margin">
+                  <wp14:pctWidth>0</wp14:pctWidth>
+                </wp14:sizeRelH>
+                <wp14:sizeRelV relativeFrom="margin">
+                  <wp14:pctHeight>0</wp14:pctHeight>
+                </wp14:sizeRelV>
+              </wp:anchor>
+            </w:drawing>
+          </mc:Choice>
+          <mc:Fallback>
+            <w:pict>
+              <v:shape w14:anchorId="00B6F4FE" id="_x0000_s1027" type="#_x0000_t202" style="position:absolute;margin-left:138pt;margin-top:125.25pt;width:39pt;height:33pt;z-index:251670528;visibility:visible;mso-wrap-style:square;mso-width-percent:0;mso-height-percent:0;mso-wrap-distance-left:9pt;mso-wrap-distance-top:3.6pt;mso-wrap-distance-right:9pt;mso-wrap-distance-bottom:3.6pt;mso-position-horizontal:absolute;mso-position-horizontal-relative:text;mso-position-vertical:absolute;mso-position-vertical-relative:page;mso-width-percent:0;mso-height-percent:0;mso-width-relative:margin;mso-height-relative:margin;v-text-anchor:top" o:gfxdata="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" filled="f" stroked="f">
+                <v:textbox inset="1mm,,1mm">
+                  <w:txbxContent>
+                    <w:p>
+                      <w:pPr>
+                        <w:rPr>
+                          <w:rFonts w:asciiTheme="minorEastAsia" w:eastAsiaTheme="minorEastAsia" w:hAnsiTheme="minorEastAsia"/>
+                          <w:spacing w:val="60"/>
+                        </w:rPr>
+                      </w:pPr>
+                      <w:r>
+                        <w:rPr>
+                          <w:rFonts w:asciiTheme="minorEastAsia" w:eastAsiaTheme="minorEastAsia" w:hAnsiTheme="minorEastAsia" w:hint="eastAsia"/>
+                          <w:spacing w:val="60"/>
+                        </w:rPr>
+                        <w:t xml:space="preserve"> </w:t>
+                      </w:r>
+                      <w:r>
+                        <w:rPr>
+                          <w:rFonts w:asciiTheme="minorEastAsia" w:eastAsiaTheme="minorEastAsia" w:hAnsiTheme="minorEastAsia"/>
+                          <w:spacing w:val="60"/>
+                        </w:rPr>
+                        <w:t>12</w:t>
+                      </w:r>
+                    </w:p>
+                  </w:txbxContent>
+                </v:textbox>
+                <w10:wrap type="square" anchory="page"/>
+              </v:shape>
+            </w:pict>
+          </mc:Fallback>
+        </mc:AlternateContent>
+      </w:r>
+      <w:r>
+        <w:rPr>
+          <w:noProof/>
+        </w:rPr>
+        <mc:AlternateContent>
+          <mc:Choice Requires="wps">
+            <w:drawing>
+              <wp:anchor distT="45720" distB="45720" distL="114300" distR="114300" simplePos="0" relativeHeight="251674624" behindDoc="0" locked="0" layoutInCell="1" allowOverlap="1" wp14:anchorId="424892F7" wp14:editId="4D56D9F6">
+                <wp:simplePos x="0" y="0"/>
+                <wp:positionH relativeFrom="column">
+                  <wp:posOffset>3513317</wp:posOffset>
+                </wp:positionH>
+                <wp:positionV relativeFrom="page">
+                  <wp:posOffset>1590675</wp:posOffset>
+                </wp:positionV>
+                <wp:extent cx="495300" cy="419100"/>
+                <wp:effectExtent l="0" t="0" r="0" b="0"/>
+                <wp:wrapSquare wrapText="bothSides"/>
+                <wp:docPr id="5" name="テキスト ボックス 2"/>
+                <wp:cNvGraphicFramePr>
+                  <a:graphicFrameLocks xmlns:a="http://schemas.openxmlformats.org/drawingml/2006/main"/>
+                </wp:cNvGraphicFramePr>
+                <a:graphic xmlns:a="http://schemas.openxmlformats.org/drawingml/2006/main">
+                  <a:graphicData uri="http://schemas.microsoft.com/office/word/2010/wordprocessingShape">
+                    <wps:wsp>
+                      <wps:cNvSpPr txBox="1">
+                        <a:spLocks noChangeArrowheads="1"/>
+                      </wps:cNvSpPr>
+                      <wps:spPr bwMode="auto">
+                        <a:xfrm>
+                          <a:off x="0" y="0"/>
+                          <a:ext cx="495300" cy="419100"/>
+                        </a:xfrm>
+                        <a:prstGeom prst="rect">
+                          <a:avLst/>
+                        </a:prstGeom>
+                        <a:noFill/>
+                        <a:ln w="9525">
+                          <a:noFill/>
+                          <a:miter lim="800000"/>
+                          <a:headEnd/>
+                          <a:tailEnd/>
+                        </a:ln>
+                      </wps:spPr>
+                      <wps:txbx>
+                        <w:txbxContent>
+                          <w:p>
+                            <w:pPr>
+                              <w:ind w:firstLineChars="50" w:firstLine="170"/>
+                              <w:rPr>
+                                <w:rFonts w:asciiTheme="minorEastAsia" w:hAnsiTheme="minorEastAsia"/>
+                                <w:spacing w:val="60"/>
+                              </w:rPr>
+                            </w:pPr>
+                            <w:r>
+                              <w:rPr>
+                                <w:rFonts w:asciiTheme="minorEastAsia" w:eastAsiaTheme="minorEastAsia" w:hAnsiTheme="minorEastAsia"/>
+                                <w:spacing w:val="60"/>
+                              </w:rPr>
+                              <w:t>2</w:t>
+                            </w:r>
+                            <w:r>
+                              <w:rPr>
+                                <w:rFonts w:asciiTheme="minorEastAsia" w:hAnsiTheme="minorEastAsia"/>
+                                <w:spacing w:val="60"/>
+                              </w:rPr>
+                              <w:t>0</w:t>
+                            </w:r>
+                          </w:p>
+                          <w:p>
+                            <w:pPr>
+                              <w:rPr>
+                                <w:rFonts w:asciiTheme="minorEastAsia" w:eastAsiaTheme="minorEastAsia" w:hAnsiTheme="minorEastAsia"/>
+                                <w:spacing w:val="60"/>
+                              </w:rPr>
+                            </w:pPr>
+                          </w:p>
+                        </w:txbxContent>
+                      </wps:txbx>
+                      <wps:bodyPr rot="0" vert="horz" wrap="square" lIns="36000" tIns="45720" rIns="36000" bIns="45720" anchor="t" anchorCtr="0">
+                        <a:noAutofit/>
+                      </wps:bodyPr>
+                    </wps:wsp>
+                  </a:graphicData>
+                </a:graphic>
+                <wp14:sizeRelH relativeFrom="margin">
+                  <wp14:pctWidth>0</wp14:pctWidth>
+                </wp14:sizeRelH>
+                <wp14:sizeRelV relativeFrom="margin">
+                  <wp14:pctHeight>0</wp14:pctHeight>
+                </wp14:sizeRelV>
+              </wp:anchor>
+            </w:drawing>
+          </mc:Choice>
+          <mc:Fallback>
+            <w:pict>
+              <v:shape w14:anchorId="424892F7" id="_x0000_s1028" type="#_x0000_t202" style="position:absolute;margin-left:276.65pt;margin-top:125.25pt;width:39pt;height:33pt;z-index:251674624;visibility:visible;mso-wrap-style:square;mso-width-percent:0;mso-height-percent:0;mso-wrap-distance-left:9pt;mso-wrap-distance-top:3.6pt;mso-wrap-distance-right:9pt;mso-wrap-distance-bottom:3.6pt;mso-position-horizontal:absolute;mso-position-horizontal-relative:text;mso-position-vertical:absolute;mso-position-vertical-relative:page;mso-width-percent:0;mso-height-percent:0;mso-width-relative:margin;mso-height-relative:margin;v-text-anchor:top" o:gfxdata="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" filled="f" stroked="f">
+                <v:textbox inset="1mm,,1mm">
+                  <w:txbxContent>
+                    <w:p>
+                      <w:pPr>
+                        <w:ind w:firstLineChars="50" w:firstLine="170"/>
+                        <w:rPr>
+                          <w:rFonts w:asciiTheme="minorEastAsia" w:hAnsiTheme="minorEastAsia"/>
+                          <w:spacing w:val="60"/>
+                        </w:rPr>
+                      </w:pPr>
+                      <w:r>
+                        <w:rPr>
+                          <w:rFonts w:asciiTheme="minorEastAsia" w:eastAsiaTheme="minorEastAsia" w:hAnsiTheme="minorEastAsia"/>
+                          <w:spacing w:val="60"/>
+                        </w:rPr>
+                        <w:t>2</w:t>
+                      </w:r>
+                      <w:r>
+                        <w:rPr>
+                          <w:rFonts w:asciiTheme="minorEastAsia" w:hAnsiTheme="minorEastAsia"/>
+                          <w:spacing w:val="60"/>
+                        </w:rPr>
+                        <w:t>0</w:t>
+                      </w:r>
+                    </w:p>
+                    <w:p>
+                      <w:pPr>
+                        <w:rPr>
+                          <w:rFonts w:asciiTheme="minorEastAsia" w:eastAsiaTheme="minorEastAsia" w:hAnsiTheme="minorEastAsia"/>
+                          <w:spacing w:val="60"/>
+                        </w:rPr>
+                      </w:pPr>
+                    </w:p>
+                  </w:txbxContent>
+                </v:textbox>
+                <w10:wrap type="square" anchory="page"/>
+              </v:shape>
+            </w:pict>
+          </mc:Fallback>
+        </mc:AlternateContent>
+      </w:r>
+      <w:r>
+        <w:rPr>
+          <w:noProof/>
+        </w:rPr>
+        <mc:AlternateContent>
+          <mc:Choice Requires="wps">
+            <w:drawing>
+              <wp:anchor distT="45720" distB="45720" distL="114300" distR="114300" simplePos="0" relativeHeight="251761664" behindDoc="0" locked="0" layoutInCell="1" allowOverlap="1" wp14:anchorId="661140E3" wp14:editId="17F4A0F7">
+                <wp:simplePos x="0" y="0"/>
+                <wp:positionH relativeFrom="column">
+                  <wp:posOffset>4741628</wp:posOffset>
+                </wp:positionH>
+                <wp:positionV relativeFrom="page">
+                  <wp:posOffset>1610471</wp:posOffset>
+                </wp:positionV>
+                <wp:extent cx="495300" cy="419100"/>
+                <wp:effectExtent l="0" t="0" r="0" b="0"/>
+                <wp:wrapSquare wrapText="bothSides"/>
+                <wp:docPr id="7" name="テキスト ボックス 2"/>
+                <wp:cNvGraphicFramePr>
+                  <a:graphicFrameLocks xmlns:a="http://schemas.openxmlformats.org/drawingml/2006/main"/>
+                </wp:cNvGraphicFramePr>
+                <a:graphic xmlns:a="http://schemas.openxmlformats.org/drawingml/2006/main">
+                  <a:graphicData uri="http://schemas.microsoft.com/office/word/2010/wordprocessingShape">
+                    <wps:wsp>
+                      <wps:cNvSpPr txBox="1">
+                        <a:spLocks noChangeArrowheads="1"/>
+                      </wps:cNvSpPr>
+                      <wps:spPr bwMode="auto">
+                        <a:xfrm>
+                          <a:off x="0" y="0"/>
+                          <a:ext cx="495300" cy="419100"/>
+                        </a:xfrm>
+                        <a:prstGeom prst="rect">
+                          <a:avLst/>
+                        </a:prstGeom>
+                        <a:noFill/>
+                        <a:ln w="9525">
+                          <a:noFill/>
+                          <a:miter lim="800000"/>
+                          <a:headEnd/>
+                          <a:tailEnd/>
+                        </a:ln>
+                      </wps:spPr>
+                      <wps:txbx>
+                        <w:txbxContent>
+                          <w:p>
+                            <w:pPr>
+                              <w:rPr>
+                                <w:rFonts w:asciiTheme="minorEastAsia" w:eastAsiaTheme="minorEastAsia" w:hAnsiTheme="minorEastAsia"/>
+                                <w:spacing w:val="60"/>
+                              </w:rPr>
+                            </w:pPr>
+                            <w:r>
+                              <w:rPr>
+                                <w:rFonts w:asciiTheme="minorEastAsia" w:eastAsiaTheme="minorEastAsia" w:hAnsiTheme="minorEastAsia" w:hint="eastAsia"/>
+                                <w:spacing w:val="60"/>
+                              </w:rPr>
+                              <w:t>男</w:t>
+                            </w:r>
+                          </w:p>
+                        </w:txbxContent>
+                      </wps:txbx>
+                      <wps:bodyPr rot="0" vert="horz" wrap="square" lIns="36000" tIns="45720" rIns="36000" bIns="45720" anchor="t" anchorCtr="0">
+                        <a:noAutofit/>
+                      </wps:bodyPr>
+                    </wps:wsp>
+                  </a:graphicData>
+                </a:graphic>
+                <wp14:sizeRelH relativeFrom="margin">
+                  <wp14:pctWidth>0</wp14:pctWidth>
+                </wp14:sizeRelH>
+                <wp14:sizeRelV relativeFrom="margin">
+                  <wp14:pctHeight>0</wp14:pctHeight>
+                </wp14:sizeRelV>
+              </wp:anchor>
+            </w:drawing>
+          </mc:Choice>
+          <mc:Fallback>
+            <w:pict>
+              <v:shape w14:anchorId="661140E3" id="_x0000_s1029" type="#_x0000_t202" style="position:absolute;margin-left:373.35pt;margin-top:126.8pt;width:39pt;height:33pt;z-index:251761664;visibility:visible;mso-wrap-style:square;mso-width-percent:0;mso-height-percent:0;mso-wrap-distance-left:9pt;mso-wrap-distance-top:3.6pt;mso-wrap-distance-right:9pt;mso-wrap-distance-bottom:3.6pt;mso-position-horizontal:absolute;mso-position-horizontal-relative:text;mso-position-vertical:absolute;mso-position-vertical-relative:page;mso-width-percent:0;mso-height-percent:0;mso-width-relative:margin;mso-height-relative:margin;v-text-anchor:top" o:gfxdata="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" filled="f" stroked="f">
+                <v:textbox inset="1mm,,1mm">
+                  <w:txbxContent>
+                    <w:p>
+                      <w:pPr>
+                        <w:rPr>
+                          <w:rFonts w:asciiTheme="minorEastAsia" w:eastAsiaTheme="minorEastAsia" w:hAnsiTheme="minorEastAsia"/>
+                          <w:spacing w:val="60"/>
+                        </w:rPr>
+                      </w:pPr>
+                      <w:r>
+                        <w:rPr>
+                          <w:rFonts w:asciiTheme="minorEastAsia" w:eastAsiaTheme="minorEastAsia" w:hAnsiTheme="minorEastAsia" w:hint="eastAsia"/>
+                          <w:spacing w:val="60"/>
+                        </w:rPr>
+                        <w:t>男</w:t>
+                      </w:r>
+                    </w:p>
+                  </w:txbxContent>
+                </v:textbox>
+                <w10:wrap type="square" anchory="page"/>
+              </v:shape>
+            </w:pict>
+          </mc:Fallback>
+        </mc:AlternateContent>
+      </w:r>
+      <w:r>
+        <w:rPr>
+          <w:noProof/>
+        </w:rPr>
+        <mc:AlternateContent>
+          <mc:Choice Requires="wps">
+            <w:drawing>
+              <wp:anchor distT="50165" distB="45720" distL="114300" distR="114300" simplePos="0" relativeHeight="251766784" behindDoc="0" locked="0" layoutInCell="1" allowOverlap="1" wp14:anchorId="02BD13AB" wp14:editId="1ECFDB1B">
                 <wp:simplePos x="0" y="0"/>
                 <wp:positionH relativeFrom="column">
                   <wp:posOffset>2117725</wp:posOffset>
@@ -122,11 +610,7 @@
           </mc:Choice>
           <mc:Fallback>
             <w:pict>
-              <v:shapetype w14:anchorId="02BD13AB" id="_x0000_t202" coordsize="21600,21600" o:spt="202" path="m,l,21600r21600,l21600,xe">
-                <v:stroke joinstyle="miter"/>
-                <v:path gradientshapeok="t" o:connecttype="rect"/>
-              </v:shapetype>
-              <v:shape id="テキスト ボックス 2" o:spid="_x0000_s1026" type="#_x0000_t202" style="position:absolute;margin-left:166.75pt;margin-top:576.45pt;width:402.7pt;height:39pt;z-index:251766784;visibility:visible;mso-wrap-style:square;mso-width-percent:0;mso-height-percent:0;mso-wrap-distance-left:9pt;mso-wrap-distance-top:3.95pt;mso-wrap-distance-right:9pt;mso-wrap-distance-bottom:3.6pt;mso-position-horizontal:absolute;mso-position-horizontal-relative:text;mso-position-vertical:absolute;mso-position-vertical-relative:page;mso-width-percent:0;mso-height-percent:0;mso-width-relative:margin;mso-height-relative:margin;v-text-anchor:top" o:gfxdata="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" filled="f" stroked="f">
+              <v:shape w14:anchorId="02BD13AB" id="_x0000_s1030" type="#_x0000_t202" style="position:absolute;margin-left:166.75pt;margin-top:576.45pt;width:402.7pt;height:39pt;z-index:251766784;visibility:visible;mso-wrap-style:square;mso-width-percent:0;mso-height-percent:0;mso-wrap-distance-left:9pt;mso-wrap-distance-top:3.95pt;mso-wrap-distance-right:9pt;mso-wrap-distance-bottom:3.6pt;mso-position-horizontal:absolute;mso-position-horizontal-relative:text;mso-position-vertical:absolute;mso-position-vertical-relative:page;mso-width-percent:0;mso-height-percent:0;mso-width-relative:margin;mso-height-relative:margin;v-text-anchor:top" o:gfxdata="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" filled="f" stroked="f">
                 <v:textbox inset=",1mm,,0">
                   <w:txbxContent>
                     <w:p>
@@ -193,7 +677,7 @@
         <mc:AlternateContent>
           <mc:Choice Requires="wps">
             <w:drawing>
-              <wp:anchor distT="50165" distB="45720" distL="114300" distR="114300" simplePos="0" relativeHeight="251712512" behindDoc="0" locked="0" layoutInCell="1" allowOverlap="1" wp14:anchorId="7E944CB3" wp14:editId="6B4EFFB4">
+              <wp:anchor distT="50165" distB="45720" distL="114300" distR="114300" simplePos="0" relativeHeight="251712512" behindDoc="0" locked="0" layoutInCell="1" allowOverlap="1" wp14:anchorId="7E944CB3" wp14:editId="27155734">
                 <wp:simplePos x="0" y="0"/>
                 <wp:positionH relativeFrom="column">
                   <wp:posOffset>2098730</wp:posOffset>
@@ -316,7 +800,7 @@
           </mc:Choice>
           <mc:Fallback>
             <w:pict>
-              <v:shape w14:anchorId="7E944CB3" id="_x0000_s1027" type="#_x0000_t202" style="position:absolute;margin-left:165.25pt;margin-top:552.75pt;width:402.7pt;height:39pt;z-index:251712512;visibility:visible;mso-wrap-style:square;mso-width-percent:0;mso-height-percent:0;mso-wrap-distance-left:9pt;mso-wrap-distance-top:3.95pt;mso-wrap-distance-right:9pt;mso-wrap-distance-bottom:3.6pt;mso-position-horizontal:absolute;mso-position-horizontal-relative:text;mso-position-vertical:absolute;mso-position-vertical-relative:page;mso-width-percent:0;mso-height-percent:0;mso-width-relative:margin;mso-height-relative:margin;v-text-anchor:top" o:gfxdata="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" filled="f" stroked="f">
+              <v:shape w14:anchorId="7E944CB3" id="_x0000_s1031" type="#_x0000_t202" style="position:absolute;margin-left:165.25pt;margin-top:552.75pt;width:402.7pt;height:39pt;z-index:251712512;visibility:visible;mso-wrap-style:square;mso-width-percent:0;mso-height-percent:0;mso-wrap-distance-left:9pt;mso-wrap-distance-top:3.95pt;mso-wrap-distance-right:9pt;mso-wrap-distance-bottom:3.6pt;mso-position-horizontal:absolute;mso-position-horizontal-relative:text;mso-position-vertical:absolute;mso-position-vertical-relative:page;mso-width-percent:0;mso-height-percent:0;mso-width-relative:margin;mso-height-relative:margin;v-text-anchor:top" o:gfxdata="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" filled="f" stroked="f">
                 <v:textbox inset=",1mm,,0">
                   <w:txbxContent>
                     <w:p>
@@ -399,7 +883,7 @@
         <mc:AlternateContent>
           <mc:Choice Requires="wps">
             <w:drawing>
-              <wp:anchor distT="53975" distB="50165" distL="114300" distR="114300" simplePos="0" relativeHeight="251784192" behindDoc="0" locked="0" layoutInCell="1" allowOverlap="1" wp14:anchorId="7677B85B" wp14:editId="11562890">
+              <wp:anchor distT="53975" distB="50165" distL="114300" distR="114300" simplePos="0" relativeHeight="251784192" behindDoc="0" locked="0" layoutInCell="1" allowOverlap="1" wp14:anchorId="7677B85B" wp14:editId="78BF28CC">
                 <wp:simplePos x="0" y="0"/>
                 <wp:positionH relativeFrom="column">
                   <wp:posOffset>796041</wp:posOffset>
@@ -477,7 +961,7 @@
           </mc:Choice>
           <mc:Fallback>
             <w:pict>
-              <v:shape w14:anchorId="7677B85B" id="_x0000_s1028" type="#_x0000_t202" style="position:absolute;margin-left:62.7pt;margin-top:623.05pt;width:105.75pt;height:25.2pt;z-index:251784192;visibility:visible;mso-wrap-style:square;mso-width-percent:0;mso-height-percent:0;mso-wrap-distance-left:9pt;mso-wrap-distance-top:4.25pt;mso-wrap-distance-right:9pt;mso-wrap-distance-bottom:3.95pt;mso-position-horizontal:absolute;mso-position-horizontal-relative:text;mso-position-vertical:absolute;mso-position-vertical-relative:margin;mso-width-percent:0;mso-height-percent:0;mso-width-relative:margin;mso-height-relative:margin;v-text-anchor:top" o:gfxdata="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" filled="f" stroked="f">
+              <v:shape w14:anchorId="7677B85B" id="_x0000_s1032" type="#_x0000_t202" style="position:absolute;margin-left:62.7pt;margin-top:623.05pt;width:105.75pt;height:25.2pt;z-index:251784192;visibility:visible;mso-wrap-style:square;mso-width-percent:0;mso-height-percent:0;mso-wrap-distance-left:9pt;mso-wrap-distance-top:4.25pt;mso-wrap-distance-right:9pt;mso-wrap-distance-bottom:3.95pt;mso-position-horizontal:absolute;mso-position-horizontal-relative:text;mso-position-vertical:absolute;mso-position-vertical-relative:margin;mso-width-percent:0;mso-height-percent:0;mso-width-relative:margin;mso-height-relative:margin;v-text-anchor:top" o:gfxdata="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" filled="f" stroked="f">
                 <v:textbox inset="2mm,1mm,1mm,0">
                   <w:txbxContent>
                     <w:p>
@@ -515,7 +999,7 @@
         <mc:AlternateContent>
           <mc:Choice Requires="wps">
             <w:drawing>
-              <wp:anchor distT="50165" distB="45720" distL="114300" distR="114300" simplePos="0" relativeHeight="251782144" behindDoc="0" locked="0" layoutInCell="1" allowOverlap="1" wp14:anchorId="7041912E" wp14:editId="315EC8D2">
+              <wp:anchor distT="50165" distB="45720" distL="114300" distR="114300" simplePos="0" relativeHeight="251782144" behindDoc="0" locked="0" layoutInCell="1" allowOverlap="1" wp14:anchorId="7041912E" wp14:editId="588D222E">
                 <wp:simplePos x="0" y="0"/>
                 <wp:positionH relativeFrom="column">
                   <wp:posOffset>2115875</wp:posOffset>
@@ -622,7 +1106,7 @@
           </mc:Choice>
           <mc:Fallback>
             <w:pict>
-              <v:shape w14:anchorId="7041912E" id="_x0000_s1029" type="#_x0000_t202" style="position:absolute;margin-left:166.6pt;margin-top:625.35pt;width:402.7pt;height:39pt;z-index:251782144;visibility:visible;mso-wrap-style:square;mso-width-percent:0;mso-height-percent:0;mso-wrap-distance-left:9pt;mso-wrap-distance-top:3.95pt;mso-wrap-distance-right:9pt;mso-wrap-distance-bottom:3.6pt;mso-position-horizontal:absolute;mso-position-horizontal-relative:text;mso-position-vertical:absolute;mso-position-vertical-relative:page;mso-width-percent:0;mso-height-percent:0;mso-width-relative:margin;mso-height-relative:margin;v-text-anchor:top" o:gfxdata="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" filled="f" stroked="f">
+              <v:shape w14:anchorId="7041912E" id="_x0000_s1033" type="#_x0000_t202" style="position:absolute;margin-left:166.6pt;margin-top:625.35pt;width:402.7pt;height:39pt;z-index:251782144;visibility:visible;mso-wrap-style:square;mso-width-percent:0;mso-height-percent:0;mso-wrap-distance-left:9pt;mso-wrap-distance-top:3.95pt;mso-wrap-distance-right:9pt;mso-wrap-distance-bottom:3.6pt;mso-position-horizontal:absolute;mso-position-horizontal-relative:text;mso-position-vertical:absolute;mso-position-vertical-relative:page;mso-width-percent:0;mso-height-percent:0;mso-width-relative:margin;mso-height-relative:margin;v-text-anchor:top" o:gfxdata="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" filled="f" stroked="f">
                 <v:textbox inset=",1mm,,0">
                   <w:txbxContent>
                     <w:p>
@@ -685,11 +1169,12 @@
       <w:r>
         <w:rPr>
           <w:rFonts w:eastAsiaTheme="minorEastAsia"/>
+          <w:noProof/>
         </w:rPr>
         <mc:AlternateContent>
           <mc:Choice Requires="wps">
             <w:drawing>
-              <wp:anchor distT="50165" distB="45720" distL="114300" distR="114300" simplePos="0" relativeHeight="251779072" behindDoc="0" locked="0" layoutInCell="1" allowOverlap="1" wp14:anchorId="09684A98" wp14:editId="1C4AF616">
+              <wp:anchor distT="50165" distB="45720" distL="114300" distR="114300" simplePos="0" relativeHeight="251779072" behindDoc="0" locked="0" layoutInCell="1" allowOverlap="1" wp14:anchorId="09684A98" wp14:editId="39651328">
                 <wp:simplePos x="0" y="0"/>
                 <wp:positionH relativeFrom="column">
                   <wp:posOffset>1327785</wp:posOffset>
@@ -796,7 +1281,7 @@
           </mc:Choice>
           <mc:Fallback>
             <w:pict>
-              <v:shape w14:anchorId="09684A98" id="_x0000_s1030" type="#_x0000_t202" style="position:absolute;margin-left:104.55pt;margin-top:877.85pt;width:402.7pt;height:39pt;z-index:251779072;visibility:visible;mso-wrap-style:square;mso-width-percent:0;mso-height-percent:0;mso-wrap-distance-left:9pt;mso-wrap-distance-top:3.95pt;mso-wrap-distance-right:9pt;mso-wrap-distance-bottom:3.6pt;mso-position-horizontal:absolute;mso-position-horizontal-relative:text;mso-position-vertical:absolute;mso-position-vertical-relative:page;mso-width-percent:0;mso-height-percent:0;mso-width-relative:margin;mso-height-relative:margin;v-text-anchor:top" o:gfxdata="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" filled="f" stroked="f">
+              <v:shape w14:anchorId="09684A98" id="_x0000_s1034" type="#_x0000_t202" style="position:absolute;margin-left:104.55pt;margin-top:877.85pt;width:402.7pt;height:39pt;z-index:251779072;visibility:visible;mso-wrap-style:square;mso-width-percent:0;mso-height-percent:0;mso-wrap-distance-left:9pt;mso-wrap-distance-top:3.95pt;mso-wrap-distance-right:9pt;mso-wrap-distance-bottom:3.6pt;mso-position-horizontal:absolute;mso-position-horizontal-relative:text;mso-position-vertical:absolute;mso-position-vertical-relative:page;mso-width-percent:0;mso-height-percent:0;mso-width-relative:margin;mso-height-relative:margin;v-text-anchor:top" o:gfxdata="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" filled="f" stroked="f">
                 <v:textbox inset=",1mm,,0">
                   <w:txbxContent>
                     <w:p>
@@ -859,11 +1344,12 @@
       <w:r>
         <w:rPr>
           <w:rFonts w:eastAsiaTheme="minorEastAsia"/>
+          <w:noProof/>
         </w:rPr>
         <mc:AlternateContent>
           <mc:Choice Requires="wps">
             <w:drawing>
-              <wp:anchor distT="53975" distB="50165" distL="114300" distR="114300" simplePos="0" relativeHeight="251780096" behindDoc="0" locked="0" layoutInCell="1" allowOverlap="1" wp14:anchorId="5445F7D7" wp14:editId="02CF5CA6">
+              <wp:anchor distT="53975" distB="50165" distL="114300" distR="114300" simplePos="0" relativeHeight="251780096" behindDoc="0" locked="0" layoutInCell="1" allowOverlap="1" wp14:anchorId="5445F7D7" wp14:editId="759CB434">
                 <wp:simplePos x="0" y="0"/>
                 <wp:positionH relativeFrom="column">
                   <wp:posOffset>0</wp:posOffset>
@@ -941,7 +1427,7 @@
           </mc:Choice>
           <mc:Fallback>
             <w:pict>
-              <v:shape w14:anchorId="5445F7D7" id="_x0000_s1031" type="#_x0000_t202" style="position:absolute;margin-left:0;margin-top:873.3pt;width:105.75pt;height:25.2pt;z-index:251780096;visibility:visible;mso-wrap-style:square;mso-width-percent:0;mso-height-percent:0;mso-wrap-distance-left:9pt;mso-wrap-distance-top:4.25pt;mso-wrap-distance-right:9pt;mso-wrap-distance-bottom:3.95pt;mso-position-horizontal:absolute;mso-position-horizontal-relative:text;mso-position-vertical:absolute;mso-position-vertical-relative:margin;mso-width-percent:0;mso-height-percent:0;mso-width-relative:margin;mso-height-relative:margin;v-text-anchor:top" o:gfxdata="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" filled="f" stroked="f">
+              <v:shape w14:anchorId="5445F7D7" id="_x0000_s1035" type="#_x0000_t202" style="position:absolute;margin-left:0;margin-top:873.3pt;width:105.75pt;height:25.2pt;z-index:251780096;visibility:visible;mso-wrap-style:square;mso-width-percent:0;mso-height-percent:0;mso-wrap-distance-left:9pt;mso-wrap-distance-top:4.25pt;mso-wrap-distance-right:9pt;mso-wrap-distance-bottom:3.95pt;mso-position-horizontal:absolute;mso-position-horizontal-relative:text;mso-position-vertical:absolute;mso-position-vertical-relative:margin;mso-width-percent:0;mso-height-percent:0;mso-width-relative:margin;mso-height-relative:margin;v-text-anchor:top" o:gfxdata="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" filled="f" stroked="f">
                 <v:textbox inset="2mm,1mm,1mm,0">
                   <w:txbxContent>
                     <w:p>
@@ -979,7 +1465,7 @@
         <mc:AlternateContent>
           <mc:Choice Requires="wps">
             <w:drawing>
-              <wp:anchor distT="45720" distB="45720" distL="114300" distR="114300" simplePos="0" relativeHeight="251753472" behindDoc="0" locked="0" layoutInCell="1" allowOverlap="1" wp14:anchorId="137EAFC0" wp14:editId="6821F7B0">
+              <wp:anchor distT="45720" distB="45720" distL="114300" distR="114300" simplePos="0" relativeHeight="251753472" behindDoc="0" locked="0" layoutInCell="1" allowOverlap="1" wp14:anchorId="137EAFC0" wp14:editId="17BA2475">
                 <wp:simplePos x="0" y="0"/>
                 <wp:positionH relativeFrom="column">
                   <wp:posOffset>7974551</wp:posOffset>
@@ -1040,18 +1526,26 @@
                             <w:pPr>
                               <w:spacing w:after="0" w:line="460" w:lineRule="exact"/>
                               <w:rPr>
+                                <w:rFonts w:asciiTheme="minorEastAsia" w:eastAsiaTheme="minorEastAsia" w:hAnsiTheme="minorEastAsia"/>
+                                <w:sz w:val="16"/>
+                                <w:szCs w:val="16"/>
+                              </w:rPr>
+                            </w:pPr>
+                            <w:r>
+                              <w:rPr>
                                 <w:rFonts w:asciiTheme="minorEastAsia" w:eastAsiaTheme="minorEastAsia" w:hAnsiTheme="minorEastAsia" w:hint="eastAsia"/>
                                 <w:sz w:val="16"/>
                                 <w:szCs w:val="16"/>
                               </w:rPr>
-                            </w:pPr>
+                              <w:t>開発終盤に必須機能が不足することが課題でした。そこで、必須機能から着手し、追加機能は完成後に実装するよう開発手順を見直しました。その結果、限られた</w:t>
+                            </w:r>
                             <w:r>
                               <w:rPr>
                                 <w:rFonts w:asciiTheme="minorEastAsia" w:eastAsiaTheme="minorEastAsia" w:hAnsiTheme="minorEastAsia" w:hint="eastAsia"/>
                                 <w:sz w:val="16"/>
                                 <w:szCs w:val="16"/>
                               </w:rPr>
-                              <w:t>開発終盤に必須機能が不足することが課題でした。そこで、必須機能から着手し、追加機能は完成後に実装するよう開発手順を見直しました。その結果、限られた</w:t>
+                              <w:t>期間</w:t>
                             </w:r>
                             <w:r>
                               <w:rPr>
@@ -1059,15 +1553,16 @@
                                 <w:sz w:val="16"/>
                                 <w:szCs w:val="16"/>
                               </w:rPr>
-                              <w:t>期間</w:t>
-                            </w:r>
+                              <w:t>でも優先順位を意識して開発を進められるようになり、ゲームコンテストでは期限までに作品を完成</w:t>
+                            </w:r>
+                            <w:proofErr w:type="gramStart"/>
                             <w:r>
                               <w:rPr>
                                 <w:rFonts w:asciiTheme="minorEastAsia" w:eastAsiaTheme="minorEastAsia" w:hAnsiTheme="minorEastAsia" w:hint="eastAsia"/>
                                 <w:sz w:val="16"/>
                                 <w:szCs w:val="16"/>
                               </w:rPr>
-                              <w:t>でも優先順位を意識して開発を進められるようになり、ゲームコンテストでは期限までに作品を完成させ</w:t>
+                              <w:t>させ</w:t>
                             </w:r>
                             <w:r>
                               <w:rPr>
@@ -1083,7 +1578,24 @@
                                 <w:sz w:val="16"/>
                                 <w:szCs w:val="16"/>
                               </w:rPr>
-                              <w:t>提出できました。この経験から、ゲーム開発は完成度だけではなく、限られた期間で優先順位を考えて開発を進める重要性を学びました。</w:t>
+                              <w:t>る</w:t>
+                            </w:r>
+                            <w:proofErr w:type="gramEnd"/>
+                            <w:r>
+                              <w:rPr>
+                                <w:rFonts w:asciiTheme="minorEastAsia" w:eastAsiaTheme="minorEastAsia" w:hAnsiTheme="minorEastAsia" w:hint="eastAsia"/>
+                                <w:sz w:val="16"/>
+                                <w:szCs w:val="16"/>
+                              </w:rPr>
+                              <w:t>ことができました。</w:t>
+                            </w:r>
+                            <w:r>
+                              <w:rPr>
+                                <w:rFonts w:asciiTheme="minorEastAsia" w:eastAsiaTheme="minorEastAsia" w:hAnsiTheme="minorEastAsia" w:hint="eastAsia"/>
+                                <w:sz w:val="16"/>
+                                <w:szCs w:val="16"/>
+                              </w:rPr>
+                              <w:t>この経験から、ゲーム開発は完成度だけではなく、限られた期間で優先順位を考えて開発を進める重要性を学びました。</w:t>
                             </w:r>
                           </w:p>
                         </w:txbxContent>
@@ -1105,7 +1617,7 @@
           </mc:Choice>
           <mc:Fallback>
             <w:pict>
-              <v:shape w14:anchorId="137EAFC0" id="テキスト ボックス 219" o:spid="_x0000_s1032" type="#_x0000_t202" style="position:absolute;margin-left:627.9pt;margin-top:511.5pt;width:519.65pt;height:97.5pt;z-index:251753472;visibility:visible;mso-wrap-style:square;mso-width-percent:0;mso-height-percent:0;mso-wrap-distance-left:9pt;mso-wrap-distance-top:3.6pt;mso-wrap-distance-right:9pt;mso-wrap-distance-bottom:3.6pt;mso-position-horizontal:absolute;mso-position-horizontal-relative:text;mso-position-vertical:absolute;mso-position-vertical-relative:page;mso-width-percent:0;mso-height-percent:0;mso-width-relative:margin;mso-height-relative:margin;v-text-anchor:top" o:gfxdata="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" filled="f" stroked="f">
+              <v:shape w14:anchorId="137EAFC0" id="テキスト ボックス 219" o:spid="_x0000_s1036" type="#_x0000_t202" style="position:absolute;margin-left:627.9pt;margin-top:511.5pt;width:519.65pt;height:97.5pt;z-index:251753472;visibility:visible;mso-wrap-style:square;mso-width-percent:0;mso-height-percent:0;mso-wrap-distance-left:9pt;mso-wrap-distance-top:3.6pt;mso-wrap-distance-right:9pt;mso-wrap-distance-bottom:3.6pt;mso-position-horizontal:absolute;mso-position-horizontal-relative:text;mso-position-vertical:absolute;mso-position-vertical-relative:page;mso-width-percent:0;mso-height-percent:0;mso-width-relative:margin;mso-height-relative:margin;v-text-anchor:top" o:gfxdata="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" filled="f" stroked="f">
                 <v:textbox inset=",1mm,,0">
                   <w:txbxContent>
                     <w:p>
@@ -1130,18 +1642,26 @@
                       <w:pPr>
                         <w:spacing w:after="0" w:line="460" w:lineRule="exact"/>
                         <w:rPr>
+                          <w:rFonts w:asciiTheme="minorEastAsia" w:eastAsiaTheme="minorEastAsia" w:hAnsiTheme="minorEastAsia"/>
+                          <w:sz w:val="16"/>
+                          <w:szCs w:val="16"/>
+                        </w:rPr>
+                      </w:pPr>
+                      <w:r>
+                        <w:rPr>
                           <w:rFonts w:asciiTheme="minorEastAsia" w:eastAsiaTheme="minorEastAsia" w:hAnsiTheme="minorEastAsia" w:hint="eastAsia"/>
                           <w:sz w:val="16"/>
                           <w:szCs w:val="16"/>
                         </w:rPr>
-                      </w:pPr>
+                        <w:t>開発終盤に必須機能が不足することが課題でした。そこで、必須機能から着手し、追加機能は完成後に実装するよう開発手順を見直しました。その結果、限られた</w:t>
+                      </w:r>
                       <w:r>
                         <w:rPr>
                           <w:rFonts w:asciiTheme="minorEastAsia" w:eastAsiaTheme="minorEastAsia" w:hAnsiTheme="minorEastAsia" w:hint="eastAsia"/>
                           <w:sz w:val="16"/>
                           <w:szCs w:val="16"/>
                         </w:rPr>
-                        <w:t>開発終盤に必須機能が不足することが課題でした。そこで、必須機能から着手し、追加機能は完成後に実装するよう開発手順を見直しました。その結果、限られた</w:t>
+                        <w:t>期間</w:t>
                       </w:r>
                       <w:r>
                         <w:rPr>
@@ -1149,15 +1669,16 @@
                           <w:sz w:val="16"/>
                           <w:szCs w:val="16"/>
                         </w:rPr>
-                        <w:t>期間</w:t>
-                      </w:r>
+                        <w:t>でも優先順位を意識して開発を進められるようになり、ゲームコンテストでは期限までに作品を完成</w:t>
+                      </w:r>
+                      <w:proofErr w:type="gramStart"/>
                       <w:r>
                         <w:rPr>
                           <w:rFonts w:asciiTheme="minorEastAsia" w:eastAsiaTheme="minorEastAsia" w:hAnsiTheme="minorEastAsia" w:hint="eastAsia"/>
                           <w:sz w:val="16"/>
                           <w:szCs w:val="16"/>
                         </w:rPr>
-                        <w:t>でも優先順位を意識して開発を進められるようになり、ゲームコンテストでは期限までに作品を完成させ</w:t>
+                        <w:t>させ</w:t>
                       </w:r>
                       <w:r>
                         <w:rPr>
@@ -1173,7 +1694,24 @@
                           <w:sz w:val="16"/>
                           <w:szCs w:val="16"/>
                         </w:rPr>
-                        <w:t>提出できました。この経験から、ゲーム開発は完成度だけではなく、限られた期間で優先順位を考えて開発を進める重要性を学びました。</w:t>
+                        <w:t>る</w:t>
+                      </w:r>
+                      <w:proofErr w:type="gramEnd"/>
+                      <w:r>
+                        <w:rPr>
+                          <w:rFonts w:asciiTheme="minorEastAsia" w:eastAsiaTheme="minorEastAsia" w:hAnsiTheme="minorEastAsia" w:hint="eastAsia"/>
+                          <w:sz w:val="16"/>
+                          <w:szCs w:val="16"/>
+                        </w:rPr>
+                        <w:t>ことができました。</w:t>
+                      </w:r>
+                      <w:r>
+                        <w:rPr>
+                          <w:rFonts w:asciiTheme="minorEastAsia" w:eastAsiaTheme="minorEastAsia" w:hAnsiTheme="minorEastAsia" w:hint="eastAsia"/>
+                          <w:sz w:val="16"/>
+                          <w:szCs w:val="16"/>
+                        </w:rPr>
+                        <w:t>この経験から、ゲーム開発は完成度だけではなく、限られた期間で優先順位を考えて開発を進める重要性を学びました。</w:t>
                       </w:r>
                     </w:p>
                   </w:txbxContent>
@@ -1191,7 +1729,7 @@
         <mc:AlternateContent>
           <mc:Choice Requires="wps">
             <w:drawing>
-              <wp:anchor distT="45720" distB="45720" distL="114300" distR="114300" simplePos="0" relativeHeight="251745280" behindDoc="0" locked="0" layoutInCell="1" allowOverlap="1" wp14:anchorId="1FB44CA3" wp14:editId="7A27FB4B">
+              <wp:anchor distT="45720" distB="45720" distL="114300" distR="114300" simplePos="0" relativeHeight="251745280" behindDoc="0" locked="0" layoutInCell="1" allowOverlap="1" wp14:anchorId="1FB44CA3" wp14:editId="5B154FD4">
                 <wp:simplePos x="0" y="0"/>
                 <wp:positionH relativeFrom="column">
                   <wp:posOffset>6536365</wp:posOffset>
@@ -1277,7 +1815,7 @@
           </mc:Choice>
           <mc:Fallback>
             <w:pict>
-              <v:shape w14:anchorId="1FB44CA3" id="_x0000_s1033" type="#_x0000_t202" style="position:absolute;margin-left:514.65pt;margin-top:255.35pt;width:45pt;height:22.5pt;z-index:251745280;visibility:visible;mso-wrap-style:square;mso-width-percent:0;mso-height-percent:0;mso-wrap-distance-left:9pt;mso-wrap-distance-top:3.6pt;mso-wrap-distance-right:9pt;mso-wrap-distance-bottom:3.6pt;mso-position-horizontal:absolute;mso-position-horizontal-relative:text;mso-position-vertical:absolute;mso-position-vertical-relative:page;mso-width-percent:0;mso-height-percent:0;mso-width-relative:margin;mso-height-relative:margin;v-text-anchor:top" o:gfxdata="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" filled="f" stroked="f">
+              <v:shape w14:anchorId="1FB44CA3" id="_x0000_s1037" type="#_x0000_t202" style="position:absolute;margin-left:514.65pt;margin-top:255.35pt;width:45pt;height:22.5pt;z-index:251745280;visibility:visible;mso-wrap-style:square;mso-width-percent:0;mso-height-percent:0;mso-wrap-distance-left:9pt;mso-wrap-distance-top:3.6pt;mso-wrap-distance-right:9pt;mso-wrap-distance-bottom:3.6pt;mso-position-horizontal:absolute;mso-position-horizontal-relative:text;mso-position-vertical:absolute;mso-position-vertical-relative:page;mso-width-percent:0;mso-height-percent:0;mso-width-relative:margin;mso-height-relative:margin;v-text-anchor:top" o:gfxdata="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" filled="f" stroked="f">
                 <v:textbox inset="1mm,0,1mm,0">
                   <w:txbxContent>
                     <w:p>
@@ -1326,7 +1864,7 @@
         <mc:AlternateContent>
           <mc:Choice Requires="wps">
             <w:drawing>
-              <wp:anchor distT="45720" distB="45720" distL="114300" distR="114300" simplePos="0" relativeHeight="251726848" behindDoc="0" locked="0" layoutInCell="1" allowOverlap="1" wp14:anchorId="0E4AE629" wp14:editId="6AE073B7">
+              <wp:anchor distT="45720" distB="45720" distL="114300" distR="114300" simplePos="0" relativeHeight="251726848" behindDoc="0" locked="0" layoutInCell="1" allowOverlap="1" wp14:anchorId="0E4AE629" wp14:editId="5BA4621D">
                 <wp:simplePos x="0" y="0"/>
                 <wp:positionH relativeFrom="column">
                   <wp:posOffset>6568263</wp:posOffset>
@@ -1403,7 +1941,7 @@
           </mc:Choice>
           <mc:Fallback>
             <w:pict>
-              <v:shape w14:anchorId="0E4AE629" id="_x0000_s1034" type="#_x0000_t202" style="position:absolute;margin-left:517.2pt;margin-top:195.1pt;width:45pt;height:20.25pt;z-index:251726848;visibility:visible;mso-wrap-style:square;mso-width-percent:0;mso-height-percent:0;mso-wrap-distance-left:9pt;mso-wrap-distance-top:3.6pt;mso-wrap-distance-right:9pt;mso-wrap-distance-bottom:3.6pt;mso-position-horizontal:absolute;mso-position-horizontal-relative:text;mso-position-vertical:absolute;mso-position-vertical-relative:page;mso-width-percent:0;mso-height-percent:0;mso-width-relative:margin;mso-height-relative:margin;v-text-anchor:top" o:gfxdata="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" filled="f" stroked="f">
+              <v:shape w14:anchorId="0E4AE629" id="_x0000_s1038" type="#_x0000_t202" style="position:absolute;margin-left:517.2pt;margin-top:195.1pt;width:45pt;height:20.25pt;z-index:251726848;visibility:visible;mso-wrap-style:square;mso-width-percent:0;mso-height-percent:0;mso-wrap-distance-left:9pt;mso-wrap-distance-top:3.6pt;mso-wrap-distance-right:9pt;mso-wrap-distance-bottom:3.6pt;mso-position-horizontal:absolute;mso-position-horizontal-relative:text;mso-position-vertical:absolute;mso-position-vertical-relative:page;mso-width-percent:0;mso-height-percent:0;mso-width-relative:margin;mso-height-relative:margin;v-text-anchor:top" o:gfxdata="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" filled="f" stroked="f">
                 <v:textbox inset="1mm,0,1mm,0">
                   <w:txbxContent>
                     <w:p>
@@ -1443,7 +1981,7 @@
         <mc:AlternateContent>
           <mc:Choice Requires="wps">
             <w:drawing>
-              <wp:anchor distT="45720" distB="45720" distL="114300" distR="114300" simplePos="0" relativeHeight="251680768" behindDoc="0" locked="0" layoutInCell="1" allowOverlap="1" wp14:anchorId="42A37A84" wp14:editId="3FC41CE8">
+              <wp:anchor distT="45720" distB="45720" distL="114300" distR="114300" simplePos="0" relativeHeight="251680768" behindDoc="0" locked="0" layoutInCell="1" allowOverlap="1" wp14:anchorId="42A37A84" wp14:editId="4C54D42B">
                 <wp:simplePos x="0" y="0"/>
                 <wp:positionH relativeFrom="column">
                   <wp:posOffset>1345565</wp:posOffset>
@@ -1536,7 +2074,7 @@
           </mc:Choice>
           <mc:Fallback>
             <w:pict>
-              <v:shape w14:anchorId="42A37A84" id="_x0000_s1035" type="#_x0000_t202" style="position:absolute;margin-left:105.95pt;margin-top:180.2pt;width:342.75pt;height:24pt;z-index:251680768;visibility:visible;mso-wrap-style:square;mso-width-percent:0;mso-height-percent:0;mso-wrap-distance-left:9pt;mso-wrap-distance-top:3.6pt;mso-wrap-distance-right:9pt;mso-wrap-distance-bottom:3.6pt;mso-position-horizontal:absolute;mso-position-horizontal-relative:text;mso-position-vertical:absolute;mso-position-vertical-relative:page;mso-width-percent:0;mso-height-percent:0;mso-width-relative:margin;mso-height-relative:margin;v-text-anchor:top" o:gfxdata="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" filled="f" stroked="f">
+              <v:shape w14:anchorId="42A37A84" id="_x0000_s1039" type="#_x0000_t202" style="position:absolute;margin-left:105.95pt;margin-top:180.2pt;width:342.75pt;height:24pt;z-index:251680768;visibility:visible;mso-wrap-style:square;mso-width-percent:0;mso-height-percent:0;mso-wrap-distance-left:9pt;mso-wrap-distance-top:3.6pt;mso-wrap-distance-right:9pt;mso-wrap-distance-bottom:3.6pt;mso-position-horizontal:absolute;mso-position-horizontal-relative:text;mso-position-vertical:absolute;mso-position-vertical-relative:page;mso-width-percent:0;mso-height-percent:0;mso-width-relative:margin;mso-height-relative:margin;v-text-anchor:top" o:gfxdata="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" filled="f" stroked="f">
                 <v:textbox>
                   <w:txbxContent>
                     <w:p>
@@ -1592,7 +2130,7 @@
         <mc:AlternateContent>
           <mc:Choice Requires="wps">
             <w:drawing>
-              <wp:anchor distT="45720" distB="45720" distL="114300" distR="114300" simplePos="0" relativeHeight="251682816" behindDoc="0" locked="0" layoutInCell="1" allowOverlap="1" wp14:anchorId="560B136B" wp14:editId="6195B9A2">
+              <wp:anchor distT="45720" distB="45720" distL="114300" distR="114300" simplePos="0" relativeHeight="251682816" behindDoc="0" locked="0" layoutInCell="1" allowOverlap="1" wp14:anchorId="560B136B" wp14:editId="6D5C4318">
                 <wp:simplePos x="0" y="0"/>
                 <wp:positionH relativeFrom="column">
                   <wp:posOffset>1335243</wp:posOffset>
@@ -1694,7 +2232,7 @@
           </mc:Choice>
           <mc:Fallback>
             <w:pict>
-              <v:shape w14:anchorId="560B136B" id="_x0000_s1036" type="#_x0000_t202" style="position:absolute;margin-left:105.15pt;margin-top:239.9pt;width:342.75pt;height:26.25pt;z-index:251682816;visibility:visible;mso-wrap-style:square;mso-width-percent:0;mso-height-percent:0;mso-wrap-distance-left:9pt;mso-wrap-distance-top:3.6pt;mso-wrap-distance-right:9pt;mso-wrap-distance-bottom:3.6pt;mso-position-horizontal:absolute;mso-position-horizontal-relative:text;mso-position-vertical:absolute;mso-position-vertical-relative:page;mso-width-percent:0;mso-height-percent:0;mso-width-relative:margin;mso-height-relative:margin;v-text-anchor:top" o:gfxdata="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" filled="f" stroked="f">
+              <v:shape w14:anchorId="560B136B" id="_x0000_s1040" type="#_x0000_t202" style="position:absolute;margin-left:105.15pt;margin-top:239.9pt;width:342.75pt;height:26.25pt;z-index:251682816;visibility:visible;mso-wrap-style:square;mso-width-percent:0;mso-height-percent:0;mso-wrap-distance-left:9pt;mso-wrap-distance-top:3.6pt;mso-wrap-distance-right:9pt;mso-wrap-distance-bottom:3.6pt;mso-position-horizontal:absolute;mso-position-horizontal-relative:text;mso-position-vertical:absolute;mso-position-vertical-relative:page;mso-width-percent:0;mso-height-percent:0;mso-width-relative:margin;mso-height-relative:margin;v-text-anchor:top" o:gfxdata="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" filled="f" stroked="f">
                 <v:textbox>
                   <w:txbxContent>
                     <w:p>
@@ -1759,7 +2297,7 @@
         <mc:AlternateContent>
           <mc:Choice Requires="wps">
             <w:drawing>
-              <wp:anchor distT="45720" distB="45720" distL="114300" distR="114300" simplePos="0" relativeHeight="251692032" behindDoc="0" locked="0" layoutInCell="1" allowOverlap="1" wp14:anchorId="29E442E8" wp14:editId="47FF7563">
+              <wp:anchor distT="45720" distB="45720" distL="114300" distR="114300" simplePos="0" relativeHeight="251692032" behindDoc="0" locked="0" layoutInCell="1" allowOverlap="1" wp14:anchorId="29E442E8" wp14:editId="0786E8E2">
                 <wp:simplePos x="0" y="0"/>
                 <wp:positionH relativeFrom="column">
                   <wp:posOffset>771525</wp:posOffset>
@@ -1901,7 +2439,7 @@
           </mc:Choice>
           <mc:Fallback>
             <w:pict>
-              <v:shape w14:anchorId="29E442E8" id="_x0000_s1037" type="#_x0000_t202" style="position:absolute;margin-left:60.75pt;margin-top:220pt;width:350.25pt;height:23.05pt;z-index:251692032;visibility:visible;mso-wrap-style:square;mso-width-percent:0;mso-height-percent:0;mso-wrap-distance-left:9pt;mso-wrap-distance-top:3.6pt;mso-wrap-distance-right:9pt;mso-wrap-distance-bottom:3.6pt;mso-position-horizontal:absolute;mso-position-horizontal-relative:text;mso-position-vertical:absolute;mso-position-vertical-relative:page;mso-width-percent:0;mso-height-percent:0;mso-width-relative:margin;mso-height-relative:margin;v-text-anchor:top" o:gfxdata="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" filled="f" stroked="f">
+              <v:shape w14:anchorId="29E442E8" id="_x0000_s1041" type="#_x0000_t202" style="position:absolute;margin-left:60.75pt;margin-top:220pt;width:350.25pt;height:23.05pt;z-index:251692032;visibility:visible;mso-wrap-style:square;mso-width-percent:0;mso-height-percent:0;mso-wrap-distance-left:9pt;mso-wrap-distance-top:3.6pt;mso-wrap-distance-right:9pt;mso-wrap-distance-bottom:3.6pt;mso-position-horizontal:absolute;mso-position-horizontal-relative:text;mso-position-vertical:absolute;mso-position-vertical-relative:page;mso-width-percent:0;mso-height-percent:0;mso-width-relative:margin;mso-height-relative:margin;v-text-anchor:top" o:gfxdata="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" filled="f" stroked="f">
                 <v:textbox>
                   <w:txbxContent>
                     <w:p>
@@ -2006,7 +2544,7 @@
         <mc:AlternateContent>
           <mc:Choice Requires="wps">
             <w:drawing>
-              <wp:anchor distT="45720" distB="45720" distL="114300" distR="114300" simplePos="0" relativeHeight="251694080" behindDoc="0" locked="0" layoutInCell="1" allowOverlap="1" wp14:anchorId="4CC59A22" wp14:editId="2E472245">
+              <wp:anchor distT="45720" distB="45720" distL="114300" distR="114300" simplePos="0" relativeHeight="251694080" behindDoc="0" locked="0" layoutInCell="1" allowOverlap="1" wp14:anchorId="4CC59A22" wp14:editId="5DA0CEA3">
                 <wp:simplePos x="0" y="0"/>
                 <wp:positionH relativeFrom="column">
                   <wp:posOffset>785952</wp:posOffset>
@@ -2156,7 +2694,7 @@
           </mc:Choice>
           <mc:Fallback>
             <w:pict>
-              <v:shape w14:anchorId="4CC59A22" id="_x0000_s1038" type="#_x0000_t202" style="position:absolute;margin-left:61.9pt;margin-top:279.15pt;width:350.25pt;height:24.45pt;z-index:251694080;visibility:visible;mso-wrap-style:square;mso-width-percent:0;mso-height-percent:0;mso-wrap-distance-left:9pt;mso-wrap-distance-top:3.6pt;mso-wrap-distance-right:9pt;mso-wrap-distance-bottom:3.6pt;mso-position-horizontal:absolute;mso-position-horizontal-relative:text;mso-position-vertical:absolute;mso-position-vertical-relative:page;mso-width-percent:0;mso-height-percent:0;mso-width-relative:margin;mso-height-relative:margin;v-text-anchor:top" o:gfxdata="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" filled="f" stroked="f">
+              <v:shape w14:anchorId="4CC59A22" id="_x0000_s1042" type="#_x0000_t202" style="position:absolute;margin-left:61.9pt;margin-top:279.15pt;width:350.25pt;height:24.45pt;z-index:251694080;visibility:visible;mso-wrap-style:square;mso-width-percent:0;mso-height-percent:0;mso-wrap-distance-left:9pt;mso-wrap-distance-top:3.6pt;mso-wrap-distance-right:9pt;mso-wrap-distance-bottom:3.6pt;mso-position-horizontal:absolute;mso-position-horizontal-relative:text;mso-position-vertical:absolute;mso-position-vertical-relative:page;mso-width-percent:0;mso-height-percent:0;mso-width-relative:margin;mso-height-relative:margin;v-text-anchor:top" o:gfxdata="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" filled="f" stroked="f">
                 <v:textbox>
                   <w:txbxContent>
                     <w:p>
@@ -2269,7 +2807,7 @@
         <mc:AlternateContent>
           <mc:Choice Requires="wps">
             <w:drawing>
-              <wp:anchor distT="45720" distB="45720" distL="114300" distR="114300" simplePos="0" relativeHeight="251777024" behindDoc="0" locked="0" layoutInCell="1" allowOverlap="1" wp14:anchorId="7ACB9A98" wp14:editId="79FA7998">
+              <wp:anchor distT="45720" distB="45720" distL="114300" distR="114300" simplePos="0" relativeHeight="251777024" behindDoc="0" locked="0" layoutInCell="1" allowOverlap="1" wp14:anchorId="7ACB9A98" wp14:editId="19D375F2">
                 <wp:simplePos x="0" y="0"/>
                 <wp:positionH relativeFrom="column">
                   <wp:posOffset>1555484</wp:posOffset>
@@ -2375,7 +2913,7 @@
           </mc:Choice>
           <mc:Fallback>
             <w:pict>
-              <v:shape w14:anchorId="7ACB9A98" id="_x0000_s1039" type="#_x0000_t202" style="position:absolute;margin-left:122.5pt;margin-top:259.8pt;width:109.65pt;height:20.65pt;z-index:251777024;visibility:visible;mso-wrap-style:square;mso-width-percent:0;mso-height-percent:0;mso-wrap-distance-left:9pt;mso-wrap-distance-top:3.6pt;mso-wrap-distance-right:9pt;mso-wrap-distance-bottom:3.6pt;mso-position-horizontal:absolute;mso-position-horizontal-relative:text;mso-position-vertical:absolute;mso-position-vertical-relative:page;mso-width-percent:0;mso-height-percent:0;mso-width-relative:margin;mso-height-relative:margin;v-text-anchor:top" o:gfxdata="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" filled="f" stroked="f">
+              <v:shape w14:anchorId="7ACB9A98" id="_x0000_s1043" type="#_x0000_t202" style="position:absolute;margin-left:122.5pt;margin-top:259.8pt;width:109.65pt;height:20.65pt;z-index:251777024;visibility:visible;mso-wrap-style:square;mso-width-percent:0;mso-height-percent:0;mso-wrap-distance-left:9pt;mso-wrap-distance-top:3.6pt;mso-wrap-distance-right:9pt;mso-wrap-distance-bottom:3.6pt;mso-position-horizontal:absolute;mso-position-horizontal-relative:text;mso-position-vertical:absolute;mso-position-vertical-relative:page;mso-width-percent:0;mso-height-percent:0;mso-width-relative:margin;mso-height-relative:margin;v-text-anchor:top" o:gfxdata="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" filled="f" stroked="f">
                 <v:textbox inset="1mm,0,1mm,0">
                   <w:txbxContent>
                     <w:p>
@@ -2441,7 +2979,7 @@
         <mc:AlternateContent>
           <mc:Choice Requires="wps">
             <w:drawing>
-              <wp:anchor distT="50165" distB="45720" distL="114300" distR="114300" simplePos="0" relativeHeight="251774976" behindDoc="0" locked="0" layoutInCell="1" allowOverlap="1" wp14:anchorId="2C8F6AEA" wp14:editId="1917B5D4">
+              <wp:anchor distT="50165" distB="45720" distL="114300" distR="114300" simplePos="0" relativeHeight="251774976" behindDoc="0" locked="0" layoutInCell="1" allowOverlap="1" wp14:anchorId="2C8F6AEA" wp14:editId="24823257">
                 <wp:simplePos x="0" y="0"/>
                 <wp:positionH relativeFrom="column">
                   <wp:posOffset>6622445</wp:posOffset>
@@ -2516,7 +3054,7 @@
           </mc:Choice>
           <mc:Fallback>
             <w:pict>
-              <v:shape w14:anchorId="2C8F6AEA" id="_x0000_s1040" type="#_x0000_t202" style="position:absolute;margin-left:521.45pt;margin-top:641.65pt;width:112.2pt;height:39pt;z-index:251774976;visibility:visible;mso-wrap-style:square;mso-width-percent:0;mso-height-percent:0;mso-wrap-distance-left:9pt;mso-wrap-distance-top:3.95pt;mso-wrap-distance-right:9pt;mso-wrap-distance-bottom:3.6pt;mso-position-horizontal:absolute;mso-position-horizontal-relative:text;mso-position-vertical:absolute;mso-position-vertical-relative:page;mso-width-percent:0;mso-height-percent:0;mso-width-relative:margin;mso-height-relative:margin;v-text-anchor:top" o:gfxdata="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" filled="f" stroked="f">
+              <v:shape w14:anchorId="2C8F6AEA" id="_x0000_s1044" type="#_x0000_t202" style="position:absolute;margin-left:521.45pt;margin-top:641.65pt;width:112.2pt;height:39pt;z-index:251774976;visibility:visible;mso-wrap-style:square;mso-width-percent:0;mso-height-percent:0;mso-wrap-distance-left:9pt;mso-wrap-distance-top:3.95pt;mso-wrap-distance-right:9pt;mso-wrap-distance-bottom:3.6pt;mso-position-horizontal:absolute;mso-position-horizontal-relative:text;mso-position-vertical:absolute;mso-position-vertical-relative:page;mso-width-percent:0;mso-height-percent:0;mso-width-relative:margin;mso-height-relative:margin;v-text-anchor:top" o:gfxdata="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" filled="f" stroked="f">
                 <v:textbox inset=",1mm,,0">
                   <w:txbxContent>
                     <w:p>
@@ -2551,7 +3089,7 @@
         <mc:AlternateContent>
           <mc:Choice Requires="wps">
             <w:drawing>
-              <wp:anchor distT="45720" distB="45720" distL="114300" distR="114300" simplePos="0" relativeHeight="251743232" behindDoc="0" locked="0" layoutInCell="1" allowOverlap="1" wp14:anchorId="56C8384C" wp14:editId="3DA7585D">
+              <wp:anchor distT="45720" distB="45720" distL="114300" distR="114300" simplePos="0" relativeHeight="251743232" behindDoc="0" locked="0" layoutInCell="1" allowOverlap="1" wp14:anchorId="56C8384C" wp14:editId="37C35DF6">
                 <wp:simplePos x="0" y="0"/>
                 <wp:positionH relativeFrom="column">
                   <wp:posOffset>5901424</wp:posOffset>
@@ -2639,7 +3177,7 @@
           </mc:Choice>
           <mc:Fallback>
             <w:pict>
-              <v:shape w14:anchorId="56C8384C" id="_x0000_s1041" type="#_x0000_t202" style="position:absolute;margin-left:464.7pt;margin-top:277.1pt;width:98.8pt;height:21.75pt;z-index:251743232;visibility:visible;mso-wrap-style:square;mso-width-percent:0;mso-height-percent:0;mso-wrap-distance-left:9pt;mso-wrap-distance-top:3.6pt;mso-wrap-distance-right:9pt;mso-wrap-distance-bottom:3.6pt;mso-position-horizontal:absolute;mso-position-horizontal-relative:text;mso-position-vertical:absolute;mso-position-vertical-relative:page;mso-width-percent:0;mso-height-percent:0;mso-width-relative:margin;mso-height-relative:margin;v-text-anchor:top" o:gfxdata="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" filled="f" stroked="f">
+              <v:shape w14:anchorId="56C8384C" id="_x0000_s1045" type="#_x0000_t202" style="position:absolute;margin-left:464.7pt;margin-top:277.1pt;width:98.8pt;height:21.75pt;z-index:251743232;visibility:visible;mso-wrap-style:square;mso-width-percent:0;mso-height-percent:0;mso-wrap-distance-left:9pt;mso-wrap-distance-top:3.6pt;mso-wrap-distance-right:9pt;mso-wrap-distance-bottom:3.6pt;mso-position-horizontal:absolute;mso-position-horizontal-relative:text;mso-position-vertical:absolute;mso-position-vertical-relative:page;mso-width-percent:0;mso-height-percent:0;mso-width-relative:margin;mso-height-relative:margin;v-text-anchor:top" o:gfxdata="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" filled="f" stroked="f">
                 <v:textbox inset="1mm,0,1mm,0">
                   <w:txbxContent>
                     <w:p>
@@ -2690,7 +3228,7 @@
         <mc:AlternateContent>
           <mc:Choice Requires="wps">
             <w:drawing>
-              <wp:anchor distT="45720" distB="45720" distL="114300" distR="114300" simplePos="0" relativeHeight="251724800" behindDoc="0" locked="0" layoutInCell="1" allowOverlap="1" wp14:anchorId="314E8A1C" wp14:editId="57F5B329">
+              <wp:anchor distT="45720" distB="45720" distL="114300" distR="114300" simplePos="0" relativeHeight="251724800" behindDoc="0" locked="0" layoutInCell="1" allowOverlap="1" wp14:anchorId="314E8A1C" wp14:editId="5CF88899">
                 <wp:simplePos x="0" y="0"/>
                 <wp:positionH relativeFrom="column">
                   <wp:posOffset>5879450</wp:posOffset>
@@ -2787,7 +3325,7 @@
           </mc:Choice>
           <mc:Fallback>
             <w:pict>
-              <v:shape w14:anchorId="314E8A1C" id="_x0000_s1042" type="#_x0000_t202" style="position:absolute;margin-left:462.95pt;margin-top:218.05pt;width:111.35pt;height:21pt;z-index:251724800;visibility:visible;mso-wrap-style:square;mso-width-percent:0;mso-height-percent:0;mso-wrap-distance-left:9pt;mso-wrap-distance-top:3.6pt;mso-wrap-distance-right:9pt;mso-wrap-distance-bottom:3.6pt;mso-position-horizontal:absolute;mso-position-horizontal-relative:text;mso-position-vertical:absolute;mso-position-vertical-relative:page;mso-width-percent:0;mso-height-percent:0;mso-width-relative:margin;mso-height-relative:margin;v-text-anchor:top" o:gfxdata="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" filled="f" stroked="f">
+              <v:shape w14:anchorId="314E8A1C" id="_x0000_s1046" type="#_x0000_t202" style="position:absolute;margin-left:462.95pt;margin-top:218.05pt;width:111.35pt;height:21pt;z-index:251724800;visibility:visible;mso-wrap-style:square;mso-width-percent:0;mso-height-percent:0;mso-wrap-distance-left:9pt;mso-wrap-distance-top:3.6pt;mso-wrap-distance-right:9pt;mso-wrap-distance-bottom:3.6pt;mso-position-horizontal:absolute;mso-position-horizontal-relative:text;mso-position-vertical:absolute;mso-position-vertical-relative:page;mso-width-percent:0;mso-height-percent:0;mso-width-relative:margin;mso-height-relative:margin;v-text-anchor:top" o:gfxdata="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" filled="f" stroked="f">
                 <v:textbox inset="1mm,0,1mm,0">
                   <w:txbxContent>
                     <w:p>
@@ -2847,7 +3385,7 @@
         <mc:AlternateContent>
           <mc:Choice Requires="wps">
             <w:drawing>
-              <wp:anchor distT="45720" distB="45720" distL="114300" distR="114300" simplePos="0" relativeHeight="251684864" behindDoc="0" locked="0" layoutInCell="1" allowOverlap="1" wp14:anchorId="30E3D00B" wp14:editId="07E721C3">
+              <wp:anchor distT="45720" distB="45720" distL="114300" distR="114300" simplePos="0" relativeHeight="251684864" behindDoc="0" locked="0" layoutInCell="1" allowOverlap="1" wp14:anchorId="30E3D00B" wp14:editId="459D3471">
                 <wp:simplePos x="0" y="0"/>
                 <wp:positionH relativeFrom="column">
                   <wp:posOffset>1552353</wp:posOffset>
@@ -2962,7 +3500,7 @@
           </mc:Choice>
           <mc:Fallback>
             <w:pict>
-              <v:shape w14:anchorId="30E3D00B" id="_x0000_s1043" type="#_x0000_t202" style="position:absolute;margin-left:122.25pt;margin-top:201.75pt;width:109.65pt;height:20.65pt;z-index:251684864;visibility:visible;mso-wrap-style:square;mso-width-percent:0;mso-height-percent:0;mso-wrap-distance-left:9pt;mso-wrap-distance-top:3.6pt;mso-wrap-distance-right:9pt;mso-wrap-distance-bottom:3.6pt;mso-position-horizontal:absolute;mso-position-horizontal-relative:text;mso-position-vertical:absolute;mso-position-vertical-relative:page;mso-width-percent:0;mso-height-percent:0;mso-width-relative:margin;mso-height-relative:margin;v-text-anchor:top" o:gfxdata="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" filled="f" stroked="f">
+              <v:shape w14:anchorId="30E3D00B" id="_x0000_s1047" type="#_x0000_t202" style="position:absolute;margin-left:122.25pt;margin-top:201.75pt;width:109.65pt;height:20.65pt;z-index:251684864;visibility:visible;mso-wrap-style:square;mso-width-percent:0;mso-height-percent:0;mso-wrap-distance-left:9pt;mso-wrap-distance-top:3.6pt;mso-wrap-distance-right:9pt;mso-wrap-distance-bottom:3.6pt;mso-position-horizontal:absolute;mso-position-horizontal-relative:text;mso-position-vertical:absolute;mso-position-vertical-relative:page;mso-width-percent:0;mso-height-percent:0;mso-width-relative:margin;mso-height-relative:margin;v-text-anchor:top" o:gfxdata="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" filled="f" stroked="f">
                 <v:textbox inset="1mm,0,1mm,0">
                   <w:txbxContent>
                     <w:p>
@@ -3040,7 +3578,7 @@
         <mc:AlternateContent>
           <mc:Choice Requires="wps">
             <w:drawing>
-              <wp:anchor distT="45720" distB="45720" distL="114300" distR="114300" simplePos="0" relativeHeight="251678720" behindDoc="0" locked="0" layoutInCell="1" allowOverlap="1" wp14:anchorId="58197320" wp14:editId="4906DE9A">
+              <wp:anchor distT="45720" distB="45720" distL="114300" distR="114300" simplePos="0" relativeHeight="251678720" behindDoc="0" locked="0" layoutInCell="1" allowOverlap="1" wp14:anchorId="58197320" wp14:editId="3AF1AB3E">
                 <wp:simplePos x="0" y="0"/>
                 <wp:positionH relativeFrom="column">
                   <wp:posOffset>5221723</wp:posOffset>
@@ -3117,7 +3655,7 @@
           </mc:Choice>
           <mc:Fallback>
             <w:pict>
-              <v:shape w14:anchorId="58197320" id="_x0000_s1044" type="#_x0000_t202" style="position:absolute;margin-left:411.15pt;margin-top:159.6pt;width:158.25pt;height:24pt;z-index:251678720;visibility:visible;mso-wrap-style:square;mso-width-percent:0;mso-height-percent:0;mso-wrap-distance-left:9pt;mso-wrap-distance-top:3.6pt;mso-wrap-distance-right:9pt;mso-wrap-distance-bottom:3.6pt;mso-position-horizontal:absolute;mso-position-horizontal-relative:text;mso-position-vertical:absolute;mso-position-vertical-relative:page;mso-width-percent:0;mso-height-percent:0;mso-width-relative:margin;mso-height-relative:margin;v-text-anchor:top" o:gfxdata="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" filled="f" stroked="f">
+              <v:shape w14:anchorId="58197320" id="_x0000_s1048" type="#_x0000_t202" style="position:absolute;margin-left:411.15pt;margin-top:159.6pt;width:158.25pt;height:24pt;z-index:251678720;visibility:visible;mso-wrap-style:square;mso-width-percent:0;mso-height-percent:0;mso-wrap-distance-left:9pt;mso-wrap-distance-top:3.6pt;mso-wrap-distance-right:9pt;mso-wrap-distance-bottom:3.6pt;mso-position-horizontal:absolute;mso-position-horizontal-relative:text;mso-position-vertical:absolute;mso-position-vertical-relative:page;mso-width-percent:0;mso-height-percent:0;mso-width-relative:margin;mso-height-relative:margin;v-text-anchor:top" o:gfxdata="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" filled="f" stroked="f">
                 <v:textbox>
                   <w:txbxContent>
                     <w:p>
@@ -3157,7 +3695,7 @@
         <mc:AlternateContent>
           <mc:Choice Requires="wps">
             <w:drawing>
-              <wp:anchor distT="45720" distB="45720" distL="114300" distR="114300" simplePos="0" relativeHeight="251676672" behindDoc="0" locked="0" layoutInCell="1" allowOverlap="1" wp14:anchorId="29803F0C" wp14:editId="27968C98">
+              <wp:anchor distT="45720" distB="45720" distL="114300" distR="114300" simplePos="0" relativeHeight="251676672" behindDoc="0" locked="0" layoutInCell="1" allowOverlap="1" wp14:anchorId="29803F0C" wp14:editId="64433B58">
                 <wp:simplePos x="0" y="0"/>
                 <wp:positionH relativeFrom="column">
                   <wp:posOffset>1294736</wp:posOffset>
@@ -3234,7 +3772,7 @@
           </mc:Choice>
           <mc:Fallback>
             <w:pict>
-              <v:shape w14:anchorId="29803F0C" id="_x0000_s1045" type="#_x0000_t202" style="position:absolute;margin-left:101.95pt;margin-top:156.75pt;width:253.5pt;height:27pt;z-index:251676672;visibility:visible;mso-wrap-style:square;mso-width-percent:0;mso-height-percent:0;mso-wrap-distance-left:9pt;mso-wrap-distance-top:3.6pt;mso-wrap-distance-right:9pt;mso-wrap-distance-bottom:3.6pt;mso-position-horizontal:absolute;mso-position-horizontal-relative:text;mso-position-vertical:absolute;mso-position-vertical-relative:page;mso-width-percent:0;mso-height-percent:0;mso-width-relative:margin;mso-height-relative:margin;v-text-anchor:top" o:gfxdata="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" filled="f" stroked="f">
+              <v:shape w14:anchorId="29803F0C" id="_x0000_s1049" type="#_x0000_t202" style="position:absolute;margin-left:101.95pt;margin-top:156.75pt;width:253.5pt;height:27pt;z-index:251676672;visibility:visible;mso-wrap-style:square;mso-width-percent:0;mso-height-percent:0;mso-wrap-distance-left:9pt;mso-wrap-distance-top:3.6pt;mso-wrap-distance-right:9pt;mso-wrap-distance-bottom:3.6pt;mso-position-horizontal:absolute;mso-position-horizontal-relative:text;mso-position-vertical:absolute;mso-position-vertical-relative:page;mso-width-percent:0;mso-height-percent:0;mso-width-relative:margin;mso-height-relative:margin;v-text-anchor:top" o:gfxdata="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" filled="f" stroked="f">
                 <v:textbox>
                   <w:txbxContent>
                     <w:p>
@@ -3272,7 +3810,7 @@
         <mc:AlternateContent>
           <mc:Choice Requires="wps">
             <w:drawing>
-              <wp:anchor distT="53975" distB="50165" distL="114300" distR="114300" simplePos="0" relativeHeight="251764736" behindDoc="0" locked="0" layoutInCell="1" allowOverlap="1" wp14:anchorId="3F749C1B" wp14:editId="559C641B">
+              <wp:anchor distT="53975" distB="50165" distL="114300" distR="114300" simplePos="0" relativeHeight="251764736" behindDoc="0" locked="0" layoutInCell="1" allowOverlap="1" wp14:anchorId="3F749C1B" wp14:editId="0248864D">
                 <wp:simplePos x="0" y="0"/>
                 <wp:positionH relativeFrom="column">
                   <wp:posOffset>1000125</wp:posOffset>
@@ -3374,7 +3912,7 @@
           </mc:Choice>
           <mc:Fallback>
             <w:pict>
-              <v:shape w14:anchorId="3F749C1B" id="_x0000_s1046" type="#_x0000_t202" style="position:absolute;margin-left:78.75pt;margin-top:477.3pt;width:105.75pt;height:25.2pt;z-index:251764736;visibility:visible;mso-wrap-style:square;mso-width-percent:0;mso-height-percent:0;mso-wrap-distance-left:9pt;mso-wrap-distance-top:4.25pt;mso-wrap-distance-right:9pt;mso-wrap-distance-bottom:3.95pt;mso-position-horizontal:absolute;mso-position-horizontal-relative:text;mso-position-vertical:absolute;mso-position-vertical-relative:margin;mso-width-percent:0;mso-height-percent:0;mso-width-relative:margin;mso-height-relative:margin;v-text-anchor:top" o:gfxdata="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" filled="f" stroked="f">
+              <v:shape w14:anchorId="3F749C1B" id="_x0000_s1050" type="#_x0000_t202" style="position:absolute;margin-left:78.75pt;margin-top:477.3pt;width:105.75pt;height:25.2pt;z-index:251764736;visibility:visible;mso-wrap-style:square;mso-width-percent:0;mso-height-percent:0;mso-wrap-distance-left:9pt;mso-wrap-distance-top:4.25pt;mso-wrap-distance-right:9pt;mso-wrap-distance-bottom:3.95pt;mso-position-horizontal:absolute;mso-position-horizontal-relative:text;mso-position-vertical:absolute;mso-position-vertical-relative:margin;mso-width-percent:0;mso-height-percent:0;mso-width-relative:margin;mso-height-relative:margin;v-text-anchor:top" o:gfxdata="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" filled="f" stroked="f">
                 <v:textbox inset="2mm,1mm,1mm,0">
                   <w:txbxContent>
                     <w:p>
@@ -3436,7 +3974,7 @@
         <mc:AlternateContent>
           <mc:Choice Requires="wps">
             <w:drawing>
-              <wp:anchor distT="53975" distB="50165" distL="114300" distR="114300" simplePos="0" relativeHeight="251737088" behindDoc="0" locked="0" layoutInCell="1" allowOverlap="1" wp14:anchorId="1507F203" wp14:editId="6BB9452F">
+              <wp:anchor distT="53975" distB="50165" distL="114300" distR="114300" simplePos="0" relativeHeight="251737088" behindDoc="0" locked="0" layoutInCell="1" allowOverlap="1" wp14:anchorId="1507F203" wp14:editId="3354D798">
                 <wp:simplePos x="0" y="0"/>
                 <wp:positionH relativeFrom="column">
                   <wp:posOffset>1000125</wp:posOffset>
@@ -3522,7 +4060,7 @@
           </mc:Choice>
           <mc:Fallback>
             <w:pict>
-              <v:shape w14:anchorId="1507F203" id="_x0000_s1047" type="#_x0000_t202" style="position:absolute;margin-left:78.75pt;margin-top:454.05pt;width:105.75pt;height:25.2pt;z-index:251737088;visibility:visible;mso-wrap-style:square;mso-width-percent:0;mso-height-percent:0;mso-wrap-distance-left:9pt;mso-wrap-distance-top:4.25pt;mso-wrap-distance-right:9pt;mso-wrap-distance-bottom:3.95pt;mso-position-horizontal:absolute;mso-position-horizontal-relative:text;mso-position-vertical:absolute;mso-position-vertical-relative:margin;mso-width-percent:0;mso-height-percent:0;mso-width-relative:margin;mso-height-relative:margin;v-text-anchor:top" o:gfxdata="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" filled="f" stroked="f">
+              <v:shape w14:anchorId="1507F203" id="_x0000_s1051" type="#_x0000_t202" style="position:absolute;margin-left:78.75pt;margin-top:454.05pt;width:105.75pt;height:25.2pt;z-index:251737088;visibility:visible;mso-wrap-style:square;mso-width-percent:0;mso-height-percent:0;mso-wrap-distance-left:9pt;mso-wrap-distance-top:4.25pt;mso-wrap-distance-right:9pt;mso-wrap-distance-bottom:3.95pt;mso-position-horizontal:absolute;mso-position-horizontal-relative:text;mso-position-vertical:absolute;mso-position-vertical-relative:margin;mso-width-percent:0;mso-height-percent:0;mso-width-relative:margin;mso-height-relative:margin;v-text-anchor:top" o:gfxdata="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" filled="f" stroked="f">
                 <v:textbox inset="2mm,1mm,1mm,0">
                   <w:txbxContent>
                     <w:p>
@@ -3568,7 +4106,7 @@
         <mc:AlternateContent>
           <mc:Choice Requires="wps">
             <w:drawing>
-              <wp:anchor distT="53975" distB="50165" distL="114300" distR="114300" simplePos="0" relativeHeight="251735040" behindDoc="0" locked="0" layoutInCell="1" allowOverlap="1" wp14:anchorId="520865B0" wp14:editId="3DA01310">
+              <wp:anchor distT="53975" distB="50165" distL="114300" distR="114300" simplePos="0" relativeHeight="251735040" behindDoc="0" locked="0" layoutInCell="1" allowOverlap="1" wp14:anchorId="520865B0" wp14:editId="58DFAEB9">
                 <wp:simplePos x="0" y="0"/>
                 <wp:positionH relativeFrom="column">
                   <wp:posOffset>1000125</wp:posOffset>
@@ -3686,7 +4224,7 @@
           </mc:Choice>
           <mc:Fallback>
             <w:pict>
-              <v:shape w14:anchorId="520865B0" id="_x0000_s1048" type="#_x0000_t202" style="position:absolute;margin-left:78.75pt;margin-top:429.3pt;width:105.75pt;height:25.2pt;z-index:251735040;visibility:visible;mso-wrap-style:square;mso-width-percent:0;mso-height-percent:0;mso-wrap-distance-left:9pt;mso-wrap-distance-top:4.25pt;mso-wrap-distance-right:9pt;mso-wrap-distance-bottom:3.95pt;mso-position-horizontal:absolute;mso-position-horizontal-relative:text;mso-position-vertical:absolute;mso-position-vertical-relative:margin;mso-width-percent:0;mso-height-percent:0;mso-width-relative:margin;mso-height-relative:margin;v-text-anchor:top" o:gfxdata="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" filled="f" stroked="f">
+              <v:shape w14:anchorId="520865B0" id="_x0000_s1052" type="#_x0000_t202" style="position:absolute;margin-left:78.75pt;margin-top:429.3pt;width:105.75pt;height:25.2pt;z-index:251735040;visibility:visible;mso-wrap-style:square;mso-width-percent:0;mso-height-percent:0;mso-wrap-distance-left:9pt;mso-wrap-distance-top:4.25pt;mso-wrap-distance-right:9pt;mso-wrap-distance-bottom:3.95pt;mso-position-horizontal:absolute;mso-position-horizontal-relative:text;mso-position-vertical:absolute;mso-position-vertical-relative:margin;mso-width-percent:0;mso-height-percent:0;mso-width-relative:margin;mso-height-relative:margin;v-text-anchor:top" o:gfxdata="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" filled="f" stroked="f">
                 <v:textbox inset="2mm,1mm,1mm,0">
                   <w:txbxContent>
                     <w:p>
@@ -3764,7 +4302,7 @@
         <mc:AlternateContent>
           <mc:Choice Requires="wps">
             <w:drawing>
-              <wp:anchor distT="53975" distB="50165" distL="114300" distR="114300" simplePos="0" relativeHeight="251732992" behindDoc="0" locked="0" layoutInCell="1" allowOverlap="1" wp14:anchorId="40C968CF" wp14:editId="4108115F">
+              <wp:anchor distT="53975" distB="50165" distL="114300" distR="114300" simplePos="0" relativeHeight="251732992" behindDoc="0" locked="0" layoutInCell="1" allowOverlap="1" wp14:anchorId="40C968CF" wp14:editId="183ECB26">
                 <wp:simplePos x="0" y="0"/>
                 <wp:positionH relativeFrom="column">
                   <wp:posOffset>1000125</wp:posOffset>
@@ -3874,7 +4412,7 @@
           </mc:Choice>
           <mc:Fallback>
             <w:pict>
-              <v:shape w14:anchorId="40C968CF" id="_x0000_s1049" type="#_x0000_t202" style="position:absolute;margin-left:78.75pt;margin-top:379.8pt;width:105.75pt;height:25.2pt;z-index:251732992;visibility:visible;mso-wrap-style:square;mso-width-percent:0;mso-height-percent:0;mso-wrap-distance-left:9pt;mso-wrap-distance-top:4.25pt;mso-wrap-distance-right:9pt;mso-wrap-distance-bottom:3.95pt;mso-position-horizontal:absolute;mso-position-horizontal-relative:text;mso-position-vertical:absolute;mso-position-vertical-relative:margin;mso-width-percent:0;mso-height-percent:0;mso-width-relative:margin;mso-height-relative:margin;v-text-anchor:top" o:gfxdata="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" filled="f" stroked="f">
+              <v:shape w14:anchorId="40C968CF" id="_x0000_s1053" type="#_x0000_t202" style="position:absolute;margin-left:78.75pt;margin-top:379.8pt;width:105.75pt;height:25.2pt;z-index:251732992;visibility:visible;mso-wrap-style:square;mso-width-percent:0;mso-height-percent:0;mso-wrap-distance-left:9pt;mso-wrap-distance-top:4.25pt;mso-wrap-distance-right:9pt;mso-wrap-distance-bottom:3.95pt;mso-position-horizontal:absolute;mso-position-horizontal-relative:text;mso-position-vertical:absolute;mso-position-vertical-relative:margin;mso-width-percent:0;mso-height-percent:0;mso-width-relative:margin;mso-height-relative:margin;v-text-anchor:top" o:gfxdata="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" filled="f" stroked="f">
                 <v:textbox inset="2mm,1mm,1mm,0">
                   <w:txbxContent>
                     <w:p>
@@ -3944,7 +4482,7 @@
         <mc:AlternateContent>
           <mc:Choice Requires="wps">
             <w:drawing>
-              <wp:anchor distT="53975" distB="50165" distL="114300" distR="114300" simplePos="0" relativeHeight="251730944" behindDoc="0" locked="0" layoutInCell="1" allowOverlap="1" wp14:anchorId="27086507" wp14:editId="6D8F4B11">
+              <wp:anchor distT="53975" distB="50165" distL="114300" distR="114300" simplePos="0" relativeHeight="251730944" behindDoc="0" locked="0" layoutInCell="1" allowOverlap="1" wp14:anchorId="27086507" wp14:editId="3C041F69">
                 <wp:simplePos x="0" y="0"/>
                 <wp:positionH relativeFrom="column">
                   <wp:posOffset>1000125</wp:posOffset>
@@ -4054,7 +4592,7 @@
           </mc:Choice>
           <mc:Fallback>
             <w:pict>
-              <v:shape w14:anchorId="27086507" id="_x0000_s1050" type="#_x0000_t202" style="position:absolute;margin-left:78.75pt;margin-top:403.8pt;width:105.75pt;height:25.2pt;z-index:251730944;visibility:visible;mso-wrap-style:square;mso-width-percent:0;mso-height-percent:0;mso-wrap-distance-left:9pt;mso-wrap-distance-top:4.25pt;mso-wrap-distance-right:9pt;mso-wrap-distance-bottom:3.95pt;mso-position-horizontal:absolute;mso-position-horizontal-relative:text;mso-position-vertical:absolute;mso-position-vertical-relative:margin;mso-width-percent:0;mso-height-percent:0;mso-width-relative:margin;mso-height-relative:margin;v-text-anchor:top" o:gfxdata="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" filled="f" stroked="f">
+              <v:shape w14:anchorId="27086507" id="_x0000_s1054" type="#_x0000_t202" style="position:absolute;margin-left:78.75pt;margin-top:403.8pt;width:105.75pt;height:25.2pt;z-index:251730944;visibility:visible;mso-wrap-style:square;mso-width-percent:0;mso-height-percent:0;mso-wrap-distance-left:9pt;mso-wrap-distance-top:4.25pt;mso-wrap-distance-right:9pt;mso-wrap-distance-bottom:3.95pt;mso-position-horizontal:absolute;mso-position-horizontal-relative:text;mso-position-vertical:absolute;mso-position-vertical-relative:margin;mso-width-percent:0;mso-height-percent:0;mso-width-relative:margin;mso-height-relative:margin;v-text-anchor:top" o:gfxdata="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" filled="f" stroked="f">
                 <v:textbox inset="2mm,1mm,1mm,0">
                   <w:txbxContent>
                     <w:p>
@@ -4124,7 +4662,7 @@
         <mc:AlternateContent>
           <mc:Choice Requires="wps">
             <w:drawing>
-              <wp:anchor distT="53975" distB="50165" distL="114300" distR="114300" simplePos="0" relativeHeight="251728896" behindDoc="0" locked="0" layoutInCell="1" allowOverlap="1" wp14:anchorId="3074B34B" wp14:editId="2D3FB80C">
+              <wp:anchor distT="53975" distB="50165" distL="114300" distR="114300" simplePos="0" relativeHeight="251728896" behindDoc="0" locked="0" layoutInCell="1" allowOverlap="1" wp14:anchorId="3074B34B" wp14:editId="0535D83D">
                 <wp:simplePos x="0" y="0"/>
                 <wp:positionH relativeFrom="column">
                   <wp:posOffset>1000568</wp:posOffset>
@@ -4242,7 +4780,7 @@
           </mc:Choice>
           <mc:Fallback>
             <w:pict>
-              <v:shape w14:anchorId="3074B34B" id="_x0000_s1051" type="#_x0000_t202" style="position:absolute;margin-left:78.8pt;margin-top:355.05pt;width:105.75pt;height:25.2pt;z-index:251728896;visibility:visible;mso-wrap-style:square;mso-width-percent:0;mso-height-percent:0;mso-wrap-distance-left:9pt;mso-wrap-distance-top:4.25pt;mso-wrap-distance-right:9pt;mso-wrap-distance-bottom:3.95pt;mso-position-horizontal:absolute;mso-position-horizontal-relative:text;mso-position-vertical:absolute;mso-position-vertical-relative:margin;mso-width-percent:0;mso-height-percent:0;mso-width-relative:margin;mso-height-relative:margin;v-text-anchor:top" o:gfxdata="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" filled="f" stroked="f">
+              <v:shape w14:anchorId="3074B34B" id="_x0000_s1055" type="#_x0000_t202" style="position:absolute;margin-left:78.8pt;margin-top:355.05pt;width:105.75pt;height:25.2pt;z-index:251728896;visibility:visible;mso-wrap-style:square;mso-width-percent:0;mso-height-percent:0;mso-wrap-distance-left:9pt;mso-wrap-distance-top:4.25pt;mso-wrap-distance-right:9pt;mso-wrap-distance-bottom:3.95pt;mso-position-horizontal:absolute;mso-position-horizontal-relative:text;mso-position-vertical:absolute;mso-position-vertical-relative:margin;mso-width-percent:0;mso-height-percent:0;mso-width-relative:margin;mso-height-relative:margin;v-text-anchor:top" o:gfxdata="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" filled="f" stroked="f">
                 <v:textbox inset="2mm,1mm,1mm,0">
                   <w:txbxContent>
                     <w:p>
@@ -4320,7 +4858,7 @@
         <mc:AlternateContent>
           <mc:Choice Requires="wps">
             <w:drawing>
-              <wp:anchor distT="53975" distB="50165" distL="114300" distR="114300" simplePos="0" relativeHeight="251739136" behindDoc="0" locked="0" layoutInCell="1" allowOverlap="1" wp14:anchorId="47A2FC6C" wp14:editId="00847B5B">
+              <wp:anchor distT="53975" distB="50165" distL="114300" distR="114300" simplePos="0" relativeHeight="251739136" behindDoc="0" locked="0" layoutInCell="1" allowOverlap="1" wp14:anchorId="47A2FC6C" wp14:editId="7DB54E82">
                 <wp:simplePos x="0" y="0"/>
                 <wp:positionH relativeFrom="column">
                   <wp:posOffset>798195</wp:posOffset>
@@ -4446,7 +4984,7 @@
           </mc:Choice>
           <mc:Fallback>
             <w:pict>
-              <v:shape w14:anchorId="47A2FC6C" id="_x0000_s1052" type="#_x0000_t202" style="position:absolute;margin-left:62.85pt;margin-top:550.7pt;width:105.75pt;height:25.2pt;z-index:251739136;visibility:visible;mso-wrap-style:square;mso-width-percent:0;mso-height-percent:0;mso-wrap-distance-left:9pt;mso-wrap-distance-top:4.25pt;mso-wrap-distance-right:9pt;mso-wrap-distance-bottom:3.95pt;mso-position-horizontal:absolute;mso-position-horizontal-relative:text;mso-position-vertical:absolute;mso-position-vertical-relative:margin;mso-width-percent:0;mso-height-percent:0;mso-width-relative:margin;mso-height-relative:margin;v-text-anchor:top" o:gfxdata="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" filled="f" stroked="f">
+              <v:shape w14:anchorId="47A2FC6C" id="_x0000_s1056" type="#_x0000_t202" style="position:absolute;margin-left:62.85pt;margin-top:550.7pt;width:105.75pt;height:25.2pt;z-index:251739136;visibility:visible;mso-wrap-style:square;mso-width-percent:0;mso-height-percent:0;mso-wrap-distance-left:9pt;mso-wrap-distance-top:4.25pt;mso-wrap-distance-right:9pt;mso-wrap-distance-bottom:3.95pt;mso-position-horizontal:absolute;mso-position-horizontal-relative:text;mso-position-vertical:absolute;mso-position-vertical-relative:margin;mso-width-percent:0;mso-height-percent:0;mso-width-relative:margin;mso-height-relative:margin;v-text-anchor:top" o:gfxdata="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" filled="f" stroked="f">
                 <v:textbox inset="2mm,1mm,1mm,0">
                   <w:txbxContent>
                     <w:p>
@@ -4532,7 +5070,7 @@
         <mc:AlternateContent>
           <mc:Choice Requires="wps">
             <w:drawing>
-              <wp:anchor distT="53975" distB="50165" distL="114300" distR="114300" simplePos="0" relativeHeight="251768832" behindDoc="0" locked="0" layoutInCell="1" allowOverlap="1" wp14:anchorId="01107FE8" wp14:editId="757D011C">
+              <wp:anchor distT="53975" distB="50165" distL="114300" distR="114300" simplePos="0" relativeHeight="251768832" behindDoc="0" locked="0" layoutInCell="1" allowOverlap="1" wp14:anchorId="01107FE8" wp14:editId="2F91D3D4">
                 <wp:simplePos x="0" y="0"/>
                 <wp:positionH relativeFrom="column">
                   <wp:posOffset>787400</wp:posOffset>
@@ -4634,7 +5172,7 @@
           </mc:Choice>
           <mc:Fallback>
             <w:pict>
-              <v:shape w14:anchorId="01107FE8" id="_x0000_s1053" type="#_x0000_t202" style="position:absolute;margin-left:62pt;margin-top:574.65pt;width:105.75pt;height:25.2pt;z-index:251768832;visibility:visible;mso-wrap-style:square;mso-width-percent:0;mso-height-percent:0;mso-wrap-distance-left:9pt;mso-wrap-distance-top:4.25pt;mso-wrap-distance-right:9pt;mso-wrap-distance-bottom:3.95pt;mso-position-horizontal:absolute;mso-position-horizontal-relative:text;mso-position-vertical:absolute;mso-position-vertical-relative:margin;mso-width-percent:0;mso-height-percent:0;mso-width-relative:margin;mso-height-relative:margin;v-text-anchor:top" o:gfxdata="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" filled="f" stroked="f">
+              <v:shape w14:anchorId="01107FE8" id="_x0000_s1057" type="#_x0000_t202" style="position:absolute;margin-left:62pt;margin-top:574.65pt;width:105.75pt;height:25.2pt;z-index:251768832;visibility:visible;mso-wrap-style:square;mso-width-percent:0;mso-height-percent:0;mso-wrap-distance-left:9pt;mso-wrap-distance-top:4.25pt;mso-wrap-distance-right:9pt;mso-wrap-distance-bottom:3.95pt;mso-position-horizontal:absolute;mso-position-horizontal-relative:text;mso-position-vertical:absolute;mso-position-vertical-relative:margin;mso-width-percent:0;mso-height-percent:0;mso-width-relative:margin;mso-height-relative:margin;v-text-anchor:top" o:gfxdata="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" filled="f" stroked="f">
                 <v:textbox inset="2mm,1mm,1mm,0">
                   <w:txbxContent>
                     <w:p>
@@ -4696,7 +5234,7 @@
         <mc:AlternateContent>
           <mc:Choice Requires="wps">
             <w:drawing>
-              <wp:anchor distT="53975" distB="50165" distL="114300" distR="114300" simplePos="0" relativeHeight="251772928" behindDoc="0" locked="0" layoutInCell="1" allowOverlap="1" wp14:anchorId="4DEBAD7D" wp14:editId="57A09212">
+              <wp:anchor distT="53975" distB="50165" distL="114300" distR="114300" simplePos="0" relativeHeight="251772928" behindDoc="0" locked="0" layoutInCell="1" allowOverlap="1" wp14:anchorId="4DEBAD7D" wp14:editId="08783693">
                 <wp:simplePos x="0" y="0"/>
                 <wp:positionH relativeFrom="column">
                   <wp:posOffset>786913</wp:posOffset>
@@ -4790,7 +5328,7 @@
           </mc:Choice>
           <mc:Fallback>
             <w:pict>
-              <v:shape w14:anchorId="4DEBAD7D" id="_x0000_s1054" type="#_x0000_t202" style="position:absolute;margin-left:61.95pt;margin-top:598.95pt;width:105.75pt;height:25.2pt;z-index:251772928;visibility:visible;mso-wrap-style:square;mso-width-percent:0;mso-height-percent:0;mso-wrap-distance-left:9pt;mso-wrap-distance-top:4.25pt;mso-wrap-distance-right:9pt;mso-wrap-distance-bottom:3.95pt;mso-position-horizontal:absolute;mso-position-horizontal-relative:text;mso-position-vertical:absolute;mso-position-vertical-relative:margin;mso-width-percent:0;mso-height-percent:0;mso-width-relative:margin;mso-height-relative:margin;v-text-anchor:top" o:gfxdata="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" filled="f" stroked="f">
+              <v:shape w14:anchorId="4DEBAD7D" id="_x0000_s1058" type="#_x0000_t202" style="position:absolute;margin-left:61.95pt;margin-top:598.95pt;width:105.75pt;height:25.2pt;z-index:251772928;visibility:visible;mso-wrap-style:square;mso-width-percent:0;mso-height-percent:0;mso-wrap-distance-left:9pt;mso-wrap-distance-top:4.25pt;mso-wrap-distance-right:9pt;mso-wrap-distance-bottom:3.95pt;mso-position-horizontal:absolute;mso-position-horizontal-relative:text;mso-position-vertical:absolute;mso-position-vertical-relative:margin;mso-width-percent:0;mso-height-percent:0;mso-width-relative:margin;mso-height-relative:margin;v-text-anchor:top" o:gfxdata="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" filled="f" stroked="f">
                 <v:textbox inset="2mm,1mm,1mm,0">
                   <w:txbxContent>
                     <w:p>
@@ -4842,7 +5380,7 @@
           <w:noProof/>
         </w:rPr>
         <w:drawing>
-          <wp:anchor distT="0" distB="0" distL="114300" distR="114300" simplePos="0" relativeHeight="251658240" behindDoc="0" locked="0" layoutInCell="1" allowOverlap="1" wp14:anchorId="713B85EE" wp14:editId="4610AE81">
+          <wp:anchor distT="0" distB="0" distL="114300" distR="114300" simplePos="0" relativeHeight="251658240" behindDoc="0" locked="0" layoutInCell="1" allowOverlap="1" wp14:anchorId="713B85EE" wp14:editId="06D24E9E">
             <wp:simplePos x="0" y="0"/>
             <wp:positionH relativeFrom="margin">
               <wp:posOffset>89862</wp:posOffset>
@@ -4905,7 +5443,7 @@
         <mc:AlternateContent>
           <mc:Choice Requires="wps">
             <w:drawing>
-              <wp:anchor distT="50165" distB="45720" distL="114300" distR="114300" simplePos="0" relativeHeight="251770880" behindDoc="0" locked="0" layoutInCell="1" allowOverlap="1" wp14:anchorId="64C3C14B" wp14:editId="09036F45">
+              <wp:anchor distT="50165" distB="45720" distL="114300" distR="114300" simplePos="0" relativeHeight="251770880" behindDoc="0" locked="0" layoutInCell="1" allowOverlap="1" wp14:anchorId="64C3C14B" wp14:editId="4D1EB321">
                 <wp:simplePos x="0" y="0"/>
                 <wp:positionH relativeFrom="column">
                   <wp:posOffset>2114550</wp:posOffset>
@@ -4994,7 +5532,7 @@
           </mc:Choice>
           <mc:Fallback>
             <w:pict>
-              <v:shape w14:anchorId="64C3C14B" id="_x0000_s1055" type="#_x0000_t202" style="position:absolute;margin-left:166.5pt;margin-top:603.75pt;width:402.7pt;height:39pt;z-index:251770880;visibility:visible;mso-wrap-style:square;mso-width-percent:0;mso-height-percent:0;mso-wrap-distance-left:9pt;mso-wrap-distance-top:3.95pt;mso-wrap-distance-right:9pt;mso-wrap-distance-bottom:3.6pt;mso-position-horizontal:absolute;mso-position-horizontal-relative:text;mso-position-vertical:absolute;mso-position-vertical-relative:page;mso-width-percent:0;mso-height-percent:0;mso-width-relative:margin;mso-height-relative:margin;v-text-anchor:top" o:gfxdata="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" filled="f" stroked="f">
+              <v:shape w14:anchorId="64C3C14B" id="_x0000_s1059" type="#_x0000_t202" style="position:absolute;margin-left:166.5pt;margin-top:603.75pt;width:402.7pt;height:39pt;z-index:251770880;visibility:visible;mso-wrap-style:square;mso-width-percent:0;mso-height-percent:0;mso-wrap-distance-left:9pt;mso-wrap-distance-top:3.95pt;mso-wrap-distance-right:9pt;mso-wrap-distance-bottom:3.6pt;mso-position-horizontal:absolute;mso-position-horizontal-relative:text;mso-position-vertical:absolute;mso-position-vertical-relative:page;mso-width-percent:0;mso-height-percent:0;mso-width-relative:margin;mso-height-relative:margin;v-text-anchor:top" o:gfxdata="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" filled="f" stroked="f">
                 <v:textbox inset=",1mm,,0">
                   <w:txbxContent>
                     <w:p>
@@ -5043,7 +5581,7 @@
         <mc:AlternateContent>
           <mc:Choice Requires="wps">
             <w:drawing>
-              <wp:anchor distT="50165" distB="45720" distL="114300" distR="114300" simplePos="0" relativeHeight="251710464" behindDoc="0" locked="0" layoutInCell="1" allowOverlap="1" wp14:anchorId="1FB97093" wp14:editId="18CA6EB4">
+              <wp:anchor distT="50165" distB="45720" distL="114300" distR="114300" simplePos="0" relativeHeight="251710464" behindDoc="0" locked="0" layoutInCell="1" allowOverlap="1" wp14:anchorId="1FB97093" wp14:editId="2DCAC784">
                 <wp:simplePos x="0" y="0"/>
                 <wp:positionH relativeFrom="column">
                   <wp:posOffset>1952625</wp:posOffset>
@@ -5119,7 +5657,7 @@
           </mc:Choice>
           <mc:Fallback>
             <w:pict>
-              <v:shape w14:anchorId="1FB97093" id="_x0000_s1056" type="#_x0000_t202" style="position:absolute;margin-left:153.75pt;margin-top:519pt;width:402.7pt;height:39.75pt;z-index:251710464;visibility:visible;mso-wrap-style:square;mso-width-percent:0;mso-height-percent:0;mso-wrap-distance-left:9pt;mso-wrap-distance-top:3.95pt;mso-wrap-distance-right:9pt;mso-wrap-distance-bottom:3.6pt;mso-position-horizontal:absolute;mso-position-horizontal-relative:text;mso-position-vertical:absolute;mso-position-vertical-relative:page;mso-width-percent:0;mso-height-percent:0;mso-width-relative:margin;mso-height-relative:margin;v-text-anchor:top" o:gfxdata="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" filled="f" stroked="f">
+              <v:shape w14:anchorId="1FB97093" id="_x0000_s1060" type="#_x0000_t202" style="position:absolute;margin-left:153.75pt;margin-top:519pt;width:402.7pt;height:39.75pt;z-index:251710464;visibility:visible;mso-wrap-style:square;mso-width-percent:0;mso-height-percent:0;mso-wrap-distance-left:9pt;mso-wrap-distance-top:3.95pt;mso-wrap-distance-right:9pt;mso-wrap-distance-bottom:3.6pt;mso-position-horizontal:absolute;mso-position-horizontal-relative:text;mso-position-vertical:absolute;mso-position-vertical-relative:page;mso-width-percent:0;mso-height-percent:0;mso-width-relative:margin;mso-height-relative:margin;v-text-anchor:top" o:gfxdata="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" filled="f" stroked="f">
                 <v:textbox inset=",1mm,,0">
                   <w:txbxContent>
                     <w:p>
@@ -5156,7 +5694,7 @@
         <mc:AlternateContent>
           <mc:Choice Requires="wps">
             <w:drawing>
-              <wp:anchor distT="50165" distB="45720" distL="114300" distR="114300" simplePos="0" relativeHeight="251763712" behindDoc="0" locked="0" layoutInCell="1" allowOverlap="1" wp14:anchorId="20E86097" wp14:editId="29059D8C">
+              <wp:anchor distT="50165" distB="45720" distL="114300" distR="114300" simplePos="0" relativeHeight="251763712" behindDoc="0" locked="0" layoutInCell="1" allowOverlap="1" wp14:anchorId="20E86097" wp14:editId="5754D437">
                 <wp:simplePos x="0" y="0"/>
                 <wp:positionH relativeFrom="column">
                   <wp:posOffset>2047875</wp:posOffset>
@@ -5209,15 +5747,7 @@
                                 <w:sz w:val="28"/>
                                 <w:szCs w:val="28"/>
                               </w:rPr>
-                              <w:t>ASO</w:t>
-                            </w:r>
-                            <w:r>
-                              <w:rPr>
-                                <w:rFonts w:ascii="ＭＳ 明朝" w:eastAsia="ＭＳ 明朝" w:hAnsi="ＭＳ 明朝" w:hint="eastAsia"/>
-                                <w:sz w:val="28"/>
-                                <w:szCs w:val="28"/>
-                              </w:rPr>
-                              <w:t>ポップカルチャー</w:t>
+                              <w:t>ASOポップカルチャー</w:t>
                             </w:r>
                             <w:r>
                               <w:rPr>
@@ -5271,7 +5801,7 @@
           </mc:Choice>
           <mc:Fallback>
             <w:pict>
-              <v:shape w14:anchorId="20E86097" id="_x0000_s1057" type="#_x0000_t202" style="position:absolute;margin-left:161.25pt;margin-top:471pt;width:402.7pt;height:36pt;z-index:251763712;visibility:visible;mso-wrap-style:square;mso-width-percent:0;mso-height-percent:0;mso-wrap-distance-left:9pt;mso-wrap-distance-top:3.95pt;mso-wrap-distance-right:9pt;mso-wrap-distance-bottom:3.6pt;mso-position-horizontal:absolute;mso-position-horizontal-relative:text;mso-position-vertical:absolute;mso-position-vertical-relative:page;mso-width-percent:0;mso-height-percent:0;mso-width-relative:margin;mso-height-relative:margin;v-text-anchor:top" o:gfxdata="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" filled="f" stroked="f">
+              <v:shape w14:anchorId="20E86097" id="_x0000_s1061" type="#_x0000_t202" style="position:absolute;margin-left:161.25pt;margin-top:471pt;width:402.7pt;height:36pt;z-index:251763712;visibility:visible;mso-wrap-style:square;mso-width-percent:0;mso-height-percent:0;mso-wrap-distance-left:9pt;mso-wrap-distance-top:3.95pt;mso-wrap-distance-right:9pt;mso-wrap-distance-bottom:3.6pt;mso-position-horizontal:absolute;mso-position-horizontal-relative:text;mso-position-vertical:absolute;mso-position-vertical-relative:page;mso-width-percent:0;mso-height-percent:0;mso-width-relative:margin;mso-height-relative:margin;v-text-anchor:top" o:gfxdata="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" filled="f" stroked="f">
                 <v:textbox inset=",1mm,,0">
                   <w:txbxContent>
                     <w:p>
@@ -5288,15 +5818,7 @@
                           <w:sz w:val="28"/>
                           <w:szCs w:val="28"/>
                         </w:rPr>
-                        <w:t>ASO</w:t>
-                      </w:r>
-                      <w:r>
-                        <w:rPr>
-                          <w:rFonts w:ascii="ＭＳ 明朝" w:eastAsia="ＭＳ 明朝" w:hAnsi="ＭＳ 明朝" w:hint="eastAsia"/>
-                          <w:sz w:val="28"/>
-                          <w:szCs w:val="28"/>
-                        </w:rPr>
-                        <w:t>ポップカルチャー</w:t>
+                        <w:t>ASOポップカルチャー</w:t>
                       </w:r>
                       <w:r>
                         <w:rPr>
@@ -5346,7 +5868,7 @@
         <mc:AlternateContent>
           <mc:Choice Requires="wps">
             <w:drawing>
-              <wp:anchor distT="50165" distB="45720" distL="114300" distR="114300" simplePos="0" relativeHeight="251696128" behindDoc="0" locked="0" layoutInCell="1" allowOverlap="1" wp14:anchorId="3211F048" wp14:editId="5779D980">
+              <wp:anchor distT="50165" distB="45720" distL="114300" distR="114300" simplePos="0" relativeHeight="251696128" behindDoc="0" locked="0" layoutInCell="1" allowOverlap="1" wp14:anchorId="3211F048" wp14:editId="6C5E23D6">
                 <wp:simplePos x="0" y="0"/>
                 <wp:positionH relativeFrom="column">
                   <wp:posOffset>2011045</wp:posOffset>
@@ -5445,7 +5967,7 @@
           </mc:Choice>
           <mc:Fallback>
             <w:pict>
-              <v:shape w14:anchorId="3211F048" id="_x0000_s1058" type="#_x0000_t202" style="position:absolute;margin-left:158.35pt;margin-top:592.5pt;width:402.7pt;height:33pt;z-index:251696128;visibility:visible;mso-wrap-style:square;mso-width-percent:0;mso-height-percent:0;mso-wrap-distance-left:9pt;mso-wrap-distance-top:3.95pt;mso-wrap-distance-right:9pt;mso-wrap-distance-bottom:3.6pt;mso-position-horizontal:absolute;mso-position-horizontal-relative:text;mso-position-vertical:absolute;mso-position-vertical-relative:page;mso-width-percent:0;mso-height-percent:0;mso-width-relative:margin;mso-height-relative:margin;v-text-anchor:top" o:gfxdata="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" filled="f" stroked="f">
+              <v:shape w14:anchorId="3211F048" id="_x0000_s1062" type="#_x0000_t202" style="position:absolute;margin-left:158.35pt;margin-top:592.5pt;width:402.7pt;height:33pt;z-index:251696128;visibility:visible;mso-wrap-style:square;mso-width-percent:0;mso-height-percent:0;mso-wrap-distance-left:9pt;mso-wrap-distance-top:3.95pt;mso-wrap-distance-right:9pt;mso-wrap-distance-bottom:3.6pt;mso-position-horizontal:absolute;mso-position-horizontal-relative:text;mso-position-vertical:absolute;mso-position-vertical-relative:page;mso-width-percent:0;mso-height-percent:0;mso-width-relative:margin;mso-height-relative:margin;v-text-anchor:top" o:gfxdata="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" filled="f" stroked="f">
                 <v:textbox inset=",1mm,,0">
                   <w:txbxContent>
                     <w:p>
@@ -5504,7 +6026,7 @@
         <mc:AlternateContent>
           <mc:Choice Requires="wps">
             <w:drawing>
-              <wp:anchor distT="53975" distB="50165" distL="114300" distR="114300" simplePos="0" relativeHeight="251741184" behindDoc="0" locked="0" layoutInCell="1" allowOverlap="1" wp14:anchorId="5ACD8D62" wp14:editId="23889F53">
+              <wp:anchor distT="53975" distB="50165" distL="114300" distR="114300" simplePos="0" relativeHeight="251741184" behindDoc="0" locked="0" layoutInCell="1" allowOverlap="1" wp14:anchorId="5ACD8D62" wp14:editId="7291AB1F">
                 <wp:simplePos x="0" y="0"/>
                 <wp:positionH relativeFrom="column">
                   <wp:posOffset>866775</wp:posOffset>
@@ -5582,7 +6104,7 @@
           </mc:Choice>
           <mc:Fallback>
             <w:pict>
-              <v:shape w14:anchorId="5ACD8D62" id="_x0000_s1059" type="#_x0000_t202" style="position:absolute;margin-left:68.25pt;margin-top:574.15pt;width:105.75pt;height:25.2pt;z-index:251741184;visibility:visible;mso-wrap-style:square;mso-width-percent:0;mso-height-percent:0;mso-wrap-distance-left:9pt;mso-wrap-distance-top:4.25pt;mso-wrap-distance-right:9pt;mso-wrap-distance-bottom:3.95pt;mso-position-horizontal:absolute;mso-position-horizontal-relative:text;mso-position-vertical:absolute;mso-position-vertical-relative:margin;mso-width-percent:0;mso-height-percent:0;mso-width-relative:margin;mso-height-relative:margin;v-text-anchor:top" o:gfxdata="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" filled="f" stroked="f">
+              <v:shape w14:anchorId="5ACD8D62" id="_x0000_s1063" type="#_x0000_t202" style="position:absolute;margin-left:68.25pt;margin-top:574.15pt;width:105.75pt;height:25.2pt;z-index:251741184;visibility:visible;mso-wrap-style:square;mso-width-percent:0;mso-height-percent:0;mso-wrap-distance-left:9pt;mso-wrap-distance-top:4.25pt;mso-wrap-distance-right:9pt;mso-wrap-distance-bottom:3.95pt;mso-position-horizontal:absolute;mso-position-horizontal-relative:text;mso-position-vertical:absolute;mso-position-vertical-relative:margin;mso-width-percent:0;mso-height-percent:0;mso-width-relative:margin;mso-height-relative:margin;v-text-anchor:top" o:gfxdata="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" filled="f" stroked="f">
                 <v:textbox inset="2mm,1mm,1mm,0">
                   <w:txbxContent>
                     <w:p>
@@ -5620,145 +6142,7 @@
         <mc:AlternateContent>
           <mc:Choice Requires="wps">
             <w:drawing>
-              <wp:anchor distT="45720" distB="45720" distL="114300" distR="114300" simplePos="0" relativeHeight="251674624" behindDoc="0" locked="0" layoutInCell="1" allowOverlap="1" wp14:anchorId="424892F7" wp14:editId="239C665B">
-                <wp:simplePos x="0" y="0"/>
-                <wp:positionH relativeFrom="column">
-                  <wp:posOffset>3409950</wp:posOffset>
-                </wp:positionH>
-                <wp:positionV relativeFrom="page">
-                  <wp:posOffset>1590675</wp:posOffset>
-                </wp:positionV>
-                <wp:extent cx="495300" cy="419100"/>
-                <wp:effectExtent l="0" t="0" r="0" b="0"/>
-                <wp:wrapSquare wrapText="bothSides"/>
-                <wp:docPr id="5" name="テキスト ボックス 2"/>
-                <wp:cNvGraphicFramePr>
-                  <a:graphicFrameLocks xmlns:a="http://schemas.openxmlformats.org/drawingml/2006/main"/>
-                </wp:cNvGraphicFramePr>
-                <a:graphic xmlns:a="http://schemas.openxmlformats.org/drawingml/2006/main">
-                  <a:graphicData uri="http://schemas.microsoft.com/office/word/2010/wordprocessingShape">
-                    <wps:wsp>
-                      <wps:cNvSpPr txBox="1">
-                        <a:spLocks noChangeArrowheads="1"/>
-                      </wps:cNvSpPr>
-                      <wps:spPr bwMode="auto">
-                        <a:xfrm>
-                          <a:off x="0" y="0"/>
-                          <a:ext cx="495300" cy="419100"/>
-                        </a:xfrm>
-                        <a:prstGeom prst="rect">
-                          <a:avLst/>
-                        </a:prstGeom>
-                        <a:noFill/>
-                        <a:ln w="9525">
-                          <a:noFill/>
-                          <a:miter lim="800000"/>
-                          <a:headEnd/>
-                          <a:tailEnd/>
-                        </a:ln>
-                      </wps:spPr>
-                      <wps:txbx>
-                        <w:txbxContent>
-                          <w:p>
-                            <w:pPr>
-                              <w:ind w:firstLineChars="50" w:firstLine="170"/>
-                              <w:rPr>
-                                <w:rFonts w:asciiTheme="minorEastAsia" w:hAnsiTheme="minorEastAsia"/>
-                                <w:spacing w:val="60"/>
-                              </w:rPr>
-                            </w:pPr>
-                            <w:r>
-                              <w:rPr>
-                                <w:rFonts w:asciiTheme="minorEastAsia" w:eastAsiaTheme="minorEastAsia" w:hAnsiTheme="minorEastAsia"/>
-                                <w:spacing w:val="60"/>
-                              </w:rPr>
-                              <w:t>2</w:t>
-                            </w:r>
-                            <w:r>
-                              <w:rPr>
-                                <w:rFonts w:asciiTheme="minorEastAsia" w:hAnsiTheme="minorEastAsia"/>
-                                <w:spacing w:val="60"/>
-                              </w:rPr>
-                              <w:t>0</w:t>
-                            </w:r>
-                          </w:p>
-                          <w:p>
-                            <w:pPr>
-                              <w:rPr>
-                                <w:rFonts w:asciiTheme="minorEastAsia" w:eastAsiaTheme="minorEastAsia" w:hAnsiTheme="minorEastAsia"/>
-                                <w:spacing w:val="60"/>
-                              </w:rPr>
-                            </w:pPr>
-                          </w:p>
-                        </w:txbxContent>
-                      </wps:txbx>
-                      <wps:bodyPr rot="0" vert="horz" wrap="square" lIns="36000" tIns="45720" rIns="36000" bIns="45720" anchor="t" anchorCtr="0">
-                        <a:noAutofit/>
-                      </wps:bodyPr>
-                    </wps:wsp>
-                  </a:graphicData>
-                </a:graphic>
-                <wp14:sizeRelH relativeFrom="margin">
-                  <wp14:pctWidth>0</wp14:pctWidth>
-                </wp14:sizeRelH>
-                <wp14:sizeRelV relativeFrom="margin">
-                  <wp14:pctHeight>0</wp14:pctHeight>
-                </wp14:sizeRelV>
-              </wp:anchor>
-            </w:drawing>
-          </mc:Choice>
-          <mc:Fallback>
-            <w:pict>
-              <v:shape w14:anchorId="424892F7" id="_x0000_s1060" type="#_x0000_t202" style="position:absolute;margin-left:268.5pt;margin-top:125.25pt;width:39pt;height:33pt;z-index:251674624;visibility:visible;mso-wrap-style:square;mso-width-percent:0;mso-height-percent:0;mso-wrap-distance-left:9pt;mso-wrap-distance-top:3.6pt;mso-wrap-distance-right:9pt;mso-wrap-distance-bottom:3.6pt;mso-position-horizontal:absolute;mso-position-horizontal-relative:text;mso-position-vertical:absolute;mso-position-vertical-relative:page;mso-width-percent:0;mso-height-percent:0;mso-width-relative:margin;mso-height-relative:margin;v-text-anchor:top" o:gfxdata="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" filled="f" stroked="f">
-                <v:textbox inset="1mm,,1mm">
-                  <w:txbxContent>
-                    <w:p>
-                      <w:pPr>
-                        <w:ind w:firstLineChars="50" w:firstLine="170"/>
-                        <w:rPr>
-                          <w:rFonts w:asciiTheme="minorEastAsia" w:hAnsiTheme="minorEastAsia"/>
-                          <w:spacing w:val="60"/>
-                        </w:rPr>
-                      </w:pPr>
-                      <w:r>
-                        <w:rPr>
-                          <w:rFonts w:asciiTheme="minorEastAsia" w:eastAsiaTheme="minorEastAsia" w:hAnsiTheme="minorEastAsia"/>
-                          <w:spacing w:val="60"/>
-                        </w:rPr>
-                        <w:t>2</w:t>
-                      </w:r>
-                      <w:r>
-                        <w:rPr>
-                          <w:rFonts w:asciiTheme="minorEastAsia" w:hAnsiTheme="minorEastAsia"/>
-                          <w:spacing w:val="60"/>
-                        </w:rPr>
-                        <w:t>0</w:t>
-                      </w:r>
-                    </w:p>
-                    <w:p>
-                      <w:pPr>
-                        <w:rPr>
-                          <w:rFonts w:asciiTheme="minorEastAsia" w:eastAsiaTheme="minorEastAsia" w:hAnsiTheme="minorEastAsia"/>
-                          <w:spacing w:val="60"/>
-                        </w:rPr>
-                      </w:pPr>
-                    </w:p>
-                  </w:txbxContent>
-                </v:textbox>
-                <w10:wrap type="square" anchory="page"/>
-              </v:shape>
-            </w:pict>
-          </mc:Fallback>
-        </mc:AlternateContent>
-      </w:r>
-      <w:r>
-        <w:rPr>
-          <w:noProof/>
-        </w:rPr>
-        <mc:AlternateContent>
-          <mc:Choice Requires="wps">
-            <w:drawing>
-              <wp:anchor distT="45720" distB="45720" distL="114300" distR="114300" simplePos="0" relativeHeight="251668480" behindDoc="0" locked="0" layoutInCell="1" allowOverlap="1" wp14:anchorId="353EAC70" wp14:editId="420F7DA3">
+              <wp:anchor distT="45720" distB="45720" distL="114300" distR="114300" simplePos="0" relativeHeight="251668480" behindDoc="0" locked="0" layoutInCell="1" allowOverlap="1" wp14:anchorId="353EAC70" wp14:editId="595EB122">
                 <wp:simplePos x="0" y="0"/>
                 <wp:positionH relativeFrom="column">
                   <wp:posOffset>971550</wp:posOffset>
@@ -5846,7 +6230,7 @@
           </mc:Choice>
           <mc:Fallback>
             <w:pict>
-              <v:shape w14:anchorId="353EAC70" id="_x0000_s1061" type="#_x0000_t202" style="position:absolute;margin-left:76.5pt;margin-top:125.25pt;width:47.25pt;height:33pt;z-index:251668480;visibility:visible;mso-wrap-style:square;mso-width-percent:0;mso-height-percent:0;mso-wrap-distance-left:9pt;mso-wrap-distance-top:3.6pt;mso-wrap-distance-right:9pt;mso-wrap-distance-bottom:3.6pt;mso-position-horizontal:absolute;mso-position-horizontal-relative:text;mso-position-vertical:absolute;mso-position-vertical-relative:page;mso-width-percent:0;mso-height-percent:0;mso-width-relative:margin;mso-height-relative:margin;v-text-anchor:top" o:gfxdata="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" filled="f" stroked="f">
+              <v:shape w14:anchorId="353EAC70" id="_x0000_s1064" type="#_x0000_t202" style="position:absolute;margin-left:76.5pt;margin-top:125.25pt;width:47.25pt;height:33pt;z-index:251668480;visibility:visible;mso-wrap-style:square;mso-width-percent:0;mso-height-percent:0;mso-wrap-distance-left:9pt;mso-wrap-distance-top:3.6pt;mso-wrap-distance-right:9pt;mso-wrap-distance-bottom:3.6pt;mso-position-horizontal:absolute;mso-position-horizontal-relative:text;mso-position-vertical:absolute;mso-position-vertical-relative:page;mso-width-percent:0;mso-height-percent:0;mso-width-relative:margin;mso-height-relative:margin;v-text-anchor:top" o:gfxdata="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" filled="f" stroked="f">
                 <v:textbox inset="1mm,,1mm">
                   <w:txbxContent>
                     <w:p>
@@ -5878,352 +6262,6 @@
                           <w:spacing w:val="60"/>
                         </w:rPr>
                       </w:pPr>
-                    </w:p>
-                  </w:txbxContent>
-                </v:textbox>
-                <w10:wrap type="square" anchory="page"/>
-              </v:shape>
-            </w:pict>
-          </mc:Fallback>
-        </mc:AlternateContent>
-      </w:r>
-      <w:r>
-        <w:rPr>
-          <w:noProof/>
-        </w:rPr>
-        <mc:AlternateContent>
-          <mc:Choice Requires="wps">
-            <w:drawing>
-              <wp:anchor distT="45720" distB="45720" distL="114300" distR="114300" simplePos="0" relativeHeight="251670528" behindDoc="0" locked="0" layoutInCell="1" allowOverlap="1" wp14:anchorId="00B6F4FE" wp14:editId="6753A21D">
-                <wp:simplePos x="0" y="0"/>
-                <wp:positionH relativeFrom="column">
-                  <wp:posOffset>1752600</wp:posOffset>
-                </wp:positionH>
-                <wp:positionV relativeFrom="page">
-                  <wp:posOffset>1590675</wp:posOffset>
-                </wp:positionV>
-                <wp:extent cx="495300" cy="419100"/>
-                <wp:effectExtent l="0" t="0" r="0" b="0"/>
-                <wp:wrapSquare wrapText="bothSides"/>
-                <wp:docPr id="3" name="テキスト ボックス 2"/>
-                <wp:cNvGraphicFramePr>
-                  <a:graphicFrameLocks xmlns:a="http://schemas.openxmlformats.org/drawingml/2006/main"/>
-                </wp:cNvGraphicFramePr>
-                <a:graphic xmlns:a="http://schemas.openxmlformats.org/drawingml/2006/main">
-                  <a:graphicData uri="http://schemas.microsoft.com/office/word/2010/wordprocessingShape">
-                    <wps:wsp>
-                      <wps:cNvSpPr txBox="1">
-                        <a:spLocks noChangeArrowheads="1"/>
-                      </wps:cNvSpPr>
-                      <wps:spPr bwMode="auto">
-                        <a:xfrm>
-                          <a:off x="0" y="0"/>
-                          <a:ext cx="495300" cy="419100"/>
-                        </a:xfrm>
-                        <a:prstGeom prst="rect">
-                          <a:avLst/>
-                        </a:prstGeom>
-                        <a:noFill/>
-                        <a:ln w="9525">
-                          <a:noFill/>
-                          <a:miter lim="800000"/>
-                          <a:headEnd/>
-                          <a:tailEnd/>
-                        </a:ln>
-                      </wps:spPr>
-                      <wps:txbx>
-                        <w:txbxContent>
-                          <w:p>
-                            <w:pPr>
-                              <w:rPr>
-                                <w:rFonts w:asciiTheme="minorEastAsia" w:eastAsiaTheme="minorEastAsia" w:hAnsiTheme="minorEastAsia"/>
-                                <w:spacing w:val="60"/>
-                              </w:rPr>
-                            </w:pPr>
-                            <w:r>
-                              <w:rPr>
-                                <w:rFonts w:asciiTheme="minorEastAsia" w:eastAsiaTheme="minorEastAsia" w:hAnsiTheme="minorEastAsia" w:hint="eastAsia"/>
-                                <w:spacing w:val="60"/>
-                              </w:rPr>
-                              <w:t xml:space="preserve"> </w:t>
-                            </w:r>
-                            <w:r>
-                              <w:rPr>
-                                <w:rFonts w:asciiTheme="minorEastAsia" w:eastAsiaTheme="minorEastAsia" w:hAnsiTheme="minorEastAsia"/>
-                                <w:spacing w:val="60"/>
-                              </w:rPr>
-                              <w:t>12</w:t>
-                            </w:r>
-                          </w:p>
-                        </w:txbxContent>
-                      </wps:txbx>
-                      <wps:bodyPr rot="0" vert="horz" wrap="square" lIns="36000" tIns="45720" rIns="36000" bIns="45720" anchor="t" anchorCtr="0">
-                        <a:noAutofit/>
-                      </wps:bodyPr>
-                    </wps:wsp>
-                  </a:graphicData>
-                </a:graphic>
-                <wp14:sizeRelH relativeFrom="margin">
-                  <wp14:pctWidth>0</wp14:pctWidth>
-                </wp14:sizeRelH>
-                <wp14:sizeRelV relativeFrom="margin">
-                  <wp14:pctHeight>0</wp14:pctHeight>
-                </wp14:sizeRelV>
-              </wp:anchor>
-            </w:drawing>
-          </mc:Choice>
-          <mc:Fallback>
-            <w:pict>
-              <v:shape w14:anchorId="00B6F4FE" id="_x0000_s1062" type="#_x0000_t202" style="position:absolute;margin-left:138pt;margin-top:125.25pt;width:39pt;height:33pt;z-index:251670528;visibility:visible;mso-wrap-style:square;mso-width-percent:0;mso-height-percent:0;mso-wrap-distance-left:9pt;mso-wrap-distance-top:3.6pt;mso-wrap-distance-right:9pt;mso-wrap-distance-bottom:3.6pt;mso-position-horizontal:absolute;mso-position-horizontal-relative:text;mso-position-vertical:absolute;mso-position-vertical-relative:page;mso-width-percent:0;mso-height-percent:0;mso-width-relative:margin;mso-height-relative:margin;v-text-anchor:top" o:gfxdata="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" filled="f" stroked="f">
-                <v:textbox inset="1mm,,1mm">
-                  <w:txbxContent>
-                    <w:p>
-                      <w:pPr>
-                        <w:rPr>
-                          <w:rFonts w:asciiTheme="minorEastAsia" w:eastAsiaTheme="minorEastAsia" w:hAnsiTheme="minorEastAsia"/>
-                          <w:spacing w:val="60"/>
-                        </w:rPr>
-                      </w:pPr>
-                      <w:r>
-                        <w:rPr>
-                          <w:rFonts w:asciiTheme="minorEastAsia" w:eastAsiaTheme="minorEastAsia" w:hAnsiTheme="minorEastAsia" w:hint="eastAsia"/>
-                          <w:spacing w:val="60"/>
-                        </w:rPr>
-                        <w:t xml:space="preserve"> </w:t>
-                      </w:r>
-                      <w:r>
-                        <w:rPr>
-                          <w:rFonts w:asciiTheme="minorEastAsia" w:eastAsiaTheme="minorEastAsia" w:hAnsiTheme="minorEastAsia"/>
-                          <w:spacing w:val="60"/>
-                        </w:rPr>
-                        <w:t>12</w:t>
-                      </w:r>
-                    </w:p>
-                  </w:txbxContent>
-                </v:textbox>
-                <w10:wrap type="square" anchory="page"/>
-              </v:shape>
-            </w:pict>
-          </mc:Fallback>
-        </mc:AlternateContent>
-      </w:r>
-      <w:r>
-        <w:rPr>
-          <w:noProof/>
-        </w:rPr>
-        <mc:AlternateContent>
-          <mc:Choice Requires="wps">
-            <w:drawing>
-              <wp:anchor distT="45720" distB="45720" distL="114300" distR="114300" simplePos="0" relativeHeight="251672576" behindDoc="0" locked="0" layoutInCell="1" allowOverlap="1" wp14:anchorId="115288D0" wp14:editId="0E7F32D1">
-                <wp:simplePos x="0" y="0"/>
-                <wp:positionH relativeFrom="column">
-                  <wp:posOffset>2438400</wp:posOffset>
-                </wp:positionH>
-                <wp:positionV relativeFrom="page">
-                  <wp:posOffset>1590675</wp:posOffset>
-                </wp:positionV>
-                <wp:extent cx="495300" cy="419100"/>
-                <wp:effectExtent l="0" t="0" r="0" b="0"/>
-                <wp:wrapSquare wrapText="bothSides"/>
-                <wp:docPr id="4" name="テキスト ボックス 2"/>
-                <wp:cNvGraphicFramePr>
-                  <a:graphicFrameLocks xmlns:a="http://schemas.openxmlformats.org/drawingml/2006/main"/>
-                </wp:cNvGraphicFramePr>
-                <a:graphic xmlns:a="http://schemas.openxmlformats.org/drawingml/2006/main">
-                  <a:graphicData uri="http://schemas.microsoft.com/office/word/2010/wordprocessingShape">
-                    <wps:wsp>
-                      <wps:cNvSpPr txBox="1">
-                        <a:spLocks noChangeArrowheads="1"/>
-                      </wps:cNvSpPr>
-                      <wps:spPr bwMode="auto">
-                        <a:xfrm>
-                          <a:off x="0" y="0"/>
-                          <a:ext cx="495300" cy="419100"/>
-                        </a:xfrm>
-                        <a:prstGeom prst="rect">
-                          <a:avLst/>
-                        </a:prstGeom>
-                        <a:noFill/>
-                        <a:ln w="9525">
-                          <a:noFill/>
-                          <a:miter lim="800000"/>
-                          <a:headEnd/>
-                          <a:tailEnd/>
-                        </a:ln>
-                      </wps:spPr>
-                      <wps:txbx>
-                        <w:txbxContent>
-                          <w:p>
-                            <w:pPr>
-                              <w:rPr>
-                                <w:rFonts w:asciiTheme="minorEastAsia" w:eastAsiaTheme="minorEastAsia" w:hAnsiTheme="minorEastAsia"/>
-                                <w:spacing w:val="60"/>
-                              </w:rPr>
-                            </w:pPr>
-                            <w:r>
-                              <w:rPr>
-                                <w:rFonts w:asciiTheme="minorEastAsia" w:eastAsiaTheme="minorEastAsia" w:hAnsiTheme="minorEastAsia" w:hint="eastAsia"/>
-                                <w:spacing w:val="60"/>
-                              </w:rPr>
-                              <w:t xml:space="preserve"> </w:t>
-                            </w:r>
-                            <w:r>
-                              <w:rPr>
-                                <w:rFonts w:asciiTheme="minorEastAsia" w:eastAsiaTheme="minorEastAsia" w:hAnsiTheme="minorEastAsia"/>
-                                <w:spacing w:val="60"/>
-                              </w:rPr>
-                              <w:t>25</w:t>
-                            </w:r>
-                          </w:p>
-                        </w:txbxContent>
-                      </wps:txbx>
-                      <wps:bodyPr rot="0" vert="horz" wrap="square" lIns="36000" tIns="45720" rIns="36000" bIns="45720" anchor="t" anchorCtr="0">
-                        <a:noAutofit/>
-                      </wps:bodyPr>
-                    </wps:wsp>
-                  </a:graphicData>
-                </a:graphic>
-                <wp14:sizeRelH relativeFrom="margin">
-                  <wp14:pctWidth>0</wp14:pctWidth>
-                </wp14:sizeRelH>
-                <wp14:sizeRelV relativeFrom="margin">
-                  <wp14:pctHeight>0</wp14:pctHeight>
-                </wp14:sizeRelV>
-              </wp:anchor>
-            </w:drawing>
-          </mc:Choice>
-          <mc:Fallback>
-            <w:pict>
-              <v:shape w14:anchorId="115288D0" id="_x0000_s1063" type="#_x0000_t202" style="position:absolute;margin-left:192pt;margin-top:125.25pt;width:39pt;height:33pt;z-index:251672576;visibility:visible;mso-wrap-style:square;mso-width-percent:0;mso-height-percent:0;mso-wrap-distance-left:9pt;mso-wrap-distance-top:3.6pt;mso-wrap-distance-right:9pt;mso-wrap-distance-bottom:3.6pt;mso-position-horizontal:absolute;mso-position-horizontal-relative:text;mso-position-vertical:absolute;mso-position-vertical-relative:page;mso-width-percent:0;mso-height-percent:0;mso-width-relative:margin;mso-height-relative:margin;v-text-anchor:top" o:gfxdata="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" filled="f" stroked="f">
-                <v:textbox inset="1mm,,1mm">
-                  <w:txbxContent>
-                    <w:p>
-                      <w:pPr>
-                        <w:rPr>
-                          <w:rFonts w:asciiTheme="minorEastAsia" w:eastAsiaTheme="minorEastAsia" w:hAnsiTheme="minorEastAsia"/>
-                          <w:spacing w:val="60"/>
-                        </w:rPr>
-                      </w:pPr>
-                      <w:r>
-                        <w:rPr>
-                          <w:rFonts w:asciiTheme="minorEastAsia" w:eastAsiaTheme="minorEastAsia" w:hAnsiTheme="minorEastAsia" w:hint="eastAsia"/>
-                          <w:spacing w:val="60"/>
-                        </w:rPr>
-                        <w:t xml:space="preserve"> </w:t>
-                      </w:r>
-                      <w:r>
-                        <w:rPr>
-                          <w:rFonts w:asciiTheme="minorEastAsia" w:eastAsiaTheme="minorEastAsia" w:hAnsiTheme="minorEastAsia"/>
-                          <w:spacing w:val="60"/>
-                        </w:rPr>
-                        <w:t>25</w:t>
-                      </w:r>
-                    </w:p>
-                  </w:txbxContent>
-                </v:textbox>
-                <w10:wrap type="square" anchory="page"/>
-              </v:shape>
-            </w:pict>
-          </mc:Fallback>
-        </mc:AlternateContent>
-      </w:r>
-      <w:r>
-        <w:rPr>
-          <w:noProof/>
-        </w:rPr>
-        <mc:AlternateContent>
-          <mc:Choice Requires="wps">
-            <w:drawing>
-              <wp:anchor distT="45720" distB="45720" distL="114300" distR="114300" simplePos="0" relativeHeight="251761664" behindDoc="0" locked="0" layoutInCell="1" allowOverlap="1" wp14:anchorId="661140E3" wp14:editId="40CD2E34">
-                <wp:simplePos x="0" y="0"/>
-                <wp:positionH relativeFrom="column">
-                  <wp:posOffset>4581525</wp:posOffset>
-                </wp:positionH>
-                <wp:positionV relativeFrom="page">
-                  <wp:posOffset>1600200</wp:posOffset>
-                </wp:positionV>
-                <wp:extent cx="495300" cy="419100"/>
-                <wp:effectExtent l="0" t="0" r="0" b="0"/>
-                <wp:wrapSquare wrapText="bothSides"/>
-                <wp:docPr id="7" name="テキスト ボックス 2"/>
-                <wp:cNvGraphicFramePr>
-                  <a:graphicFrameLocks xmlns:a="http://schemas.openxmlformats.org/drawingml/2006/main"/>
-                </wp:cNvGraphicFramePr>
-                <a:graphic xmlns:a="http://schemas.openxmlformats.org/drawingml/2006/main">
-                  <a:graphicData uri="http://schemas.microsoft.com/office/word/2010/wordprocessingShape">
-                    <wps:wsp>
-                      <wps:cNvSpPr txBox="1">
-                        <a:spLocks noChangeArrowheads="1"/>
-                      </wps:cNvSpPr>
-                      <wps:spPr bwMode="auto">
-                        <a:xfrm>
-                          <a:off x="0" y="0"/>
-                          <a:ext cx="495300" cy="419100"/>
-                        </a:xfrm>
-                        <a:prstGeom prst="rect">
-                          <a:avLst/>
-                        </a:prstGeom>
-                        <a:noFill/>
-                        <a:ln w="9525">
-                          <a:noFill/>
-                          <a:miter lim="800000"/>
-                          <a:headEnd/>
-                          <a:tailEnd/>
-                        </a:ln>
-                      </wps:spPr>
-                      <wps:txbx>
-                        <w:txbxContent>
-                          <w:p>
-                            <w:pPr>
-                              <w:rPr>
-                                <w:rFonts w:asciiTheme="minorEastAsia" w:eastAsiaTheme="minorEastAsia" w:hAnsiTheme="minorEastAsia"/>
-                                <w:spacing w:val="60"/>
-                              </w:rPr>
-                            </w:pPr>
-                            <w:r>
-                              <w:rPr>
-                                <w:rFonts w:asciiTheme="minorEastAsia" w:eastAsiaTheme="minorEastAsia" w:hAnsiTheme="minorEastAsia" w:hint="eastAsia"/>
-                                <w:spacing w:val="60"/>
-                              </w:rPr>
-                              <w:t>男</w:t>
-                            </w:r>
-                          </w:p>
-                        </w:txbxContent>
-                      </wps:txbx>
-                      <wps:bodyPr rot="0" vert="horz" wrap="square" lIns="36000" tIns="45720" rIns="36000" bIns="45720" anchor="t" anchorCtr="0">
-                        <a:noAutofit/>
-                      </wps:bodyPr>
-                    </wps:wsp>
-                  </a:graphicData>
-                </a:graphic>
-                <wp14:sizeRelH relativeFrom="margin">
-                  <wp14:pctWidth>0</wp14:pctWidth>
-                </wp14:sizeRelH>
-                <wp14:sizeRelV relativeFrom="margin">
-                  <wp14:pctHeight>0</wp14:pctHeight>
-                </wp14:sizeRelV>
-              </wp:anchor>
-            </w:drawing>
-          </mc:Choice>
-          <mc:Fallback>
-            <w:pict>
-              <v:shape w14:anchorId="661140E3" id="_x0000_s1064" type="#_x0000_t202" style="position:absolute;margin-left:360.75pt;margin-top:126pt;width:39pt;height:33pt;z-index:251761664;visibility:visible;mso-wrap-style:square;mso-width-percent:0;mso-height-percent:0;mso-wrap-distance-left:9pt;mso-wrap-distance-top:3.6pt;mso-wrap-distance-right:9pt;mso-wrap-distance-bottom:3.6pt;mso-position-horizontal:absolute;mso-position-horizontal-relative:text;mso-position-vertical:absolute;mso-position-vertical-relative:page;mso-width-percent:0;mso-height-percent:0;mso-width-relative:margin;mso-height-relative:margin;v-text-anchor:top" o:gfxdata="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" filled="f" stroked="f">
-                <v:textbox inset="1mm,,1mm">
-                  <w:txbxContent>
-                    <w:p>
-                      <w:pPr>
-                        <w:rPr>
-                          <w:rFonts w:asciiTheme="minorEastAsia" w:eastAsiaTheme="minorEastAsia" w:hAnsiTheme="minorEastAsia"/>
-                          <w:spacing w:val="60"/>
-                        </w:rPr>
-                      </w:pPr>
-                      <w:r>
-                        <w:rPr>
-                          <w:rFonts w:asciiTheme="minorEastAsia" w:eastAsiaTheme="minorEastAsia" w:hAnsiTheme="minorEastAsia" w:hint="eastAsia"/>
-                          <w:spacing w:val="60"/>
-                        </w:rPr>
-                        <w:t>男</w:t>
-                      </w:r>
                     </w:p>
                   </w:txbxContent>
                 </v:textbox>
@@ -7673,7 +7711,7 @@
                             <w:pPr>
                               <w:spacing w:after="0" w:line="460" w:lineRule="exact"/>
                               <w:rPr>
-                                <w:rFonts w:eastAsiaTheme="minorEastAsia" w:hint="eastAsia"/>
+                                <w:rFonts w:eastAsiaTheme="minorEastAsia"/>
                                 <w:sz w:val="28"/>
                                 <w:szCs w:val="28"/>
                               </w:rPr>
@@ -7831,7 +7869,7 @@
                       <w:pPr>
                         <w:spacing w:after="0" w:line="460" w:lineRule="exact"/>
                         <w:rPr>
-                          <w:rFonts w:eastAsiaTheme="minorEastAsia" w:hint="eastAsia"/>
+                          <w:rFonts w:eastAsiaTheme="minorEastAsia"/>
                           <w:sz w:val="28"/>
                           <w:szCs w:val="28"/>
                         </w:rPr>
@@ -10329,15 +10367,16 @@
 </file>
 
 <file path=customXml/item1.xml><?xml version="1.0" encoding="utf-8"?>
-<?mso-contentType ?>
-<FormTemplates xmlns="http://schemas.microsoft.com/sharepoint/v3/contenttype/forms">
-  <Display>DocumentLibraryForm</Display>
-  <Edit>DocumentLibraryForm</Edit>
-  <New>DocumentLibraryForm</New>
-</FormTemplates>
+<b:Sources xmlns:b="http://schemas.openxmlformats.org/officeDocument/2006/bibliography" xmlns="http://schemas.openxmlformats.org/officeDocument/2006/bibliography" SelectedStyle="\APASixthEditionOfficeOnline.xsl" StyleName="APA" Version="6"/>
 </file>
 
 <file path=customXml/item2.xml><?xml version="1.0" encoding="utf-8"?>
+<p:properties xmlns:p="http://schemas.microsoft.com/office/2006/metadata/properties" xmlns:xsi="http://www.w3.org/2001/XMLSchema-instance" xmlns:pc="http://schemas.microsoft.com/office/infopath/2007/PartnerControls">
+  <documentManagement/>
+</p:properties>
+</file>
+
+<file path=customXml/item3.xml><?xml version="1.0" encoding="utf-8"?>
 <ct:contentTypeSchema xmlns:ct="http://schemas.microsoft.com/office/2006/metadata/contentType" xmlns:ma="http://schemas.microsoft.com/office/2006/metadata/properties/metaAttributes" ct:_="" ma:_="" ma:contentTypeName="ドキュメント" ma:contentTypeID="0x010100EC33F6912B0E024BA115D493ECEA24E1" ma:contentTypeVersion="6" ma:contentTypeDescription="新しいドキュメントを作成します。" ma:contentTypeScope="" ma:versionID="8d9e851b59e7a30c392df7e93a4aa126">
   <xsd:schema xmlns:xsd="http://www.w3.org/2001/XMLSchema" xmlns:xs="http://www.w3.org/2001/XMLSchema" xmlns:p="http://schemas.microsoft.com/office/2006/metadata/properties" xmlns:ns2="e7243d3f-1ff7-4e76-a7ef-207d22bf1758" targetNamespace="http://schemas.microsoft.com/office/2006/metadata/properties" ma:root="true" ma:fieldsID="4926f44469196563cca10061f15f1ff6" ns2:_="">
     <xsd:import namespace="e7243d3f-1ff7-4e76-a7ef-207d22bf1758"/>
@@ -10493,25 +10532,33 @@
 </ct:contentTypeSchema>
 </file>
 
-<file path=customXml/item3.xml><?xml version="1.0" encoding="utf-8"?>
-<p:properties xmlns:p="http://schemas.microsoft.com/office/2006/metadata/properties" xmlns:xsi="http://www.w3.org/2001/XMLSchema-instance" xmlns:pc="http://schemas.microsoft.com/office/infopath/2007/PartnerControls">
-  <documentManagement/>
-</p:properties>
-</file>
-
 <file path=customXml/item4.xml><?xml version="1.0" encoding="utf-8"?>
-<b:Sources xmlns:b="http://schemas.openxmlformats.org/officeDocument/2006/bibliography" xmlns="http://schemas.openxmlformats.org/officeDocument/2006/bibliography" SelectedStyle="\APASixthEditionOfficeOnline.xsl" StyleName="APA" Version="6"/>
+<?mso-contentType ?>
+<FormTemplates xmlns="http://schemas.microsoft.com/sharepoint/v3/contenttype/forms">
+  <Display>DocumentLibraryForm</Display>
+  <Edit>DocumentLibraryForm</Edit>
+  <New>DocumentLibraryForm</New>
+</FormTemplates>
 </file>
 
 <file path=customXml/itemProps1.xml><?xml version="1.0" encoding="utf-8"?>
-<ds:datastoreItem xmlns:ds="http://schemas.openxmlformats.org/officeDocument/2006/customXml" ds:itemID="{52AA1B57-68EC-418D-AEF5-1CC25D1F68DD}">
+<ds:datastoreItem xmlns:ds="http://schemas.openxmlformats.org/officeDocument/2006/customXml" ds:itemID="{981E5AFB-2D85-426C-83FA-D98DC6464BE6}">
   <ds:schemaRefs>
-    <ds:schemaRef ds:uri="http://schemas.microsoft.com/sharepoint/v3/contenttype/forms"/>
+    <ds:schemaRef ds:uri="http://schemas.openxmlformats.org/officeDocument/2006/bibliography"/>
   </ds:schemaRefs>
 </ds:datastoreItem>
 </file>
 
 <file path=customXml/itemProps2.xml><?xml version="1.0" encoding="utf-8"?>
+<ds:datastoreItem xmlns:ds="http://schemas.openxmlformats.org/officeDocument/2006/customXml" ds:itemID="{5698CD1B-334F-4615-9D8A-386FA9A6653B}">
+  <ds:schemaRefs>
+    <ds:schemaRef ds:uri="http://schemas.microsoft.com/office/2006/metadata/properties"/>
+    <ds:schemaRef ds:uri="http://schemas.microsoft.com/office/infopath/2007/PartnerControls"/>
+  </ds:schemaRefs>
+</ds:datastoreItem>
+</file>
+
+<file path=customXml/itemProps3.xml><?xml version="1.0" encoding="utf-8"?>
 <ds:datastoreItem xmlns:ds="http://schemas.openxmlformats.org/officeDocument/2006/customXml" ds:itemID="{BC796512-8111-4B64-9AA2-6D1EA7D6B207}">
   <ds:schemaRefs>
     <ds:schemaRef ds:uri="http://schemas.microsoft.com/office/2006/metadata/contentType"/>
@@ -10529,19 +10576,10 @@
 </ds:datastoreItem>
 </file>
 
-<file path=customXml/itemProps3.xml><?xml version="1.0" encoding="utf-8"?>
-<ds:datastoreItem xmlns:ds="http://schemas.openxmlformats.org/officeDocument/2006/customXml" ds:itemID="{5698CD1B-334F-4615-9D8A-386FA9A6653B}">
+<file path=customXml/itemProps4.xml><?xml version="1.0" encoding="utf-8"?>
+<ds:datastoreItem xmlns:ds="http://schemas.openxmlformats.org/officeDocument/2006/customXml" ds:itemID="{52AA1B57-68EC-418D-AEF5-1CC25D1F68DD}">
   <ds:schemaRefs>
-    <ds:schemaRef ds:uri="http://schemas.microsoft.com/office/2006/metadata/properties"/>
-    <ds:schemaRef ds:uri="http://schemas.microsoft.com/office/infopath/2007/PartnerControls"/>
-  </ds:schemaRefs>
-</ds:datastoreItem>
-</file>
-
-<file path=customXml/itemProps4.xml><?xml version="1.0" encoding="utf-8"?>
-<ds:datastoreItem xmlns:ds="http://schemas.openxmlformats.org/officeDocument/2006/customXml" ds:itemID="{981E5AFB-2D85-426C-83FA-D98DC6464BE6}">
-  <ds:schemaRefs>
-    <ds:schemaRef ds:uri="http://schemas.openxmlformats.org/officeDocument/2006/bibliography"/>
+    <ds:schemaRef ds:uri="http://schemas.microsoft.com/sharepoint/v3/contenttype/forms"/>
   </ds:schemaRefs>
 </ds:datastoreItem>
 </file>